--- a/자율실험실_국제동향_보고서.docx
+++ b/자율실험실_국제동향_보고서.docx
@@ -391,7 +391,7 @@
           <w:i w:val="0"/>
           <w:sz w:val="23"/>
         </w:rPr>
-        <w:t>2.1 미국 — 국립연구소가 주도하는 구조</w:t>
+        <w:t>2.1 미국 — 연방 정책: Genesis Mission이 판을 바꿨다</w:t>
       </w:r>
     </w:p>
     <w:p>
@@ -405,7 +405,25 @@
           <w:i w:val="0"/>
           <w:sz w:val="21"/>
         </w:rPr>
-        <w:t>미국은 국립연구소가 대형 플랫폼을 구축하고 대학이 특화 플랫폼을 만드는 이원 구조다.</w:t>
+        <w:t xml:space="preserve">2025년 11월 24일 미국은 행정명령으로 </w:t>
+      </w:r>
+      <w:r>
+        <w:rPr>
+          <w:rFonts w:ascii="Malgun Gothic" w:hAnsi="Malgun Gothic" w:eastAsia="맑은 고딕"/>
+          <w:b/>
+          <w:i w:val="0"/>
+          <w:sz w:val="21"/>
+        </w:rPr>
+        <w:t>Genesis Mission</w:t>
+      </w:r>
+      <w:r>
+        <w:rPr>
+          <w:rFonts w:ascii="Malgun Gothic" w:hAnsi="Malgun Gothic" w:eastAsia="맑은 고딕"/>
+          <w:b w:val="0"/>
+          <w:i w:val="0"/>
+          <w:sz w:val="21"/>
+        </w:rPr>
+        <w:t>을 출범시켰다. 에너지부(DOE)가 주도해 17개 국립연구소·산업계·학계를 묶고, 슈퍼컴퓨터·AI 시스템·차세대 양자 시스템을 최고 수준의 과학 장비와 연결하는 통합 발견 플랫폼을 구축한다는 구상이다. 명시된 목표는 10년 내 미국 과학·공학의 생산성과 영향력을 두 배로 늘리는 것이다.</w:t>
       </w:r>
     </w:p>
     <w:p>
@@ -415,11 +433,20 @@
       <w:r>
         <w:rPr>
           <w:rFonts w:ascii="Malgun Gothic" w:hAnsi="Malgun Gothic" w:eastAsia="맑은 고딕"/>
+          <w:b w:val="0"/>
+          <w:i w:val="0"/>
+          <w:sz w:val="21"/>
+        </w:rPr>
+        <w:t xml:space="preserve">자율실험실 관점에서 중요한 조항이 둘이다. 첫째, </w:t>
+      </w:r>
+      <w:r>
+        <w:rPr>
+          <w:rFonts w:ascii="Malgun Gothic" w:hAnsi="Malgun Gothic" w:eastAsia="맑은 고딕"/>
           <w:b/>
           <w:i w:val="0"/>
           <w:sz w:val="21"/>
         </w:rPr>
-        <w:t>A-Lab (로렌스버클리국립연구소).</w:t>
+        <w:t>행정명령 발효 240일 내에 DOE가 국립연구소와 연방 연구시설의 로봇 실험실 및 AI 주도 실험 시설 역량을 전수 점검</w:t>
       </w:r>
       <w:r>
         <w:rPr>
@@ -428,7 +455,25 @@
           <w:i w:val="0"/>
           <w:sz w:val="21"/>
         </w:rPr>
-        <w:t xml:space="preserve"> 무기 고체 분말의 자율 합성 플랫폼으로, 문헌 학습 기반 자연어처리 모델이 초기 레시피를 제안하고 ARROWS 능동학습 알고리즘이 합성 실패 시 제일원리 계산 반응에너지를 이용해 대체 경로를 예측한다. 17일 연속 무인 운전으로 58개 목표 조성 중 41개를 합성했다(Szymanski 외, 2023). 하루 처리량은 인간의 50~100배로 보고됐다.</w:t>
+        <w:t xml:space="preserve">하도록 했다. 둘째, DOE·보건복지부(HHS)·국립과학재단(NSF)·국립표준기술연구소(NIST)가 </w:t>
+      </w:r>
+      <w:r>
+        <w:rPr>
+          <w:rFonts w:ascii="Malgun Gothic" w:hAnsi="Malgun Gothic" w:eastAsia="맑은 고딕"/>
+          <w:b/>
+          <w:i w:val="0"/>
+          <w:sz w:val="21"/>
+        </w:rPr>
+        <w:t>로보틱스·엣지 AI·실시간 분석을 결합한 자율실험실을 구축</w:t>
+      </w:r>
+      <w:r>
+        <w:rPr>
+          <w:rFonts w:ascii="Malgun Gothic" w:hAnsi="Malgun Gothic" w:eastAsia="맑은 고딕"/>
+          <w:b w:val="0"/>
+          <w:i w:val="0"/>
+          <w:sz w:val="21"/>
+        </w:rPr>
+        <w:t>하도록 했다. 자율실험이 개별 연구그룹의 방법론이 아니라 연방 인프라 항목으로 편입된 것이다.</w:t>
       </w:r>
     </w:p>
     <w:p>
@@ -442,7 +487,25 @@
           <w:i w:val="0"/>
           <w:sz w:val="21"/>
         </w:rPr>
-        <w:t>이 사례는 성과 검증 문제의 대표 사례이기도 하다. 발표 직후 고체화학자들이 회절 데이터 해석과 신규성 주장에 이의를 제기했고, Nature는 2026년 1월 19일 저자 정정을 게재했다. 정정문은 회절을 이용한 화합물 구조의 명확한 동정과 신규성 주장에 대해 우려가 제기됐음을 밝히고, 저자들이 "신규"라는 표현의 의도가 "과학계에 새로운 것"이 아니라 "예측 플랫폼에 새로운 것"이었음을 인정했다고 적었다(Szymanski 외, 2026). 7장에서 다시 다룬다.</w:t>
+        <w:t xml:space="preserve">2026년 7월 22일 백악관은 50억 달러 이상의 연방 예산 투입을 발표했다. DOE가 첫 278개 과제를 선정했고 15개 이상 부처가 연구비·데이터셋·시설을 제공한다. 이 모든 것의 연결 조직이 DOE가 구축하는 </w:t>
+      </w:r>
+      <w:r>
+        <w:rPr>
+          <w:rFonts w:ascii="Malgun Gothic" w:hAnsi="Malgun Gothic" w:eastAsia="맑은 고딕"/>
+          <w:b/>
+          <w:i w:val="0"/>
+          <w:sz w:val="21"/>
+        </w:rPr>
+        <w:t>American Science and Security Platform(ASSP)</w:t>
+      </w:r>
+      <w:r>
+        <w:rPr>
+          <w:rFonts w:ascii="Malgun Gothic" w:hAnsi="Malgun Gothic" w:eastAsia="맑은 고딕"/>
+          <w:b w:val="0"/>
+          <w:i w:val="0"/>
+          <w:sz w:val="21"/>
+        </w:rPr>
+        <w:t xml:space="preserve"> 으로, 17개 국립연구소를 가로질러 연구자를 데이터·연산·AI 도구에 연결한다. 대상 영역은 만성질환·소아암·신약개발·재향군인 건강·전력망 현대화·반도체 제조·양자컴퓨팅·우주 데이터·생물학적 위협 탐지 등이다.</w:t>
       </w:r>
     </w:p>
     <w:p>
@@ -452,11 +515,20 @@
       <w:r>
         <w:rPr>
           <w:rFonts w:ascii="Malgun Gothic" w:hAnsi="Malgun Gothic" w:eastAsia="맑은 고딕"/>
+          <w:b w:val="0"/>
+          <w:i w:val="0"/>
+          <w:sz w:val="21"/>
+        </w:rPr>
+        <w:t xml:space="preserve">정책 기반은 그 이전부터 준비됐다. 2024년 11월 7~8일 덴버에서 ORNL 주관으로 열린 </w:t>
+      </w:r>
+      <w:r>
+        <w:rPr>
+          <w:rFonts w:ascii="Malgun Gothic" w:hAnsi="Malgun Gothic" w:eastAsia="맑은 고딕"/>
           <w:b/>
           <w:i w:val="0"/>
           <w:sz w:val="21"/>
         </w:rPr>
-        <w:t>Polybot (아르곤국립연구소 나노소재센터).</w:t>
+        <w:t>"Shaping the Future of Self-Driving Autonomous Laboratories"</w:t>
       </w:r>
       <w:r>
         <w:rPr>
@@ -465,7 +537,61 @@
           <w:i w:val="0"/>
           <w:sz w:val="21"/>
         </w:rPr>
-        <w:t xml:space="preserve"> 전자 고분자 용액 공정의 자율 최적화 플랫폼이다. 100만 가지에 가까운 공정 조합이 존재하는 7차원 공간을, 중요도 유도 베이지안 최적화로 탐색해 전도도와 코팅 결함이라는 상충하는 두 목표를 동시에 최적화했다. 평균 전도도 4,500 S/cm를 넘는 투명 전도성 박막의 스케일업 레시피를 도출했다(Wang 외, 2025). 합성·특성분석뿐 아니라 로봇 시료 이송까지 폐루프에 포함시킨 점이 특징이다.</w:t>
+        <w:t xml:space="preserve"> 워크숍(보고서 ORNL/TM-2024/3714)에 PNNL·샌디아·SLAC·카네기멜론대·존스홉킨스대·노스캐롤라이나주립대 연구자가 참여했다. 권고 사항은 다섯이다. ① 표준 제정과 혁신을 위한 </w:t>
+      </w:r>
+      <w:r>
+        <w:rPr>
+          <w:rFonts w:ascii="Malgun Gothic" w:hAnsi="Malgun Gothic" w:eastAsia="맑은 고딕"/>
+          <w:b/>
+          <w:i w:val="0"/>
+          <w:sz w:val="21"/>
+        </w:rPr>
+        <w:t>국가 컨소시엄</w:t>
+      </w:r>
+      <w:r>
+        <w:rPr>
+          <w:rFonts w:ascii="Malgun Gothic" w:hAnsi="Malgun Gothic" w:eastAsia="맑은 고딕"/>
+          <w:b w:val="0"/>
+          <w:i w:val="0"/>
+          <w:sz w:val="21"/>
+        </w:rPr>
+        <w:t xml:space="preserve"> 설립, ② 자율실험 영역별 소프트웨어·하드웨어·네트워킹 및 디지털 트윈 개발, ③ 데이터 기반 학습과 과학 원리를 결합한 </w:t>
+      </w:r>
+      <w:r>
+        <w:rPr>
+          <w:rFonts w:ascii="Malgun Gothic" w:hAnsi="Malgun Gothic" w:eastAsia="맑은 고딕"/>
+          <w:b/>
+          <w:i w:val="0"/>
+          <w:sz w:val="21"/>
+        </w:rPr>
+        <w:t>하이브리드 AI</w:t>
+      </w:r>
+      <w:r>
+        <w:rPr>
+          <w:rFonts w:ascii="Malgun Gothic" w:hAnsi="Malgun Gothic" w:eastAsia="맑은 고딕"/>
+          <w:b w:val="0"/>
+          <w:i w:val="0"/>
+          <w:sz w:val="21"/>
+        </w:rPr>
+        <w:t xml:space="preserve">, ④ 인간 감독 유지와 인간 의사결정·자율 능력 간 시차 해소, ⑤ 기관 간 </w:t>
+      </w:r>
+      <w:r>
+        <w:rPr>
+          <w:rFonts w:ascii="Malgun Gothic" w:hAnsi="Malgun Gothic" w:eastAsia="맑은 고딕"/>
+          <w:b/>
+          <w:i w:val="0"/>
+          <w:sz w:val="21"/>
+        </w:rPr>
+        <w:t>장비 인터페이스·데이터 관리 표준화</w:t>
+      </w:r>
+      <w:r>
+        <w:rPr>
+          <w:rFonts w:ascii="Malgun Gothic" w:hAnsi="Malgun Gothic" w:eastAsia="맑은 고딕"/>
+          <w:b w:val="0"/>
+          <w:i w:val="0"/>
+          <w:sz w:val="21"/>
+        </w:rPr>
+        <w:t>. 2025년 5월에는 NREL이 ARROWS(Autonomous Research for Real-World Science) 워크숍을 열어 소재과학·화학·AI·로보틱스 분야 50여 명을 모아 발견에서 산업 이전까지의 병목을 다뤘다.</w:t>
       </w:r>
     </w:p>
     <w:p>
@@ -479,7 +605,7 @@
           <w:i w:val="0"/>
           <w:sz w:val="21"/>
         </w:rPr>
-        <w:t>CAMEO (NIST).</w:t>
+        <w:t>요약하면 미국은 개별 플랫폼 경쟁 국면에서 국가 단일 플랫폼 구축 국면으로 넘어가는 중이다.</w:t>
       </w:r>
       <w:r>
         <w:rPr>
@@ -488,7 +614,21 @@
           <w:i w:val="0"/>
           <w:sz w:val="21"/>
         </w:rPr>
-        <w:t xml:space="preserve"> 방사광 X선 회절 측정을 능동학습으로 유도하는 자율 에이전트. 조성-상-물성의 관계를 탐색해 상변화 메모리 소재를 발견했다(Kusne 외, 2020). NIST는 이후 자율실험실을 정식 프로그램으로 편성해 소재 계측 표준화와 연계하고 있다.</w:t>
+        <w:t xml:space="preserve"> 이는 6장에서 정리한 세 가지 자금 구조 중 어디에도 정확히 들어맞지 않는 네 번째 모델이며, 규모 면에서 다른 어느 국가의 접근과도 비교되지 않는다.</w:t>
+      </w:r>
+    </w:p>
+    <w:p>
+      <w:pPr>
+        <w:spacing w:before="220" w:after="80"/>
+      </w:pPr>
+      <w:r>
+        <w:rPr>
+          <w:rFonts w:ascii="Malgun Gothic" w:hAnsi="Malgun Gothic" w:eastAsia="맑은 고딕"/>
+          <w:b/>
+          <w:i w:val="0"/>
+          <w:sz w:val="23"/>
+        </w:rPr>
+        <w:t>2.2 국립연구소 — 자산은 이미 깔려 있다</w:t>
       </w:r>
     </w:p>
     <w:p>
@@ -498,20 +638,11 @@
       <w:r>
         <w:rPr>
           <w:rFonts w:ascii="Malgun Gothic" w:hAnsi="Malgun Gothic" w:eastAsia="맑은 고딕"/>
-          <w:b/>
-          <w:i w:val="0"/>
-          <w:sz w:val="21"/>
-        </w:rPr>
-        <w:t>DiSCO (MIT).</w:t>
-      </w:r>
-      <w:r>
-        <w:rPr>
-          <w:rFonts w:ascii="Malgun Gothic" w:hAnsi="Malgun Gothic" w:eastAsia="맑은 고딕"/>
           <w:b w:val="0"/>
           <w:i w:val="0"/>
           <w:sz w:val="21"/>
         </w:rPr>
-        <w:t xml:space="preserve"> 태양광용 반도체 소재를 대상으로 시료 소형화·병렬화·머신러닝 제어 로보틱스를 결합해, 하루 1,000개 이상의 고유 조성을 제작·측정·최적화하는 처리량을 달성했다(MIT DSpace, n.d.). 로봇 팔과 자동 시료 이송기로 하위 시스템을 연결한 완전 자율 구성이다.</w:t>
+        <w:t>Genesis Mission이 실행 가능한 이유는 국립연구소에 자율실험 자산이 이미 축적돼 있기 때문이다.</w:t>
       </w:r>
     </w:p>
     <w:p>
@@ -525,7 +656,7 @@
           <w:i w:val="0"/>
           <w:sz w:val="21"/>
         </w:rPr>
-        <w:t>AlphaFlow (노스캐롤라이나주립대).</w:t>
+        <w:t>LBNL — A-Lab.</w:t>
       </w:r>
       <w:r>
         <w:rPr>
@@ -534,7 +665,25 @@
           <w:i w:val="0"/>
           <w:sz w:val="21"/>
         </w:rPr>
-        <w:t xml:space="preserve"> 앞서 언급한 강화학습 기반 미세유체 SDL. 다단계 화학의 경로 자체를 탐색 대상으로 삼은 최초 사례군에 속한다(Volk 외, 2023).</w:t>
+        <w:t xml:space="preserve"> 무기 고체 분말 합성 플랫폼. 분말 칭량·혼합·분쇄·소성·XRD/SEM 특성분석·시료 이송이 모두 자동이며, </w:t>
+      </w:r>
+      <w:r>
+        <w:rPr>
+          <w:rFonts w:ascii="Malgun Gothic" w:hAnsi="Malgun Gothic" w:eastAsia="맑은 고딕"/>
+          <w:b/>
+          <w:i w:val="0"/>
+          <w:sz w:val="21"/>
+        </w:rPr>
+        <w:t>개시 후 10~20시간 내에 화합물 하나의 합성과 구조 규명을 완료</w:t>
+      </w:r>
+      <w:r>
+        <w:rPr>
+          <w:rFonts w:ascii="Malgun Gothic" w:hAnsi="Malgun Gothic" w:eastAsia="맑은 고딕"/>
+          <w:b w:val="0"/>
+          <w:i w:val="0"/>
+          <w:sz w:val="21"/>
+        </w:rPr>
+        <w:t>한다. 17일 연속 운전 동안 하루 21건의 실험을 수행해 58개 목표 중 41개를 합성했다(성공률 71%, Szymanski 외, 2023). 구글 딥마인드와 협력했고, 딥마인드의 GNoME이 예측한 물질 중 일부를 합성 대상으로 삼았다. 연구팀(Ceder 그룹)은 현행 대비 10~100배의 발견 속도를 목표로 확장 중이다. 신규성 주장의 정정 경위는 7.1절에서 다룬다.</w:t>
       </w:r>
     </w:p>
     <w:p>
@@ -548,7 +697,7 @@
           <w:i w:val="0"/>
           <w:sz w:val="21"/>
         </w:rPr>
-        <w:t>Coscientist (카네기멜론대).</w:t>
+        <w:t>ANL — Polybot.</w:t>
       </w:r>
       <w:r>
         <w:rPr>
@@ -557,7 +706,243 @@
           <w:i w:val="0"/>
           <w:sz w:val="21"/>
         </w:rPr>
-        <w:t xml:space="preserve"> GPT-4 기반 자율 화학 연구 시스템. 영어 문장 하나로부터 4분 이내에 반응 절차를 설계하고 실제 장비로 실행해 GC-MS로 목표 생성물을 확인했다(Boiko 외, 2023).</w:t>
+        <w:t xml:space="preserve"> 전자 고분자 용액 공정 자율화 플랫폼으로, DOE 산하 사용자 시설인 나노소재센터(CNM)에 있다. 데이터가 자동 기록·머신러닝 분석되어 AI가 차기 실험을 지시하며, 사용자 피드백과 문헌 데이터도 입력으로 받는다. 100만 가지에 가까운 공정 조합이 존재하는 7차원 공간에서 전도도와 코팅 결함을 동시에 최적화해 평균 전도도 4,500 S/cm 초과 박막의 스케일업 레시피를 도출했다(Wang 외, 2025). 제작된 소자는 같은 연구소의 </w:t>
+      </w:r>
+      <w:r>
+        <w:rPr>
+          <w:rFonts w:ascii="Malgun Gothic" w:hAnsi="Malgun Gothic" w:eastAsia="맑은 고딕"/>
+          <w:b/>
+          <w:i w:val="0"/>
+          <w:sz w:val="21"/>
+        </w:rPr>
+        <w:t>첨단광자원(APS)</w:t>
+      </w:r>
+      <w:r>
+        <w:rPr>
+          <w:rFonts w:ascii="Malgun Gothic" w:hAnsi="Malgun Gothic" w:eastAsia="맑은 고딕"/>
+          <w:b w:val="0"/>
+          <w:i w:val="0"/>
+          <w:sz w:val="21"/>
+        </w:rPr>
+        <w:t xml:space="preserve"> 에서 로봇 시료 핸들러가 달린 X선 장비로 분석된다. </w:t>
+      </w:r>
+      <w:r>
+        <w:rPr>
+          <w:rFonts w:ascii="Malgun Gothic" w:hAnsi="Malgun Gothic" w:eastAsia="맑은 고딕"/>
+          <w:b/>
+          <w:i w:val="0"/>
+          <w:sz w:val="21"/>
+        </w:rPr>
+        <w:t>자율실험 플랫폼과 대형 방사광 시설이 한 캠퍼스에서 연결된 구조</w:t>
+      </w:r>
+      <w:r>
+        <w:rPr>
+          <w:rFonts w:ascii="Malgun Gothic" w:hAnsi="Malgun Gothic" w:eastAsia="맑은 고딕"/>
+          <w:b w:val="0"/>
+          <w:i w:val="0"/>
+          <w:sz w:val="21"/>
+        </w:rPr>
+        <w:t>가 미국의 구조적 강점이다.</w:t>
+      </w:r>
+    </w:p>
+    <w:p>
+      <w:pPr>
+        <w:jc w:val="both"/>
+      </w:pPr>
+      <w:r>
+        <w:rPr>
+          <w:rFonts w:ascii="Malgun Gothic" w:hAnsi="Malgun Gothic" w:eastAsia="맑은 고딕"/>
+          <w:b/>
+          <w:i w:val="0"/>
+          <w:sz w:val="21"/>
+        </w:rPr>
+        <w:t>ORNL — 규모에서 앞선다.</w:t>
+      </w:r>
+      <w:r>
+        <w:rPr>
+          <w:rFonts w:ascii="Malgun Gothic" w:hAnsi="Malgun Gothic" w:eastAsia="맑은 고딕"/>
+          <w:b w:val="0"/>
+          <w:i w:val="0"/>
+          <w:sz w:val="21"/>
+        </w:rPr>
+        <w:t xml:space="preserve"> </w:t>
+      </w:r>
+      <w:r>
+        <w:rPr>
+          <w:rFonts w:ascii="Malgun Gothic" w:hAnsi="Malgun Gothic" w:eastAsia="맑은 고딕"/>
+          <w:b/>
+          <w:i w:val="0"/>
+          <w:sz w:val="21"/>
+        </w:rPr>
+        <w:t>12개 이상의 자율실험실이 가동 중</w:t>
+      </w:r>
+      <w:r>
+        <w:rPr>
+          <w:rFonts w:ascii="Malgun Gothic" w:hAnsi="Malgun Gothic" w:eastAsia="맑은 고딕"/>
+          <w:b w:val="0"/>
+          <w:i w:val="0"/>
+          <w:sz w:val="21"/>
+        </w:rPr>
+        <w:t>으로, 이 모델을 대규모로 구현한 세계 최초 기관군에 속한다. 물리과학부문에서 AI·자동화·최첨단 이미징을 결합해 자율 현미경(주사탐침·전자현미경)을 중심으로 실험을 자동화하고 있다. 2024년 덴버 워크숍도 ORNL이 주관했다.</w:t>
+      </w:r>
+    </w:p>
+    <w:p>
+      <w:pPr>
+        <w:jc w:val="both"/>
+      </w:pPr>
+      <w:r>
+        <w:rPr>
+          <w:rFonts w:ascii="Malgun Gothic" w:hAnsi="Malgun Gothic" w:eastAsia="맑은 고딕"/>
+          <w:b/>
+          <w:i w:val="0"/>
+          <w:sz w:val="21"/>
+        </w:rPr>
+        <w:t>NIST — 표준과 계측을 함께 본다.</w:t>
+      </w:r>
+      <w:r>
+        <w:rPr>
+          <w:rFonts w:ascii="Malgun Gothic" w:hAnsi="Malgun Gothic" w:eastAsia="맑은 고딕"/>
+          <w:b w:val="0"/>
+          <w:i w:val="0"/>
+          <w:sz w:val="21"/>
+        </w:rPr>
+        <w:t xml:space="preserve"> CAMEO는 X선 회절 이론과 상평형 물리를 사전지식으로 넣어 방사광 측정 지점을 능동학습으로 선택하며, 상변화 메모리 소재를 발견했다(Kusne 외, 2020). 이 외에 </w:t>
+      </w:r>
+      <w:r>
+        <w:rPr>
+          <w:rFonts w:ascii="Malgun Gothic" w:hAnsi="Malgun Gothic" w:eastAsia="맑은 고딕"/>
+          <w:b/>
+          <w:i w:val="0"/>
+          <w:sz w:val="21"/>
+        </w:rPr>
+        <w:t>자율 배합 실험실(Autonomous Formulation Lab, AFL)</w:t>
+      </w:r>
+      <w:r>
+        <w:rPr>
+          <w:rFonts w:ascii="Malgun Gothic" w:hAnsi="Malgun Gothic" w:eastAsia="맑은 고딕"/>
+          <w:b w:val="0"/>
+          <w:i w:val="0"/>
+          <w:sz w:val="21"/>
+        </w:rPr>
+        <w:t xml:space="preserve"> 이 AI 실험 계획과 로봇 플랫폼, 실시간 소각산란(SANS/SAXS/USAXS)을 폐루프로 연결해 복합 유체의 상거동을 매핑하고, </w:t>
+      </w:r>
+      <w:r>
+        <w:rPr>
+          <w:rFonts w:ascii="Malgun Gothic" w:hAnsi="Malgun Gothic" w:eastAsia="맑은 고딕"/>
+          <w:b/>
+          <w:i w:val="0"/>
+          <w:sz w:val="21"/>
+        </w:rPr>
+        <w:t>SAMS(자기교정 자율 계측 시스템)</w:t>
+      </w:r>
+      <w:r>
+        <w:rPr>
+          <w:rFonts w:ascii="Malgun Gothic" w:hAnsi="Malgun Gothic" w:eastAsia="맑은 고딕"/>
+          <w:b w:val="0"/>
+          <w:i w:val="0"/>
+          <w:sz w:val="21"/>
+        </w:rPr>
+        <w:t xml:space="preserve"> 가 계측 자체의 자동 보정을 다룬다. 성과로는 희토류 무함유 영구자석, 스핀 구동 열전소재, 상변화 소재 발견이 보고됐다. 별도로 </w:t>
+      </w:r>
+      <w:r>
+        <w:rPr>
+          <w:rFonts w:ascii="Malgun Gothic" w:hAnsi="Malgun Gothic" w:eastAsia="맑은 고딕"/>
+          <w:b/>
+          <w:i w:val="0"/>
+          <w:sz w:val="21"/>
+        </w:rPr>
+        <w:t>모듈형 자율실험실 생태계를 위한 표준 개발</w:t>
+      </w:r>
+      <w:r>
+        <w:rPr>
+          <w:rFonts w:ascii="Malgun Gothic" w:hAnsi="Malgun Gothic" w:eastAsia="맑은 고딕"/>
+          <w:b w:val="0"/>
+          <w:i w:val="0"/>
+          <w:sz w:val="21"/>
+        </w:rPr>
+        <w:t xml:space="preserve"> 프로젝트를 운영하는데, Genesis Mission이 NIST에 자율실험실 구축을 지시한 배경이 여기 있다.</w:t>
+      </w:r>
+    </w:p>
+    <w:p>
+      <w:pPr>
+        <w:jc w:val="both"/>
+      </w:pPr>
+      <w:r>
+        <w:rPr>
+          <w:rFonts w:ascii="Malgun Gothic" w:hAnsi="Malgun Gothic" w:eastAsia="맑은 고딕"/>
+          <w:b/>
+          <w:i w:val="0"/>
+          <w:sz w:val="21"/>
+        </w:rPr>
+        <w:t>BNL — 방사광 빔라인의 자율화.</w:t>
+      </w:r>
+      <w:r>
+        <w:rPr>
+          <w:rFonts w:ascii="Malgun Gothic" w:hAnsi="Malgun Gothic" w:eastAsia="맑은 고딕"/>
+          <w:b w:val="0"/>
+          <w:i w:val="0"/>
+          <w:sz w:val="21"/>
+        </w:rPr>
+        <w:t xml:space="preserve"> NSLS-II의 CMS·SMI 빔라인 등에 자율 실험 방식을 실전 배치했다. 데이터 수집(Bluesky)·데이터 분석(SciAnalysis)·의사결정(gpCAM)이 폐루프를 이룬다. </w:t>
+      </w:r>
+      <w:r>
+        <w:rPr>
+          <w:rFonts w:ascii="Malgun Gothic" w:hAnsi="Malgun Gothic" w:eastAsia="맑은 고딕"/>
+          <w:b/>
+          <w:i w:val="0"/>
+          <w:sz w:val="21"/>
+        </w:rPr>
+        <w:t>gpCAM은 오픈소스로 공개</w:t>
+      </w:r>
+      <w:r>
+        <w:rPr>
+          <w:rFonts w:ascii="Malgun Gothic" w:hAnsi="Malgun Gothic" w:eastAsia="맑은 고딕"/>
+          <w:b w:val="0"/>
+          <w:i w:val="0"/>
+          <w:sz w:val="21"/>
+        </w:rPr>
+        <w:t xml:space="preserve">되어 누구나 자율 실험을 구성할 수 있고, LBNL의 첨단광원(ALS)과 프랑스 라우에-랑주뱅연구소(ILL) 중성자 시설로도 확산됐다. 미 공군연구소(AFRL)와 협력한 자율 X선 산란 실험에서 신규 소재 발견을 시연했으며, </w:t>
+      </w:r>
+      <w:r>
+        <w:rPr>
+          <w:rFonts w:ascii="Malgun Gothic" w:hAnsi="Malgun Gothic" w:eastAsia="맑은 고딕"/>
+          <w:b/>
+          <w:i w:val="0"/>
+          <w:sz w:val="21"/>
+        </w:rPr>
+        <w:t>현재는 일반 이용자가 쓸 수 있는 빔라인 상시 기능으로 편입됐다.</w:t>
+      </w:r>
+      <w:r>
+        <w:rPr>
+          <w:rFonts w:ascii="Malgun Gothic" w:hAnsi="Malgun Gothic" w:eastAsia="맑은 고딕"/>
+          <w:b w:val="0"/>
+          <w:i w:val="0"/>
+          <w:sz w:val="21"/>
+        </w:rPr>
+        <w:t xml:space="preserve"> 자율실험 기능이 개별 연구가 아니라 사용자 시설의 서비스가 된 첫 사례군이다.</w:t>
+      </w:r>
+    </w:p>
+    <w:p>
+      <w:pPr>
+        <w:jc w:val="both"/>
+      </w:pPr>
+      <w:r>
+        <w:rPr>
+          <w:rFonts w:ascii="Malgun Gothic" w:hAnsi="Malgun Gothic" w:eastAsia="맑은 고딕"/>
+          <w:b/>
+          <w:i w:val="0"/>
+          <w:sz w:val="21"/>
+        </w:rPr>
+        <w:t>그 외.</w:t>
+      </w:r>
+      <w:r>
+        <w:rPr>
+          <w:rFonts w:ascii="Malgun Gothic" w:hAnsi="Malgun Gothic" w:eastAsia="맑은 고딕"/>
+          <w:b w:val="0"/>
+          <w:i w:val="0"/>
+          <w:sz w:val="21"/>
+        </w:rPr>
+        <w:t xml:space="preserve"> NREL은 ARROWS 워크숍을 주관하며 태양광·수소 소재의 자율 연구 워크플로를 다루고, PNNL·SLAC·샌디아가 덴버 워크숍에 참여해 국가 컨소시엄 논의에 들어와 있다.</w:t>
       </w:r>
     </w:p>
     <w:p>
@@ -571,7 +956,701 @@
           <w:i w:val="0"/>
           <w:sz w:val="23"/>
         </w:rPr>
-        <w:t>2.2 미국 민간 — 자본 규모가 국가 사업을 넘어선 영역</w:t>
+        <w:t>표 1. 미국 국립연구소의 자율실험 자산</w:t>
+      </w:r>
+    </w:p>
+    <w:tbl>
+      <w:tblPr>
+        <w:tblStyle w:val="TableGrid"/>
+        <w:tblW w:type="auto" w:w="0"/>
+        <w:jc w:val="center"/>
+        <w:tblLayout w:type="autofit"/>
+        <w:tblLook w:firstColumn="1" w:firstRow="1" w:lastColumn="0" w:lastRow="0" w:noHBand="0" w:noVBand="1" w:val="04A0"/>
+      </w:tblPr>
+      <w:tblGrid>
+        <w:gridCol w:w="2409"/>
+        <w:gridCol w:w="2409"/>
+        <w:gridCol w:w="2409"/>
+        <w:gridCol w:w="2409"/>
+      </w:tblGrid>
+      <w:tr>
+        <w:tc>
+          <w:tcPr>
+            <w:tcW w:type="dxa" w:w="2409"/>
+            <w:shd w:val="clear" w:fill="ECEFF4"/>
+          </w:tcPr>
+          <w:p>
+            <w:pPr>
+              <w:spacing w:after="20"/>
+            </w:pPr>
+            <w:r/>
+            <w:r>
+              <w:rPr>
+                <w:rFonts w:ascii="Malgun Gothic" w:hAnsi="Malgun Gothic" w:eastAsia="맑은 고딕"/>
+                <w:b/>
+                <w:i w:val="0"/>
+                <w:sz w:val="17"/>
+              </w:rPr>
+              <w:t>기관</w:t>
+            </w:r>
+          </w:p>
+        </w:tc>
+        <w:tc>
+          <w:tcPr>
+            <w:tcW w:type="dxa" w:w="2409"/>
+            <w:shd w:val="clear" w:fill="ECEFF4"/>
+          </w:tcPr>
+          <w:p>
+            <w:pPr>
+              <w:spacing w:after="20"/>
+            </w:pPr>
+            <w:r/>
+            <w:r>
+              <w:rPr>
+                <w:rFonts w:ascii="Malgun Gothic" w:hAnsi="Malgun Gothic" w:eastAsia="맑은 고딕"/>
+                <w:b/>
+                <w:i w:val="0"/>
+                <w:sz w:val="17"/>
+              </w:rPr>
+              <w:t>플랫폼·자산</w:t>
+            </w:r>
+          </w:p>
+        </w:tc>
+        <w:tc>
+          <w:tcPr>
+            <w:tcW w:type="dxa" w:w="2409"/>
+            <w:shd w:val="clear" w:fill="ECEFF4"/>
+          </w:tcPr>
+          <w:p>
+            <w:pPr>
+              <w:spacing w:after="20"/>
+            </w:pPr>
+            <w:r/>
+            <w:r>
+              <w:rPr>
+                <w:rFonts w:ascii="Malgun Gothic" w:hAnsi="Malgun Gothic" w:eastAsia="맑은 고딕"/>
+                <w:b/>
+                <w:i w:val="0"/>
+                <w:sz w:val="17"/>
+              </w:rPr>
+              <w:t>대상</w:t>
+            </w:r>
+          </w:p>
+        </w:tc>
+        <w:tc>
+          <w:tcPr>
+            <w:tcW w:type="dxa" w:w="2409"/>
+            <w:shd w:val="clear" w:fill="ECEFF4"/>
+          </w:tcPr>
+          <w:p>
+            <w:pPr>
+              <w:spacing w:after="20"/>
+            </w:pPr>
+            <w:r/>
+            <w:r>
+              <w:rPr>
+                <w:rFonts w:ascii="Malgun Gothic" w:hAnsi="Malgun Gothic" w:eastAsia="맑은 고딕"/>
+                <w:b/>
+                <w:i w:val="0"/>
+                <w:sz w:val="17"/>
+              </w:rPr>
+              <w:t>특기 사항</w:t>
+            </w:r>
+          </w:p>
+        </w:tc>
+      </w:tr>
+      <w:tr>
+        <w:tc>
+          <w:tcPr>
+            <w:tcW w:type="dxa" w:w="2409"/>
+          </w:tcPr>
+          <w:p>
+            <w:pPr>
+              <w:spacing w:after="20" w:line="276" w:lineRule="auto"/>
+            </w:pPr>
+            <w:r/>
+            <w:r>
+              <w:rPr>
+                <w:rFonts w:ascii="Malgun Gothic" w:hAnsi="Malgun Gothic" w:eastAsia="맑은 고딕"/>
+                <w:b w:val="0"/>
+                <w:i w:val="0"/>
+                <w:sz w:val="17"/>
+              </w:rPr>
+              <w:t>LBNL</w:t>
+            </w:r>
+          </w:p>
+        </w:tc>
+        <w:tc>
+          <w:tcPr>
+            <w:tcW w:type="dxa" w:w="2409"/>
+          </w:tcPr>
+          <w:p>
+            <w:pPr>
+              <w:spacing w:after="20" w:line="276" w:lineRule="auto"/>
+            </w:pPr>
+            <w:r/>
+            <w:r>
+              <w:rPr>
+                <w:rFonts w:ascii="Malgun Gothic" w:hAnsi="Malgun Gothic" w:eastAsia="맑은 고딕"/>
+                <w:b w:val="0"/>
+                <w:i w:val="0"/>
+                <w:sz w:val="17"/>
+              </w:rPr>
+              <w:t>A-Lab</w:t>
+            </w:r>
+          </w:p>
+        </w:tc>
+        <w:tc>
+          <w:tcPr>
+            <w:tcW w:type="dxa" w:w="2409"/>
+          </w:tcPr>
+          <w:p>
+            <w:pPr>
+              <w:spacing w:after="20" w:line="276" w:lineRule="auto"/>
+            </w:pPr>
+            <w:r/>
+            <w:r>
+              <w:rPr>
+                <w:rFonts w:ascii="Malgun Gothic" w:hAnsi="Malgun Gothic" w:eastAsia="맑은 고딕"/>
+                <w:b w:val="0"/>
+                <w:i w:val="0"/>
+                <w:sz w:val="17"/>
+              </w:rPr>
+              <w:t>무기 고체 합성</w:t>
+            </w:r>
+          </w:p>
+        </w:tc>
+        <w:tc>
+          <w:tcPr>
+            <w:tcW w:type="dxa" w:w="2409"/>
+          </w:tcPr>
+          <w:p>
+            <w:pPr>
+              <w:spacing w:after="20" w:line="276" w:lineRule="auto"/>
+            </w:pPr>
+            <w:r/>
+            <w:r>
+              <w:rPr>
+                <w:rFonts w:ascii="Malgun Gothic" w:hAnsi="Malgun Gothic" w:eastAsia="맑은 고딕"/>
+                <w:b w:val="0"/>
+                <w:i w:val="0"/>
+                <w:sz w:val="17"/>
+              </w:rPr>
+              <w:t>화합물당 10~20시간, 하루 21건, 딥마인드 GNoME 연계</w:t>
+            </w:r>
+          </w:p>
+        </w:tc>
+      </w:tr>
+      <w:tr>
+        <w:tc>
+          <w:tcPr>
+            <w:tcW w:type="dxa" w:w="2409"/>
+          </w:tcPr>
+          <w:p>
+            <w:pPr>
+              <w:spacing w:after="20" w:line="276" w:lineRule="auto"/>
+            </w:pPr>
+            <w:r/>
+            <w:r>
+              <w:rPr>
+                <w:rFonts w:ascii="Malgun Gothic" w:hAnsi="Malgun Gothic" w:eastAsia="맑은 고딕"/>
+                <w:b w:val="0"/>
+                <w:i w:val="0"/>
+                <w:sz w:val="17"/>
+              </w:rPr>
+              <w:t>ANL</w:t>
+            </w:r>
+          </w:p>
+        </w:tc>
+        <w:tc>
+          <w:tcPr>
+            <w:tcW w:type="dxa" w:w="2409"/>
+          </w:tcPr>
+          <w:p>
+            <w:pPr>
+              <w:spacing w:after="20" w:line="276" w:lineRule="auto"/>
+            </w:pPr>
+            <w:r/>
+            <w:r>
+              <w:rPr>
+                <w:rFonts w:ascii="Malgun Gothic" w:hAnsi="Malgun Gothic" w:eastAsia="맑은 고딕"/>
+                <w:b w:val="0"/>
+                <w:i w:val="0"/>
+                <w:sz w:val="17"/>
+              </w:rPr>
+              <w:t>Polybot (CNM)</w:t>
+            </w:r>
+          </w:p>
+        </w:tc>
+        <w:tc>
+          <w:tcPr>
+            <w:tcW w:type="dxa" w:w="2409"/>
+          </w:tcPr>
+          <w:p>
+            <w:pPr>
+              <w:spacing w:after="20" w:line="276" w:lineRule="auto"/>
+            </w:pPr>
+            <w:r/>
+            <w:r>
+              <w:rPr>
+                <w:rFonts w:ascii="Malgun Gothic" w:hAnsi="Malgun Gothic" w:eastAsia="맑은 고딕"/>
+                <w:b w:val="0"/>
+                <w:i w:val="0"/>
+                <w:sz w:val="17"/>
+              </w:rPr>
+              <w:t>전자 고분자 박막</w:t>
+            </w:r>
+          </w:p>
+        </w:tc>
+        <w:tc>
+          <w:tcPr>
+            <w:tcW w:type="dxa" w:w="2409"/>
+          </w:tcPr>
+          <w:p>
+            <w:pPr>
+              <w:spacing w:after="20" w:line="276" w:lineRule="auto"/>
+            </w:pPr>
+            <w:r/>
+            <w:r>
+              <w:rPr>
+                <w:rFonts w:ascii="Malgun Gothic" w:hAnsi="Malgun Gothic" w:eastAsia="맑은 고딕"/>
+                <w:b w:val="0"/>
+                <w:i w:val="0"/>
+                <w:sz w:val="17"/>
+              </w:rPr>
+              <w:t>APS 방사광과 로봇 핸들러로 연결, 사용자 시설 소속</w:t>
+            </w:r>
+          </w:p>
+        </w:tc>
+      </w:tr>
+      <w:tr>
+        <w:tc>
+          <w:tcPr>
+            <w:tcW w:type="dxa" w:w="2409"/>
+          </w:tcPr>
+          <w:p>
+            <w:pPr>
+              <w:spacing w:after="20" w:line="276" w:lineRule="auto"/>
+            </w:pPr>
+            <w:r/>
+            <w:r>
+              <w:rPr>
+                <w:rFonts w:ascii="Malgun Gothic" w:hAnsi="Malgun Gothic" w:eastAsia="맑은 고딕"/>
+                <w:b w:val="0"/>
+                <w:i w:val="0"/>
+                <w:sz w:val="17"/>
+              </w:rPr>
+              <w:t>ORNL</w:t>
+            </w:r>
+          </w:p>
+        </w:tc>
+        <w:tc>
+          <w:tcPr>
+            <w:tcW w:type="dxa" w:w="2409"/>
+          </w:tcPr>
+          <w:p>
+            <w:pPr>
+              <w:spacing w:after="20" w:line="276" w:lineRule="auto"/>
+            </w:pPr>
+            <w:r/>
+            <w:r>
+              <w:rPr>
+                <w:rFonts w:ascii="Malgun Gothic" w:hAnsi="Malgun Gothic" w:eastAsia="맑은 고딕"/>
+                <w:b w:val="0"/>
+                <w:i w:val="0"/>
+                <w:sz w:val="17"/>
+              </w:rPr>
+              <w:t>12개 이상 자율실험실</w:t>
+            </w:r>
+          </w:p>
+        </w:tc>
+        <w:tc>
+          <w:tcPr>
+            <w:tcW w:type="dxa" w:w="2409"/>
+          </w:tcPr>
+          <w:p>
+            <w:pPr>
+              <w:spacing w:after="20" w:line="276" w:lineRule="auto"/>
+            </w:pPr>
+            <w:r/>
+            <w:r>
+              <w:rPr>
+                <w:rFonts w:ascii="Malgun Gothic" w:hAnsi="Malgun Gothic" w:eastAsia="맑은 고딕"/>
+                <w:b w:val="0"/>
+                <w:i w:val="0"/>
+                <w:sz w:val="17"/>
+              </w:rPr>
+              <w:t>자율 현미경 중심 다분야</w:t>
+            </w:r>
+          </w:p>
+        </w:tc>
+        <w:tc>
+          <w:tcPr>
+            <w:tcW w:type="dxa" w:w="2409"/>
+          </w:tcPr>
+          <w:p>
+            <w:pPr>
+              <w:spacing w:after="20" w:line="276" w:lineRule="auto"/>
+            </w:pPr>
+            <w:r/>
+            <w:r>
+              <w:rPr>
+                <w:rFonts w:ascii="Malgun Gothic" w:hAnsi="Malgun Gothic" w:eastAsia="맑은 고딕"/>
+                <w:b w:val="0"/>
+                <w:i w:val="0"/>
+                <w:sz w:val="17"/>
+              </w:rPr>
+              <w:t>규모 최대, 2024년 국가 워크숍 주관</w:t>
+            </w:r>
+          </w:p>
+        </w:tc>
+      </w:tr>
+      <w:tr>
+        <w:tc>
+          <w:tcPr>
+            <w:tcW w:type="dxa" w:w="2409"/>
+          </w:tcPr>
+          <w:p>
+            <w:pPr>
+              <w:spacing w:after="20" w:line="276" w:lineRule="auto"/>
+            </w:pPr>
+            <w:r/>
+            <w:r>
+              <w:rPr>
+                <w:rFonts w:ascii="Malgun Gothic" w:hAnsi="Malgun Gothic" w:eastAsia="맑은 고딕"/>
+                <w:b w:val="0"/>
+                <w:i w:val="0"/>
+                <w:sz w:val="17"/>
+              </w:rPr>
+              <w:t>NIST</w:t>
+            </w:r>
+          </w:p>
+        </w:tc>
+        <w:tc>
+          <w:tcPr>
+            <w:tcW w:type="dxa" w:w="2409"/>
+          </w:tcPr>
+          <w:p>
+            <w:pPr>
+              <w:spacing w:after="20" w:line="276" w:lineRule="auto"/>
+            </w:pPr>
+            <w:r/>
+            <w:r>
+              <w:rPr>
+                <w:rFonts w:ascii="Malgun Gothic" w:hAnsi="Malgun Gothic" w:eastAsia="맑은 고딕"/>
+                <w:b w:val="0"/>
+                <w:i w:val="0"/>
+                <w:sz w:val="17"/>
+              </w:rPr>
+              <w:t>CAMEO / AFL / SAMS</w:t>
+            </w:r>
+          </w:p>
+        </w:tc>
+        <w:tc>
+          <w:tcPr>
+            <w:tcW w:type="dxa" w:w="2409"/>
+          </w:tcPr>
+          <w:p>
+            <w:pPr>
+              <w:spacing w:after="20" w:line="276" w:lineRule="auto"/>
+            </w:pPr>
+            <w:r/>
+            <w:r>
+              <w:rPr>
+                <w:rFonts w:ascii="Malgun Gothic" w:hAnsi="Malgun Gothic" w:eastAsia="맑은 고딕"/>
+                <w:b w:val="0"/>
+                <w:i w:val="0"/>
+                <w:sz w:val="17"/>
+              </w:rPr>
+              <w:t>상탐색·복합유체 배합·계측</w:t>
+            </w:r>
+          </w:p>
+        </w:tc>
+        <w:tc>
+          <w:tcPr>
+            <w:tcW w:type="dxa" w:w="2409"/>
+          </w:tcPr>
+          <w:p>
+            <w:pPr>
+              <w:spacing w:after="20" w:line="276" w:lineRule="auto"/>
+            </w:pPr>
+            <w:r/>
+            <w:r>
+              <w:rPr>
+                <w:rFonts w:ascii="Malgun Gothic" w:hAnsi="Malgun Gothic" w:eastAsia="맑은 고딕"/>
+                <w:b w:val="0"/>
+                <w:i w:val="0"/>
+                <w:sz w:val="17"/>
+              </w:rPr>
+              <w:t>모듈형 자율실험실 표준 개발 병행</w:t>
+            </w:r>
+          </w:p>
+        </w:tc>
+      </w:tr>
+      <w:tr>
+        <w:tc>
+          <w:tcPr>
+            <w:tcW w:type="dxa" w:w="2409"/>
+          </w:tcPr>
+          <w:p>
+            <w:pPr>
+              <w:spacing w:after="20" w:line="276" w:lineRule="auto"/>
+            </w:pPr>
+            <w:r/>
+            <w:r>
+              <w:rPr>
+                <w:rFonts w:ascii="Malgun Gothic" w:hAnsi="Malgun Gothic" w:eastAsia="맑은 고딕"/>
+                <w:b w:val="0"/>
+                <w:i w:val="0"/>
+                <w:sz w:val="17"/>
+              </w:rPr>
+              <w:t>BNL</w:t>
+            </w:r>
+          </w:p>
+        </w:tc>
+        <w:tc>
+          <w:tcPr>
+            <w:tcW w:type="dxa" w:w="2409"/>
+          </w:tcPr>
+          <w:p>
+            <w:pPr>
+              <w:spacing w:after="20" w:line="276" w:lineRule="auto"/>
+            </w:pPr>
+            <w:r/>
+            <w:r>
+              <w:rPr>
+                <w:rFonts w:ascii="Malgun Gothic" w:hAnsi="Malgun Gothic" w:eastAsia="맑은 고딕"/>
+                <w:b w:val="0"/>
+                <w:i w:val="0"/>
+                <w:sz w:val="17"/>
+              </w:rPr>
+              <w:t>NSLS-II 자율 빔라인</w:t>
+            </w:r>
+          </w:p>
+        </w:tc>
+        <w:tc>
+          <w:tcPr>
+            <w:tcW w:type="dxa" w:w="2409"/>
+          </w:tcPr>
+          <w:p>
+            <w:pPr>
+              <w:spacing w:after="20" w:line="276" w:lineRule="auto"/>
+            </w:pPr>
+            <w:r/>
+            <w:r>
+              <w:rPr>
+                <w:rFonts w:ascii="Malgun Gothic" w:hAnsi="Malgun Gothic" w:eastAsia="맑은 고딕"/>
+                <w:b w:val="0"/>
+                <w:i w:val="0"/>
+                <w:sz w:val="17"/>
+              </w:rPr>
+              <w:t>방사광 산란</w:t>
+            </w:r>
+          </w:p>
+        </w:tc>
+        <w:tc>
+          <w:tcPr>
+            <w:tcW w:type="dxa" w:w="2409"/>
+          </w:tcPr>
+          <w:p>
+            <w:pPr>
+              <w:spacing w:after="20" w:line="276" w:lineRule="auto"/>
+            </w:pPr>
+            <w:r/>
+            <w:r>
+              <w:rPr>
+                <w:rFonts w:ascii="Malgun Gothic" w:hAnsi="Malgun Gothic" w:eastAsia="맑은 고딕"/>
+                <w:b w:val="0"/>
+                <w:i w:val="0"/>
+                <w:sz w:val="17"/>
+              </w:rPr>
+              <w:t>Bluesky+SciAnalysis+gpCAM, 오픈소스·일반 이용자 개방</w:t>
+            </w:r>
+          </w:p>
+        </w:tc>
+      </w:tr>
+      <w:tr>
+        <w:tc>
+          <w:tcPr>
+            <w:tcW w:type="dxa" w:w="2409"/>
+          </w:tcPr>
+          <w:p>
+            <w:pPr>
+              <w:spacing w:after="20" w:line="276" w:lineRule="auto"/>
+            </w:pPr>
+            <w:r/>
+            <w:r>
+              <w:rPr>
+                <w:rFonts w:ascii="Malgun Gothic" w:hAnsi="Malgun Gothic" w:eastAsia="맑은 고딕"/>
+                <w:b w:val="0"/>
+                <w:i w:val="0"/>
+                <w:sz w:val="17"/>
+              </w:rPr>
+              <w:t>NREL</w:t>
+            </w:r>
+          </w:p>
+        </w:tc>
+        <w:tc>
+          <w:tcPr>
+            <w:tcW w:type="dxa" w:w="2409"/>
+          </w:tcPr>
+          <w:p>
+            <w:pPr>
+              <w:spacing w:after="20" w:line="276" w:lineRule="auto"/>
+            </w:pPr>
+            <w:r/>
+            <w:r>
+              <w:rPr>
+                <w:rFonts w:ascii="Malgun Gothic" w:hAnsi="Malgun Gothic" w:eastAsia="맑은 고딕"/>
+                <w:b w:val="0"/>
+                <w:i w:val="0"/>
+                <w:sz w:val="17"/>
+              </w:rPr>
+              <w:t>ARROWS 워크숍 주관</w:t>
+            </w:r>
+          </w:p>
+        </w:tc>
+        <w:tc>
+          <w:tcPr>
+            <w:tcW w:type="dxa" w:w="2409"/>
+          </w:tcPr>
+          <w:p>
+            <w:pPr>
+              <w:spacing w:after="20" w:line="276" w:lineRule="auto"/>
+            </w:pPr>
+            <w:r/>
+            <w:r>
+              <w:rPr>
+                <w:rFonts w:ascii="Malgun Gothic" w:hAnsi="Malgun Gothic" w:eastAsia="맑은 고딕"/>
+                <w:b w:val="0"/>
+                <w:i w:val="0"/>
+                <w:sz w:val="17"/>
+              </w:rPr>
+              <w:t>태양광·수소 소재</w:t>
+            </w:r>
+          </w:p>
+        </w:tc>
+        <w:tc>
+          <w:tcPr>
+            <w:tcW w:type="dxa" w:w="2409"/>
+          </w:tcPr>
+          <w:p>
+            <w:pPr>
+              <w:spacing w:after="20" w:line="276" w:lineRule="auto"/>
+            </w:pPr>
+            <w:r/>
+            <w:r>
+              <w:rPr>
+                <w:rFonts w:ascii="Malgun Gothic" w:hAnsi="Malgun Gothic" w:eastAsia="맑은 고딕"/>
+                <w:b w:val="0"/>
+                <w:i w:val="0"/>
+                <w:sz w:val="17"/>
+              </w:rPr>
+              <w:t>발견→산업 이전 병목에 초점</w:t>
+            </w:r>
+          </w:p>
+        </w:tc>
+      </w:tr>
+      <w:tr>
+        <w:tc>
+          <w:tcPr>
+            <w:tcW w:type="dxa" w:w="2409"/>
+          </w:tcPr>
+          <w:p>
+            <w:pPr>
+              <w:spacing w:after="20" w:line="276" w:lineRule="auto"/>
+            </w:pPr>
+            <w:r/>
+            <w:r>
+              <w:rPr>
+                <w:rFonts w:ascii="Malgun Gothic" w:hAnsi="Malgun Gothic" w:eastAsia="맑은 고딕"/>
+                <w:b w:val="0"/>
+                <w:i w:val="0"/>
+                <w:sz w:val="17"/>
+              </w:rPr>
+              <w:t>PNNL·SLAC·샌디아</w:t>
+            </w:r>
+          </w:p>
+        </w:tc>
+        <w:tc>
+          <w:tcPr>
+            <w:tcW w:type="dxa" w:w="2409"/>
+          </w:tcPr>
+          <w:p>
+            <w:pPr>
+              <w:spacing w:after="20" w:line="276" w:lineRule="auto"/>
+            </w:pPr>
+            <w:r/>
+            <w:r>
+              <w:rPr>
+                <w:rFonts w:ascii="Malgun Gothic" w:hAnsi="Malgun Gothic" w:eastAsia="맑은 고딕"/>
+                <w:b w:val="0"/>
+                <w:i w:val="0"/>
+                <w:sz w:val="17"/>
+              </w:rPr>
+              <w:t>국가 컨소시엄 참여</w:t>
+            </w:r>
+          </w:p>
+        </w:tc>
+        <w:tc>
+          <w:tcPr>
+            <w:tcW w:type="dxa" w:w="2409"/>
+          </w:tcPr>
+          <w:p>
+            <w:pPr>
+              <w:spacing w:after="20" w:line="276" w:lineRule="auto"/>
+            </w:pPr>
+            <w:r/>
+            <w:r>
+              <w:rPr>
+                <w:rFonts w:ascii="Malgun Gothic" w:hAnsi="Malgun Gothic" w:eastAsia="맑은 고딕"/>
+                <w:b w:val="0"/>
+                <w:i w:val="0"/>
+                <w:sz w:val="17"/>
+              </w:rPr>
+              <w:t>—</w:t>
+            </w:r>
+          </w:p>
+        </w:tc>
+        <w:tc>
+          <w:tcPr>
+            <w:tcW w:type="dxa" w:w="2409"/>
+          </w:tcPr>
+          <w:p>
+            <w:pPr>
+              <w:spacing w:after="20" w:line="276" w:lineRule="auto"/>
+            </w:pPr>
+            <w:r/>
+            <w:r>
+              <w:rPr>
+                <w:rFonts w:ascii="Malgun Gothic" w:hAnsi="Malgun Gothic" w:eastAsia="맑은 고딕"/>
+                <w:b w:val="0"/>
+                <w:i w:val="0"/>
+                <w:sz w:val="17"/>
+              </w:rPr>
+              <w:t>덴버 워크숍 참여 기관</w:t>
+            </w:r>
+          </w:p>
+        </w:tc>
+      </w:tr>
+    </w:tbl>
+    <w:p>
+      <w:pPr>
+        <w:spacing w:after="80"/>
+      </w:pPr>
+    </w:p>
+    <w:p>
+      <w:pPr>
+        <w:spacing w:before="220" w:after="80"/>
+      </w:pPr>
+      <w:r>
+        <w:rPr>
+          <w:rFonts w:ascii="Malgun Gothic" w:hAnsi="Malgun Gothic" w:eastAsia="맑은 고딕"/>
+          <w:b/>
+          <w:i w:val="0"/>
+          <w:sz w:val="23"/>
+        </w:rPr>
+        <w:t>2.3 대학 — 특화 플랫폼과 인력 공급</w:t>
       </w:r>
     </w:p>
     <w:p>
@@ -581,17 +1660,43 @@
       <w:r>
         <w:rPr>
           <w:rFonts w:ascii="Malgun Gothic" w:hAnsi="Malgun Gothic" w:eastAsia="맑은 고딕"/>
+          <w:b/>
+          <w:i w:val="0"/>
+          <w:sz w:val="21"/>
+        </w:rPr>
+        <w:t>MIT.</w:t>
+      </w:r>
+      <w:r>
+        <w:rPr>
+          <w:rFonts w:ascii="Malgun Gothic" w:hAnsi="Malgun Gothic" w:eastAsia="맑은 고딕"/>
           <w:b w:val="0"/>
           <w:i w:val="0"/>
           <w:sz w:val="21"/>
         </w:rPr>
-        <w:t>2025년을 기점으로 민간 자본이 공공 투자를 압도하기 시작했다.</w:t>
+        <w:t xml:space="preserve"> 시료 소형화·병렬화·머신러닝 제어 로보틱스를 결합한 DiSCO(Discovery, Synthesis, Characterization, Optimization)로 태양광 반도체 조성을 </w:t>
+      </w:r>
+      <w:r>
+        <w:rPr>
+          <w:rFonts w:ascii="Malgun Gothic" w:hAnsi="Malgun Gothic" w:eastAsia="맑은 고딕"/>
+          <w:b/>
+          <w:i w:val="0"/>
+          <w:sz w:val="21"/>
+        </w:rPr>
+        <w:t>하루 1,000개 이상 제작·측정·최적화</w:t>
+      </w:r>
+      <w:r>
+        <w:rPr>
+          <w:rFonts w:ascii="Malgun Gothic" w:hAnsi="Malgun Gothic" w:eastAsia="맑은 고딕"/>
+          <w:b w:val="0"/>
+          <w:i w:val="0"/>
+          <w:sz w:val="21"/>
+        </w:rPr>
+        <w:t>한다(MIT DSpace, n.d.). 2025년에는 접촉식 특성분석을 자율화한 자기지도 로봇 시스템을 별도로 발표해, 측정 품질·신뢰도·처리량을 함께 끌어올리는 방향을 제시했다.</w:t>
       </w:r>
     </w:p>
     <w:p>
       <w:pPr>
-        <w:pStyle w:val="ListBullet"/>
-        <w:spacing w:after="60" w:line="324" w:lineRule="auto"/>
+        <w:jc w:val="both"/>
       </w:pPr>
       <w:r>
         <w:rPr>
@@ -600,7 +1705,7 @@
           <w:i w:val="0"/>
           <w:sz w:val="21"/>
         </w:rPr>
-        <w:t>Lila Sciences</w:t>
+        <w:t>카네기멜론대.</w:t>
       </w:r>
       <w:r>
         <w:rPr>
@@ -609,13 +1714,66 @@
           <w:i w:val="0"/>
           <w:sz w:val="21"/>
         </w:rPr>
-        <w:t>: 2025년 3월 시드 2억 달러로 출범한 뒤 시리즈 A 3.5억 달러를 추가해 총 5.5억 달러를 조달했다. 투자자에 Flagship Pioneering, NVIDIA, In-Q-Tel과 아부다비투자청(ADIA)이 포함된다. "AI 사이언스 팩토리"라는 이름으로 가설 생성부터 실행·측정·차기 실험 결정까지의 일상 루프를 기계에 맡기는 구조를 표방한다.</w:t>
+        <w:t xml:space="preserve"> Coscientist로 LLM 주도 자율 화학 연구를 처음 시연했고(Boiko 외, 2023), 별도로 </w:t>
+      </w:r>
+      <w:r>
+        <w:rPr>
+          <w:rFonts w:ascii="Malgun Gothic" w:hAnsi="Malgun Gothic" w:eastAsia="맑은 고딕"/>
+          <w:b/>
+          <w:i w:val="0"/>
+          <w:sz w:val="21"/>
+        </w:rPr>
+        <w:t>세계 최초의 대학 클라우드 랩</w:t>
+      </w:r>
+      <w:r>
+        <w:rPr>
+          <w:rFonts w:ascii="Malgun Gothic" w:hAnsi="Malgun Gothic" w:eastAsia="맑은 고딕"/>
+          <w:b w:val="0"/>
+          <w:i w:val="0"/>
+          <w:sz w:val="21"/>
+        </w:rPr>
+        <w:t xml:space="preserve">을 2024년 개소했다. 베이커리스퀘어에 위치하며 6년간 준비했고, </w:t>
+      </w:r>
+      <w:r>
+        <w:rPr>
+          <w:rFonts w:ascii="Malgun Gothic" w:hAnsi="Malgun Gothic" w:eastAsia="맑은 고딕"/>
+          <w:b/>
+          <w:i w:val="0"/>
+          <w:sz w:val="21"/>
+        </w:rPr>
+        <w:t>130여 종·총 200대 규모의 장비</w:t>
+      </w:r>
+      <w:r>
+        <w:rPr>
+          <w:rFonts w:ascii="Malgun Gothic" w:hAnsi="Malgun Gothic" w:eastAsia="맑은 고딕"/>
+          <w:b w:val="0"/>
+          <w:i w:val="0"/>
+          <w:sz w:val="21"/>
+        </w:rPr>
+        <w:t xml:space="preserve">를 24시간 연중무휴 원격 제공한다. HPLC·FPLC·GC·질량분석기·NMR·PCR·유세포분석 등을 포함하며 교육 과정에도 편입됐다. </w:t>
+      </w:r>
+      <w:r>
+        <w:rPr>
+          <w:rFonts w:ascii="Malgun Gothic" w:hAnsi="Malgun Gothic" w:eastAsia="맑은 고딕"/>
+          <w:b/>
+          <w:i w:val="0"/>
+          <w:sz w:val="21"/>
+        </w:rPr>
+        <w:t>장비를 소유하지 않고 실험하는 모델을 대학이 직접 운영한 첫 사례</w:t>
+      </w:r>
+      <w:r>
+        <w:rPr>
+          <w:rFonts w:ascii="Malgun Gothic" w:hAnsi="Malgun Gothic" w:eastAsia="맑은 고딕"/>
+          <w:b w:val="0"/>
+          <w:i w:val="0"/>
+          <w:sz w:val="21"/>
+        </w:rPr>
+        <w:t>다.</w:t>
       </w:r>
     </w:p>
     <w:p>
       <w:pPr>
-        <w:pStyle w:val="ListBullet"/>
-        <w:spacing w:after="60" w:line="324" w:lineRule="auto"/>
+        <w:jc w:val="both"/>
       </w:pPr>
       <w:r>
         <w:rPr>
@@ -624,7 +1782,7 @@
           <w:i w:val="0"/>
           <w:sz w:val="21"/>
         </w:rPr>
-        <w:t>Periodic Labs</w:t>
+        <w:t>노스캐롤라이나주립대.</w:t>
       </w:r>
       <w:r>
         <w:rPr>
@@ -633,13 +1791,12 @@
           <w:i w:val="0"/>
           <w:sz w:val="21"/>
         </w:rPr>
-        <w:t>: 시드 3억 달러. 물리 실험을 통한 신규 데이터 생성 자체를 사업 모델로 삼는다.</w:t>
+        <w:t xml:space="preserve"> Abolhasani 그룹의 AlphaFlow(Volk 외, 2023)와 Artificial Chemist 계열로 미세유체 SDL을 이끈다. 이 그룹은 SDL의 가속·접근성 담론과 차세대 요건 정리도 주도한다(Canty 외, 2025; Delgado-Licona 외, 2026).</w:t>
       </w:r>
     </w:p>
     <w:p>
       <w:pPr>
-        <w:pStyle w:val="ListBullet"/>
-        <w:spacing w:after="60" w:line="324" w:lineRule="auto"/>
+        <w:jc w:val="both"/>
       </w:pPr>
       <w:r>
         <w:rPr>
@@ -648,7 +1805,7 @@
           <w:i w:val="0"/>
           <w:sz w:val="21"/>
         </w:rPr>
-        <w:t>Ginkgo Bioworks × OpenAI</w:t>
+        <w:t>일리노이대 어배너-섐페인 — NSF MMLI.</w:t>
       </w:r>
       <w:r>
         <w:rPr>
@@ -657,7 +1814,7 @@
           <w:i w:val="0"/>
           <w:sz w:val="21"/>
         </w:rPr>
-        <w:t xml:space="preserve">: 2026년 2월, GPT-5 추론 모델과 Ginkgo의 클라우드 실험실 인프라(재구성 가능 자동화 카트 RAC + Catalyst 소프트웨어)를 결합해 6회의 반복 사이클에 걸쳐 36,000개 실험 조건을 자율 수행했고, 무세포 단백질 합성 반응 비용을 기존 최고 수준 대비 40% 낮췄다. 2026년 3월에는 웹 브라우저로 접근하는 Ginkgo Cloud Lab을 출시했으며 70종 이상의 장비를 원격 제공한다. 본 보고서가 확인한 사례 중 </w:t>
+        <w:t xml:space="preserve"> 2020년 NSF 국가 AI 연구소로 출범한 </w:t>
       </w:r>
       <w:r>
         <w:rPr>
@@ -666,7 +1823,7 @@
           <w:i w:val="0"/>
           <w:sz w:val="21"/>
         </w:rPr>
-        <w:t>LLM이 폐루프 전체의 의사결정 주체로 작동하면서 정량적 성과가 검증된 첫 대규모 사례</w:t>
+        <w:t>Molecule Maker Lab Institute</w:t>
       </w:r>
       <w:r>
         <w:rPr>
@@ -675,13 +1832,66 @@
           <w:i w:val="0"/>
           <w:sz w:val="21"/>
         </w:rPr>
-        <w:t>다.</w:t>
+        <w:t xml:space="preserve">가 2025년 7월 5년 1,500만 달러로 재투자를 받았다. 펜실베이니아주립대·조지아공대가 파트너이며 Huimin Zhao가 소장이다. 성과로는 합성 계획·실행을 돕는 </w:t>
+      </w:r>
+      <w:r>
+        <w:rPr>
+          <w:rFonts w:ascii="Malgun Gothic" w:hAnsi="Malgun Gothic" w:eastAsia="맑은 고딕"/>
+          <w:b/>
+          <w:i w:val="0"/>
+          <w:sz w:val="21"/>
+        </w:rPr>
+        <w:t>AlphaSynthesis</w:t>
+      </w:r>
+      <w:r>
+        <w:rPr>
+          <w:rFonts w:ascii="Malgun Gothic" w:hAnsi="Malgun Gothic" w:eastAsia="맑은 고딕"/>
+          <w:b w:val="0"/>
+          <w:i w:val="0"/>
+          <w:sz w:val="21"/>
+        </w:rPr>
+        <w:t xml:space="preserve"> 플랫폼과, 실시간 데이터·AI 피드백으로 분자 개발을 자동화하는 폐루프 시스템이 있다. Martin Burke가 개발한 </w:t>
+      </w:r>
+      <w:r>
+        <w:rPr>
+          <w:rFonts w:ascii="Malgun Gothic" w:hAnsi="Malgun Gothic" w:eastAsia="맑은 고딕"/>
+          <w:b/>
+          <w:i w:val="0"/>
+          <w:sz w:val="21"/>
+        </w:rPr>
+        <w:t>블록 화학(blocc chemistry)</w:t>
+      </w:r>
+      <w:r>
+        <w:rPr>
+          <w:rFonts w:ascii="Malgun Gothic" w:hAnsi="Malgun Gothic" w:eastAsia="맑은 고딕"/>
+          <w:b w:val="0"/>
+          <w:i w:val="0"/>
+          <w:sz w:val="21"/>
+        </w:rPr>
+        <w:t xml:space="preserve"> — MIDA·TIDA 보로네이트로 보론산 반응성을 가역 제어해 반복적 C–C 결합 형성과 범용 포집-방출 정제를 가능하게 하는 방식 — 이 </w:t>
+      </w:r>
+      <w:r>
+        <w:rPr>
+          <w:rFonts w:ascii="Malgun Gothic" w:hAnsi="Malgun Gothic" w:eastAsia="맑은 고딕"/>
+          <w:b/>
+          <w:i w:val="0"/>
+          <w:sz w:val="21"/>
+        </w:rPr>
+        <w:t>기계 친화적 합성</w:t>
+      </w:r>
+      <w:r>
+        <w:rPr>
+          <w:rFonts w:ascii="Malgun Gothic" w:hAnsi="Malgun Gothic" w:eastAsia="맑은 고딕"/>
+          <w:b w:val="0"/>
+          <w:i w:val="0"/>
+          <w:sz w:val="21"/>
+        </w:rPr>
+        <w:t>의 대표 접근이다. 향후 5년은 발견·합성용 기반 AI 에이전트와 교육·인력양성 도구 확대에 집중한다.</w:t>
       </w:r>
     </w:p>
     <w:p>
       <w:pPr>
-        <w:pStyle w:val="ListBullet"/>
-        <w:spacing w:after="60" w:line="324" w:lineRule="auto"/>
+        <w:jc w:val="both"/>
       </w:pPr>
       <w:r>
         <w:rPr>
@@ -690,7 +1900,7 @@
           <w:i w:val="0"/>
           <w:sz w:val="21"/>
         </w:rPr>
-        <w:t>클라우드 랩</w:t>
+        <w:t>노스웨스턴대.</w:t>
       </w:r>
       <w:r>
         <w:rPr>
@@ -699,7 +1909,79 @@
           <w:i w:val="0"/>
           <w:sz w:val="21"/>
         </w:rPr>
-        <w:t>: Emerald Cloud Lab이 상용 원격 실험 서비스를, 카네기멜론대가 2024년 세계 최초의 대학 클라우드 랩을 개소해 장비를 소유하지 않고도 실험할 수 있는 경로를 열었다.</w:t>
+        <w:t xml:space="preserve"> Mirkin 그룹의 </w:t>
+      </w:r>
+      <w:r>
+        <w:rPr>
+          <w:rFonts w:ascii="Malgun Gothic" w:hAnsi="Malgun Gothic" w:eastAsia="맑은 고딕"/>
+          <w:b/>
+          <w:i w:val="0"/>
+          <w:sz w:val="21"/>
+        </w:rPr>
+        <w:t>메가라이브러리</w:t>
+      </w:r>
+      <w:r>
+        <w:rPr>
+          <w:rFonts w:ascii="Malgun Gothic" w:hAnsi="Malgun Gothic" w:eastAsia="맑은 고딕"/>
+          <w:b w:val="0"/>
+          <w:i w:val="0"/>
+          <w:sz w:val="21"/>
+        </w:rPr>
+        <w:t xml:space="preserve">는 SDL과 다른 경로를 택했다. 주사탐침 리소그래피와 고분자 나노반응기·열처리로 조성이 공간적으로 부호화된 나노소재 라이브러리를 만든 뒤, </w:t>
+      </w:r>
+      <w:r>
+        <w:rPr>
+          <w:rFonts w:ascii="Malgun Gothic" w:hAnsi="Malgun Gothic" w:eastAsia="맑은 고딕"/>
+          <w:b/>
+          <w:i w:val="0"/>
+          <w:sz w:val="21"/>
+        </w:rPr>
+        <w:t>2차 조화 발생(SHG) 현미경으로 30분 이내에 100만 종 이상의 시료를 검사</w:t>
+      </w:r>
+      <w:r>
+        <w:rPr>
+          <w:rFonts w:ascii="Malgun Gothic" w:hAnsi="Malgun Gothic" w:eastAsia="맑은 고딕"/>
+          <w:b w:val="0"/>
+          <w:i w:val="0"/>
+          <w:sz w:val="21"/>
+        </w:rPr>
+        <w:t xml:space="preserve">한다. 2026년 5월 </w:t>
+      </w:r>
+      <w:r>
+        <w:rPr>
+          <w:rFonts w:ascii="Malgun Gothic" w:hAnsi="Malgun Gothic" w:eastAsia="맑은 고딕"/>
+          <w:b w:val="0"/>
+          <w:i/>
+          <w:sz w:val="21"/>
+        </w:rPr>
+        <w:t>Science Advances</w:t>
+      </w:r>
+      <w:r>
+        <w:rPr>
+          <w:rFonts w:ascii="Malgun Gothic" w:hAnsi="Malgun Gothic" w:eastAsia="맑은 고딕"/>
+          <w:b w:val="0"/>
+          <w:i w:val="0"/>
+          <w:sz w:val="21"/>
+        </w:rPr>
+        <w:t xml:space="preserve">에 특정 온도에서 작동하는 압전 소재를 의도적으로 설계해 수 시간 만에 후보를 찾은 결과를 발표했다. 순차적 폐루프 대신 </w:t>
+      </w:r>
+      <w:r>
+        <w:rPr>
+          <w:rFonts w:ascii="Malgun Gothic" w:hAnsi="Malgun Gothic" w:eastAsia="맑은 고딕"/>
+          <w:b/>
+          <w:i w:val="0"/>
+          <w:sz w:val="21"/>
+        </w:rPr>
+        <w:t>대규모 병렬 라이브러리 + 초고속 스크리닝</w:t>
+      </w:r>
+      <w:r>
+        <w:rPr>
+          <w:rFonts w:ascii="Malgun Gothic" w:hAnsi="Malgun Gothic" w:eastAsia="맑은 고딕"/>
+          <w:b w:val="0"/>
+          <w:i w:val="0"/>
+          <w:sz w:val="21"/>
+        </w:rPr>
+        <w:t>이 더 빠를 수 있다는 문제 제기이며, 창업사 Mattiq를 통해 상용화되고 있다.</w:t>
       </w:r>
     </w:p>
     <w:p>
@@ -713,7 +1995,902 @@
           <w:i w:val="0"/>
           <w:sz w:val="23"/>
         </w:rPr>
-        <w:t>2.3 캐나다 — 단일 기관에 집중 투자한 사례</w:t>
+        <w:t>2.4 민간 — 자본 집중과 첫 구조조정</w:t>
+      </w:r>
+    </w:p>
+    <w:p>
+      <w:pPr>
+        <w:jc w:val="both"/>
+      </w:pPr>
+      <w:r>
+        <w:rPr>
+          <w:rFonts w:ascii="Malgun Gothic" w:hAnsi="Malgun Gothic" w:eastAsia="맑은 고딕"/>
+          <w:b w:val="0"/>
+          <w:i w:val="0"/>
+          <w:sz w:val="21"/>
+        </w:rPr>
+        <w:t xml:space="preserve">2025년 이후 미국 SDL의 자본 규모는 어느 국가의 공공 사업보다 크다. 다만 </w:t>
+      </w:r>
+      <w:r>
+        <w:rPr>
+          <w:rFonts w:ascii="Malgun Gothic" w:hAnsi="Malgun Gothic" w:eastAsia="맑은 고딕"/>
+          <w:b/>
+          <w:i w:val="0"/>
+          <w:sz w:val="21"/>
+        </w:rPr>
+        <w:t>성과 시차가 뚜렷하고 첫 구조조정이 이미 진행 중</w:t>
+      </w:r>
+      <w:r>
+        <w:rPr>
+          <w:rFonts w:ascii="Malgun Gothic" w:hAnsi="Malgun Gothic" w:eastAsia="맑은 고딕"/>
+          <w:b w:val="0"/>
+          <w:i w:val="0"/>
+          <w:sz w:val="21"/>
+        </w:rPr>
+        <w:t>이다.</w:t>
+      </w:r>
+    </w:p>
+    <w:tbl>
+      <w:tblPr>
+        <w:tblStyle w:val="TableGrid"/>
+        <w:tblW w:type="auto" w:w="0"/>
+        <w:jc w:val="center"/>
+        <w:tblLayout w:type="autofit"/>
+        <w:tblLook w:firstColumn="1" w:firstRow="1" w:lastColumn="0" w:lastRow="0" w:noHBand="0" w:noVBand="1" w:val="04A0"/>
+      </w:tblPr>
+      <w:tblGrid>
+        <w:gridCol w:w="3213"/>
+        <w:gridCol w:w="3213"/>
+        <w:gridCol w:w="3213"/>
+      </w:tblGrid>
+      <w:tr>
+        <w:tc>
+          <w:tcPr>
+            <w:tcW w:type="dxa" w:w="3213"/>
+            <w:shd w:val="clear" w:fill="ECEFF4"/>
+          </w:tcPr>
+          <w:p>
+            <w:pPr>
+              <w:spacing w:after="20"/>
+            </w:pPr>
+            <w:r/>
+            <w:r>
+              <w:rPr>
+                <w:rFonts w:ascii="Malgun Gothic" w:hAnsi="Malgun Gothic" w:eastAsia="맑은 고딕"/>
+                <w:b/>
+                <w:i w:val="0"/>
+                <w:sz w:val="17"/>
+              </w:rPr>
+              <w:t>기업</w:t>
+            </w:r>
+          </w:p>
+        </w:tc>
+        <w:tc>
+          <w:tcPr>
+            <w:tcW w:type="dxa" w:w="3213"/>
+            <w:shd w:val="clear" w:fill="ECEFF4"/>
+          </w:tcPr>
+          <w:p>
+            <w:pPr>
+              <w:spacing w:after="20"/>
+            </w:pPr>
+            <w:r/>
+            <w:r>
+              <w:rPr>
+                <w:rFonts w:ascii="Malgun Gothic" w:hAnsi="Malgun Gothic" w:eastAsia="맑은 고딕"/>
+                <w:b/>
+                <w:i w:val="0"/>
+                <w:sz w:val="17"/>
+              </w:rPr>
+              <w:t>조달 규모</w:t>
+            </w:r>
+          </w:p>
+        </w:tc>
+        <w:tc>
+          <w:tcPr>
+            <w:tcW w:type="dxa" w:w="3213"/>
+            <w:shd w:val="clear" w:fill="ECEFF4"/>
+          </w:tcPr>
+          <w:p>
+            <w:pPr>
+              <w:spacing w:after="20"/>
+            </w:pPr>
+            <w:r/>
+            <w:r>
+              <w:rPr>
+                <w:rFonts w:ascii="Malgun Gothic" w:hAnsi="Malgun Gothic" w:eastAsia="맑은 고딕"/>
+                <w:b/>
+                <w:i w:val="0"/>
+                <w:sz w:val="17"/>
+              </w:rPr>
+              <w:t>상태</w:t>
+            </w:r>
+          </w:p>
+        </w:tc>
+      </w:tr>
+      <w:tr>
+        <w:tc>
+          <w:tcPr>
+            <w:tcW w:type="dxa" w:w="3213"/>
+          </w:tcPr>
+          <w:p>
+            <w:pPr>
+              <w:spacing w:after="20" w:line="276" w:lineRule="auto"/>
+            </w:pPr>
+            <w:r/>
+            <w:r>
+              <w:rPr>
+                <w:rFonts w:ascii="Malgun Gothic" w:hAnsi="Malgun Gothic" w:eastAsia="맑은 고딕"/>
+                <w:b w:val="0"/>
+                <w:i w:val="0"/>
+                <w:sz w:val="17"/>
+              </w:rPr>
+              <w:t>Lila Sciences</w:t>
+            </w:r>
+          </w:p>
+        </w:tc>
+        <w:tc>
+          <w:tcPr>
+            <w:tcW w:type="dxa" w:w="3213"/>
+          </w:tcPr>
+          <w:p>
+            <w:pPr>
+              <w:spacing w:after="20" w:line="276" w:lineRule="auto"/>
+            </w:pPr>
+            <w:r/>
+            <w:r>
+              <w:rPr>
+                <w:rFonts w:ascii="Malgun Gothic" w:hAnsi="Malgun Gothic" w:eastAsia="맑은 고딕"/>
+                <w:b w:val="0"/>
+                <w:i w:val="0"/>
+                <w:sz w:val="17"/>
+              </w:rPr>
+              <w:t>시드 2억 달러(2025.3) + 시리즈A 3.5억 달러, 총 5.5억 달러</w:t>
+            </w:r>
+          </w:p>
+        </w:tc>
+        <w:tc>
+          <w:tcPr>
+            <w:tcW w:type="dxa" w:w="3213"/>
+          </w:tcPr>
+          <w:p>
+            <w:pPr>
+              <w:spacing w:after="20" w:line="276" w:lineRule="auto"/>
+            </w:pPr>
+            <w:r/>
+            <w:r>
+              <w:rPr>
+                <w:rFonts w:ascii="Malgun Gothic" w:hAnsi="Malgun Gothic" w:eastAsia="맑은 고딕"/>
+                <w:b w:val="0"/>
+                <w:i w:val="0"/>
+                <w:sz w:val="17"/>
+              </w:rPr>
+              <w:t>AI 사이언스 팩토리 운영, 투자자에 NVIDIA·In-Q-Tel·ADIA</w:t>
+            </w:r>
+          </w:p>
+        </w:tc>
+      </w:tr>
+      <w:tr>
+        <w:tc>
+          <w:tcPr>
+            <w:tcW w:type="dxa" w:w="3213"/>
+          </w:tcPr>
+          <w:p>
+            <w:pPr>
+              <w:spacing w:after="20" w:line="276" w:lineRule="auto"/>
+            </w:pPr>
+            <w:r/>
+            <w:r>
+              <w:rPr>
+                <w:rFonts w:ascii="Malgun Gothic" w:hAnsi="Malgun Gothic" w:eastAsia="맑은 고딕"/>
+                <w:b w:val="0"/>
+                <w:i w:val="0"/>
+                <w:sz w:val="17"/>
+              </w:rPr>
+              <w:t>Periodic Labs</w:t>
+            </w:r>
+          </w:p>
+        </w:tc>
+        <w:tc>
+          <w:tcPr>
+            <w:tcW w:type="dxa" w:w="3213"/>
+          </w:tcPr>
+          <w:p>
+            <w:pPr>
+              <w:spacing w:after="20" w:line="276" w:lineRule="auto"/>
+            </w:pPr>
+            <w:r/>
+            <w:r>
+              <w:rPr>
+                <w:rFonts w:ascii="Malgun Gothic" w:hAnsi="Malgun Gothic" w:eastAsia="맑은 고딕"/>
+                <w:b w:val="0"/>
+                <w:i w:val="0"/>
+                <w:sz w:val="17"/>
+              </w:rPr>
+              <w:t>시드 3억 달러</w:t>
+            </w:r>
+          </w:p>
+        </w:tc>
+        <w:tc>
+          <w:tcPr>
+            <w:tcW w:type="dxa" w:w="3213"/>
+          </w:tcPr>
+          <w:p>
+            <w:pPr>
+              <w:spacing w:after="20" w:line="276" w:lineRule="auto"/>
+            </w:pPr>
+            <w:r/>
+            <w:r>
+              <w:rPr>
+                <w:rFonts w:ascii="Malgun Gothic" w:hAnsi="Malgun Gothic" w:eastAsia="맑은 고딕"/>
+                <w:b w:val="0"/>
+                <w:i w:val="0"/>
+                <w:sz w:val="17"/>
+              </w:rPr>
+              <w:t xml:space="preserve">샌프란시스코 실험실 구축 초기, </w:t>
+            </w:r>
+            <w:r>
+              <w:rPr>
+                <w:rFonts w:ascii="Malgun Gothic" w:hAnsi="Malgun Gothic" w:eastAsia="맑은 고딕"/>
+                <w:b/>
+                <w:i w:val="0"/>
+                <w:sz w:val="17"/>
+              </w:rPr>
+              <w:t>아직 AI 예측 기반 수동 합성 단계</w:t>
+            </w:r>
+            <w:r>
+              <w:rPr>
+                <w:rFonts w:ascii="Malgun Gothic" w:hAnsi="Malgun Gothic" w:eastAsia="맑은 고딕"/>
+                <w:b w:val="0"/>
+                <w:i w:val="0"/>
+                <w:sz w:val="17"/>
+              </w:rPr>
+              <w:t>, 고처리량 로봇 실험실 준비 중</w:t>
+            </w:r>
+          </w:p>
+        </w:tc>
+      </w:tr>
+      <w:tr>
+        <w:tc>
+          <w:tcPr>
+            <w:tcW w:type="dxa" w:w="3213"/>
+          </w:tcPr>
+          <w:p>
+            <w:pPr>
+              <w:spacing w:after="20" w:line="276" w:lineRule="auto"/>
+            </w:pPr>
+            <w:r/>
+            <w:r>
+              <w:rPr>
+                <w:rFonts w:ascii="Malgun Gothic" w:hAnsi="Malgun Gothic" w:eastAsia="맑은 고딕"/>
+                <w:b w:val="0"/>
+                <w:i w:val="0"/>
+                <w:sz w:val="17"/>
+              </w:rPr>
+              <w:t>Radical AI</w:t>
+            </w:r>
+          </w:p>
+        </w:tc>
+        <w:tc>
+          <w:tcPr>
+            <w:tcW w:type="dxa" w:w="3213"/>
+          </w:tcPr>
+          <w:p>
+            <w:pPr>
+              <w:spacing w:after="20" w:line="276" w:lineRule="auto"/>
+            </w:pPr>
+            <w:r/>
+            <w:r>
+              <w:rPr>
+                <w:rFonts w:ascii="Malgun Gothic" w:hAnsi="Malgun Gothic" w:eastAsia="맑은 고딕"/>
+                <w:b w:val="0"/>
+                <w:i w:val="0"/>
+                <w:sz w:val="17"/>
+              </w:rPr>
+              <w:t>Seed+ 5,500만 달러(2025.7, RTX Ventures 주도, NVIDIA NVentures·Eni Next·AlleyCorp 참여) 및 후속 라운드</w:t>
+            </w:r>
+          </w:p>
+        </w:tc>
+        <w:tc>
+          <w:tcPr>
+            <w:tcW w:type="dxa" w:w="3213"/>
+          </w:tcPr>
+          <w:p>
+            <w:pPr>
+              <w:spacing w:after="20" w:line="276" w:lineRule="auto"/>
+            </w:pPr>
+            <w:r/>
+            <w:r>
+              <w:rPr>
+                <w:rFonts w:ascii="Malgun Gothic" w:hAnsi="Malgun Gothic" w:eastAsia="맑은 고딕"/>
+                <w:b w:val="0"/>
+                <w:i w:val="0"/>
+                <w:sz w:val="17"/>
+              </w:rPr>
+              <w:t xml:space="preserve">거의 완전 자율 단계, </w:t>
+            </w:r>
+            <w:r>
+              <w:rPr>
+                <w:rFonts w:ascii="Malgun Gothic" w:hAnsi="Malgun Gothic" w:eastAsia="맑은 고딕"/>
+                <w:b/>
+                <w:i w:val="0"/>
+                <w:sz w:val="17"/>
+              </w:rPr>
+              <w:t>6개월간 합금 1,200종 제작·특성분석</w:t>
+            </w:r>
+          </w:p>
+        </w:tc>
+      </w:tr>
+      <w:tr>
+        <w:tc>
+          <w:tcPr>
+            <w:tcW w:type="dxa" w:w="3213"/>
+          </w:tcPr>
+          <w:p>
+            <w:pPr>
+              <w:spacing w:after="20" w:line="276" w:lineRule="auto"/>
+            </w:pPr>
+            <w:r/>
+            <w:r>
+              <w:rPr>
+                <w:rFonts w:ascii="Malgun Gothic" w:hAnsi="Malgun Gothic" w:eastAsia="맑은 고딕"/>
+                <w:b w:val="0"/>
+                <w:i w:val="0"/>
+                <w:sz w:val="17"/>
+              </w:rPr>
+              <w:t>Atinary</w:t>
+            </w:r>
+          </w:p>
+        </w:tc>
+        <w:tc>
+          <w:tcPr>
+            <w:tcW w:type="dxa" w:w="3213"/>
+          </w:tcPr>
+          <w:p>
+            <w:pPr>
+              <w:spacing w:after="20" w:line="276" w:lineRule="auto"/>
+            </w:pPr>
+            <w:r/>
+            <w:r>
+              <w:rPr>
+                <w:rFonts w:ascii="Malgun Gothic" w:hAnsi="Malgun Gothic" w:eastAsia="맑은 고딕"/>
+                <w:b w:val="0"/>
+                <w:i w:val="0"/>
+                <w:sz w:val="17"/>
+              </w:rPr>
+              <w:t>1,000만 달러 이상</w:t>
+            </w:r>
+          </w:p>
+        </w:tc>
+        <w:tc>
+          <w:tcPr>
+            <w:tcW w:type="dxa" w:w="3213"/>
+          </w:tcPr>
+          <w:p>
+            <w:pPr>
+              <w:spacing w:after="20" w:line="276" w:lineRule="auto"/>
+            </w:pPr>
+            <w:r/>
+            <w:r>
+              <w:rPr>
+                <w:rFonts w:ascii="Malgun Gothic" w:hAnsi="Malgun Gothic" w:eastAsia="맑은 고딕"/>
+                <w:b w:val="0"/>
+                <w:i w:val="0"/>
+                <w:sz w:val="17"/>
+              </w:rPr>
+              <w:t xml:space="preserve">2026년 2월 보스턴에 자율실험실 개소, </w:t>
+            </w:r>
+            <w:r>
+              <w:rPr>
+                <w:rFonts w:ascii="Malgun Gothic" w:hAnsi="Malgun Gothic" w:eastAsia="맑은 고딕"/>
+                <w:b/>
+                <w:i w:val="0"/>
+                <w:sz w:val="17"/>
+              </w:rPr>
+              <w:t>하루 수백 건 반응</w:t>
+            </w:r>
+          </w:p>
+        </w:tc>
+      </w:tr>
+      <w:tr>
+        <w:tc>
+          <w:tcPr>
+            <w:tcW w:type="dxa" w:w="3213"/>
+          </w:tcPr>
+          <w:p>
+            <w:pPr>
+              <w:spacing w:after="20" w:line="276" w:lineRule="auto"/>
+            </w:pPr>
+            <w:r/>
+            <w:r>
+              <w:rPr>
+                <w:rFonts w:ascii="Malgun Gothic" w:hAnsi="Malgun Gothic" w:eastAsia="맑은 고딕"/>
+                <w:b w:val="0"/>
+                <w:i w:val="0"/>
+                <w:sz w:val="17"/>
+              </w:rPr>
+              <w:t>Ginkgo Bioworks</w:t>
+            </w:r>
+          </w:p>
+        </w:tc>
+        <w:tc>
+          <w:tcPr>
+            <w:tcW w:type="dxa" w:w="3213"/>
+          </w:tcPr>
+          <w:p>
+            <w:pPr>
+              <w:spacing w:after="20" w:line="276" w:lineRule="auto"/>
+            </w:pPr>
+            <w:r/>
+            <w:r>
+              <w:rPr>
+                <w:rFonts w:ascii="Malgun Gothic" w:hAnsi="Malgun Gothic" w:eastAsia="맑은 고딕"/>
+                <w:b w:val="0"/>
+                <w:i w:val="0"/>
+                <w:sz w:val="17"/>
+              </w:rPr>
+              <w:t>상장사</w:t>
+            </w:r>
+          </w:p>
+        </w:tc>
+        <w:tc>
+          <w:tcPr>
+            <w:tcW w:type="dxa" w:w="3213"/>
+          </w:tcPr>
+          <w:p>
+            <w:pPr>
+              <w:spacing w:after="20" w:line="276" w:lineRule="auto"/>
+            </w:pPr>
+            <w:r/>
+            <w:r>
+              <w:rPr>
+                <w:rFonts w:ascii="Malgun Gothic" w:hAnsi="Malgun Gothic" w:eastAsia="맑은 고딕"/>
+                <w:b w:val="0"/>
+                <w:i w:val="0"/>
+                <w:sz w:val="17"/>
+              </w:rPr>
+              <w:t>GPT-5 폐루프 실증 + Cloud Lab 출시, 동시에 사업 구조 전면 개편</w:t>
+            </w:r>
+          </w:p>
+        </w:tc>
+      </w:tr>
+    </w:tbl>
+    <w:p>
+      <w:pPr>
+        <w:spacing w:after="80"/>
+      </w:pPr>
+    </w:p>
+    <w:p>
+      <w:pPr>
+        <w:jc w:val="both"/>
+      </w:pPr>
+      <w:r>
+        <w:rPr>
+          <w:rFonts w:ascii="Malgun Gothic" w:hAnsi="Malgun Gothic" w:eastAsia="맑은 고딕"/>
+          <w:b/>
+          <w:i w:val="0"/>
+          <w:sz w:val="21"/>
+        </w:rPr>
+        <w:t>Radical AI</w:t>
+      </w:r>
+      <w:r>
+        <w:rPr>
+          <w:rFonts w:ascii="Malgun Gothic" w:hAnsi="Malgun Gothic" w:eastAsia="맑은 고딕"/>
+          <w:b w:val="0"/>
+          <w:i w:val="0"/>
+          <w:sz w:val="21"/>
+        </w:rPr>
+        <w:t xml:space="preserve">는 국립연구소와 민간의 인력 연결을 보여주는 사례다. A-Lab의 책임연구자인 </w:t>
+      </w:r>
+      <w:r>
+        <w:rPr>
+          <w:rFonts w:ascii="Malgun Gothic" w:hAnsi="Malgun Gothic" w:eastAsia="맑은 고딕"/>
+          <w:b/>
+          <w:i w:val="0"/>
+          <w:sz w:val="21"/>
+        </w:rPr>
+        <w:t>Gerbrand Ceder가 최고과학책임자(CSO)</w:t>
+      </w:r>
+      <w:r>
+        <w:rPr>
+          <w:rFonts w:ascii="Malgun Gothic" w:hAnsi="Malgun Gothic" w:eastAsia="맑은 고딕"/>
+          <w:b w:val="0"/>
+          <w:i w:val="0"/>
+          <w:sz w:val="21"/>
+        </w:rPr>
+        <w:t xml:space="preserve"> 로 참여하며, 역설계(목표 물성에서 출발해 후보 조성으로 역추적)로 탐색 공간을 좁힌 뒤 자율실험실이 합성·검증한다. 6개월간 1,200종의 합금을 제작·특성분석했는데 이는 DARPA/GE의 MACH 프로그램 대비 약 10배 속도이며, 하루 100종 신규 합금 시험이 가능하다고 밝혔다. 능동학습 루프에 7,000만 건 이상의 데이터를 투입한다. 2026년에는 뉴욕 알렉산드리아 생명과학센터에 시설을 열었고 대상은 극초음속 비행체·우주선용 합금이다.</w:t>
+      </w:r>
+    </w:p>
+    <w:p>
+      <w:pPr>
+        <w:jc w:val="both"/>
+      </w:pPr>
+      <w:r>
+        <w:rPr>
+          <w:rFonts w:ascii="Malgun Gothic" w:hAnsi="Malgun Gothic" w:eastAsia="맑은 고딕"/>
+          <w:b/>
+          <w:i w:val="0"/>
+          <w:sz w:val="21"/>
+        </w:rPr>
+        <w:t>Atinary</w:t>
+      </w:r>
+      <w:r>
+        <w:rPr>
+          <w:rFonts w:ascii="Malgun Gothic" w:hAnsi="Malgun Gothic" w:eastAsia="맑은 고딕"/>
+          <w:b w:val="0"/>
+          <w:i w:val="0"/>
+          <w:sz w:val="21"/>
+        </w:rPr>
+        <w:t xml:space="preserve">는 통합 방식이 다르다. ABB·Agilent·Bruker·Chemspeed·METTLER TOLEDO의 상용 로봇·장비 위에 자사 노코드 AI 플랫폼을 얹어 "과학 발견 팩토리" 두 대를 운영한다. 자체 하드웨어를 만들지 않는다는 점에서 </w:t>
+      </w:r>
+      <w:r>
+        <w:rPr>
+          <w:rFonts w:ascii="Malgun Gothic" w:hAnsi="Malgun Gothic" w:eastAsia="맑은 고딕"/>
+          <w:b/>
+          <w:i w:val="0"/>
+          <w:sz w:val="21"/>
+        </w:rPr>
+        <w:t>후발 기관이 참고할 만한 구성</w:t>
+      </w:r>
+      <w:r>
+        <w:rPr>
+          <w:rFonts w:ascii="Malgun Gothic" w:hAnsi="Malgun Gothic" w:eastAsia="맑은 고딕"/>
+          <w:b w:val="0"/>
+          <w:i w:val="0"/>
+          <w:sz w:val="21"/>
+        </w:rPr>
+        <w:t>이다. dsm-firmenich·다케다·MIT와 협업하며, 폐루프가 24시간 돌아 일주일에 박사과정생 5년치 실험 데이터를 만든다고 주장한다.</w:t>
+      </w:r>
+    </w:p>
+    <w:p>
+      <w:pPr>
+        <w:jc w:val="both"/>
+      </w:pPr>
+      <w:r>
+        <w:rPr>
+          <w:rFonts w:ascii="Malgun Gothic" w:hAnsi="Malgun Gothic" w:eastAsia="맑은 고딕"/>
+          <w:b/>
+          <w:i w:val="0"/>
+          <w:sz w:val="21"/>
+        </w:rPr>
+        <w:t>벤더 통합이 진행 중이다.</w:t>
+      </w:r>
+      <w:r>
+        <w:rPr>
+          <w:rFonts w:ascii="Malgun Gothic" w:hAnsi="Malgun Gothic" w:eastAsia="맑은 고딕"/>
+          <w:b w:val="0"/>
+          <w:i w:val="0"/>
+          <w:sz w:val="21"/>
+        </w:rPr>
+        <w:t xml:space="preserve"> Bruker는 스위스 Chemspeed(Empa Aurora 공동 개발사)를 인수한 데 이어 </w:t>
+      </w:r>
+      <w:r>
+        <w:rPr>
+          <w:rFonts w:ascii="Malgun Gothic" w:hAnsi="Malgun Gothic" w:eastAsia="맑은 고딕"/>
+          <w:b/>
+          <w:i w:val="0"/>
+          <w:sz w:val="21"/>
+        </w:rPr>
+        <w:t>2026년 8월 Atinary와 자율실험실 전략 제휴</w:t>
+      </w:r>
+      <w:r>
+        <w:rPr>
+          <w:rFonts w:ascii="Malgun Gothic" w:hAnsi="Malgun Gothic" w:eastAsia="맑은 고딕"/>
+          <w:b w:val="0"/>
+          <w:i w:val="0"/>
+          <w:sz w:val="21"/>
+        </w:rPr>
+        <w:t>를 맺었다. 하드웨어와 오케스트레이션 소프트웨어를 한 벤더가 묶어 파는 국면이 시작됐다는 뜻이며, 구축을 검토하는 기관 입장에서는 자체 개발과 턴키 도입 사이의 선택지가 생겼다.</w:t>
+      </w:r>
+    </w:p>
+    <w:p>
+      <w:pPr>
+        <w:jc w:val="both"/>
+      </w:pPr>
+      <w:r>
+        <w:rPr>
+          <w:rFonts w:ascii="Malgun Gothic" w:hAnsi="Malgun Gothic" w:eastAsia="맑은 고딕"/>
+          <w:b/>
+          <w:i w:val="0"/>
+          <w:sz w:val="21"/>
+        </w:rPr>
+        <w:t>Ginkgo Bioworks는 성공과 실패를 동시에 보여준다.</w:t>
+      </w:r>
+      <w:r>
+        <w:rPr>
+          <w:rFonts w:ascii="Malgun Gothic" w:hAnsi="Malgun Gothic" w:eastAsia="맑은 고딕"/>
+          <w:b w:val="0"/>
+          <w:i w:val="0"/>
+          <w:sz w:val="21"/>
+        </w:rPr>
+        <w:t xml:space="preserve"> 기술적으로는 2026년 2월 GPT-5와 결합해 6사이클·36,000 조건을 자율 수행하며 무세포 단백질 합성 비용을 40% 낮췄고, 3월 Cloud Lab을 출시했다. 자율실험실 구조는 재구성 자동화 카트(RAC)·오케스트레이션 소프트웨어(Catalyst)·원격 지원(Apex)·구조화 데이터 수집(Datapoints)의 4계층이다. 그러나 사업 측면에서는 합성생물 서비스 부문 매출이 2025년 1억 3,300만 달러로 전년 대비 24% 감소했고 상장 당시 전망의 8분의 1에 못 미쳤으며, 2021년 200억 달러였던 기업가치가 95% 이상 하락했다. 2026년 회사는 </w:t>
+      </w:r>
+      <w:r>
+        <w:rPr>
+          <w:rFonts w:ascii="Malgun Gothic" w:hAnsi="Malgun Gothic" w:eastAsia="맑은 고딕"/>
+          <w:b/>
+          <w:i w:val="0"/>
+          <w:sz w:val="21"/>
+        </w:rPr>
+        <w:t>전통적 실험실을 모두 닫고 바이오시큐리티 사업을 분사한 뒤, 제약사와 대학에 AI 구동 실험 로봇을 파는 쪽으로 전환</w:t>
+      </w:r>
+      <w:r>
+        <w:rPr>
+          <w:rFonts w:ascii="Malgun Gothic" w:hAnsi="Malgun Gothic" w:eastAsia="맑은 고딕"/>
+          <w:b w:val="0"/>
+          <w:i w:val="0"/>
+          <w:sz w:val="21"/>
+        </w:rPr>
+        <w:t>했다.</w:t>
+      </w:r>
+    </w:p>
+    <w:p>
+      <w:pPr>
+        <w:jc w:val="both"/>
+      </w:pPr>
+      <w:r>
+        <w:rPr>
+          <w:rFonts w:ascii="Malgun Gothic" w:hAnsi="Malgun Gothic" w:eastAsia="맑은 고딕"/>
+          <w:b/>
+          <w:i w:val="0"/>
+          <w:sz w:val="21"/>
+        </w:rPr>
+        <w:t>앞선 실패 사례도 있다.</w:t>
+      </w:r>
+      <w:r>
+        <w:rPr>
+          <w:rFonts w:ascii="Malgun Gothic" w:hAnsi="Malgun Gothic" w:eastAsia="맑은 고딕"/>
+          <w:b w:val="0"/>
+          <w:i w:val="0"/>
+          <w:sz w:val="21"/>
+        </w:rPr>
+        <w:t xml:space="preserve"> Zymergen은 10억 달러 이상의 벤처 투자와 2021년 5억 달러 규모 IPO를 거쳤으나, 제품 매출이 사실상 없다는 사실이 드러나며 주가가 급락했다. 30억 달러였던 기업가치는 2022년 Ginkgo에 3억 달러로 인수될 때까지 떨어졌고, 2023년 10월 파산했다. </w:t>
+      </w:r>
+      <w:r>
+        <w:rPr>
+          <w:rFonts w:ascii="Malgun Gothic" w:hAnsi="Malgun Gothic" w:eastAsia="맑은 고딕"/>
+          <w:b/>
+          <w:i w:val="0"/>
+          <w:sz w:val="21"/>
+        </w:rPr>
+        <w:t>자동화 규모가 곧 제품이 되지는 않는다</w:t>
+      </w:r>
+      <w:r>
+        <w:rPr>
+          <w:rFonts w:ascii="Malgun Gothic" w:hAnsi="Malgun Gothic" w:eastAsia="맑은 고딕"/>
+          <w:b w:val="0"/>
+          <w:i w:val="0"/>
+          <w:sz w:val="21"/>
+        </w:rPr>
+        <w:t>는 것이 이 사례의 핵심이다.</w:t>
+      </w:r>
+    </w:p>
+    <w:p>
+      <w:pPr>
+        <w:spacing w:before="220" w:after="80"/>
+      </w:pPr>
+      <w:r>
+        <w:rPr>
+          <w:rFonts w:ascii="Malgun Gothic" w:hAnsi="Malgun Gothic" w:eastAsia="맑은 고딕"/>
+          <w:b/>
+          <w:i w:val="0"/>
+          <w:sz w:val="23"/>
+        </w:rPr>
+        <w:t>2.5 미국 사례에서 읽어야 할 것</w:t>
+      </w:r>
+    </w:p>
+    <w:p>
+      <w:pPr>
+        <w:jc w:val="both"/>
+      </w:pPr>
+      <w:r>
+        <w:rPr>
+          <w:rFonts w:ascii="Malgun Gothic" w:hAnsi="Malgun Gothic" w:eastAsia="맑은 고딕"/>
+          <w:b/>
+          <w:i w:val="0"/>
+          <w:sz w:val="21"/>
+        </w:rPr>
+        <w:t>첫째, 검증 논쟁이 미국 내부에서 가장 격렬하게 진행됐다.</w:t>
+      </w:r>
+      <w:r>
+        <w:rPr>
+          <w:rFonts w:ascii="Malgun Gothic" w:hAnsi="Malgun Gothic" w:eastAsia="맑은 고딕"/>
+          <w:b w:val="0"/>
+          <w:i w:val="0"/>
+          <w:sz w:val="21"/>
+        </w:rPr>
+        <w:t xml:space="preserve"> A-Lab 발표 직후 Leeman 등이 43개 합성 생성물 전체를 재검토해 분석상의 네 가지 공통 결함을 지적하고 </w:t>
+      </w:r>
+      <w:r>
+        <w:rPr>
+          <w:rFonts w:ascii="Malgun Gothic" w:hAnsi="Malgun Gothic" w:eastAsia="맑은 고딕"/>
+          <w:b/>
+          <w:i w:val="0"/>
+          <w:sz w:val="21"/>
+        </w:rPr>
+        <w:t>분말 X선 회절의 자동 리트벨트 해석이 아직 신뢰할 만하지 않다</w:t>
+      </w:r>
+      <w:r>
+        <w:rPr>
+          <w:rFonts w:ascii="Malgun Gothic" w:hAnsi="Malgun Gothic" w:eastAsia="맑은 고딕"/>
+          <w:b w:val="0"/>
+          <w:i w:val="0"/>
+          <w:sz w:val="21"/>
+        </w:rPr>
+        <w:t xml:space="preserve">고 결론지었다(Leeman 외, 2024). 같은 시기 Cheetham과 Seshadri는 딥마인드 GNoME의 220만 결정 구조 예측에 대해 </w:t>
+      </w:r>
+      <w:r>
+        <w:rPr>
+          <w:rFonts w:ascii="Malgun Gothic" w:hAnsi="Malgun Gothic" w:eastAsia="맑은 고딕"/>
+          <w:b/>
+          <w:i w:val="0"/>
+          <w:sz w:val="21"/>
+        </w:rPr>
+        <w:t>신규성·타당성·유용성 세 조건을 모두 만족하는 화합물의 증거가 빈약</w:t>
+      </w:r>
+      <w:r>
+        <w:rPr>
+          <w:rFonts w:ascii="Malgun Gothic" w:hAnsi="Malgun Gothic" w:eastAsia="맑은 고딕"/>
+          <w:b w:val="0"/>
+          <w:i w:val="0"/>
+          <w:sz w:val="21"/>
+        </w:rPr>
+        <w:t xml:space="preserve">하다고 평가했다(Cheetham &amp; Seshadri, 2024). 이 논쟁이 2026년 1월 Nature 저자 정정으로 이어졌다. 미국이 앞서 있다는 것은 </w:t>
+      </w:r>
+      <w:r>
+        <w:rPr>
+          <w:rFonts w:ascii="Malgun Gothic" w:hAnsi="Malgun Gothic" w:eastAsia="맑은 고딕"/>
+          <w:b/>
+          <w:i w:val="0"/>
+          <w:sz w:val="21"/>
+        </w:rPr>
+        <w:t>성과뿐 아니라 그 성과를 깨는 검증 문화도 앞서 있다</w:t>
+      </w:r>
+      <w:r>
+        <w:rPr>
+          <w:rFonts w:ascii="Malgun Gothic" w:hAnsi="Malgun Gothic" w:eastAsia="맑은 고딕"/>
+          <w:b w:val="0"/>
+          <w:i w:val="0"/>
+          <w:sz w:val="21"/>
+        </w:rPr>
+        <w:t>는 뜻이며, 국내 도입 시 참고해야 할 부분은 후자다.</w:t>
+      </w:r>
+    </w:p>
+    <w:p>
+      <w:pPr>
+        <w:jc w:val="both"/>
+      </w:pPr>
+      <w:r>
+        <w:rPr>
+          <w:rFonts w:ascii="Malgun Gothic" w:hAnsi="Malgun Gothic" w:eastAsia="맑은 고딕"/>
+          <w:b/>
+          <w:i w:val="0"/>
+          <w:sz w:val="21"/>
+        </w:rPr>
+        <w:t>둘째, 국립연구소의 강점은 개별 플랫폼이 아니라 시설 연결이다.</w:t>
+      </w:r>
+      <w:r>
+        <w:rPr>
+          <w:rFonts w:ascii="Malgun Gothic" w:hAnsi="Malgun Gothic" w:eastAsia="맑은 고딕"/>
+          <w:b w:val="0"/>
+          <w:i w:val="0"/>
+          <w:sz w:val="21"/>
+        </w:rPr>
+        <w:t xml:space="preserve"> Polybot–APS, NSLS-II 빔라인의 자율화, ORNL의 다수 SDL 동시 운영은 모두 </w:t>
+      </w:r>
+      <w:r>
+        <w:rPr>
+          <w:rFonts w:ascii="Malgun Gothic" w:hAnsi="Malgun Gothic" w:eastAsia="맑은 고딕"/>
+          <w:b/>
+          <w:i w:val="0"/>
+          <w:sz w:val="21"/>
+        </w:rPr>
+        <w:t>기존 대형 연구시설 위에 자율성을 얹은</w:t>
+      </w:r>
+      <w:r>
+        <w:rPr>
+          <w:rFonts w:ascii="Malgun Gothic" w:hAnsi="Malgun Gothic" w:eastAsia="맑은 고딕"/>
+          <w:b w:val="0"/>
+          <w:i w:val="0"/>
+          <w:sz w:val="21"/>
+        </w:rPr>
+        <w:t xml:space="preserve"> 형태다. 새 건물을 짓는 접근이 아니다.</w:t>
+      </w:r>
+    </w:p>
+    <w:p>
+      <w:pPr>
+        <w:jc w:val="both"/>
+      </w:pPr>
+      <w:r>
+        <w:rPr>
+          <w:rFonts w:ascii="Malgun Gothic" w:hAnsi="Malgun Gothic" w:eastAsia="맑은 고딕"/>
+          <w:b/>
+          <w:i w:val="0"/>
+          <w:sz w:val="21"/>
+        </w:rPr>
+        <w:t>셋째, 자본과 성과의 시차가 크다.</w:t>
+      </w:r>
+      <w:r>
+        <w:rPr>
+          <w:rFonts w:ascii="Malgun Gothic" w:hAnsi="Malgun Gothic" w:eastAsia="맑은 고딕"/>
+          <w:b w:val="0"/>
+          <w:i w:val="0"/>
+          <w:sz w:val="21"/>
+        </w:rPr>
+        <w:t xml:space="preserve"> 3억 달러를 조달한 Periodic Labs가 아직 수동 합성 단계이고, 업계 전반이 "ChatGPT 순간"을 기다리는 상태라는 평가가 지배적이다. Zymergen 파산과 Ginkgo의 사업 전환은 </w:t>
+      </w:r>
+      <w:r>
+        <w:rPr>
+          <w:rFonts w:ascii="Malgun Gothic" w:hAnsi="Malgun Gothic" w:eastAsia="맑은 고딕"/>
+          <w:b/>
+          <w:i w:val="0"/>
+          <w:sz w:val="21"/>
+        </w:rPr>
+        <w:t>자동화 역량과 사업 성립이 별개</w:t>
+      </w:r>
+      <w:r>
+        <w:rPr>
+          <w:rFonts w:ascii="Malgun Gothic" w:hAnsi="Malgun Gothic" w:eastAsia="맑은 고딕"/>
+          <w:b w:val="0"/>
+          <w:i w:val="0"/>
+          <w:sz w:val="21"/>
+        </w:rPr>
+        <w:t>임을 보여준다.</w:t>
+      </w:r>
+    </w:p>
+    <w:p>
+      <w:pPr>
+        <w:jc w:val="both"/>
+      </w:pPr>
+      <w:r>
+        <w:rPr>
+          <w:rFonts w:ascii="Malgun Gothic" w:hAnsi="Malgun Gothic" w:eastAsia="맑은 고딕"/>
+          <w:b/>
+          <w:i w:val="0"/>
+          <w:sz w:val="21"/>
+        </w:rPr>
+        <w:t>넷째, 표준화의 주도권을 정부가 쥐려 하고 있다.</w:t>
+      </w:r>
+      <w:r>
+        <w:rPr>
+          <w:rFonts w:ascii="Malgun Gothic" w:hAnsi="Malgun Gothic" w:eastAsia="맑은 고딕"/>
+          <w:b w:val="0"/>
+          <w:i w:val="0"/>
+          <w:sz w:val="21"/>
+        </w:rPr>
+        <w:t xml:space="preserve"> 덴버 워크숍 권고와 Genesis Mission의 NIST 조항이 같은 방향을 가리킨다. 국제 표준(SiLA 2, AnIML)이 이미 있는 상황에서 미국이 별도 표준 체계를 밀 경우, 후발 기관은 </w:t>
+      </w:r>
+      <w:r>
+        <w:rPr>
+          <w:rFonts w:ascii="Malgun Gothic" w:hAnsi="Malgun Gothic" w:eastAsia="맑은 고딕"/>
+          <w:b/>
+          <w:i w:val="0"/>
+          <w:sz w:val="21"/>
+        </w:rPr>
+        <w:t>어느 쪽에 맞출지를 조기에 결정</w:t>
+      </w:r>
+      <w:r>
+        <w:rPr>
+          <w:rFonts w:ascii="Malgun Gothic" w:hAnsi="Malgun Gothic" w:eastAsia="맑은 고딕"/>
+          <w:b w:val="0"/>
+          <w:i w:val="0"/>
+          <w:sz w:val="21"/>
+        </w:rPr>
+        <w:t>해야 한다.</w:t>
+      </w:r>
+    </w:p>
+    <w:p>
+      <w:pPr>
+        <w:spacing w:before="220" w:after="80"/>
+      </w:pPr>
+      <w:r>
+        <w:rPr>
+          <w:rFonts w:ascii="Malgun Gothic" w:hAnsi="Malgun Gothic" w:eastAsia="맑은 고딕"/>
+          <w:b/>
+          <w:i w:val="0"/>
+          <w:sz w:val="23"/>
+        </w:rPr>
+        <w:t>2.6 캐나다 — 단일 기관에 집중 투자한 사례</w:t>
       </w:r>
     </w:p>
     <w:p>
@@ -1901,7 +4078,7 @@
           <w:i w:val="0"/>
           <w:sz w:val="23"/>
         </w:rPr>
-        <w:t>표 1. 폐루프 실증·구축 사례 종합</w:t>
+        <w:t>표 2. 폐루프 실증·구축 사례 종합</w:t>
       </w:r>
     </w:p>
     <w:tbl>
@@ -2125,7 +4302,7 @@
                 <w:i w:val="0"/>
                 <w:sz w:val="17"/>
               </w:rPr>
-              <w:t>17일 무인 연속 운전, 58개 목표 중 41개 합성 (신규성 주장은 2026년 정정)</w:t>
+              <w:t>17일 무인 연속 운전, 하루 21건, 58개 목표 중 41개 합성. 화합물당 10~20시간 (신규성 주장은 2026년 정정)</w:t>
             </w:r>
           </w:p>
         </w:tc>
@@ -2410,6 +4587,372 @@
                 <w:sz w:val="17"/>
               </w:rPr>
               <w:t>Kusne 외, 2020</w:t>
+            </w:r>
+          </w:p>
+        </w:tc>
+      </w:tr>
+      <w:tr>
+        <w:tc>
+          <w:tcPr>
+            <w:tcW w:type="dxa" w:w="1606"/>
+          </w:tcPr>
+          <w:p>
+            <w:pPr>
+              <w:spacing w:after="20" w:line="276" w:lineRule="auto"/>
+            </w:pPr>
+            <w:r/>
+            <w:r>
+              <w:rPr>
+                <w:rFonts w:ascii="Malgun Gothic" w:hAnsi="Malgun Gothic" w:eastAsia="맑은 고딕"/>
+                <w:b w:val="0"/>
+                <w:i w:val="0"/>
+                <w:sz w:val="17"/>
+              </w:rPr>
+              <w:t>NSLS-II 자율 빔라인</w:t>
+            </w:r>
+          </w:p>
+        </w:tc>
+        <w:tc>
+          <w:tcPr>
+            <w:tcW w:type="dxa" w:w="1606"/>
+          </w:tcPr>
+          <w:p>
+            <w:pPr>
+              <w:spacing w:after="20" w:line="276" w:lineRule="auto"/>
+            </w:pPr>
+            <w:r/>
+            <w:r>
+              <w:rPr>
+                <w:rFonts w:ascii="Malgun Gothic" w:hAnsi="Malgun Gothic" w:eastAsia="맑은 고딕"/>
+                <w:b w:val="0"/>
+                <w:i w:val="0"/>
+                <w:sz w:val="17"/>
+              </w:rPr>
+              <w:t>BNL, 미국</w:t>
+            </w:r>
+          </w:p>
+        </w:tc>
+        <w:tc>
+          <w:tcPr>
+            <w:tcW w:type="dxa" w:w="1606"/>
+          </w:tcPr>
+          <w:p>
+            <w:pPr>
+              <w:spacing w:after="20" w:line="276" w:lineRule="auto"/>
+            </w:pPr>
+            <w:r/>
+            <w:r>
+              <w:rPr>
+                <w:rFonts w:ascii="Malgun Gothic" w:hAnsi="Malgun Gothic" w:eastAsia="맑은 고딕"/>
+                <w:b w:val="0"/>
+                <w:i w:val="0"/>
+                <w:sz w:val="17"/>
+              </w:rPr>
+              <w:t>방사광 산란</w:t>
+            </w:r>
+          </w:p>
+        </w:tc>
+        <w:tc>
+          <w:tcPr>
+            <w:tcW w:type="dxa" w:w="1606"/>
+          </w:tcPr>
+          <w:p>
+            <w:pPr>
+              <w:spacing w:after="20" w:line="276" w:lineRule="auto"/>
+            </w:pPr>
+            <w:r/>
+            <w:r>
+              <w:rPr>
+                <w:rFonts w:ascii="Malgun Gothic" w:hAnsi="Malgun Gothic" w:eastAsia="맑은 고딕"/>
+                <w:b w:val="0"/>
+                <w:i w:val="0"/>
+                <w:sz w:val="17"/>
+              </w:rPr>
+              <w:t>Bluesky+SciAnalysis+gpCAM 폐루프, 일반 이용자 상시 기능으로 편입, ALS·ILL로 확산</w:t>
+            </w:r>
+          </w:p>
+        </w:tc>
+        <w:tc>
+          <w:tcPr>
+            <w:tcW w:type="dxa" w:w="1606"/>
+          </w:tcPr>
+          <w:p>
+            <w:pPr>
+              <w:spacing w:after="20" w:line="276" w:lineRule="auto"/>
+            </w:pPr>
+            <w:r/>
+            <w:r>
+              <w:rPr>
+                <w:rFonts w:ascii="Malgun Gothic" w:hAnsi="Malgun Gothic" w:eastAsia="맑은 고딕"/>
+                <w:b w:val="0"/>
+                <w:i w:val="0"/>
+                <w:sz w:val="17"/>
+              </w:rPr>
+              <w:t>2020~</w:t>
+            </w:r>
+          </w:p>
+        </w:tc>
+        <w:tc>
+          <w:tcPr>
+            <w:tcW w:type="dxa" w:w="1606"/>
+          </w:tcPr>
+          <w:p>
+            <w:pPr>
+              <w:spacing w:after="20" w:line="276" w:lineRule="auto"/>
+            </w:pPr>
+            <w:r/>
+            <w:r>
+              <w:rPr>
+                <w:rFonts w:ascii="Malgun Gothic" w:hAnsi="Malgun Gothic" w:eastAsia="맑은 고딕"/>
+                <w:b w:val="0"/>
+                <w:i w:val="0"/>
+                <w:sz w:val="17"/>
+              </w:rPr>
+              <w:t>BNL</w:t>
+            </w:r>
+          </w:p>
+        </w:tc>
+      </w:tr>
+      <w:tr>
+        <w:tc>
+          <w:tcPr>
+            <w:tcW w:type="dxa" w:w="1606"/>
+          </w:tcPr>
+          <w:p>
+            <w:pPr>
+              <w:spacing w:after="20" w:line="276" w:lineRule="auto"/>
+            </w:pPr>
+            <w:r/>
+            <w:r>
+              <w:rPr>
+                <w:rFonts w:ascii="Malgun Gothic" w:hAnsi="Malgun Gothic" w:eastAsia="맑은 고딕"/>
+                <w:b w:val="0"/>
+                <w:i w:val="0"/>
+                <w:sz w:val="17"/>
+              </w:rPr>
+              <w:t>자율실험실군</w:t>
+            </w:r>
+          </w:p>
+        </w:tc>
+        <w:tc>
+          <w:tcPr>
+            <w:tcW w:type="dxa" w:w="1606"/>
+          </w:tcPr>
+          <w:p>
+            <w:pPr>
+              <w:spacing w:after="20" w:line="276" w:lineRule="auto"/>
+            </w:pPr>
+            <w:r/>
+            <w:r>
+              <w:rPr>
+                <w:rFonts w:ascii="Malgun Gothic" w:hAnsi="Malgun Gothic" w:eastAsia="맑은 고딕"/>
+                <w:b w:val="0"/>
+                <w:i w:val="0"/>
+                <w:sz w:val="17"/>
+              </w:rPr>
+              <w:t>ORNL, 미국</w:t>
+            </w:r>
+          </w:p>
+        </w:tc>
+        <w:tc>
+          <w:tcPr>
+            <w:tcW w:type="dxa" w:w="1606"/>
+          </w:tcPr>
+          <w:p>
+            <w:pPr>
+              <w:spacing w:after="20" w:line="276" w:lineRule="auto"/>
+            </w:pPr>
+            <w:r/>
+            <w:r>
+              <w:rPr>
+                <w:rFonts w:ascii="Malgun Gothic" w:hAnsi="Malgun Gothic" w:eastAsia="맑은 고딕"/>
+                <w:b w:val="0"/>
+                <w:i w:val="0"/>
+                <w:sz w:val="17"/>
+              </w:rPr>
+              <w:t>자율 현미경 등 다분야</w:t>
+            </w:r>
+          </w:p>
+        </w:tc>
+        <w:tc>
+          <w:tcPr>
+            <w:tcW w:type="dxa" w:w="1606"/>
+          </w:tcPr>
+          <w:p>
+            <w:pPr>
+              <w:spacing w:after="20" w:line="276" w:lineRule="auto"/>
+            </w:pPr>
+            <w:r/>
+            <w:r>
+              <w:rPr>
+                <w:rFonts w:ascii="Malgun Gothic" w:hAnsi="Malgun Gothic" w:eastAsia="맑은 고딕"/>
+                <w:b w:val="0"/>
+                <w:i w:val="0"/>
+                <w:sz w:val="17"/>
+              </w:rPr>
+              <w:t>12개 이상 자율실험실 동시 운영</w:t>
+            </w:r>
+          </w:p>
+        </w:tc>
+        <w:tc>
+          <w:tcPr>
+            <w:tcW w:type="dxa" w:w="1606"/>
+          </w:tcPr>
+          <w:p>
+            <w:pPr>
+              <w:spacing w:after="20" w:line="276" w:lineRule="auto"/>
+            </w:pPr>
+            <w:r/>
+            <w:r>
+              <w:rPr>
+                <w:rFonts w:ascii="Malgun Gothic" w:hAnsi="Malgun Gothic" w:eastAsia="맑은 고딕"/>
+                <w:b w:val="0"/>
+                <w:i w:val="0"/>
+                <w:sz w:val="17"/>
+              </w:rPr>
+              <w:t>2025</w:t>
+            </w:r>
+          </w:p>
+        </w:tc>
+        <w:tc>
+          <w:tcPr>
+            <w:tcW w:type="dxa" w:w="1606"/>
+          </w:tcPr>
+          <w:p>
+            <w:pPr>
+              <w:spacing w:after="20" w:line="276" w:lineRule="auto"/>
+            </w:pPr>
+            <w:r/>
+            <w:r>
+              <w:rPr>
+                <w:rFonts w:ascii="Malgun Gothic" w:hAnsi="Malgun Gothic" w:eastAsia="맑은 고딕"/>
+                <w:b w:val="0"/>
+                <w:i w:val="0"/>
+                <w:sz w:val="17"/>
+              </w:rPr>
+              <w:t>ORNL</w:t>
+            </w:r>
+          </w:p>
+        </w:tc>
+      </w:tr>
+      <w:tr>
+        <w:tc>
+          <w:tcPr>
+            <w:tcW w:type="dxa" w:w="1606"/>
+          </w:tcPr>
+          <w:p>
+            <w:pPr>
+              <w:spacing w:after="20" w:line="276" w:lineRule="auto"/>
+            </w:pPr>
+            <w:r/>
+            <w:r>
+              <w:rPr>
+                <w:rFonts w:ascii="Malgun Gothic" w:hAnsi="Malgun Gothic" w:eastAsia="맑은 고딕"/>
+                <w:b w:val="0"/>
+                <w:i w:val="0"/>
+                <w:sz w:val="17"/>
+              </w:rPr>
+              <w:t>자율 배합 실험실(AFL)</w:t>
+            </w:r>
+          </w:p>
+        </w:tc>
+        <w:tc>
+          <w:tcPr>
+            <w:tcW w:type="dxa" w:w="1606"/>
+          </w:tcPr>
+          <w:p>
+            <w:pPr>
+              <w:spacing w:after="20" w:line="276" w:lineRule="auto"/>
+            </w:pPr>
+            <w:r/>
+            <w:r>
+              <w:rPr>
+                <w:rFonts w:ascii="Malgun Gothic" w:hAnsi="Malgun Gothic" w:eastAsia="맑은 고딕"/>
+                <w:b w:val="0"/>
+                <w:i w:val="0"/>
+                <w:sz w:val="17"/>
+              </w:rPr>
+              <w:t>NIST, 미국</w:t>
+            </w:r>
+          </w:p>
+        </w:tc>
+        <w:tc>
+          <w:tcPr>
+            <w:tcW w:type="dxa" w:w="1606"/>
+          </w:tcPr>
+          <w:p>
+            <w:pPr>
+              <w:spacing w:after="20" w:line="276" w:lineRule="auto"/>
+            </w:pPr>
+            <w:r/>
+            <w:r>
+              <w:rPr>
+                <w:rFonts w:ascii="Malgun Gothic" w:hAnsi="Malgun Gothic" w:eastAsia="맑은 고딕"/>
+                <w:b w:val="0"/>
+                <w:i w:val="0"/>
+                <w:sz w:val="17"/>
+              </w:rPr>
+              <w:t>복합 유체 배합</w:t>
+            </w:r>
+          </w:p>
+        </w:tc>
+        <w:tc>
+          <w:tcPr>
+            <w:tcW w:type="dxa" w:w="1606"/>
+          </w:tcPr>
+          <w:p>
+            <w:pPr>
+              <w:spacing w:after="20" w:line="276" w:lineRule="auto"/>
+            </w:pPr>
+            <w:r/>
+            <w:r>
+              <w:rPr>
+                <w:rFonts w:ascii="Malgun Gothic" w:hAnsi="Malgun Gothic" w:eastAsia="맑은 고딕"/>
+                <w:b w:val="0"/>
+                <w:i w:val="0"/>
+                <w:sz w:val="17"/>
+              </w:rPr>
+              <w:t>AI 실험계획 + 로봇 + 실시간 소각산란 폐루프</w:t>
+            </w:r>
+          </w:p>
+        </w:tc>
+        <w:tc>
+          <w:tcPr>
+            <w:tcW w:type="dxa" w:w="1606"/>
+          </w:tcPr>
+          <w:p>
+            <w:pPr>
+              <w:spacing w:after="20" w:line="276" w:lineRule="auto"/>
+            </w:pPr>
+            <w:r/>
+            <w:r>
+              <w:rPr>
+                <w:rFonts w:ascii="Malgun Gothic" w:hAnsi="Malgun Gothic" w:eastAsia="맑은 고딕"/>
+                <w:b w:val="0"/>
+                <w:i w:val="0"/>
+                <w:sz w:val="17"/>
+              </w:rPr>
+              <w:t>진행 중</w:t>
+            </w:r>
+          </w:p>
+        </w:tc>
+        <w:tc>
+          <w:tcPr>
+            <w:tcW w:type="dxa" w:w="1606"/>
+          </w:tcPr>
+          <w:p>
+            <w:pPr>
+              <w:spacing w:after="20" w:line="276" w:lineRule="auto"/>
+            </w:pPr>
+            <w:r/>
+            <w:r>
+              <w:rPr>
+                <w:rFonts w:ascii="Malgun Gothic" w:hAnsi="Malgun Gothic" w:eastAsia="맑은 고딕"/>
+                <w:b w:val="0"/>
+                <w:i w:val="0"/>
+                <w:sz w:val="17"/>
+              </w:rPr>
+              <w:t>NIST</w:t>
             </w:r>
           </w:p>
         </w:tc>
@@ -2797,6 +5340,250 @@
                 <w:i w:val="0"/>
                 <w:sz w:val="17"/>
               </w:rPr>
+              <w:t>Cloud Lab</w:t>
+            </w:r>
+          </w:p>
+        </w:tc>
+        <w:tc>
+          <w:tcPr>
+            <w:tcW w:type="dxa" w:w="1606"/>
+          </w:tcPr>
+          <w:p>
+            <w:pPr>
+              <w:spacing w:after="20" w:line="276" w:lineRule="auto"/>
+            </w:pPr>
+            <w:r/>
+            <w:r>
+              <w:rPr>
+                <w:rFonts w:ascii="Malgun Gothic" w:hAnsi="Malgun Gothic" w:eastAsia="맑은 고딕"/>
+                <w:b w:val="0"/>
+                <w:i w:val="0"/>
+                <w:sz w:val="17"/>
+              </w:rPr>
+              <w:t>카네기멜론대, 미국</w:t>
+            </w:r>
+          </w:p>
+        </w:tc>
+        <w:tc>
+          <w:tcPr>
+            <w:tcW w:type="dxa" w:w="1606"/>
+          </w:tcPr>
+          <w:p>
+            <w:pPr>
+              <w:spacing w:after="20" w:line="276" w:lineRule="auto"/>
+            </w:pPr>
+            <w:r/>
+            <w:r>
+              <w:rPr>
+                <w:rFonts w:ascii="Malgun Gothic" w:hAnsi="Malgun Gothic" w:eastAsia="맑은 고딕"/>
+                <w:b w:val="0"/>
+                <w:i w:val="0"/>
+                <w:sz w:val="17"/>
+              </w:rPr>
+              <w:t>다분야 원격 실험</w:t>
+            </w:r>
+          </w:p>
+        </w:tc>
+        <w:tc>
+          <w:tcPr>
+            <w:tcW w:type="dxa" w:w="1606"/>
+          </w:tcPr>
+          <w:p>
+            <w:pPr>
+              <w:spacing w:after="20" w:line="276" w:lineRule="auto"/>
+            </w:pPr>
+            <w:r/>
+            <w:r>
+              <w:rPr>
+                <w:rFonts w:ascii="Malgun Gothic" w:hAnsi="Malgun Gothic" w:eastAsia="맑은 고딕"/>
+                <w:b w:val="0"/>
+                <w:i w:val="0"/>
+                <w:sz w:val="17"/>
+              </w:rPr>
+              <w:t>세계 최초 대학 클라우드 랩, 130여 종·200대 장비 24시간 원격 제공</w:t>
+            </w:r>
+          </w:p>
+        </w:tc>
+        <w:tc>
+          <w:tcPr>
+            <w:tcW w:type="dxa" w:w="1606"/>
+          </w:tcPr>
+          <w:p>
+            <w:pPr>
+              <w:spacing w:after="20" w:line="276" w:lineRule="auto"/>
+            </w:pPr>
+            <w:r/>
+            <w:r>
+              <w:rPr>
+                <w:rFonts w:ascii="Malgun Gothic" w:hAnsi="Malgun Gothic" w:eastAsia="맑은 고딕"/>
+                <w:b w:val="0"/>
+                <w:i w:val="0"/>
+                <w:sz w:val="17"/>
+              </w:rPr>
+              <w:t>2024</w:t>
+            </w:r>
+          </w:p>
+        </w:tc>
+        <w:tc>
+          <w:tcPr>
+            <w:tcW w:type="dxa" w:w="1606"/>
+          </w:tcPr>
+          <w:p>
+            <w:pPr>
+              <w:spacing w:after="20" w:line="276" w:lineRule="auto"/>
+            </w:pPr>
+            <w:r/>
+            <w:r>
+              <w:rPr>
+                <w:rFonts w:ascii="Malgun Gothic" w:hAnsi="Malgun Gothic" w:eastAsia="맑은 고딕"/>
+                <w:b w:val="0"/>
+                <w:i w:val="0"/>
+                <w:sz w:val="17"/>
+              </w:rPr>
+              <w:t>CMU</w:t>
+            </w:r>
+          </w:p>
+        </w:tc>
+      </w:tr>
+      <w:tr>
+        <w:tc>
+          <w:tcPr>
+            <w:tcW w:type="dxa" w:w="1606"/>
+          </w:tcPr>
+          <w:p>
+            <w:pPr>
+              <w:spacing w:after="20" w:line="276" w:lineRule="auto"/>
+            </w:pPr>
+            <w:r/>
+            <w:r>
+              <w:rPr>
+                <w:rFonts w:ascii="Malgun Gothic" w:hAnsi="Malgun Gothic" w:eastAsia="맑은 고딕"/>
+                <w:b w:val="0"/>
+                <w:i w:val="0"/>
+                <w:sz w:val="17"/>
+              </w:rPr>
+              <w:t>메가라이브러리</w:t>
+            </w:r>
+          </w:p>
+        </w:tc>
+        <w:tc>
+          <w:tcPr>
+            <w:tcW w:type="dxa" w:w="1606"/>
+          </w:tcPr>
+          <w:p>
+            <w:pPr>
+              <w:spacing w:after="20" w:line="276" w:lineRule="auto"/>
+            </w:pPr>
+            <w:r/>
+            <w:r>
+              <w:rPr>
+                <w:rFonts w:ascii="Malgun Gothic" w:hAnsi="Malgun Gothic" w:eastAsia="맑은 고딕"/>
+                <w:b w:val="0"/>
+                <w:i w:val="0"/>
+                <w:sz w:val="17"/>
+              </w:rPr>
+              <w:t>노스웨스턴대, 미국</w:t>
+            </w:r>
+          </w:p>
+        </w:tc>
+        <w:tc>
+          <w:tcPr>
+            <w:tcW w:type="dxa" w:w="1606"/>
+          </w:tcPr>
+          <w:p>
+            <w:pPr>
+              <w:spacing w:after="20" w:line="276" w:lineRule="auto"/>
+            </w:pPr>
+            <w:r/>
+            <w:r>
+              <w:rPr>
+                <w:rFonts w:ascii="Malgun Gothic" w:hAnsi="Malgun Gothic" w:eastAsia="맑은 고딕"/>
+                <w:b w:val="0"/>
+                <w:i w:val="0"/>
+                <w:sz w:val="17"/>
+              </w:rPr>
+              <w:t>나노소재·압전</w:t>
+            </w:r>
+          </w:p>
+        </w:tc>
+        <w:tc>
+          <w:tcPr>
+            <w:tcW w:type="dxa" w:w="1606"/>
+          </w:tcPr>
+          <w:p>
+            <w:pPr>
+              <w:spacing w:after="20" w:line="276" w:lineRule="auto"/>
+            </w:pPr>
+            <w:r/>
+            <w:r>
+              <w:rPr>
+                <w:rFonts w:ascii="Malgun Gothic" w:hAnsi="Malgun Gothic" w:eastAsia="맑은 고딕"/>
+                <w:b w:val="0"/>
+                <w:i w:val="0"/>
+                <w:sz w:val="17"/>
+              </w:rPr>
+              <w:t>SHG 현미경으로 30분 내 100만 종 이상 스크리닝, 수 시간 만에 목표 압전 소재 설계</w:t>
+            </w:r>
+          </w:p>
+        </w:tc>
+        <w:tc>
+          <w:tcPr>
+            <w:tcW w:type="dxa" w:w="1606"/>
+          </w:tcPr>
+          <w:p>
+            <w:pPr>
+              <w:spacing w:after="20" w:line="276" w:lineRule="auto"/>
+            </w:pPr>
+            <w:r/>
+            <w:r>
+              <w:rPr>
+                <w:rFonts w:ascii="Malgun Gothic" w:hAnsi="Malgun Gothic" w:eastAsia="맑은 고딕"/>
+                <w:b w:val="0"/>
+                <w:i w:val="0"/>
+                <w:sz w:val="17"/>
+              </w:rPr>
+              <w:t>2026</w:t>
+            </w:r>
+          </w:p>
+        </w:tc>
+        <w:tc>
+          <w:tcPr>
+            <w:tcW w:type="dxa" w:w="1606"/>
+          </w:tcPr>
+          <w:p>
+            <w:pPr>
+              <w:spacing w:after="20" w:line="276" w:lineRule="auto"/>
+            </w:pPr>
+            <w:r/>
+            <w:r>
+              <w:rPr>
+                <w:rFonts w:ascii="Malgun Gothic" w:hAnsi="Malgun Gothic" w:eastAsia="맑은 고딕"/>
+                <w:b w:val="0"/>
+                <w:i w:val="0"/>
+                <w:sz w:val="17"/>
+              </w:rPr>
+              <w:t>Northwestern</w:t>
+            </w:r>
+          </w:p>
+        </w:tc>
+      </w:tr>
+      <w:tr>
+        <w:tc>
+          <w:tcPr>
+            <w:tcW w:type="dxa" w:w="1606"/>
+          </w:tcPr>
+          <w:p>
+            <w:pPr>
+              <w:spacing w:after="20" w:line="276" w:lineRule="auto"/>
+            </w:pPr>
+            <w:r/>
+            <w:r>
+              <w:rPr>
+                <w:rFonts w:ascii="Malgun Gothic" w:hAnsi="Malgun Gothic" w:eastAsia="맑은 고딕"/>
+                <w:b w:val="0"/>
+                <w:i w:val="0"/>
+                <w:sz w:val="17"/>
+              </w:rPr>
               <w:t>Ginkgo Cloud Lab × OpenAI</w:t>
             </w:r>
           </w:p>
@@ -2898,6 +5685,250 @@
                 <w:sz w:val="17"/>
               </w:rPr>
               <w:t>Ginkgo Bioworks, 2026</w:t>
+            </w:r>
+          </w:p>
+        </w:tc>
+      </w:tr>
+      <w:tr>
+        <w:tc>
+          <w:tcPr>
+            <w:tcW w:type="dxa" w:w="1606"/>
+          </w:tcPr>
+          <w:p>
+            <w:pPr>
+              <w:spacing w:after="20" w:line="276" w:lineRule="auto"/>
+            </w:pPr>
+            <w:r/>
+            <w:r>
+              <w:rPr>
+                <w:rFonts w:ascii="Malgun Gothic" w:hAnsi="Malgun Gothic" w:eastAsia="맑은 고딕"/>
+                <w:b w:val="0"/>
+                <w:i w:val="0"/>
+                <w:sz w:val="17"/>
+              </w:rPr>
+              <w:t>Radical AI 자율실험실</w:t>
+            </w:r>
+          </w:p>
+        </w:tc>
+        <w:tc>
+          <w:tcPr>
+            <w:tcW w:type="dxa" w:w="1606"/>
+          </w:tcPr>
+          <w:p>
+            <w:pPr>
+              <w:spacing w:after="20" w:line="276" w:lineRule="auto"/>
+            </w:pPr>
+            <w:r/>
+            <w:r>
+              <w:rPr>
+                <w:rFonts w:ascii="Malgun Gothic" w:hAnsi="Malgun Gothic" w:eastAsia="맑은 고딕"/>
+                <w:b w:val="0"/>
+                <w:i w:val="0"/>
+                <w:sz w:val="17"/>
+              </w:rPr>
+              <w:t>Radical AI, 미국</w:t>
+            </w:r>
+          </w:p>
+        </w:tc>
+        <w:tc>
+          <w:tcPr>
+            <w:tcW w:type="dxa" w:w="1606"/>
+          </w:tcPr>
+          <w:p>
+            <w:pPr>
+              <w:spacing w:after="20" w:line="276" w:lineRule="auto"/>
+            </w:pPr>
+            <w:r/>
+            <w:r>
+              <w:rPr>
+                <w:rFonts w:ascii="Malgun Gothic" w:hAnsi="Malgun Gothic" w:eastAsia="맑은 고딕"/>
+                <w:b w:val="0"/>
+                <w:i w:val="0"/>
+                <w:sz w:val="17"/>
+              </w:rPr>
+              <w:t>고온·고성능 합금</w:t>
+            </w:r>
+          </w:p>
+        </w:tc>
+        <w:tc>
+          <w:tcPr>
+            <w:tcW w:type="dxa" w:w="1606"/>
+          </w:tcPr>
+          <w:p>
+            <w:pPr>
+              <w:spacing w:after="20" w:line="276" w:lineRule="auto"/>
+            </w:pPr>
+            <w:r/>
+            <w:r>
+              <w:rPr>
+                <w:rFonts w:ascii="Malgun Gothic" w:hAnsi="Malgun Gothic" w:eastAsia="맑은 고딕"/>
+                <w:b w:val="0"/>
+                <w:i w:val="0"/>
+                <w:sz w:val="17"/>
+              </w:rPr>
+              <w:t>6개월간 합금 1,200종 제작·특성분석, DARPA/GE MACH 대비 약 10배</w:t>
+            </w:r>
+          </w:p>
+        </w:tc>
+        <w:tc>
+          <w:tcPr>
+            <w:tcW w:type="dxa" w:w="1606"/>
+          </w:tcPr>
+          <w:p>
+            <w:pPr>
+              <w:spacing w:after="20" w:line="276" w:lineRule="auto"/>
+            </w:pPr>
+            <w:r/>
+            <w:r>
+              <w:rPr>
+                <w:rFonts w:ascii="Malgun Gothic" w:hAnsi="Malgun Gothic" w:eastAsia="맑은 고딕"/>
+                <w:b w:val="0"/>
+                <w:i w:val="0"/>
+                <w:sz w:val="17"/>
+              </w:rPr>
+              <w:t>2025~26</w:t>
+            </w:r>
+          </w:p>
+        </w:tc>
+        <w:tc>
+          <w:tcPr>
+            <w:tcW w:type="dxa" w:w="1606"/>
+          </w:tcPr>
+          <w:p>
+            <w:pPr>
+              <w:spacing w:after="20" w:line="276" w:lineRule="auto"/>
+            </w:pPr>
+            <w:r/>
+            <w:r>
+              <w:rPr>
+                <w:rFonts w:ascii="Malgun Gothic" w:hAnsi="Malgun Gothic" w:eastAsia="맑은 고딕"/>
+                <w:b w:val="0"/>
+                <w:i w:val="0"/>
+                <w:sz w:val="17"/>
+              </w:rPr>
+              <w:t>업계 보도</w:t>
+            </w:r>
+          </w:p>
+        </w:tc>
+      </w:tr>
+      <w:tr>
+        <w:tc>
+          <w:tcPr>
+            <w:tcW w:type="dxa" w:w="1606"/>
+          </w:tcPr>
+          <w:p>
+            <w:pPr>
+              <w:spacing w:after="20" w:line="276" w:lineRule="auto"/>
+            </w:pPr>
+            <w:r/>
+            <w:r>
+              <w:rPr>
+                <w:rFonts w:ascii="Malgun Gothic" w:hAnsi="Malgun Gothic" w:eastAsia="맑은 고딕"/>
+                <w:b w:val="0"/>
+                <w:i w:val="0"/>
+                <w:sz w:val="17"/>
+              </w:rPr>
+              <w:t>Atinary 발견 팩토리</w:t>
+            </w:r>
+          </w:p>
+        </w:tc>
+        <w:tc>
+          <w:tcPr>
+            <w:tcW w:type="dxa" w:w="1606"/>
+          </w:tcPr>
+          <w:p>
+            <w:pPr>
+              <w:spacing w:after="20" w:line="276" w:lineRule="auto"/>
+            </w:pPr>
+            <w:r/>
+            <w:r>
+              <w:rPr>
+                <w:rFonts w:ascii="Malgun Gothic" w:hAnsi="Malgun Gothic" w:eastAsia="맑은 고딕"/>
+                <w:b w:val="0"/>
+                <w:i w:val="0"/>
+                <w:sz w:val="17"/>
+              </w:rPr>
+              <w:t>Atinary, 미국</w:t>
+            </w:r>
+          </w:p>
+        </w:tc>
+        <w:tc>
+          <w:tcPr>
+            <w:tcW w:type="dxa" w:w="1606"/>
+          </w:tcPr>
+          <w:p>
+            <w:pPr>
+              <w:spacing w:after="20" w:line="276" w:lineRule="auto"/>
+            </w:pPr>
+            <w:r/>
+            <w:r>
+              <w:rPr>
+                <w:rFonts w:ascii="Malgun Gothic" w:hAnsi="Malgun Gothic" w:eastAsia="맑은 고딕"/>
+                <w:b w:val="0"/>
+                <w:i w:val="0"/>
+                <w:sz w:val="17"/>
+              </w:rPr>
+              <w:t>화학·소재·제약</w:t>
+            </w:r>
+          </w:p>
+        </w:tc>
+        <w:tc>
+          <w:tcPr>
+            <w:tcW w:type="dxa" w:w="1606"/>
+          </w:tcPr>
+          <w:p>
+            <w:pPr>
+              <w:spacing w:after="20" w:line="276" w:lineRule="auto"/>
+            </w:pPr>
+            <w:r/>
+            <w:r>
+              <w:rPr>
+                <w:rFonts w:ascii="Malgun Gothic" w:hAnsi="Malgun Gothic" w:eastAsia="맑은 고딕"/>
+                <w:b w:val="0"/>
+                <w:i w:val="0"/>
+                <w:sz w:val="17"/>
+              </w:rPr>
+              <w:t>상용 장비 위에 노코드 AI를 얹은 구성, 하루 수백 건 반응</w:t>
+            </w:r>
+          </w:p>
+        </w:tc>
+        <w:tc>
+          <w:tcPr>
+            <w:tcW w:type="dxa" w:w="1606"/>
+          </w:tcPr>
+          <w:p>
+            <w:pPr>
+              <w:spacing w:after="20" w:line="276" w:lineRule="auto"/>
+            </w:pPr>
+            <w:r/>
+            <w:r>
+              <w:rPr>
+                <w:rFonts w:ascii="Malgun Gothic" w:hAnsi="Malgun Gothic" w:eastAsia="맑은 고딕"/>
+                <w:b w:val="0"/>
+                <w:i w:val="0"/>
+                <w:sz w:val="17"/>
+              </w:rPr>
+              <w:t>2026</w:t>
+            </w:r>
+          </w:p>
+        </w:tc>
+        <w:tc>
+          <w:tcPr>
+            <w:tcW w:type="dxa" w:w="1606"/>
+          </w:tcPr>
+          <w:p>
+            <w:pPr>
+              <w:spacing w:after="20" w:line="276" w:lineRule="auto"/>
+            </w:pPr>
+            <w:r/>
+            <w:r>
+              <w:rPr>
+                <w:rFonts w:ascii="Malgun Gothic" w:hAnsi="Malgun Gothic" w:eastAsia="맑은 고딕"/>
+                <w:b w:val="0"/>
+                <w:i w:val="0"/>
+                <w:sz w:val="17"/>
+              </w:rPr>
+              <w:t>Atinary</w:t>
             </w:r>
           </w:p>
         </w:tc>
@@ -4627,7 +7658,7 @@
           <w:i w:val="0"/>
           <w:sz w:val="23"/>
         </w:rPr>
-        <w:t>표 2. 권역별 추진 체계와 자금 구조</w:t>
+        <w:t>표 3. 권역별 추진 체계와 자금 구조</w:t>
       </w:r>
     </w:p>
     <w:tbl>
@@ -4789,7 +7820,7 @@
                 <w:i w:val="0"/>
                 <w:sz w:val="17"/>
               </w:rPr>
-              <w:t>국립연구소(LBNL·ANL·NIST·NREL) + 대학 + 민간</w:t>
+              <w:t>국립연구소(LBNL·ANL·ORNL·NIST·BNL·NREL) + 대학 + 민간</w:t>
             </w:r>
           </w:p>
         </w:tc>
@@ -4809,7 +7840,7 @@
                 <w:i w:val="0"/>
                 <w:sz w:val="17"/>
               </w:rPr>
-              <w:t>DOE·NSF 예산, 벤처·기업 자본</w:t>
+              <w:t>DOE·NSF 예산, Genesis Mission 50억 달러 이상, 벤처·기업 자본</w:t>
             </w:r>
           </w:p>
         </w:tc>
@@ -4829,7 +7860,7 @@
                 <w:i w:val="0"/>
                 <w:sz w:val="17"/>
               </w:rPr>
-              <w:t>공공이 대형 플랫폼, 대학이 특화 플랫폼, 민간이 규모 확대. 2025년 이후 민간 자본이 공공을 압도</w:t>
+              <w:t>2025년 11월 행정명령으로 17개 국립연구소를 단일 플랫폼(ASSP)에 통합. 기존 대형 시설 위에 자율성을 얹는 방식</w:t>
             </w:r>
           </w:p>
         </w:tc>
@@ -4849,7 +7880,7 @@
                 <w:i w:val="0"/>
                 <w:sz w:val="17"/>
               </w:rPr>
-              <w:t>성과 검증 체계가 투자 속도를 못 따라감</w:t>
+              <w:t>성과 검증 체계가 투자 속도를 못 따라감, 민간의 자본·성과 시차</w:t>
             </w:r>
           </w:p>
         </w:tc>
@@ -5687,7 +8718,7 @@
           <w:i w:val="0"/>
           <w:sz w:val="23"/>
         </w:rPr>
-        <w:t>표 3. 계층별 기술 스택 비교</w:t>
+        <w:t>표 4. 계층별 기술 스택 비교</w:t>
       </w:r>
     </w:p>
     <w:tbl>
@@ -6339,7 +9370,7 @@
           <w:i w:val="0"/>
           <w:sz w:val="23"/>
         </w:rPr>
-        <w:t>표 4. 국가·권역별 대표 사업과 조직</w:t>
+        <w:t>표 5. 국가·권역별 대표 사업과 조직</w:t>
       </w:r>
     </w:p>
     <w:tbl>
@@ -6479,7 +9510,171 @@
                 <w:i w:val="0"/>
                 <w:sz w:val="17"/>
               </w:rPr>
-              <w:t>NIST 자율실험실 프로그램</w:t>
+              <w:t>Genesis Mission (행정명령)</w:t>
+            </w:r>
+          </w:p>
+        </w:tc>
+        <w:tc>
+          <w:tcPr>
+            <w:tcW w:type="dxa" w:w="2409"/>
+          </w:tcPr>
+          <w:p>
+            <w:pPr>
+              <w:spacing w:after="20" w:line="276" w:lineRule="auto"/>
+            </w:pPr>
+            <w:r/>
+            <w:r>
+              <w:rPr>
+                <w:rFonts w:ascii="Malgun Gothic" w:hAnsi="Malgun Gothic" w:eastAsia="맑은 고딕"/>
+                <w:b w:val="0"/>
+                <w:i w:val="0"/>
+                <w:sz w:val="17"/>
+              </w:rPr>
+              <w:t>2025.11</w:t>
+            </w:r>
+          </w:p>
+        </w:tc>
+        <w:tc>
+          <w:tcPr>
+            <w:tcW w:type="dxa" w:w="2409"/>
+          </w:tcPr>
+          <w:p>
+            <w:pPr>
+              <w:spacing w:after="20" w:line="276" w:lineRule="auto"/>
+            </w:pPr>
+            <w:r/>
+            <w:r>
+              <w:rPr>
+                <w:rFonts w:ascii="Malgun Gothic" w:hAnsi="Malgun Gothic" w:eastAsia="맑은 고딕"/>
+                <w:b w:val="0"/>
+                <w:i w:val="0"/>
+                <w:sz w:val="17"/>
+              </w:rPr>
+              <w:t>DOE 주도, 17개 국립연구소 통합. 2026.7 50억 달러 이상, 278개 과제, 15개 이상 부처</w:t>
+            </w:r>
+          </w:p>
+        </w:tc>
+      </w:tr>
+      <w:tr>
+        <w:tc>
+          <w:tcPr>
+            <w:tcW w:type="dxa" w:w="2409"/>
+          </w:tcPr>
+          <w:p>
+            <w:pPr>
+              <w:spacing w:after="20" w:line="276" w:lineRule="auto"/>
+            </w:pPr>
+            <w:r/>
+            <w:r>
+              <w:rPr>
+                <w:rFonts w:ascii="Malgun Gothic" w:hAnsi="Malgun Gothic" w:eastAsia="맑은 고딕"/>
+                <w:b w:val="0"/>
+                <w:i w:val="0"/>
+                <w:sz w:val="17"/>
+              </w:rPr>
+              <w:t>미국</w:t>
+            </w:r>
+          </w:p>
+        </w:tc>
+        <w:tc>
+          <w:tcPr>
+            <w:tcW w:type="dxa" w:w="2409"/>
+          </w:tcPr>
+          <w:p>
+            <w:pPr>
+              <w:spacing w:after="20" w:line="276" w:lineRule="auto"/>
+            </w:pPr>
+            <w:r/>
+            <w:r>
+              <w:rPr>
+                <w:rFonts w:ascii="Malgun Gothic" w:hAnsi="Malgun Gothic" w:eastAsia="맑은 고딕"/>
+                <w:b w:val="0"/>
+                <w:i w:val="0"/>
+                <w:sz w:val="17"/>
+              </w:rPr>
+              <w:t>American Science and Security Platform (ASSP)</w:t>
+            </w:r>
+          </w:p>
+        </w:tc>
+        <w:tc>
+          <w:tcPr>
+            <w:tcW w:type="dxa" w:w="2409"/>
+          </w:tcPr>
+          <w:p>
+            <w:pPr>
+              <w:spacing w:after="20" w:line="276" w:lineRule="auto"/>
+            </w:pPr>
+            <w:r/>
+            <w:r>
+              <w:rPr>
+                <w:rFonts w:ascii="Malgun Gothic" w:hAnsi="Malgun Gothic" w:eastAsia="맑은 고딕"/>
+                <w:b w:val="0"/>
+                <w:i w:val="0"/>
+                <w:sz w:val="17"/>
+              </w:rPr>
+              <w:t>2025~</w:t>
+            </w:r>
+          </w:p>
+        </w:tc>
+        <w:tc>
+          <w:tcPr>
+            <w:tcW w:type="dxa" w:w="2409"/>
+          </w:tcPr>
+          <w:p>
+            <w:pPr>
+              <w:spacing w:after="20" w:line="276" w:lineRule="auto"/>
+            </w:pPr>
+            <w:r/>
+            <w:r>
+              <w:rPr>
+                <w:rFonts w:ascii="Malgun Gothic" w:hAnsi="Malgun Gothic" w:eastAsia="맑은 고딕"/>
+                <w:b w:val="0"/>
+                <w:i w:val="0"/>
+                <w:sz w:val="17"/>
+              </w:rPr>
+              <w:t>국립연구소를 가로지르는 데이터·연산·AI 연결 인프라</w:t>
+            </w:r>
+          </w:p>
+        </w:tc>
+      </w:tr>
+      <w:tr>
+        <w:tc>
+          <w:tcPr>
+            <w:tcW w:type="dxa" w:w="2409"/>
+          </w:tcPr>
+          <w:p>
+            <w:pPr>
+              <w:spacing w:after="20" w:line="276" w:lineRule="auto"/>
+            </w:pPr>
+            <w:r/>
+            <w:r>
+              <w:rPr>
+                <w:rFonts w:ascii="Malgun Gothic" w:hAnsi="Malgun Gothic" w:eastAsia="맑은 고딕"/>
+                <w:b w:val="0"/>
+                <w:i w:val="0"/>
+                <w:sz w:val="17"/>
+              </w:rPr>
+              <w:t>미국</w:t>
+            </w:r>
+          </w:p>
+        </w:tc>
+        <w:tc>
+          <w:tcPr>
+            <w:tcW w:type="dxa" w:w="2409"/>
+          </w:tcPr>
+          <w:p>
+            <w:pPr>
+              <w:spacing w:after="20" w:line="276" w:lineRule="auto"/>
+            </w:pPr>
+            <w:r/>
+            <w:r>
+              <w:rPr>
+                <w:rFonts w:ascii="Malgun Gothic" w:hAnsi="Malgun Gothic" w:eastAsia="맑은 고딕"/>
+                <w:b w:val="0"/>
+                <w:i w:val="0"/>
+                <w:sz w:val="17"/>
+              </w:rPr>
+              <w:t>NIST 자율실험실 프로그램 + 모듈형 자율실험실 표준 개발</w:t>
             </w:r>
           </w:p>
         </w:tc>
@@ -6520,6 +9715,170 @@
                 <w:sz w:val="17"/>
               </w:rPr>
               <w:t>소재 계측 표준화와 연계</w:t>
+            </w:r>
+          </w:p>
+        </w:tc>
+      </w:tr>
+      <w:tr>
+        <w:tc>
+          <w:tcPr>
+            <w:tcW w:type="dxa" w:w="2409"/>
+          </w:tcPr>
+          <w:p>
+            <w:pPr>
+              <w:spacing w:after="20" w:line="276" w:lineRule="auto"/>
+            </w:pPr>
+            <w:r/>
+            <w:r>
+              <w:rPr>
+                <w:rFonts w:ascii="Malgun Gothic" w:hAnsi="Malgun Gothic" w:eastAsia="맑은 고딕"/>
+                <w:b w:val="0"/>
+                <w:i w:val="0"/>
+                <w:sz w:val="17"/>
+              </w:rPr>
+              <w:t>미국</w:t>
+            </w:r>
+          </w:p>
+        </w:tc>
+        <w:tc>
+          <w:tcPr>
+            <w:tcW w:type="dxa" w:w="2409"/>
+          </w:tcPr>
+          <w:p>
+            <w:pPr>
+              <w:spacing w:after="20" w:line="276" w:lineRule="auto"/>
+            </w:pPr>
+            <w:r/>
+            <w:r>
+              <w:rPr>
+                <w:rFonts w:ascii="Malgun Gothic" w:hAnsi="Malgun Gothic" w:eastAsia="맑은 고딕"/>
+                <w:b w:val="0"/>
+                <w:i w:val="0"/>
+                <w:sz w:val="17"/>
+              </w:rPr>
+              <w:t>NSF Molecule Maker Lab Institute (MMLI)</w:t>
+            </w:r>
+          </w:p>
+        </w:tc>
+        <w:tc>
+          <w:tcPr>
+            <w:tcW w:type="dxa" w:w="2409"/>
+          </w:tcPr>
+          <w:p>
+            <w:pPr>
+              <w:spacing w:after="20" w:line="276" w:lineRule="auto"/>
+            </w:pPr>
+            <w:r/>
+            <w:r>
+              <w:rPr>
+                <w:rFonts w:ascii="Malgun Gothic" w:hAnsi="Malgun Gothic" w:eastAsia="맑은 고딕"/>
+                <w:b w:val="0"/>
+                <w:i w:val="0"/>
+                <w:sz w:val="17"/>
+              </w:rPr>
+              <w:t>2020 (2025 재투자)</w:t>
+            </w:r>
+          </w:p>
+        </w:tc>
+        <w:tc>
+          <w:tcPr>
+            <w:tcW w:type="dxa" w:w="2409"/>
+          </w:tcPr>
+          <w:p>
+            <w:pPr>
+              <w:spacing w:after="20" w:line="276" w:lineRule="auto"/>
+            </w:pPr>
+            <w:r/>
+            <w:r>
+              <w:rPr>
+                <w:rFonts w:ascii="Malgun Gothic" w:hAnsi="Malgun Gothic" w:eastAsia="맑은 고딕"/>
+                <w:b w:val="0"/>
+                <w:i w:val="0"/>
+                <w:sz w:val="17"/>
+              </w:rPr>
+              <w:t>5년 1,500만 달러, 일리노이대 주관, 펜실베이니아주립대·조지아공대 참여</w:t>
+            </w:r>
+          </w:p>
+        </w:tc>
+      </w:tr>
+      <w:tr>
+        <w:tc>
+          <w:tcPr>
+            <w:tcW w:type="dxa" w:w="2409"/>
+          </w:tcPr>
+          <w:p>
+            <w:pPr>
+              <w:spacing w:after="20" w:line="276" w:lineRule="auto"/>
+            </w:pPr>
+            <w:r/>
+            <w:r>
+              <w:rPr>
+                <w:rFonts w:ascii="Malgun Gothic" w:hAnsi="Malgun Gothic" w:eastAsia="맑은 고딕"/>
+                <w:b w:val="0"/>
+                <w:i w:val="0"/>
+                <w:sz w:val="17"/>
+              </w:rPr>
+              <w:t>미국</w:t>
+            </w:r>
+          </w:p>
+        </w:tc>
+        <w:tc>
+          <w:tcPr>
+            <w:tcW w:type="dxa" w:w="2409"/>
+          </w:tcPr>
+          <w:p>
+            <w:pPr>
+              <w:spacing w:after="20" w:line="276" w:lineRule="auto"/>
+            </w:pPr>
+            <w:r/>
+            <w:r>
+              <w:rPr>
+                <w:rFonts w:ascii="Malgun Gothic" w:hAnsi="Malgun Gothic" w:eastAsia="맑은 고딕"/>
+                <w:b w:val="0"/>
+                <w:i w:val="0"/>
+                <w:sz w:val="17"/>
+              </w:rPr>
+              <w:t>DOE 자율실험실 워크숍 / NREL ARROWS</w:t>
+            </w:r>
+          </w:p>
+        </w:tc>
+        <w:tc>
+          <w:tcPr>
+            <w:tcW w:type="dxa" w:w="2409"/>
+          </w:tcPr>
+          <w:p>
+            <w:pPr>
+              <w:spacing w:after="20" w:line="276" w:lineRule="auto"/>
+            </w:pPr>
+            <w:r/>
+            <w:r>
+              <w:rPr>
+                <w:rFonts w:ascii="Malgun Gothic" w:hAnsi="Malgun Gothic" w:eastAsia="맑은 고딕"/>
+                <w:b w:val="0"/>
+                <w:i w:val="0"/>
+                <w:sz w:val="17"/>
+              </w:rPr>
+              <w:t>2024.11 / 2025.5</w:t>
+            </w:r>
+          </w:p>
+        </w:tc>
+        <w:tc>
+          <w:tcPr>
+            <w:tcW w:type="dxa" w:w="2409"/>
+          </w:tcPr>
+          <w:p>
+            <w:pPr>
+              <w:spacing w:after="20" w:line="276" w:lineRule="auto"/>
+            </w:pPr>
+            <w:r/>
+            <w:r>
+              <w:rPr>
+                <w:rFonts w:ascii="Malgun Gothic" w:hAnsi="Malgun Gothic" w:eastAsia="맑은 고딕"/>
+                <w:b w:val="0"/>
+                <w:i w:val="0"/>
+                <w:sz w:val="17"/>
+              </w:rPr>
+              <w:t>국가 컨소시엄·표준화 권고 도출</w:t>
             </w:r>
           </w:p>
         </w:tc>
@@ -7498,7 +10857,7 @@
           <w:i w:val="0"/>
           <w:sz w:val="21"/>
         </w:rPr>
-        <w:t>둘째, 자금 구조가 세 갈래로 갈렸다.</w:t>
+        <w:t>둘째, 자금 구조가 네 갈래로 갈렸다.</w:t>
       </w:r>
       <w:r>
         <w:rPr>
@@ -7507,7 +10866,25 @@
           <w:i w:val="0"/>
           <w:sz w:val="21"/>
         </w:rPr>
-        <w:t xml:space="preserve"> ① 국립연구소형(미국·일본): 기존 대형 장비·데이터 인프라 위에 얹는다. ② 단일 기관 집중형(캐나다): 한 기관에 대규모 자금을 넣어 임계 규모를 만든다. ③ 컨소시엄 분업형(EU): 국가별로 계층을 나눠 맡는다. 세 방식 모두 폐루프 실증에 도달했으므로 어느 하나가 우월하다고 말하기 어렵다. 다만 ②·③은 표준과 인터페이스에 대한 투자가 필연적으로 커진다.</w:t>
+        <w:t xml:space="preserve"> ① 국립연구소형(미국·일본): 기존 대형 장비·데이터 인프라 위에 얹는다. ② 단일 기관 집중형(캐나다): 한 기관에 대규모 자금을 넣어 임계 규모를 만든다. ③ 컨소시엄 분업형(EU·한국): 국가별·기관별로 계층을 나눠 맡는다. ④ </w:t>
+      </w:r>
+      <w:r>
+        <w:rPr>
+          <w:rFonts w:ascii="Malgun Gothic" w:hAnsi="Malgun Gothic" w:eastAsia="맑은 고딕"/>
+          <w:b/>
+          <w:i w:val="0"/>
+          <w:sz w:val="21"/>
+        </w:rPr>
+        <w:t>국가 플랫폼형(미국, 2025년 이후)</w:t>
+      </w:r>
+      <w:r>
+        <w:rPr>
+          <w:rFonts w:ascii="Malgun Gothic" w:hAnsi="Malgun Gothic" w:eastAsia="맑은 고딕"/>
+          <w:b w:val="0"/>
+          <w:i w:val="0"/>
+          <w:sz w:val="21"/>
+        </w:rPr>
+        <w:t>: 행정명령으로 17개 국립연구소와 15개 이상 부처를 하나의 발견 플랫폼에 묶는다. ①~③은 모두 폐루프 실증에 도달했으므로 어느 하나가 우월하다고 말하기 어렵다. ④는 아직 성과로 검증되지 않았으나 규모 면에서 다른 접근과 비교되지 않는다. ②·③·④ 모두 표준과 인터페이스에 대한 투자가 필연적으로 커진다.</w:t>
       </w:r>
     </w:p>
     <w:p>
@@ -7607,7 +10984,25 @@
           <w:i w:val="0"/>
           <w:sz w:val="21"/>
         </w:rPr>
-        <w:t>A-Lab 사례가 이 문제의 표준 참조점이 됐다. 2023년 발표는 17일간 41개 화합물 합성이라는 수치와 함께 폭넓게 인용됐으나, 고체화학자들이 자동화된 X선 회절 해석만으로 구조를 명확히 동정할 수 있는지, 그리고 "신규"라는 표현이 타당한지를 문제 삼았다. Nature는 2026년 1월 저자 정정을 게재했고, 저자들은 신규성 주장의 의도가 "예측 플랫폼에 새로운 것"이었음을 인정했다(Szymanski 외, 2026). 연구팀은 인간이 더 높은 품질의 정밀화를 수행할 수 있다는 점에 이견이 없으며 AI가 소재 발견 과정을 대체하려는 의도가 아니었다고도 밝혔다.</w:t>
+        <w:t xml:space="preserve">A-Lab 사례가 이 문제의 표준 참조점이 됐다. 2023년 발표는 17일간 41개 화합물 합성이라는 수치와 함께 폭넓게 인용됐으나, 고체화학자들이 자동화된 X선 회절 해석만으로 구조를 명확히 동정할 수 있는지, 그리고 "신규"라는 표현이 타당한지를 문제 삼았다. Leeman 등은 보고된 합성 생성물 43개 전체를 재검토해 분석상의 네 가지 공통 결함을 지적하고, </w:t>
+      </w:r>
+      <w:r>
+        <w:rPr>
+          <w:rFonts w:ascii="Malgun Gothic" w:hAnsi="Malgun Gothic" w:eastAsia="맑은 고딕"/>
+          <w:b/>
+          <w:i w:val="0"/>
+          <w:sz w:val="21"/>
+        </w:rPr>
+        <w:t>분말 X선 회절의 자동 리트벨트 해석이 아직 신뢰할 만한 수준이 아니라</w:t>
+      </w:r>
+      <w:r>
+        <w:rPr>
+          <w:rFonts w:ascii="Malgun Gothic" w:hAnsi="Malgun Gothic" w:eastAsia="맑은 고딕"/>
+          <w:b w:val="0"/>
+          <w:i w:val="0"/>
+          <w:sz w:val="21"/>
+        </w:rPr>
+        <w:t>고 결론지었다(Leeman 외, 2024). 같은 시기 Cheetham과 Seshadri는 딥마인드 GNoME의 220만 결정 구조 예측에 대해 신규성·타당성·유용성을 모두 만족하는 화합물의 증거가 빈약하다고 평가했다(Cheetham &amp; Seshadri, 2024). Nature는 2026년 1월 저자 정정을 게재했고, 저자들은 신규성 주장의 의도가 "예측 플랫폼에 새로운 것"이었음을 인정했다(Szymanski 외, 2026). 연구팀은 인간이 더 높은 품질의 정밀화를 수행할 수 있다는 점에 이견이 없으며 AI가 소재 발견 과정을 대체하려는 의도가 아니었다고도 밝혔다.</w:t>
       </w:r>
     </w:p>
     <w:p>
@@ -7942,7 +11337,25 @@
           <w:i w:val="0"/>
           <w:sz w:val="21"/>
         </w:rPr>
-        <w:t xml:space="preserve"> 미국·영국·일본·중국·캐나다·스위스에서 논문으로 검증된 폐루프 실증이 확인되며, 대상은 조성·공정 변수를 연속적으로 바꾸고 스칼라 성능값을 측정할 수 있는 계에 집중된다. 2025~2026년의 변화는 세 가지다. ① LLM 에이전트가 절차 생성을 넘어 폐루프 전체의 의사결정 주체로 올라선 첫 검증 사례가 나왔다(Ginkgo × OpenAI). ② 민간 자본 규모가 국가 사업을 앞질렀다(Lila 5.5억 달러, Periodic 3억 달러). ③ 성과 검증 체계가 발표 속도를 따라가지 못한다는 문제가 A-Lab 정정으로 표면화됐다.</w:t>
+        <w:t xml:space="preserve"> 미국·영국·일본·중국·캐나다·스위스에서 논문으로 검증된 폐루프 실증이 확인되며, 대상은 조성·공정 변수를 연속적으로 바꾸고 스칼라 성능값을 측정할 수 있는 계에 집중된다. 2025~2026년의 변화는 세 가지다. ① LLM 에이전트가 절차 생성을 넘어 폐루프 전체의 의사결정 주체로 올라선 첫 검증 사례가 나왔다(Ginkgo × OpenAI). ② 민간 자본 규모가 국가 사업을 앞질렀다(Lila 5.5억 달러, Periodic 3억 달러). 동시에 미국은 2025년 11월 행정명령으로 Genesis Mission을 출범시켜 17개 국립연구소를 단일 플랫폼으로 묶고 2026년 7월 50억 달러 이상을 배정했다. </w:t>
+      </w:r>
+      <w:r>
+        <w:rPr>
+          <w:rFonts w:ascii="Malgun Gothic" w:hAnsi="Malgun Gothic" w:eastAsia="맑은 고딕"/>
+          <w:b/>
+          <w:i w:val="0"/>
+          <w:sz w:val="21"/>
+        </w:rPr>
+        <w:t>자율실험이 연구 방법론에서 국가 인프라 항목으로 승격된 것이 이 시기의 가장 큰 구조 변화다.</w:t>
+      </w:r>
+      <w:r>
+        <w:rPr>
+          <w:rFonts w:ascii="Malgun Gothic" w:hAnsi="Malgun Gothic" w:eastAsia="맑은 고딕"/>
+          <w:b w:val="0"/>
+          <w:i w:val="0"/>
+          <w:sz w:val="21"/>
+        </w:rPr>
+        <w:t xml:space="preserve"> ③ 성과 검증 체계가 발표 속도를 따라가지 못한다는 문제가 A-Lab 정정으로 표면화됐다.</w:t>
       </w:r>
     </w:p>
     <w:p>
@@ -8061,7 +11474,7 @@
           <w:i w:val="0"/>
           <w:sz w:val="21"/>
         </w:rPr>
-        <w:t xml:space="preserve">했다. 실제 장비 가동 시간은 1주일 미만이었으며 특허출원을 완료하고 논문을 작성 중이다. 표 1의 해외 사례와 비교해도 </w:t>
+        <w:t xml:space="preserve">했다. 실제 장비 가동 시간은 1주일 미만이었으며 특허출원을 완료하고 논문을 작성 중이다. 표 2의 해외 사례와 비교해도 </w:t>
       </w:r>
       <w:r>
         <w:rPr>
@@ -8125,7 +11538,7 @@
           <w:i w:val="0"/>
           <w:sz w:val="21"/>
         </w:rPr>
-        <w:t xml:space="preserve"> 국내 상황을 표 2의 세 가지 자금 구조에 대입하면, 현재 궤도는 </w:t>
+        <w:t xml:space="preserve"> 국내 상황을 표 3의 세 가지 자금 구조에 대입하면, 현재 궤도는 </w:t>
       </w:r>
       <w:r>
         <w:rPr>
@@ -8274,7 +11687,7 @@
           <w:i w:val="0"/>
           <w:sz w:val="21"/>
         </w:rPr>
-        <w:t xml:space="preserve"> 국내가 강점을 가질 수 있는 지점은 반도체·이차전지 등 이미 산업 데이터와 장비 기반이 두터운 분야다. 표 1에서 확인되듯 폐루프가 잘 작동하는 계의 조건(연속 변수 + 스칼라 성능값 + 짧은 사이클)에 이 분야들이 부합한다. 수요기업 50개사가 협의체에 참여한 구조는 이 방향과 정합적이다. 반대로 국제적으로 사례가 희소한 영역(다단계 유기합성, 소자 수준 통합 평가, 장주기 생물 실험)은 선점 기회이면서 동시에 난이도가 확인된 영역이므로, 진입 시 실패 가능성을 전제한 별도 트랙으로 관리하는 것이 타당하다.</w:t>
+        <w:t xml:space="preserve"> 국내가 강점을 가질 수 있는 지점은 반도체·이차전지 등 이미 산업 데이터와 장비 기반이 두터운 분야다. 표 2에서 확인되듯 폐루프가 잘 작동하는 계의 조건(연속 변수 + 스칼라 성능값 + 짧은 사이클)에 이 분야들이 부합한다. 수요기업 50개사가 협의체에 참여한 구조는 이 방향과 정합적이다. 반대로 국제적으로 사례가 희소한 영역(다단계 유기합성, 소자 수준 통합 평가, 장주기 생물 실험)은 선점 기회이면서 동시에 난이도가 확인된 영역이므로, 진입 시 실패 가능성을 전제한 별도 트랙으로 관리하는 것이 타당하다.</w:t>
       </w:r>
     </w:p>
     <w:p>
@@ -8650,7 +12063,7 @@
           <w:i w:val="0"/>
           <w:sz w:val="21"/>
         </w:rPr>
-        <w:t xml:space="preserve">Li, J., Ding, C., Liu, D., Chen, L., &amp; Jiang, J. (2025). Autonomous laboratories in China: an embodied intelligence-driven platform to accelerate chemical discovery. </w:t>
+        <w:t xml:space="preserve">Cheetham, A. K., &amp; Seshadri, R. (2024). Artificial intelligence driving materials discovery? Perspective on the article: Scaling deep learning for materials discovery. </w:t>
       </w:r>
       <w:r>
         <w:rPr>
@@ -8659,7 +12072,7 @@
           <w:i/>
           <w:sz w:val="21"/>
         </w:rPr>
-        <w:t>Digital Discovery</w:t>
+        <w:t>Chemistry of Materials</w:t>
       </w:r>
       <w:r>
         <w:rPr>
@@ -8668,7 +12081,7 @@
           <w:i w:val="0"/>
           <w:sz w:val="21"/>
         </w:rPr>
-        <w:t>, 4(7), 1672–1684. https://doi.org/10.1039/D5DD00072F</w:t>
+        <w:t>, 36(8), 3490–3495. https://doi.org/10.1021/acs.chemmater.4c00643</w:t>
       </w:r>
     </w:p>
     <w:p>
@@ -8683,7 +12096,7 @@
           <w:i w:val="0"/>
           <w:sz w:val="21"/>
         </w:rPr>
-        <w:t xml:space="preserve">Lo, S. G., Baird, S. G., Schrier, J., Blaiszik, B., Carson, N., Foster, I., Aguilar-Granda, A., Kalinin, S. V., Maruyama, B., Politi, M., Tran, H., Sparks, T. D., &amp; Aspuru-Guzik, A. (2024). Review of low-cost self-driving laboratories in chemistry and materials science: the "frugal twin" concept. </w:t>
+        <w:t xml:space="preserve">Leeman, J., Liu, Y., Stiles, J., Lee, S. B., Bhatt, P., Schoop, L. M., &amp; Palgrave, R. G. (2024). Challenges in high-throughput inorganic material prediction and autonomous synthesis. </w:t>
       </w:r>
       <w:r>
         <w:rPr>
@@ -8692,7 +12105,7 @@
           <w:i/>
           <w:sz w:val="21"/>
         </w:rPr>
-        <w:t>Digital Discovery</w:t>
+        <w:t>PRX Energy</w:t>
       </w:r>
       <w:r>
         <w:rPr>
@@ -8701,7 +12114,7 @@
           <w:i w:val="0"/>
           <w:sz w:val="21"/>
         </w:rPr>
-        <w:t>, 3(5), 842–868. https://doi.org/10.1039/D3DD00223C</w:t>
+        <w:t>, 3, 011002. https://doi.org/10.1103/PRXEnergy.3.011002</w:t>
       </w:r>
     </w:p>
     <w:p>
@@ -8716,7 +12129,7 @@
           <w:i w:val="0"/>
           <w:sz w:val="21"/>
         </w:rPr>
-        <w:t xml:space="preserve">Song, T., Luo, M., Zhang, X., Chen, L., Huang, Y., Cao, J., Zhu, Q., Liu, D., Zhang, B., Zou, G., Zhang, G., Zhang, F., Shang, W., Fu, Y., Jiang, J., &amp; Luo, Y. (2025). A multiagent-driven robotic AI chemist enabling autonomous chemical research on demand. </w:t>
+        <w:t xml:space="preserve">Li, J., Ding, C., Liu, D., Chen, L., &amp; Jiang, J. (2025). Autonomous laboratories in China: an embodied intelligence-driven platform to accelerate chemical discovery. </w:t>
       </w:r>
       <w:r>
         <w:rPr>
@@ -8725,7 +12138,7 @@
           <w:i/>
           <w:sz w:val="21"/>
         </w:rPr>
-        <w:t>JACS</w:t>
+        <w:t>Digital Discovery</w:t>
       </w:r>
       <w:r>
         <w:rPr>
@@ -8734,7 +12147,7 @@
           <w:i w:val="0"/>
           <w:sz w:val="21"/>
         </w:rPr>
-        <w:t>, 147(15), 12534–12545. https://doi.org/10.1021/jacs.4c17738</w:t>
+        <w:t>, 4(7), 1672–1684. https://doi.org/10.1039/D5DD00072F</w:t>
       </w:r>
     </w:p>
     <w:p>
@@ -8749,7 +12162,7 @@
           <w:i w:val="0"/>
           <w:sz w:val="21"/>
         </w:rPr>
-        <w:t xml:space="preserve">Strieth-Kalthoff, F. 외 (2024). Delocalized, asynchronous, closed-loop discovery of organic laser emitters. </w:t>
+        <w:t xml:space="preserve">Lo, S. G., Baird, S. G., Schrier, J., Blaiszik, B., Carson, N., Foster, I., Aguilar-Granda, A., Kalinin, S. V., Maruyama, B., Politi, M., Tran, H., Sparks, T. D., &amp; Aspuru-Guzik, A. (2024). Review of low-cost self-driving laboratories in chemistry and materials science: the "frugal twin" concept. </w:t>
       </w:r>
       <w:r>
         <w:rPr>
@@ -8758,7 +12171,7 @@
           <w:i/>
           <w:sz w:val="21"/>
         </w:rPr>
-        <w:t>Science</w:t>
+        <w:t>Digital Discovery</w:t>
       </w:r>
       <w:r>
         <w:rPr>
@@ -8767,7 +12180,7 @@
           <w:i w:val="0"/>
           <w:sz w:val="21"/>
         </w:rPr>
-        <w:t>, 384(6697), eadk9227. https://doi.org/10.1126/science.adk9227</w:t>
+        <w:t>, 3(5), 842–868. https://doi.org/10.1039/D3DD00223C</w:t>
       </w:r>
     </w:p>
     <w:p>
@@ -8782,7 +12195,7 @@
           <w:i w:val="0"/>
           <w:sz w:val="21"/>
         </w:rPr>
-        <w:t xml:space="preserve">Svaluto-Ferro, E. 외 (2025). Toward an autonomous robotic battery materials research platform powered by automated workflow and ontologized FAIR data management. </w:t>
+        <w:t xml:space="preserve">Song, T., Luo, M., Zhang, X., Chen, L., Huang, Y., Cao, J., Zhu, Q., Liu, D., Zhang, B., Zou, G., Zhang, G., Zhang, F., Shang, W., Fu, Y., Jiang, J., &amp; Luo, Y. (2025). A multiagent-driven robotic AI chemist enabling autonomous chemical research on demand. </w:t>
       </w:r>
       <w:r>
         <w:rPr>
@@ -8791,7 +12204,7 @@
           <w:i/>
           <w:sz w:val="21"/>
         </w:rPr>
-        <w:t>Batteries &amp; Supercaps</w:t>
+        <w:t>JACS</w:t>
       </w:r>
       <w:r>
         <w:rPr>
@@ -8800,7 +12213,7 @@
           <w:i w:val="0"/>
           <w:sz w:val="21"/>
         </w:rPr>
-        <w:t>. https://doi.org/10.1002/batt.202500155</w:t>
+        <w:t>, 147(15), 12534–12545. https://doi.org/10.1021/jacs.4c17738</w:t>
       </w:r>
     </w:p>
     <w:p>
@@ -8815,7 +12228,7 @@
           <w:i w:val="0"/>
           <w:sz w:val="21"/>
         </w:rPr>
-        <w:t xml:space="preserve">Szymanski, N. J. 외 (2023). An autonomous laboratory for the accelerated synthesis of inorganic materials. </w:t>
+        <w:t xml:space="preserve">Strieth-Kalthoff, F. 외 (2024). Delocalized, asynchronous, closed-loop discovery of organic laser emitters. </w:t>
       </w:r>
       <w:r>
         <w:rPr>
@@ -8824,7 +12237,7 @@
           <w:i/>
           <w:sz w:val="21"/>
         </w:rPr>
-        <w:t>Nature</w:t>
+        <w:t>Science</w:t>
       </w:r>
       <w:r>
         <w:rPr>
@@ -8833,7 +12246,7 @@
           <w:i w:val="0"/>
           <w:sz w:val="21"/>
         </w:rPr>
-        <w:t>, 624, 86–91. https://doi.org/10.1038/s41586-023-06734-w</w:t>
+        <w:t>, 384(6697), eadk9227. https://doi.org/10.1126/science.adk9227</w:t>
       </w:r>
     </w:p>
     <w:p>
@@ -8848,7 +12261,7 @@
           <w:i w:val="0"/>
           <w:sz w:val="21"/>
         </w:rPr>
-        <w:t xml:space="preserve">Szymanski, N. J. 외 (2026). Author Correction: An autonomous laboratory for the accelerated synthesis of inorganic materials. </w:t>
+        <w:t xml:space="preserve">Svaluto-Ferro, E. 외 (2025). Toward an autonomous robotic battery materials research platform powered by automated workflow and ontologized FAIR data management. </w:t>
       </w:r>
       <w:r>
         <w:rPr>
@@ -8857,7 +12270,7 @@
           <w:i/>
           <w:sz w:val="21"/>
         </w:rPr>
-        <w:t>Nature</w:t>
+        <w:t>Batteries &amp; Supercaps</w:t>
       </w:r>
       <w:r>
         <w:rPr>
@@ -8866,7 +12279,7 @@
           <w:i w:val="0"/>
           <w:sz w:val="21"/>
         </w:rPr>
-        <w:t>, 650, E1. (온라인 게재 2026년 1월 19일) https://doi.org/10.1038/s41586-025-09992-y</w:t>
+        <w:t>. https://doi.org/10.1002/batt.202500155</w:t>
       </w:r>
     </w:p>
     <w:p>
@@ -8881,7 +12294,7 @@
           <w:i w:val="0"/>
           <w:sz w:val="21"/>
         </w:rPr>
-        <w:t xml:space="preserve">Tamura, R., Tsuda, K., &amp; Matsuda, S. (2023). NIMS-OS: an automation software to implement a closed loop between artificial intelligence and robotic experiments in materials science. </w:t>
+        <w:t xml:space="preserve">Szymanski, N. J. 외 (2023). An autonomous laboratory for the accelerated synthesis of inorganic materials. </w:t>
       </w:r>
       <w:r>
         <w:rPr>
@@ -8890,7 +12303,7 @@
           <w:i/>
           <w:sz w:val="21"/>
         </w:rPr>
-        <w:t>Science and Technology of Advanced Materials: Methods</w:t>
+        <w:t>Nature</w:t>
       </w:r>
       <w:r>
         <w:rPr>
@@ -8899,7 +12312,7 @@
           <w:i w:val="0"/>
           <w:sz w:val="21"/>
         </w:rPr>
-        <w:t>, 3(1), 2232297. https://doi.org/10.1080/27660400.2023.2232297</w:t>
+        <w:t>, 624, 86–91. https://doi.org/10.1038/s41586-023-06734-w</w:t>
       </w:r>
     </w:p>
     <w:p>
@@ -8914,7 +12327,7 @@
           <w:i w:val="0"/>
           <w:sz w:val="21"/>
         </w:rPr>
-        <w:t xml:space="preserve">Volk, A., Epps, R. W., Yonemoto, D. T., Masters, B. S., Castellano, F. N., Reyes, K. G., &amp; Abolhasani, M. (2023). AlphaFlow: autonomous discovery and optimization of multi-step chemistry using a self-driven fluidic lab guided by reinforcement learning. </w:t>
+        <w:t xml:space="preserve">Szymanski, N. J. 외 (2026). Author Correction: An autonomous laboratory for the accelerated synthesis of inorganic materials. </w:t>
       </w:r>
       <w:r>
         <w:rPr>
@@ -8923,7 +12336,7 @@
           <w:i/>
           <w:sz w:val="21"/>
         </w:rPr>
-        <w:t>Nature Communications</w:t>
+        <w:t>Nature</w:t>
       </w:r>
       <w:r>
         <w:rPr>
@@ -8932,7 +12345,7 @@
           <w:i w:val="0"/>
           <w:sz w:val="21"/>
         </w:rPr>
-        <w:t>, 14, 1403. https://doi.org/10.1038/s41467-023-37139-y</w:t>
+        <w:t>, 650, E1. (온라인 게재 2026년 1월 19일) https://doi.org/10.1038/s41586-025-09992-y</w:t>
       </w:r>
     </w:p>
     <w:p>
@@ -8947,7 +12360,7 @@
           <w:i w:val="0"/>
           <w:sz w:val="21"/>
         </w:rPr>
-        <w:t xml:space="preserve">Wang, X., Kim, H. 외 (2025). Autonomous platform for solution processing of electronic polymers. </w:t>
+        <w:t xml:space="preserve">Tamura, R., Tsuda, K., &amp; Matsuda, S. (2023). NIMS-OS: an automation software to implement a closed loop between artificial intelligence and robotic experiments in materials science. </w:t>
       </w:r>
       <w:r>
         <w:rPr>
@@ -8956,7 +12369,7 @@
           <w:i/>
           <w:sz w:val="21"/>
         </w:rPr>
-        <w:t>Nature Communications</w:t>
+        <w:t>Science and Technology of Advanced Materials: Methods</w:t>
       </w:r>
       <w:r>
         <w:rPr>
@@ -8965,7 +12378,7 @@
           <w:i w:val="0"/>
           <w:sz w:val="21"/>
         </w:rPr>
-        <w:t>, 16. https://doi.org/10.1038/s41467-024-55655-3</w:t>
+        <w:t>, 3(1), 2232297. https://doi.org/10.1080/27660400.2023.2232297</w:t>
       </w:r>
     </w:p>
     <w:p>
@@ -8980,7 +12393,7 @@
           <w:i w:val="0"/>
           <w:sz w:val="21"/>
         </w:rPr>
-        <w:t xml:space="preserve">Yoshikawa, N., Asano, Y., Futaba, D. N., Harada, K., Hitosugi, T., Kanda, G. N., Matsuda, S., Nagata, Y., Nagato, K., Naito, M., Natsume, T., Nishio, K., Ono, K., Ozaki, H., Shin, W., Shiomi, J., Shizume, K., Takahashi, K., Takeda, S., Takeuchi, I., Tamura, R., Tsuda, K., &amp; Ushiku, Y. (2025). Self-driving laboratories in Japan. </w:t>
+        <w:t xml:space="preserve">Volk, A., Epps, R. W., Yonemoto, D. T., Masters, B. S., Castellano, F. N., Reyes, K. G., &amp; Abolhasani, M. (2023). AlphaFlow: autonomous discovery and optimization of multi-step chemistry using a self-driven fluidic lab guided by reinforcement learning. </w:t>
       </w:r>
       <w:r>
         <w:rPr>
@@ -8989,7 +12402,7 @@
           <w:i/>
           <w:sz w:val="21"/>
         </w:rPr>
-        <w:t>Digital Discovery</w:t>
+        <w:t>Nature Communications</w:t>
       </w:r>
       <w:r>
         <w:rPr>
@@ -8998,7 +12411,7 @@
           <w:i w:val="0"/>
           <w:sz w:val="21"/>
         </w:rPr>
-        <w:t>, 4(6), 1384–1403. https://pubs.rsc.org/dd/article/4/6/1384/846229/Self-driving-laboratories-in-Japan</w:t>
+        <w:t>, 14, 1403. https://doi.org/10.1038/s41467-023-37139-y</w:t>
       </w:r>
     </w:p>
     <w:p>
@@ -9013,7 +12426,7 @@
           <w:i w:val="0"/>
           <w:sz w:val="21"/>
         </w:rPr>
-        <w:t xml:space="preserve">Zhang, J., Wu, J., Stroyuk, O., Raievska, O., Lüer, L., Hauch, J., &amp; Brabec, C. (2024). Self-driving AMADAP laboratory: accelerating the discovery and optimization of emerging perovskite photovoltaics. </w:t>
+        <w:t xml:space="preserve">Wang, X., Kim, H. 외 (2025). Autonomous platform for solution processing of electronic polymers. </w:t>
       </w:r>
       <w:r>
         <w:rPr>
@@ -9022,7 +12435,7 @@
           <w:i/>
           <w:sz w:val="21"/>
         </w:rPr>
-        <w:t>MRS Bulletin</w:t>
+        <w:t>Nature Communications</w:t>
       </w:r>
       <w:r>
         <w:rPr>
@@ -9031,7 +12444,7 @@
           <w:i w:val="0"/>
           <w:sz w:val="21"/>
         </w:rPr>
-        <w:t>, 49, 1284–1294. https://doi.org/10.1557/s43577-024-00816-4</w:t>
+        <w:t>, 16. https://doi.org/10.1038/s41467-024-55655-3</w:t>
       </w:r>
     </w:p>
     <w:p>
@@ -9046,7 +12459,7 @@
           <w:i w:val="0"/>
           <w:sz w:val="21"/>
         </w:rPr>
-        <w:t xml:space="preserve">Zhu, Q., Huang, Y., Zhou, D., Zhao, L. 외 (2024). Automated synthesis of oxygen-producing catalysts from Martian meteorites by a robotic AI chemist. </w:t>
+        <w:t xml:space="preserve">Yoshikawa, N., Asano, Y., Futaba, D. N., Harada, K., Hitosugi, T., Kanda, G. N., Matsuda, S., Nagata, Y., Nagato, K., Naito, M., Natsume, T., Nishio, K., Ono, K., Ozaki, H., Shin, W., Shiomi, J., Shizume, K., Takahashi, K., Takeda, S., Takeuchi, I., Tamura, R., Tsuda, K., &amp; Ushiku, Y. (2025). Self-driving laboratories in Japan. </w:t>
       </w:r>
       <w:r>
         <w:rPr>
@@ -9055,7 +12468,7 @@
           <w:i/>
           <w:sz w:val="21"/>
         </w:rPr>
-        <w:t>Nature Synthesis</w:t>
+        <w:t>Digital Discovery</w:t>
       </w:r>
       <w:r>
         <w:rPr>
@@ -9064,7 +12477,7 @@
           <w:i w:val="0"/>
           <w:sz w:val="21"/>
         </w:rPr>
-        <w:t>, 3, 319–328. https://doi.org/10.1038/s44160-023-00424-1</w:t>
+        <w:t>, 4(6), 1384–1403. https://pubs.rsc.org/dd/article/4/6/1384/846229/Self-driving-laboratories-in-Japan</w:t>
       </w:r>
     </w:p>
     <w:p>
@@ -9076,19 +12489,10 @@
         <w:rPr>
           <w:rFonts w:ascii="Malgun Gothic" w:hAnsi="Malgun Gothic" w:eastAsia="맑은 고딕"/>
           <w:b w:val="0"/>
-          <w:i/>
-          <w:sz w:val="21"/>
-        </w:rPr>
-        <w:t>Benchmarking self-driving labs.</w:t>
-      </w:r>
-      <w:r>
-        <w:rPr>
-          <w:rFonts w:ascii="Malgun Gothic" w:hAnsi="Malgun Gothic" w:eastAsia="맑은 고딕"/>
-          <w:b w:val="0"/>
-          <w:i w:val="0"/>
-          <w:sz w:val="21"/>
-        </w:rPr>
-        <w:t xml:space="preserve"> (2026). </w:t>
+          <w:i w:val="0"/>
+          <w:sz w:val="21"/>
+        </w:rPr>
+        <w:t xml:space="preserve">Zhang, J., Wu, J., Stroyuk, O., Raievska, O., Lüer, L., Hauch, J., &amp; Brabec, C. (2024). Self-driving AMADAP laboratory: accelerating the discovery and optimization of emerging perovskite photovoltaics. </w:t>
       </w:r>
       <w:r>
         <w:rPr>
@@ -9097,7 +12501,7 @@
           <w:i/>
           <w:sz w:val="21"/>
         </w:rPr>
-        <w:t>Digital Discovery</w:t>
+        <w:t>MRS Bulletin</w:t>
       </w:r>
       <w:r>
         <w:rPr>
@@ -9106,7 +12510,7 @@
           <w:i w:val="0"/>
           <w:sz w:val="21"/>
         </w:rPr>
-        <w:t>, 5(1), 14. https://doi.org/10.1039/D5DD00337G</w:t>
+        <w:t>, 49, 1284–1294. https://doi.org/10.1557/s43577-024-00816-4</w:t>
       </w:r>
     </w:p>
     <w:p>
@@ -9118,19 +12522,10 @@
         <w:rPr>
           <w:rFonts w:ascii="Malgun Gothic" w:hAnsi="Malgun Gothic" w:eastAsia="맑은 고딕"/>
           <w:b w:val="0"/>
-          <w:i/>
-          <w:sz w:val="21"/>
-        </w:rPr>
-        <w:t>Autonomous 'self-driving' laboratories: a review of technology and policy implications.</w:t>
-      </w:r>
-      <w:r>
-        <w:rPr>
-          <w:rFonts w:ascii="Malgun Gothic" w:hAnsi="Malgun Gothic" w:eastAsia="맑은 고딕"/>
-          <w:b w:val="0"/>
-          <w:i w:val="0"/>
-          <w:sz w:val="21"/>
-        </w:rPr>
-        <w:t xml:space="preserve"> (2025). </w:t>
+          <w:i w:val="0"/>
+          <w:sz w:val="21"/>
+        </w:rPr>
+        <w:t xml:space="preserve">Zhu, Q., Huang, Y., Zhou, D., Zhao, L. 외 (2024). Automated synthesis of oxygen-producing catalysts from Martian meteorites by a robotic AI chemist. </w:t>
       </w:r>
       <w:r>
         <w:rPr>
@@ -9139,7 +12534,7 @@
           <w:i/>
           <w:sz w:val="21"/>
         </w:rPr>
-        <w:t>Royal Society Open Science</w:t>
+        <w:t>Nature Synthesis</w:t>
       </w:r>
       <w:r>
         <w:rPr>
@@ -9148,7 +12543,7 @@
           <w:i w:val="0"/>
           <w:sz w:val="21"/>
         </w:rPr>
-        <w:t>, 12(7), 250646. https://royalsocietypublishing.org/rsos/article/12/7/250646/235354/</w:t>
+        <w:t>, 3, 319–328. https://doi.org/10.1038/s44160-023-00424-1</w:t>
       </w:r>
     </w:p>
     <w:p>
@@ -9163,7 +12558,7 @@
           <w:i/>
           <w:sz w:val="21"/>
         </w:rPr>
-        <w:t>Toward self-driving laboratory 2.0 for chemistry and materials discovery.</w:t>
+        <w:t>Benchmarking self-driving labs.</w:t>
       </w:r>
       <w:r>
         <w:rPr>
@@ -9181,7 +12576,7 @@
           <w:i/>
           <w:sz w:val="21"/>
         </w:rPr>
-        <w:t>Materials Horizons</w:t>
+        <w:t>Digital Discovery</w:t>
       </w:r>
       <w:r>
         <w:rPr>
@@ -9190,21 +12585,7 @@
           <w:i w:val="0"/>
           <w:sz w:val="21"/>
         </w:rPr>
-        <w:t>, 13(10), 4712. https://doi.org/10.1039/D5MH01984B</w:t>
-      </w:r>
-    </w:p>
-    <w:p>
-      <w:pPr>
-        <w:jc w:val="both"/>
-      </w:pPr>
-      <w:r>
-        <w:rPr>
-          <w:rFonts w:ascii="Malgun Gothic" w:hAnsi="Malgun Gothic" w:eastAsia="맑은 고딕"/>
-          <w:b/>
-          <w:i w:val="0"/>
-          <w:sz w:val="21"/>
-        </w:rPr>
-        <w:t>보도·기관 자료</w:t>
+        <w:t>, 5(1), 14. https://doi.org/10.1039/D5DD00337G</w:t>
       </w:r>
     </w:p>
     <w:p>
@@ -9216,10 +12597,19 @@
         <w:rPr>
           <w:rFonts w:ascii="Malgun Gothic" w:hAnsi="Malgun Gothic" w:eastAsia="맑은 고딕"/>
           <w:b w:val="0"/>
-          <w:i w:val="0"/>
-          <w:sz w:val="21"/>
-        </w:rPr>
-        <w:t xml:space="preserve">Brazil, R. (2026). Inside the 'self-driving' lab revolution. </w:t>
+          <w:i/>
+          <w:sz w:val="21"/>
+        </w:rPr>
+        <w:t>Autonomous 'self-driving' laboratories: a review of technology and policy implications.</w:t>
+      </w:r>
+      <w:r>
+        <w:rPr>
+          <w:rFonts w:ascii="Malgun Gothic" w:hAnsi="Malgun Gothic" w:eastAsia="맑은 고딕"/>
+          <w:b w:val="0"/>
+          <w:i w:val="0"/>
+          <w:sz w:val="21"/>
+        </w:rPr>
+        <w:t xml:space="preserve"> (2025). </w:t>
       </w:r>
       <w:r>
         <w:rPr>
@@ -9228,7 +12618,7 @@
           <w:i/>
           <w:sz w:val="21"/>
         </w:rPr>
-        <w:t>Nature</w:t>
+        <w:t>Royal Society Open Science</w:t>
       </w:r>
       <w:r>
         <w:rPr>
@@ -9237,7 +12627,7 @@
           <w:i w:val="0"/>
           <w:sz w:val="21"/>
         </w:rPr>
-        <w:t xml:space="preserve"> (News Feature). https://www.nature.com/articles/d41586-026-00974-2</w:t>
+        <w:t>, 12(7), 250646. https://royalsocietypublishing.org/rsos/article/12/7/250646/235354/</w:t>
       </w:r>
     </w:p>
     <w:p>
@@ -9249,10 +12639,51 @@
         <w:rPr>
           <w:rFonts w:ascii="Malgun Gothic" w:hAnsi="Malgun Gothic" w:eastAsia="맑은 고딕"/>
           <w:b w:val="0"/>
-          <w:i w:val="0"/>
-          <w:sz w:val="21"/>
-        </w:rPr>
-        <w:t>Chemistry World (2024). New analysis raises doubts over autonomous lab's materials discoveries. https://www.chemistryworld.com/news/new-analysis-raises-doubts-over-autonomous-labs-materials-discoveries/4018791.article</w:t>
+          <w:i/>
+          <w:sz w:val="21"/>
+        </w:rPr>
+        <w:t>Toward self-driving laboratory 2.0 for chemistry and materials discovery.</w:t>
+      </w:r>
+      <w:r>
+        <w:rPr>
+          <w:rFonts w:ascii="Malgun Gothic" w:hAnsi="Malgun Gothic" w:eastAsia="맑은 고딕"/>
+          <w:b w:val="0"/>
+          <w:i w:val="0"/>
+          <w:sz w:val="21"/>
+        </w:rPr>
+        <w:t xml:space="preserve"> (2026). </w:t>
+      </w:r>
+      <w:r>
+        <w:rPr>
+          <w:rFonts w:ascii="Malgun Gothic" w:hAnsi="Malgun Gothic" w:eastAsia="맑은 고딕"/>
+          <w:b w:val="0"/>
+          <w:i/>
+          <w:sz w:val="21"/>
+        </w:rPr>
+        <w:t>Materials Horizons</w:t>
+      </w:r>
+      <w:r>
+        <w:rPr>
+          <w:rFonts w:ascii="Malgun Gothic" w:hAnsi="Malgun Gothic" w:eastAsia="맑은 고딕"/>
+          <w:b w:val="0"/>
+          <w:i w:val="0"/>
+          <w:sz w:val="21"/>
+        </w:rPr>
+        <w:t>, 13(10), 4712. https://doi.org/10.1039/D5MH01984B</w:t>
+      </w:r>
+    </w:p>
+    <w:p>
+      <w:pPr>
+        <w:jc w:val="both"/>
+      </w:pPr>
+      <w:r>
+        <w:rPr>
+          <w:rFonts w:ascii="Malgun Gothic" w:hAnsi="Malgun Gothic" w:eastAsia="맑은 고딕"/>
+          <w:b/>
+          <w:i w:val="0"/>
+          <w:sz w:val="21"/>
+        </w:rPr>
+        <w:t>보도·기관 자료</w:t>
       </w:r>
     </w:p>
     <w:p>
@@ -9267,7 +12698,7 @@
           <w:i w:val="0"/>
           <w:sz w:val="21"/>
         </w:rPr>
-        <w:t xml:space="preserve">Ginkgo Bioworks (2026). </w:t>
+        <w:t xml:space="preserve">Brazil, R. (2026). Inside the 'self-driving' lab revolution. </w:t>
       </w:r>
       <w:r>
         <w:rPr>
@@ -9276,7 +12707,7 @@
           <w:i/>
           <w:sz w:val="21"/>
         </w:rPr>
-        <w:t>Ginkgo Bioworks' autonomous laboratory driven by OpenAI's GPT-5 achieves 40% improvement over state-of-the-art scientific benchmark</w:t>
+        <w:t>Nature</w:t>
       </w:r>
       <w:r>
         <w:rPr>
@@ -9285,7 +12716,7 @@
           <w:i w:val="0"/>
           <w:sz w:val="21"/>
         </w:rPr>
-        <w:t xml:space="preserve"> (보도자료, 2026.02). https://www.prnewswire.com/news-releases/ginkgo-bioworks-autonomous-laboratory-driven-by-openais-gpt-5-achieves-40-improvement-over-state-of-the-art-scientific-benchmark-302680619.html</w:t>
+        <w:t xml:space="preserve"> (News Feature). https://www.nature.com/articles/d41586-026-00974-2</w:t>
       </w:r>
     </w:p>
     <w:p>
@@ -9300,6 +12731,21 @@
           <w:i w:val="0"/>
           <w:sz w:val="21"/>
         </w:rPr>
+        <w:t>Chemistry World (2024). New analysis raises doubts over autonomous lab's materials discoveries. https://www.chemistryworld.com/news/new-analysis-raises-doubts-over-autonomous-labs-materials-discoveries/4018791.article</w:t>
+      </w:r>
+    </w:p>
+    <w:p>
+      <w:pPr>
+        <w:pStyle w:val="ListBullet"/>
+        <w:spacing w:after="60" w:line="324" w:lineRule="auto"/>
+      </w:pPr>
+      <w:r>
+        <w:rPr>
+          <w:rFonts w:ascii="Malgun Gothic" w:hAnsi="Malgun Gothic" w:eastAsia="맑은 고딕"/>
+          <w:b w:val="0"/>
+          <w:i w:val="0"/>
+          <w:sz w:val="21"/>
+        </w:rPr>
         <w:t xml:space="preserve">Ginkgo Bioworks (2026). </w:t>
       </w:r>
       <w:r>
@@ -9309,6 +12755,39 @@
           <w:i/>
           <w:sz w:val="21"/>
         </w:rPr>
+        <w:t>Ginkgo Bioworks' autonomous laboratory driven by OpenAI's GPT-5 achieves 40% improvement over state-of-the-art scientific benchmark</w:t>
+      </w:r>
+      <w:r>
+        <w:rPr>
+          <w:rFonts w:ascii="Malgun Gothic" w:hAnsi="Malgun Gothic" w:eastAsia="맑은 고딕"/>
+          <w:b w:val="0"/>
+          <w:i w:val="0"/>
+          <w:sz w:val="21"/>
+        </w:rPr>
+        <w:t xml:space="preserve"> (보도자료, 2026.02). https://www.prnewswire.com/news-releases/ginkgo-bioworks-autonomous-laboratory-driven-by-openais-gpt-5-achieves-40-improvement-over-state-of-the-art-scientific-benchmark-302680619.html</w:t>
+      </w:r>
+    </w:p>
+    <w:p>
+      <w:pPr>
+        <w:pStyle w:val="ListBullet"/>
+        <w:spacing w:after="60" w:line="324" w:lineRule="auto"/>
+      </w:pPr>
+      <w:r>
+        <w:rPr>
+          <w:rFonts w:ascii="Malgun Gothic" w:hAnsi="Malgun Gothic" w:eastAsia="맑은 고딕"/>
+          <w:b w:val="0"/>
+          <w:i w:val="0"/>
+          <w:sz w:val="21"/>
+        </w:rPr>
+        <w:t xml:space="preserve">Ginkgo Bioworks (2026). </w:t>
+      </w:r>
+      <w:r>
+        <w:rPr>
+          <w:rFonts w:ascii="Malgun Gothic" w:hAnsi="Malgun Gothic" w:eastAsia="맑은 고딕"/>
+          <w:b w:val="0"/>
+          <w:i/>
+          <w:sz w:val="21"/>
+        </w:rPr>
         <w:t>Ginkgo Bioworks launches Ginkgo Cloud Lab, powered by autonomous lab infrastructure</w:t>
       </w:r>
       <w:r>
@@ -9319,6 +12798,699 @@
           <w:sz w:val="21"/>
         </w:rPr>
         <w:t xml:space="preserve"> (보도자료, 2026.03). https://www.prnewswire.com/news-releases/ginkgo-bioworks-launches-ginkgo-cloud-lab-powered-by-autonomous-lab-infrastructure-302700458.html</w:t>
+      </w:r>
+    </w:p>
+    <w:p>
+      <w:pPr>
+        <w:pStyle w:val="ListBullet"/>
+        <w:spacing w:after="60" w:line="324" w:lineRule="auto"/>
+      </w:pPr>
+      <w:r>
+        <w:rPr>
+          <w:rFonts w:ascii="Malgun Gothic" w:hAnsi="Malgun Gothic" w:eastAsia="맑은 고딕"/>
+          <w:b w:val="0"/>
+          <w:i w:val="0"/>
+          <w:sz w:val="21"/>
+        </w:rPr>
+        <w:t xml:space="preserve">The White House (2026). </w:t>
+      </w:r>
+      <w:r>
+        <w:rPr>
+          <w:rFonts w:ascii="Malgun Gothic" w:hAnsi="Malgun Gothic" w:eastAsia="맑은 고딕"/>
+          <w:b w:val="0"/>
+          <w:i/>
+          <w:sz w:val="21"/>
+        </w:rPr>
+        <w:t>Trump Administration announces more than $5 billion for the Genesis Mission, a national mission on AI for science</w:t>
+      </w:r>
+      <w:r>
+        <w:rPr>
+          <w:rFonts w:ascii="Malgun Gothic" w:hAnsi="Malgun Gothic" w:eastAsia="맑은 고딕"/>
+          <w:b w:val="0"/>
+          <w:i w:val="0"/>
+          <w:sz w:val="21"/>
+        </w:rPr>
+        <w:t xml:space="preserve"> (2026.07.22). https://www.whitehouse.gov/releases/2026/07/45502/</w:t>
+      </w:r>
+    </w:p>
+    <w:p>
+      <w:pPr>
+        <w:pStyle w:val="ListBullet"/>
+        <w:spacing w:after="60" w:line="324" w:lineRule="auto"/>
+      </w:pPr>
+      <w:r>
+        <w:rPr>
+          <w:rFonts w:ascii="Malgun Gothic" w:hAnsi="Malgun Gothic" w:eastAsia="맑은 고딕"/>
+          <w:b w:val="0"/>
+          <w:i w:val="0"/>
+          <w:sz w:val="21"/>
+        </w:rPr>
+        <w:t xml:space="preserve">Sandia National Laboratories (2025). </w:t>
+      </w:r>
+      <w:r>
+        <w:rPr>
+          <w:rFonts w:ascii="Malgun Gothic" w:hAnsi="Malgun Gothic" w:eastAsia="맑은 고딕"/>
+          <w:b w:val="0"/>
+          <w:i/>
+          <w:sz w:val="21"/>
+        </w:rPr>
+        <w:t>DOE launches Genesis Mission to transform American science and innovation through AI computing revolution</w:t>
+      </w:r>
+      <w:r>
+        <w:rPr>
+          <w:rFonts w:ascii="Malgun Gothic" w:hAnsi="Malgun Gothic" w:eastAsia="맑은 고딕"/>
+          <w:b w:val="0"/>
+          <w:i w:val="0"/>
+          <w:sz w:val="21"/>
+        </w:rPr>
+        <w:t xml:space="preserve"> (2025.12.04). https://www.sandia.gov/labnews/2025/12/04/doe-launches-genesis-mission-to-transform-american-science-and-innovation-through-ai-computing-revolution/</w:t>
+      </w:r>
+    </w:p>
+    <w:p>
+      <w:pPr>
+        <w:pStyle w:val="ListBullet"/>
+        <w:spacing w:after="60" w:line="324" w:lineRule="auto"/>
+      </w:pPr>
+      <w:r>
+        <w:rPr>
+          <w:rFonts w:ascii="Malgun Gothic" w:hAnsi="Malgun Gothic" w:eastAsia="맑은 고딕"/>
+          <w:b w:val="0"/>
+          <w:i w:val="0"/>
+          <w:sz w:val="21"/>
+        </w:rPr>
+        <w:t xml:space="preserve">Oak Ridge National Laboratory (2024). </w:t>
+      </w:r>
+      <w:r>
+        <w:rPr>
+          <w:rFonts w:ascii="Malgun Gothic" w:hAnsi="Malgun Gothic" w:eastAsia="맑은 고딕"/>
+          <w:b w:val="0"/>
+          <w:i/>
+          <w:sz w:val="21"/>
+        </w:rPr>
+        <w:t>Shaping the future of self-driving autonomous laboratories workshop</w:t>
+      </w:r>
+      <w:r>
+        <w:rPr>
+          <w:rFonts w:ascii="Malgun Gothic" w:hAnsi="Malgun Gothic" w:eastAsia="맑은 고딕"/>
+          <w:b w:val="0"/>
+          <w:i w:val="0"/>
+          <w:sz w:val="21"/>
+        </w:rPr>
+        <w:t xml:space="preserve"> (ORNL/TM-2024/3714). https://www.osti.gov/biblio/2481197</w:t>
+      </w:r>
+    </w:p>
+    <w:p>
+      <w:pPr>
+        <w:pStyle w:val="ListBullet"/>
+        <w:spacing w:after="60" w:line="324" w:lineRule="auto"/>
+      </w:pPr>
+      <w:r>
+        <w:rPr>
+          <w:rFonts w:ascii="Malgun Gothic" w:hAnsi="Malgun Gothic" w:eastAsia="맑은 고딕"/>
+          <w:b w:val="0"/>
+          <w:i w:val="0"/>
+          <w:sz w:val="21"/>
+        </w:rPr>
+        <w:t xml:space="preserve">Oak Ridge National Laboratory (2025). </w:t>
+      </w:r>
+      <w:r>
+        <w:rPr>
+          <w:rFonts w:ascii="Malgun Gothic" w:hAnsi="Malgun Gothic" w:eastAsia="맑은 고딕"/>
+          <w:b w:val="0"/>
+          <w:i/>
+          <w:sz w:val="21"/>
+        </w:rPr>
+        <w:t>Scientists lay out vision for AI-based 'labs of the future'.</w:t>
+      </w:r>
+      <w:r>
+        <w:rPr>
+          <w:rFonts w:ascii="Malgun Gothic" w:hAnsi="Malgun Gothic" w:eastAsia="맑은 고딕"/>
+          <w:b w:val="0"/>
+          <w:i w:val="0"/>
+          <w:sz w:val="21"/>
+        </w:rPr>
+        <w:t xml:space="preserve"> https://www.ornl.gov/news/scientists-lay-out-vision-ai-based-labs-future</w:t>
+      </w:r>
+    </w:p>
+    <w:p>
+      <w:pPr>
+        <w:pStyle w:val="ListBullet"/>
+        <w:spacing w:after="60" w:line="324" w:lineRule="auto"/>
+      </w:pPr>
+      <w:r>
+        <w:rPr>
+          <w:rFonts w:ascii="Malgun Gothic" w:hAnsi="Malgun Gothic" w:eastAsia="맑은 고딕"/>
+          <w:b w:val="0"/>
+          <w:i w:val="0"/>
+          <w:sz w:val="21"/>
+        </w:rPr>
+        <w:t xml:space="preserve">Oak Ridge National Laboratory. </w:t>
+      </w:r>
+      <w:r>
+        <w:rPr>
+          <w:rFonts w:ascii="Malgun Gothic" w:hAnsi="Malgun Gothic" w:eastAsia="맑은 고딕"/>
+          <w:b w:val="0"/>
+          <w:i/>
+          <w:sz w:val="21"/>
+        </w:rPr>
+        <w:t>ORNL merges AI, automation and leading-edge microscopes.</w:t>
+      </w:r>
+      <w:r>
+        <w:rPr>
+          <w:rFonts w:ascii="Malgun Gothic" w:hAnsi="Malgun Gothic" w:eastAsia="맑은 고딕"/>
+          <w:b w:val="0"/>
+          <w:i w:val="0"/>
+          <w:sz w:val="21"/>
+        </w:rPr>
+        <w:t xml:space="preserve"> https://www.ornl.gov/news/ornl-merges-ai-automation-and-leading-edge-microscopes</w:t>
+      </w:r>
+    </w:p>
+    <w:p>
+      <w:pPr>
+        <w:pStyle w:val="ListBullet"/>
+        <w:spacing w:after="60" w:line="324" w:lineRule="auto"/>
+      </w:pPr>
+      <w:r>
+        <w:rPr>
+          <w:rFonts w:ascii="Malgun Gothic" w:hAnsi="Malgun Gothic" w:eastAsia="맑은 고딕"/>
+          <w:b w:val="0"/>
+          <w:i w:val="0"/>
+          <w:sz w:val="21"/>
+        </w:rPr>
+        <w:t xml:space="preserve">NREL (2025). </w:t>
+      </w:r>
+      <w:r>
+        <w:rPr>
+          <w:rFonts w:ascii="Malgun Gothic" w:hAnsi="Malgun Gothic" w:eastAsia="맑은 고딕"/>
+          <w:b w:val="0"/>
+          <w:i/>
+          <w:sz w:val="21"/>
+        </w:rPr>
+        <w:t>Autonomous Research for Real-World Science (ARROWS) workshop, May 19–21, 2025.</w:t>
+      </w:r>
+      <w:r>
+        <w:rPr>
+          <w:rFonts w:ascii="Malgun Gothic" w:hAnsi="Malgun Gothic" w:eastAsia="맑은 고딕"/>
+          <w:b w:val="0"/>
+          <w:i w:val="0"/>
+          <w:sz w:val="21"/>
+        </w:rPr>
+        <w:t xml:space="preserve"> https://www.nrel.gov/docs/libraries/materials-science-docs/nrel-arrows-agenda.pdf</w:t>
+      </w:r>
+    </w:p>
+    <w:p>
+      <w:pPr>
+        <w:pStyle w:val="ListBullet"/>
+        <w:spacing w:after="60" w:line="324" w:lineRule="auto"/>
+      </w:pPr>
+      <w:r>
+        <w:rPr>
+          <w:rFonts w:ascii="Malgun Gothic" w:hAnsi="Malgun Gothic" w:eastAsia="맑은 고딕"/>
+          <w:b w:val="0"/>
+          <w:i w:val="0"/>
+          <w:sz w:val="21"/>
+        </w:rPr>
+        <w:t xml:space="preserve">NIST. </w:t>
+      </w:r>
+      <w:r>
+        <w:rPr>
+          <w:rFonts w:ascii="Malgun Gothic" w:hAnsi="Malgun Gothic" w:eastAsia="맑은 고딕"/>
+          <w:b w:val="0"/>
+          <w:i/>
+          <w:sz w:val="21"/>
+        </w:rPr>
+        <w:t>Autonomous systems for materials research and metrology: Accelerating discovery and democratizing science.</w:t>
+      </w:r>
+      <w:r>
+        <w:rPr>
+          <w:rFonts w:ascii="Malgun Gothic" w:hAnsi="Malgun Gothic" w:eastAsia="맑은 고딕"/>
+          <w:b w:val="0"/>
+          <w:i w:val="0"/>
+          <w:sz w:val="21"/>
+        </w:rPr>
+        <w:t xml:space="preserve"> https://www.nist.gov/programs-projects/autonomous-systems-materials-research-and-metrology-accelerating-discovery-and</w:t>
+      </w:r>
+    </w:p>
+    <w:p>
+      <w:pPr>
+        <w:pStyle w:val="ListBullet"/>
+        <w:spacing w:after="60" w:line="324" w:lineRule="auto"/>
+      </w:pPr>
+      <w:r>
+        <w:rPr>
+          <w:rFonts w:ascii="Malgun Gothic" w:hAnsi="Malgun Gothic" w:eastAsia="맑은 고딕"/>
+          <w:b w:val="0"/>
+          <w:i w:val="0"/>
+          <w:sz w:val="21"/>
+        </w:rPr>
+        <w:t xml:space="preserve">NIST. </w:t>
+      </w:r>
+      <w:r>
+        <w:rPr>
+          <w:rFonts w:ascii="Malgun Gothic" w:hAnsi="Malgun Gothic" w:eastAsia="맑은 고딕"/>
+          <w:b w:val="0"/>
+          <w:i/>
+          <w:sz w:val="21"/>
+        </w:rPr>
+        <w:t>Autonomous Formulation Lab.</w:t>
+      </w:r>
+      <w:r>
+        <w:rPr>
+          <w:rFonts w:ascii="Malgun Gothic" w:hAnsi="Malgun Gothic" w:eastAsia="맑은 고딕"/>
+          <w:b w:val="0"/>
+          <w:i w:val="0"/>
+          <w:sz w:val="21"/>
+        </w:rPr>
+        <w:t xml:space="preserve"> https://www.nist.gov/programs-projects/autonomous-formulation-lab</w:t>
+      </w:r>
+    </w:p>
+    <w:p>
+      <w:pPr>
+        <w:pStyle w:val="ListBullet"/>
+        <w:spacing w:after="60" w:line="324" w:lineRule="auto"/>
+      </w:pPr>
+      <w:r>
+        <w:rPr>
+          <w:rFonts w:ascii="Malgun Gothic" w:hAnsi="Malgun Gothic" w:eastAsia="맑은 고딕"/>
+          <w:b w:val="0"/>
+          <w:i w:val="0"/>
+          <w:sz w:val="21"/>
+        </w:rPr>
+        <w:t xml:space="preserve">NIST. </w:t>
+      </w:r>
+      <w:r>
+        <w:rPr>
+          <w:rFonts w:ascii="Malgun Gothic" w:hAnsi="Malgun Gothic" w:eastAsia="맑은 고딕"/>
+          <w:b w:val="0"/>
+          <w:i/>
+          <w:sz w:val="21"/>
+        </w:rPr>
+        <w:t>Development of standards to support a modular and autonomous laboratory ecosystem.</w:t>
+      </w:r>
+      <w:r>
+        <w:rPr>
+          <w:rFonts w:ascii="Malgun Gothic" w:hAnsi="Malgun Gothic" w:eastAsia="맑은 고딕"/>
+          <w:b w:val="0"/>
+          <w:i w:val="0"/>
+          <w:sz w:val="21"/>
+        </w:rPr>
+        <w:t xml:space="preserve"> https://www.nist.gov/programs-projects/development-standards-support-modular-and-autonomous-laboratory-ecosystem</w:t>
+      </w:r>
+    </w:p>
+    <w:p>
+      <w:pPr>
+        <w:pStyle w:val="ListBullet"/>
+        <w:spacing w:after="60" w:line="324" w:lineRule="auto"/>
+      </w:pPr>
+      <w:r>
+        <w:rPr>
+          <w:rFonts w:ascii="Malgun Gothic" w:hAnsi="Malgun Gothic" w:eastAsia="맑은 고딕"/>
+          <w:b w:val="0"/>
+          <w:i w:val="0"/>
+          <w:sz w:val="21"/>
+        </w:rPr>
+        <w:t xml:space="preserve">Brookhaven National Laboratory. </w:t>
+      </w:r>
+      <w:r>
+        <w:rPr>
+          <w:rFonts w:ascii="Malgun Gothic" w:hAnsi="Malgun Gothic" w:eastAsia="맑은 고딕"/>
+          <w:b w:val="0"/>
+          <w:i/>
+          <w:sz w:val="21"/>
+        </w:rPr>
+        <w:t>Automatically steering experiments toward scientific discovery.</w:t>
+      </w:r>
+      <w:r>
+        <w:rPr>
+          <w:rFonts w:ascii="Malgun Gothic" w:hAnsi="Malgun Gothic" w:eastAsia="맑은 고딕"/>
+          <w:b w:val="0"/>
+          <w:i w:val="0"/>
+          <w:sz w:val="21"/>
+        </w:rPr>
+        <w:t xml:space="preserve"> https://www.bnl.gov/newsroom/news.php?a=218852</w:t>
+      </w:r>
+    </w:p>
+    <w:p>
+      <w:pPr>
+        <w:pStyle w:val="ListBullet"/>
+        <w:spacing w:after="60" w:line="324" w:lineRule="auto"/>
+      </w:pPr>
+      <w:r>
+        <w:rPr>
+          <w:rFonts w:ascii="Malgun Gothic" w:hAnsi="Malgun Gothic" w:eastAsia="맑은 고딕"/>
+          <w:b w:val="0"/>
+          <w:i w:val="0"/>
+          <w:sz w:val="21"/>
+        </w:rPr>
+        <w:t xml:space="preserve">Carnegie Mellon University. </w:t>
+      </w:r>
+      <w:r>
+        <w:rPr>
+          <w:rFonts w:ascii="Malgun Gothic" w:hAnsi="Malgun Gothic" w:eastAsia="맑은 고딕"/>
+          <w:b w:val="0"/>
+          <w:i/>
+          <w:sz w:val="21"/>
+        </w:rPr>
+        <w:t>CMU Cloud Lab.</w:t>
+      </w:r>
+      <w:r>
+        <w:rPr>
+          <w:rFonts w:ascii="Malgun Gothic" w:hAnsi="Malgun Gothic" w:eastAsia="맑은 고딕"/>
+          <w:b w:val="0"/>
+          <w:i w:val="0"/>
+          <w:sz w:val="21"/>
+        </w:rPr>
+        <w:t xml:space="preserve"> https://cloudlab.cmu.edu/</w:t>
+      </w:r>
+    </w:p>
+    <w:p>
+      <w:pPr>
+        <w:pStyle w:val="ListBullet"/>
+        <w:spacing w:after="60" w:line="324" w:lineRule="auto"/>
+      </w:pPr>
+      <w:r>
+        <w:rPr>
+          <w:rFonts w:ascii="Malgun Gothic" w:hAnsi="Malgun Gothic" w:eastAsia="맑은 고딕"/>
+          <w:b w:val="0"/>
+          <w:i w:val="0"/>
+          <w:sz w:val="21"/>
+        </w:rPr>
+        <w:t xml:space="preserve">University of Illinois (2025). </w:t>
+      </w:r>
+      <w:r>
+        <w:rPr>
+          <w:rFonts w:ascii="Malgun Gothic" w:hAnsi="Malgun Gothic" w:eastAsia="맑은 고딕"/>
+          <w:b w:val="0"/>
+          <w:i/>
+          <w:sz w:val="21"/>
+        </w:rPr>
+        <w:t>NSF reinvests in Molecule Maker Lab Institute, AI tools to solve chemistry's challenges</w:t>
+      </w:r>
+      <w:r>
+        <w:rPr>
+          <w:rFonts w:ascii="Malgun Gothic" w:hAnsi="Malgun Gothic" w:eastAsia="맑은 고딕"/>
+          <w:b w:val="0"/>
+          <w:i w:val="0"/>
+          <w:sz w:val="21"/>
+        </w:rPr>
+        <w:t xml:space="preserve"> (2025.07.30). https://news.illinois.edu/nsf-reinvests-in-molecule-maker-lab-institute-ai-tools-to-solve-chemistrys-challenges/</w:t>
+      </w:r>
+    </w:p>
+    <w:p>
+      <w:pPr>
+        <w:pStyle w:val="ListBullet"/>
+        <w:spacing w:after="60" w:line="324" w:lineRule="auto"/>
+      </w:pPr>
+      <w:r>
+        <w:rPr>
+          <w:rFonts w:ascii="Malgun Gothic" w:hAnsi="Malgun Gothic" w:eastAsia="맑은 고딕"/>
+          <w:b w:val="0"/>
+          <w:i w:val="0"/>
+          <w:sz w:val="21"/>
+        </w:rPr>
+        <w:t xml:space="preserve">Northwestern University (2026). </w:t>
+      </w:r>
+      <w:r>
+        <w:rPr>
+          <w:rFonts w:ascii="Malgun Gothic" w:hAnsi="Malgun Gothic" w:eastAsia="맑은 고딕"/>
+          <w:b w:val="0"/>
+          <w:i/>
+          <w:sz w:val="21"/>
+        </w:rPr>
+        <w:t>Megalibraries in pole position for autonomous discovery over self-driving labs</w:t>
+      </w:r>
+      <w:r>
+        <w:rPr>
+          <w:rFonts w:ascii="Malgun Gothic" w:hAnsi="Malgun Gothic" w:eastAsia="맑은 고딕"/>
+          <w:b w:val="0"/>
+          <w:i w:val="0"/>
+          <w:sz w:val="21"/>
+        </w:rPr>
+        <w:t xml:space="preserve"> (2026.05). https://news.northwestern.edu/stories/2026/05/megalibraries-in-pole-position-for-autonomous-discovery-over-self-driving-labs</w:t>
+      </w:r>
+    </w:p>
+    <w:p>
+      <w:pPr>
+        <w:pStyle w:val="ListBullet"/>
+        <w:spacing w:after="60" w:line="324" w:lineRule="auto"/>
+      </w:pPr>
+      <w:r>
+        <w:rPr>
+          <w:rFonts w:ascii="Malgun Gothic" w:hAnsi="Malgun Gothic" w:eastAsia="맑은 고딕"/>
+          <w:b w:val="0"/>
+          <w:i w:val="0"/>
+          <w:sz w:val="21"/>
+        </w:rPr>
+        <w:t xml:space="preserve">Radical AI (2025). </w:t>
+      </w:r>
+      <w:r>
+        <w:rPr>
+          <w:rFonts w:ascii="Malgun Gothic" w:hAnsi="Malgun Gothic" w:eastAsia="맑은 고딕"/>
+          <w:b w:val="0"/>
+          <w:i/>
+          <w:sz w:val="21"/>
+        </w:rPr>
+        <w:t>Radical AI announces $55M in new funding.</w:t>
+      </w:r>
+      <w:r>
+        <w:rPr>
+          <w:rFonts w:ascii="Malgun Gothic" w:hAnsi="Malgun Gothic" w:eastAsia="맑은 고딕"/>
+          <w:b w:val="0"/>
+          <w:i w:val="0"/>
+          <w:sz w:val="21"/>
+        </w:rPr>
+        <w:t xml:space="preserve"> https://www.radical-ai.com/news/series-seed</w:t>
+      </w:r>
+    </w:p>
+    <w:p>
+      <w:pPr>
+        <w:pStyle w:val="ListBullet"/>
+        <w:spacing w:after="60" w:line="324" w:lineRule="auto"/>
+      </w:pPr>
+      <w:r>
+        <w:rPr>
+          <w:rFonts w:ascii="Malgun Gothic" w:hAnsi="Malgun Gothic" w:eastAsia="맑은 고딕"/>
+          <w:b w:val="0"/>
+          <w:i w:val="0"/>
+          <w:sz w:val="21"/>
+        </w:rPr>
+        <w:t xml:space="preserve">R&amp;D World. </w:t>
+      </w:r>
+      <w:r>
+        <w:rPr>
+          <w:rFonts w:ascii="Malgun Gothic" w:hAnsi="Malgun Gothic" w:eastAsia="맑은 고딕"/>
+          <w:b w:val="0"/>
+          <w:i/>
+          <w:sz w:val="21"/>
+        </w:rPr>
+        <w:t>How Radical AI is building a self-driving materials lab.</w:t>
+      </w:r>
+      <w:r>
+        <w:rPr>
+          <w:rFonts w:ascii="Malgun Gothic" w:hAnsi="Malgun Gothic" w:eastAsia="맑은 고딕"/>
+          <w:b w:val="0"/>
+          <w:i w:val="0"/>
+          <w:sz w:val="21"/>
+        </w:rPr>
+        <w:t xml:space="preserve"> https://www.rdworldonline.com/how-radical-ai-is-building-a-self-driving-materials-lab/</w:t>
+      </w:r>
+    </w:p>
+    <w:p>
+      <w:pPr>
+        <w:pStyle w:val="ListBullet"/>
+        <w:spacing w:after="60" w:line="324" w:lineRule="auto"/>
+      </w:pPr>
+      <w:r>
+        <w:rPr>
+          <w:rFonts w:ascii="Malgun Gothic" w:hAnsi="Malgun Gothic" w:eastAsia="맑은 고딕"/>
+          <w:b w:val="0"/>
+          <w:i w:val="0"/>
+          <w:sz w:val="21"/>
+        </w:rPr>
+        <w:t xml:space="preserve">Atinary (2026). </w:t>
+      </w:r>
+      <w:r>
+        <w:rPr>
+          <w:rFonts w:ascii="Malgun Gothic" w:hAnsi="Malgun Gothic" w:eastAsia="맑은 고딕"/>
+          <w:b w:val="0"/>
+          <w:i/>
+          <w:sz w:val="21"/>
+        </w:rPr>
+        <w:t>Atinary opens Self-Driving Labs in Boston</w:t>
+      </w:r>
+      <w:r>
+        <w:rPr>
+          <w:rFonts w:ascii="Malgun Gothic" w:hAnsi="Malgun Gothic" w:eastAsia="맑은 고딕"/>
+          <w:b w:val="0"/>
+          <w:i w:val="0"/>
+          <w:sz w:val="21"/>
+        </w:rPr>
+        <w:t xml:space="preserve"> (2026.02). https://atinary.com/news/opening-atinary-self-driving-labs-boston/</w:t>
+      </w:r>
+    </w:p>
+    <w:p>
+      <w:pPr>
+        <w:pStyle w:val="ListBullet"/>
+        <w:spacing w:after="60" w:line="324" w:lineRule="auto"/>
+      </w:pPr>
+      <w:r>
+        <w:rPr>
+          <w:rFonts w:ascii="Malgun Gothic" w:hAnsi="Malgun Gothic" w:eastAsia="맑은 고딕"/>
+          <w:b w:val="0"/>
+          <w:i w:val="0"/>
+          <w:sz w:val="21"/>
+        </w:rPr>
+        <w:t xml:space="preserve">Bruker (2026). </w:t>
+      </w:r>
+      <w:r>
+        <w:rPr>
+          <w:rFonts w:ascii="Malgun Gothic" w:hAnsi="Malgun Gothic" w:eastAsia="맑은 고딕"/>
+          <w:b w:val="0"/>
+          <w:i/>
+          <w:sz w:val="21"/>
+        </w:rPr>
+        <w:t>Bruker announces strategic collaboration with Atinary Technologies to advance self-driving laboratories</w:t>
+      </w:r>
+      <w:r>
+        <w:rPr>
+          <w:rFonts w:ascii="Malgun Gothic" w:hAnsi="Malgun Gothic" w:eastAsia="맑은 고딕"/>
+          <w:b w:val="0"/>
+          <w:i w:val="0"/>
+          <w:sz w:val="21"/>
+        </w:rPr>
+        <w:t xml:space="preserve"> (2026.08). https://www.nasdaq.com/press-release/bruker-announces-strategic-collaboration-atinary-technologies-advance-self-driving</w:t>
+      </w:r>
+    </w:p>
+    <w:p>
+      <w:pPr>
+        <w:pStyle w:val="ListBullet"/>
+        <w:spacing w:after="60" w:line="324" w:lineRule="auto"/>
+      </w:pPr>
+      <w:r>
+        <w:rPr>
+          <w:rFonts w:ascii="Malgun Gothic" w:hAnsi="Malgun Gothic" w:eastAsia="맑은 고딕"/>
+          <w:b w:val="0"/>
+          <w:i w:val="0"/>
+          <w:sz w:val="21"/>
+        </w:rPr>
+        <w:t xml:space="preserve">C&amp;EN (2026). </w:t>
+      </w:r>
+      <w:r>
+        <w:rPr>
+          <w:rFonts w:ascii="Malgun Gothic" w:hAnsi="Malgun Gothic" w:eastAsia="맑은 고딕"/>
+          <w:b w:val="0"/>
+          <w:i/>
+          <w:sz w:val="21"/>
+        </w:rPr>
+        <w:t>Self-driving labs are changing how chemists work</w:t>
+      </w:r>
+      <w:r>
+        <w:rPr>
+          <w:rFonts w:ascii="Malgun Gothic" w:hAnsi="Malgun Gothic" w:eastAsia="맑은 고딕"/>
+          <w:b w:val="0"/>
+          <w:i w:val="0"/>
+          <w:sz w:val="21"/>
+        </w:rPr>
+        <w:t xml:space="preserve"> (2026.06). https://cen.acs.org/physical-chemistry/computational-chemistry/Self-driving-labs-changing-chemists/104/web/2026/06</w:t>
+      </w:r>
+    </w:p>
+    <w:p>
+      <w:pPr>
+        <w:pStyle w:val="ListBullet"/>
+        <w:spacing w:after="60" w:line="324" w:lineRule="auto"/>
+      </w:pPr>
+      <w:r>
+        <w:rPr>
+          <w:rFonts w:ascii="Malgun Gothic" w:hAnsi="Malgun Gothic" w:eastAsia="맑은 고딕"/>
+          <w:b w:val="0"/>
+          <w:i w:val="0"/>
+          <w:sz w:val="21"/>
+        </w:rPr>
+        <w:t xml:space="preserve">MIT Technology Review (2025). </w:t>
+      </w:r>
+      <w:r>
+        <w:rPr>
+          <w:rFonts w:ascii="Malgun Gothic" w:hAnsi="Malgun Gothic" w:eastAsia="맑은 고딕"/>
+          <w:b w:val="0"/>
+          <w:i/>
+          <w:sz w:val="21"/>
+        </w:rPr>
+        <w:t>AI materials discovery now needs to move into the real world</w:t>
+      </w:r>
+      <w:r>
+        <w:rPr>
+          <w:rFonts w:ascii="Malgun Gothic" w:hAnsi="Malgun Gothic" w:eastAsia="맑은 고딕"/>
+          <w:b w:val="0"/>
+          <w:i w:val="0"/>
+          <w:sz w:val="21"/>
+        </w:rPr>
+        <w:t xml:space="preserve"> (2025.12.15). https://www.technologyreview.com/2025/12/15/1129210/ai-materials-science-discovery-startups-investment/</w:t>
+      </w:r>
+    </w:p>
+    <w:p>
+      <w:pPr>
+        <w:pStyle w:val="ListBullet"/>
+        <w:spacing w:after="60" w:line="324" w:lineRule="auto"/>
+      </w:pPr>
+      <w:r>
+        <w:rPr>
+          <w:rFonts w:ascii="Malgun Gothic" w:hAnsi="Malgun Gothic" w:eastAsia="맑은 고딕"/>
+          <w:b w:val="0"/>
+          <w:i w:val="0"/>
+          <w:sz w:val="21"/>
+        </w:rPr>
+        <w:t xml:space="preserve">The Boston Globe (2026). </w:t>
+      </w:r>
+      <w:r>
+        <w:rPr>
+          <w:rFonts w:ascii="Malgun Gothic" w:hAnsi="Malgun Gothic" w:eastAsia="맑은 고딕"/>
+          <w:b w:val="0"/>
+          <w:i/>
+          <w:sz w:val="21"/>
+        </w:rPr>
+        <w:t>After losing $6 billion, Ginkgo Bioworks pivots to selling lab robots with AI</w:t>
+      </w:r>
+      <w:r>
+        <w:rPr>
+          <w:rFonts w:ascii="Malgun Gothic" w:hAnsi="Malgun Gothic" w:eastAsia="맑은 고딕"/>
+          <w:b w:val="0"/>
+          <w:i w:val="0"/>
+          <w:sz w:val="21"/>
+        </w:rPr>
+        <w:t xml:space="preserve"> (2026.03.03). https://www.bostonglobe.com/2026/03/03/business/ginkgo-bioworks-pivot-ai-robots/</w:t>
+      </w:r>
+    </w:p>
+    <w:p>
+      <w:pPr>
+        <w:pStyle w:val="ListBullet"/>
+        <w:spacing w:after="60" w:line="324" w:lineRule="auto"/>
+      </w:pPr>
+      <w:r>
+        <w:rPr>
+          <w:rFonts w:ascii="Malgun Gothic" w:hAnsi="Malgun Gothic" w:eastAsia="맑은 고딕"/>
+          <w:b w:val="0"/>
+          <w:i w:val="0"/>
+          <w:sz w:val="21"/>
+        </w:rPr>
+        <w:t xml:space="preserve">GEN (2022). </w:t>
+      </w:r>
+      <w:r>
+        <w:rPr>
+          <w:rFonts w:ascii="Malgun Gothic" w:hAnsi="Malgun Gothic" w:eastAsia="맑은 고딕"/>
+          <w:b w:val="0"/>
+          <w:i/>
+          <w:sz w:val="21"/>
+        </w:rPr>
+        <w:t>Synbio synergy: Ginkgo to acquire troubled Zymergen for $300M.</w:t>
+      </w:r>
+      <w:r>
+        <w:rPr>
+          <w:rFonts w:ascii="Malgun Gothic" w:hAnsi="Malgun Gothic" w:eastAsia="맑은 고딕"/>
+          <w:b w:val="0"/>
+          <w:i w:val="0"/>
+          <w:sz w:val="21"/>
+        </w:rPr>
+        <w:t xml:space="preserve"> https://www.genengnews.com/news/synbio-synergy-ginkgo-to-acquire-troubled-zymergen-for-300m/</w:t>
       </w:r>
     </w:p>
     <w:p>

--- a/자율실험실_국제동향_보고서.docx
+++ b/자율실험실_국제동향_보고서.docx
@@ -756,16 +756,16 @@
           <w:i w:val="0"/>
           <w:sz w:val="21"/>
         </w:rPr>
-        <w:t>ORNL — 규모에서 앞선다.</w:t>
-      </w:r>
-      <w:r>
-        <w:rPr>
-          <w:rFonts w:ascii="Malgun Gothic" w:hAnsi="Malgun Gothic" w:eastAsia="맑은 고딕"/>
-          <w:b w:val="0"/>
-          <w:i w:val="0"/>
-          <w:sz w:val="21"/>
-        </w:rPr>
-        <w:t xml:space="preserve"> </w:t>
+        <w:t>ORNL — INTERSECT 생태계.</w:t>
+      </w:r>
+      <w:r>
+        <w:rPr>
+          <w:rFonts w:ascii="Malgun Gothic" w:hAnsi="Malgun Gothic" w:eastAsia="맑은 고딕"/>
+          <w:b w:val="0"/>
+          <w:i w:val="0"/>
+          <w:sz w:val="21"/>
+        </w:rPr>
+        <w:t xml:space="preserve"> ORNL의 접근은 개별 플랫폼이 아니라 생태계다. </w:t>
       </w:r>
       <w:r>
         <w:rPr>
@@ -774,16 +774,88 @@
           <w:i w:val="0"/>
           <w:sz w:val="21"/>
         </w:rPr>
-        <w:t>12개 이상의 자율실험실이 가동 중</w:t>
-      </w:r>
-      <w:r>
-        <w:rPr>
-          <w:rFonts w:ascii="Malgun Gothic" w:hAnsi="Malgun Gothic" w:eastAsia="맑은 고딕"/>
-          <w:b w:val="0"/>
-          <w:i w:val="0"/>
-          <w:sz w:val="21"/>
-        </w:rPr>
-        <w:t>으로, 이 모델을 대규모로 구현한 세계 최초 기관군에 속한다. 물리과학부문에서 AI·자동화·최첨단 이미징을 결합해 자율 현미경(주사탐침·전자현미경)을 중심으로 실험을 자동화하고 있다. 2024년 덴버 워크숍도 ORNL이 주관했다.</w:t>
+        <w:t>INTERSECT(Interconnected Science Ecosystem)</w:t>
+      </w:r>
+      <w:r>
+        <w:rPr>
+          <w:rFonts w:ascii="Malgun Gothic" w:hAnsi="Malgun Gothic" w:eastAsia="맑은 고딕"/>
+          <w:b w:val="0"/>
+          <w:i w:val="0"/>
+          <w:sz w:val="21"/>
+        </w:rPr>
+        <w:t xml:space="preserve"> 는 원래 실험실 간 장비를 연결해 정보가 자유롭게 흐르게 하는 장비 연합 구상으로 출발했고, 이것이 자율실험실·자율 워크플로로 발전했다. 구조는 </w:t>
+      </w:r>
+      <w:r>
+        <w:rPr>
+          <w:rFonts w:ascii="Malgun Gothic" w:hAnsi="Malgun Gothic" w:eastAsia="맑은 고딕"/>
+          <w:b/>
+          <w:i w:val="0"/>
+          <w:sz w:val="21"/>
+        </w:rPr>
+        <w:t>인간-AI-기계 인터페이스(HAMI)·실험 관리 소프트웨어·자율과학 애플리케이션·빅데이터 분석 및 데이터 기반 피드백</w:t>
+      </w:r>
+      <w:r>
+        <w:rPr>
+          <w:rFonts w:ascii="Malgun Gothic" w:hAnsi="Malgun Gothic" w:eastAsia="맑은 고딕"/>
+          <w:b w:val="0"/>
+          <w:i w:val="0"/>
+          <w:sz w:val="21"/>
+        </w:rPr>
+        <w:t xml:space="preserve">의 4계층이며, 서로 다른 고영향 분야에 </w:t>
+      </w:r>
+      <w:r>
+        <w:rPr>
+          <w:rFonts w:ascii="Malgun Gothic" w:hAnsi="Malgun Gothic" w:eastAsia="맑은 고딕"/>
+          <w:b/>
+          <w:i w:val="0"/>
+          <w:sz w:val="21"/>
+        </w:rPr>
+        <w:t>6개 자율실험실</w:t>
+      </w:r>
+      <w:r>
+        <w:rPr>
+          <w:rFonts w:ascii="Malgun Gothic" w:hAnsi="Malgun Gothic" w:eastAsia="맑은 고딕"/>
+          <w:b w:val="0"/>
+          <w:i w:val="0"/>
+          <w:sz w:val="21"/>
+        </w:rPr>
+        <w:t xml:space="preserve">을 두고 분야 간 데이터·워크플로로 연결한다. 현재는 후속 이니셔티브 </w:t>
+      </w:r>
+      <w:r>
+        <w:rPr>
+          <w:rFonts w:ascii="Malgun Gothic" w:hAnsi="Malgun Gothic" w:eastAsia="맑은 고딕"/>
+          <w:b/>
+          <w:i w:val="0"/>
+          <w:sz w:val="21"/>
+        </w:rPr>
+        <w:t>LOTF(Labs of the Future)</w:t>
+      </w:r>
+      <w:r>
+        <w:rPr>
+          <w:rFonts w:ascii="Malgun Gothic" w:hAnsi="Malgun Gothic" w:eastAsia="맑은 고딕"/>
+          <w:b w:val="0"/>
+          <w:i w:val="0"/>
+          <w:sz w:val="21"/>
+        </w:rPr>
+        <w:t xml:space="preserve"> 로 이어지고 있다. 기관 전체로는 12개 이상의 자율실험실이 가동 중이라고 발표했으나 </w:t>
+      </w:r>
+      <w:r>
+        <w:rPr>
+          <w:rFonts w:ascii="Malgun Gothic" w:hAnsi="Malgun Gothic" w:eastAsia="맑은 고딕"/>
+          <w:b/>
+          <w:i w:val="0"/>
+          <w:sz w:val="21"/>
+        </w:rPr>
+        <w:t>개별 실험실 목록과 각각의 폐루프 실증은 공개되지 않았다.</w:t>
+      </w:r>
+      <w:r>
+        <w:rPr>
+          <w:rFonts w:ascii="Malgun Gothic" w:hAnsi="Malgun Gothic" w:eastAsia="맑은 고딕"/>
+          <w:b w:val="0"/>
+          <w:i w:val="0"/>
+          <w:sz w:val="21"/>
+        </w:rPr>
+        <w:t xml:space="preserve"> 이 숫자는 개별 성과의 합이 아니라 생태계 규모로 읽어야 한다. 2024년 덴버 워크숍도 ORNL이 주관했다.</w:t>
       </w:r>
     </w:p>
     <w:p>
@@ -824,7 +896,7 @@
           <w:i w:val="0"/>
           <w:sz w:val="21"/>
         </w:rPr>
-        <w:t xml:space="preserve"> 이 AI 실험 계획과 로봇 플랫폼, 실시간 소각산란(SANS/SAXS/USAXS)을 폐루프로 연결해 복합 유체의 상거동을 매핑하고, </w:t>
+        <w:t xml:space="preserve"> 이 AI 실험 계획과 로봇 플랫폼, 실시간 소각산란(SANS/SAXS/USAXS)을 폐루프로 연결해 복합 유체의 상거동을 매핑한다. AFL은 개방형 액체 취급 플랫폼으로 설계·공개됐고(Beaucage 외, 2023), 능동학습 에이전트의 설계·튜닝·검증까지 별도 논문으로 보고됐다(Martin 외, 2025). 그리고, </w:t>
       </w:r>
       <w:r>
         <w:rPr>
@@ -883,7 +955,7 @@
           <w:i w:val="0"/>
           <w:sz w:val="21"/>
         </w:rPr>
-        <w:t xml:space="preserve"> NSLS-II의 CMS·SMI 빔라인 등에 자율 실험 방식을 실전 배치했다. 데이터 수집(Bluesky)·데이터 분석(SciAnalysis)·의사결정(gpCAM)이 폐루프를 이룬다. </w:t>
+        <w:t xml:space="preserve"> NSLS-II의 CMS·SMI 빔라인 등에 자율 실험 방식을 실전 배치했다. 데이터 수집(Bluesky)·데이터 분석(SciAnalysis)·의사결정(gpCAM)이 폐루프를 이룬다. 방법론은 크리깅 기반 자율 X선 산란 실험으로 정식 보고됐고(Noack 외, 2020), 대형 방사광·중성자 시설의 자율 데이터 획득을 위한 가우시안 과정 프레임워크로 일반화됐다(Noack 외, 2021). </w:t>
       </w:r>
       <w:r>
         <w:rPr>
@@ -1260,7 +1332,7 @@
                 <w:i w:val="0"/>
                 <w:sz w:val="17"/>
               </w:rPr>
-              <w:t>12개 이상 자율실험실</w:t>
+              <w:t>INTERSECT 생태계 (자율실험실 6개) → LOTF</w:t>
             </w:r>
           </w:p>
         </w:tc>
@@ -1280,7 +1352,7 @@
                 <w:i w:val="0"/>
                 <w:sz w:val="17"/>
               </w:rPr>
-              <w:t>자율 현미경 중심 다분야</w:t>
+              <w:t>자율 현미경 등 다분야</w:t>
             </w:r>
           </w:p>
         </w:tc>
@@ -1300,7 +1372,7 @@
                 <w:i w:val="0"/>
                 <w:sz w:val="17"/>
               </w:rPr>
-              <w:t>규모 최대, 2024년 국가 워크숍 주관</w:t>
+              <w:t>기관 발표로는 12개 이상. 개별 목록·폐루프 실증은 비공개</w:t>
             </w:r>
           </w:p>
         </w:tc>
@@ -1382,7 +1454,7 @@
                 <w:i w:val="0"/>
                 <w:sz w:val="17"/>
               </w:rPr>
-              <w:t>모듈형 자율실험실 표준 개발 병행</w:t>
+              <w:t>CAMEO·AFL 모두 논문 근거 보유, 모듈형 자율실험실 표준 개발 병행</w:t>
             </w:r>
           </w:p>
         </w:tc>
@@ -1464,7 +1536,7 @@
                 <w:i w:val="0"/>
                 <w:sz w:val="17"/>
               </w:rPr>
-              <w:t>Bluesky+SciAnalysis+gpCAM, 오픈소스·일반 이용자 개방</w:t>
+              <w:t>Bluesky+SciAnalysis+gpCAM, 오픈소스·일반 이용자 개방, ALS·ILL로 확산</w:t>
             </w:r>
           </w:p>
         </w:tc>
@@ -1486,7 +1558,7 @@
                 <w:i w:val="0"/>
                 <w:sz w:val="17"/>
               </w:rPr>
-              <w:t>NREL</w:t>
+              <w:t>NREL·PNNL·SLAC·샌디아</w:t>
             </w:r>
           </w:p>
         </w:tc>
@@ -1506,89 +1578,7 @@
                 <w:i w:val="0"/>
                 <w:sz w:val="17"/>
               </w:rPr>
-              <w:t>ARROWS 워크숍 주관</w:t>
-            </w:r>
-          </w:p>
-        </w:tc>
-        <w:tc>
-          <w:tcPr>
-            <w:tcW w:type="dxa" w:w="2409"/>
-          </w:tcPr>
-          <w:p>
-            <w:pPr>
-              <w:spacing w:after="20" w:line="276" w:lineRule="auto"/>
-            </w:pPr>
-            <w:r/>
-            <w:r>
-              <w:rPr>
-                <w:rFonts w:ascii="Malgun Gothic" w:hAnsi="Malgun Gothic" w:eastAsia="맑은 고딕"/>
-                <w:b w:val="0"/>
-                <w:i w:val="0"/>
-                <w:sz w:val="17"/>
-              </w:rPr>
-              <w:t>태양광·수소 소재</w:t>
-            </w:r>
-          </w:p>
-        </w:tc>
-        <w:tc>
-          <w:tcPr>
-            <w:tcW w:type="dxa" w:w="2409"/>
-          </w:tcPr>
-          <w:p>
-            <w:pPr>
-              <w:spacing w:after="20" w:line="276" w:lineRule="auto"/>
-            </w:pPr>
-            <w:r/>
-            <w:r>
-              <w:rPr>
-                <w:rFonts w:ascii="Malgun Gothic" w:hAnsi="Malgun Gothic" w:eastAsia="맑은 고딕"/>
-                <w:b w:val="0"/>
-                <w:i w:val="0"/>
-                <w:sz w:val="17"/>
-              </w:rPr>
-              <w:t>발견→산업 이전 병목에 초점</w:t>
-            </w:r>
-          </w:p>
-        </w:tc>
-      </w:tr>
-      <w:tr>
-        <w:tc>
-          <w:tcPr>
-            <w:tcW w:type="dxa" w:w="2409"/>
-          </w:tcPr>
-          <w:p>
-            <w:pPr>
-              <w:spacing w:after="20" w:line="276" w:lineRule="auto"/>
-            </w:pPr>
-            <w:r/>
-            <w:r>
-              <w:rPr>
-                <w:rFonts w:ascii="Malgun Gothic" w:hAnsi="Malgun Gothic" w:eastAsia="맑은 고딕"/>
-                <w:b w:val="0"/>
-                <w:i w:val="0"/>
-                <w:sz w:val="17"/>
-              </w:rPr>
-              <w:t>PNNL·SLAC·샌디아</w:t>
-            </w:r>
-          </w:p>
-        </w:tc>
-        <w:tc>
-          <w:tcPr>
-            <w:tcW w:type="dxa" w:w="2409"/>
-          </w:tcPr>
-          <w:p>
-            <w:pPr>
-              <w:spacing w:after="20" w:line="276" w:lineRule="auto"/>
-            </w:pPr>
-            <w:r/>
-            <w:r>
-              <w:rPr>
-                <w:rFonts w:ascii="Malgun Gothic" w:hAnsi="Malgun Gothic" w:eastAsia="맑은 고딕"/>
-                <w:b w:val="0"/>
-                <w:i w:val="0"/>
-                <w:sz w:val="17"/>
-              </w:rPr>
-              <w:t>국가 컨소시엄 참여</w:t>
+              <w:t>워크숍 주관·참여 (플랫폼 실증 미확인)</w:t>
             </w:r>
           </w:p>
         </w:tc>
@@ -1628,7 +1618,7 @@
                 <w:i w:val="0"/>
                 <w:sz w:val="17"/>
               </w:rPr>
-              <w:t>덴버 워크숍 참여 기관</w:t>
+              <w:t>NREL이 ARROWS 주관, 나머지는 덴버 워크숍 참여</w:t>
             </w:r>
           </w:p>
         </w:tc>
@@ -1673,7 +1663,7 @@
           <w:i w:val="0"/>
           <w:sz w:val="21"/>
         </w:rPr>
-        <w:t xml:space="preserve"> 시료 소형화·병렬화·머신러닝 제어 로보틱스를 결합한 DiSCO(Discovery, Synthesis, Characterization, Optimization)로 태양광 반도체 조성을 </w:t>
+        <w:t xml:space="preserve"> Buonassisi 그룹은 특성분석 병목의 자율화에 집중한다. 2025년 발표한 자기지도 로봇 시스템은 도메인 전문가의 측정 원칙을 로봇이 스스로 학습하게 만드는 방식으로, </w:t>
       </w:r>
       <w:r>
         <w:rPr>
@@ -1682,16 +1672,16 @@
           <w:i w:val="0"/>
           <w:sz w:val="21"/>
         </w:rPr>
-        <w:t>하루 1,000개 이상 제작·측정·최적화</w:t>
-      </w:r>
-      <w:r>
-        <w:rPr>
-          <w:rFonts w:ascii="Malgun Gothic" w:hAnsi="Malgun Gothic" w:eastAsia="맑은 고딕"/>
-          <w:b w:val="0"/>
-          <w:i w:val="0"/>
-          <w:sz w:val="21"/>
-        </w:rPr>
-        <w:t>한다(MIT DSpace, n.d.). 2025년에는 접촉식 특성분석을 자율화한 자기지도 로봇 시스템을 별도로 발표해, 측정 품질·신뢰도·처리량을 함께 끌어올리는 방향을 제시했다.</w:t>
+        <w:t>4자유도 로봇 프로브를 24시간 자율 구동해 페로브스카이트 박막 조성 구배 위 3,025개 예측 지점의 광전도도를 측정</w:t>
+      </w:r>
+      <w:r>
+        <w:rPr>
+          <w:rFonts w:ascii="Malgun Gothic" w:hAnsi="Malgun Gothic" w:eastAsia="맑은 고딕"/>
+          <w:b w:val="0"/>
+          <w:i w:val="0"/>
+          <w:sz w:val="21"/>
+        </w:rPr>
+        <w:t>했고 시간당 125회 이상의 처리량을 달성했다(Siemenn 외, 2025). 이 그룹은 자율실험 시스템의 공동체 관점 정리에도 참여했고, Atinary와의 협업에서는 태양전지 5개 변수를 25회 반복만에 최적화했다. 시료 소형화·병렬화로 하루 1,000개 이상 조성을 처리하는 통합 플랫폼(DiSCO)이 박사학위 논문으로 보고됐으나(MIT 박사학위 논문, 2025), 해당 명칭과 수치는 학위논문 외 문헌에서 확인되지 않아 본 보고서의 비교표에서는 제외했다.</w:t>
       </w:r>
     </w:p>
     <w:p>
@@ -1945,7 +1935,7 @@
           <w:i w:val="0"/>
           <w:sz w:val="21"/>
         </w:rPr>
-        <w:t xml:space="preserve">한다. 2026년 5월 </w:t>
+        <w:t xml:space="preserve">한다. 2026년 </w:t>
       </w:r>
       <w:r>
         <w:rPr>
@@ -1963,7 +1953,43 @@
           <w:i w:val="0"/>
           <w:sz w:val="21"/>
         </w:rPr>
-        <w:t xml:space="preserve">에 특정 온도에서 작동하는 압전 소재를 의도적으로 설계해 수 시간 만에 후보를 찾은 결과를 발표했다. 순차적 폐루프 대신 </w:t>
+        <w:t xml:space="preserve">에 보고된 결과에서는 TMCM계 할라이드 페로브스카이트 나노결정 메가라이브러리를 주사 SHG 현미경으로 </w:t>
+      </w:r>
+      <w:r>
+        <w:rPr>
+          <w:rFonts w:ascii="Malgun Gothic" w:hAnsi="Malgun Gothic" w:eastAsia="맑은 고딕"/>
+          <w:b/>
+          <w:i w:val="0"/>
+          <w:sz w:val="21"/>
+        </w:rPr>
+        <w:t>단일 나노결정 분해능으로 30분 이내에 전수 특성분석</w:t>
+      </w:r>
+      <w:r>
+        <w:rPr>
+          <w:rFonts w:ascii="Malgun Gothic" w:hAnsi="Malgun Gothic" w:eastAsia="맑은 고딕"/>
+          <w:b w:val="0"/>
+          <w:i w:val="0"/>
+          <w:sz w:val="21"/>
+        </w:rPr>
+        <w:t xml:space="preserve">하고, 조성과 작동 온도의 관계를 규명해 </w:t>
+      </w:r>
+      <w:r>
+        <w:rPr>
+          <w:rFonts w:ascii="Malgun Gothic" w:hAnsi="Malgun Gothic" w:eastAsia="맑은 고딕"/>
+          <w:b/>
+          <w:i w:val="0"/>
+          <w:sz w:val="21"/>
+        </w:rPr>
+        <w:t>80°C까지 기능을 유지하는 압전 소재</w:t>
+      </w:r>
+      <w:r>
+        <w:rPr>
+          <w:rFonts w:ascii="Malgun Gothic" w:hAnsi="Malgun Gothic" w:eastAsia="맑은 고딕"/>
+          <w:b w:val="0"/>
+          <w:i w:val="0"/>
+          <w:sz w:val="21"/>
+        </w:rPr>
+        <w:t xml:space="preserve">를 설계했다(Li 외, 2026). 순차적 폐루프 대신 </w:t>
       </w:r>
       <w:r>
         <w:rPr>
@@ -4079,6 +4105,21 @@
           <w:sz w:val="23"/>
         </w:rPr>
         <w:t>표 2. 폐루프 실증·구축 사례 종합</w:t>
+      </w:r>
+    </w:p>
+    <w:p>
+      <w:pPr>
+        <w:jc w:val="both"/>
+      </w:pPr>
+      <w:r>
+        <w:rPr>
+          <w:rFonts w:ascii="Malgun Gothic" w:hAnsi="Malgun Gothic" w:eastAsia="맑은 고딕"/>
+          <w:b w:val="0"/>
+          <w:i/>
+          <w:color w:val="444444"/>
+          <w:sz w:val="19"/>
+        </w:rPr>
+        <w:t>수록 기준: 폐루프가 피어리뷰 논문 또는 공식 기술보고서로 확인된 사례. 논문 근거 없이 기업·기관 발표만 있는 성능 주장은 본문에서 다루고 이 표에서는 제외했다. 예외는 Ginkgo×OpenAI 한 건으로, LLM이 폐루프 전체의 의사결정을 맡은 유일한 대규모 정량 사례여서 근거 유형을 밝혀 수록했다. 폐루프가 아닌 인프라·라이브러리 방식(카네기멜론대 클라우드 랩, 노스웨스턴대 메가라이브러리)은 2.3절 본문에 있다.</w:t>
       </w:r>
     </w:p>
     <w:tbl>
@@ -4668,7 +4709,7 @@
                 <w:i w:val="0"/>
                 <w:sz w:val="17"/>
               </w:rPr>
-              <w:t>Bluesky+SciAnalysis+gpCAM 폐루프, 일반 이용자 상시 기능으로 편입, ALS·ILL로 확산</w:t>
+              <w:t>크리깅 기반 자율 산란 실험, 일반 이용자 상시 기능으로 편입, ALS·ILL로 확산</w:t>
             </w:r>
           </w:p>
         </w:tc>
@@ -4708,129 +4749,7 @@
                 <w:i w:val="0"/>
                 <w:sz w:val="17"/>
               </w:rPr>
-              <w:t>BNL</w:t>
-            </w:r>
-          </w:p>
-        </w:tc>
-      </w:tr>
-      <w:tr>
-        <w:tc>
-          <w:tcPr>
-            <w:tcW w:type="dxa" w:w="1606"/>
-          </w:tcPr>
-          <w:p>
-            <w:pPr>
-              <w:spacing w:after="20" w:line="276" w:lineRule="auto"/>
-            </w:pPr>
-            <w:r/>
-            <w:r>
-              <w:rPr>
-                <w:rFonts w:ascii="Malgun Gothic" w:hAnsi="Malgun Gothic" w:eastAsia="맑은 고딕"/>
-                <w:b w:val="0"/>
-                <w:i w:val="0"/>
-                <w:sz w:val="17"/>
-              </w:rPr>
-              <w:t>자율실험실군</w:t>
-            </w:r>
-          </w:p>
-        </w:tc>
-        <w:tc>
-          <w:tcPr>
-            <w:tcW w:type="dxa" w:w="1606"/>
-          </w:tcPr>
-          <w:p>
-            <w:pPr>
-              <w:spacing w:after="20" w:line="276" w:lineRule="auto"/>
-            </w:pPr>
-            <w:r/>
-            <w:r>
-              <w:rPr>
-                <w:rFonts w:ascii="Malgun Gothic" w:hAnsi="Malgun Gothic" w:eastAsia="맑은 고딕"/>
-                <w:b w:val="0"/>
-                <w:i w:val="0"/>
-                <w:sz w:val="17"/>
-              </w:rPr>
-              <w:t>ORNL, 미국</w:t>
-            </w:r>
-          </w:p>
-        </w:tc>
-        <w:tc>
-          <w:tcPr>
-            <w:tcW w:type="dxa" w:w="1606"/>
-          </w:tcPr>
-          <w:p>
-            <w:pPr>
-              <w:spacing w:after="20" w:line="276" w:lineRule="auto"/>
-            </w:pPr>
-            <w:r/>
-            <w:r>
-              <w:rPr>
-                <w:rFonts w:ascii="Malgun Gothic" w:hAnsi="Malgun Gothic" w:eastAsia="맑은 고딕"/>
-                <w:b w:val="0"/>
-                <w:i w:val="0"/>
-                <w:sz w:val="17"/>
-              </w:rPr>
-              <w:t>자율 현미경 등 다분야</w:t>
-            </w:r>
-          </w:p>
-        </w:tc>
-        <w:tc>
-          <w:tcPr>
-            <w:tcW w:type="dxa" w:w="1606"/>
-          </w:tcPr>
-          <w:p>
-            <w:pPr>
-              <w:spacing w:after="20" w:line="276" w:lineRule="auto"/>
-            </w:pPr>
-            <w:r/>
-            <w:r>
-              <w:rPr>
-                <w:rFonts w:ascii="Malgun Gothic" w:hAnsi="Malgun Gothic" w:eastAsia="맑은 고딕"/>
-                <w:b w:val="0"/>
-                <w:i w:val="0"/>
-                <w:sz w:val="17"/>
-              </w:rPr>
-              <w:t>12개 이상 자율실험실 동시 운영</w:t>
-            </w:r>
-          </w:p>
-        </w:tc>
-        <w:tc>
-          <w:tcPr>
-            <w:tcW w:type="dxa" w:w="1606"/>
-          </w:tcPr>
-          <w:p>
-            <w:pPr>
-              <w:spacing w:after="20" w:line="276" w:lineRule="auto"/>
-            </w:pPr>
-            <w:r/>
-            <w:r>
-              <w:rPr>
-                <w:rFonts w:ascii="Malgun Gothic" w:hAnsi="Malgun Gothic" w:eastAsia="맑은 고딕"/>
-                <w:b w:val="0"/>
-                <w:i w:val="0"/>
-                <w:sz w:val="17"/>
-              </w:rPr>
-              <w:t>2025</w:t>
-            </w:r>
-          </w:p>
-        </w:tc>
-        <w:tc>
-          <w:tcPr>
-            <w:tcW w:type="dxa" w:w="1606"/>
-          </w:tcPr>
-          <w:p>
-            <w:pPr>
-              <w:spacing w:after="20" w:line="276" w:lineRule="auto"/>
-            </w:pPr>
-            <w:r/>
-            <w:r>
-              <w:rPr>
-                <w:rFonts w:ascii="Malgun Gothic" w:hAnsi="Malgun Gothic" w:eastAsia="맑은 고딕"/>
-                <w:b w:val="0"/>
-                <w:i w:val="0"/>
-                <w:sz w:val="17"/>
-              </w:rPr>
-              <w:t>ORNL</w:t>
+              <w:t>Noack 외, 2020; 2021</w:t>
             </w:r>
           </w:p>
         </w:tc>
@@ -4912,7 +4831,7 @@
                 <w:i w:val="0"/>
                 <w:sz w:val="17"/>
               </w:rPr>
-              <w:t>AI 실험계획 + 로봇 + 실시간 소각산란 폐루프</w:t>
+              <w:t>개방형 액체 취급 플랫폼 + 실시간 소각산란 폐루프, 능동학습 에이전트 검증</w:t>
             </w:r>
           </w:p>
         </w:tc>
@@ -4932,7 +4851,7 @@
                 <w:i w:val="0"/>
                 <w:sz w:val="17"/>
               </w:rPr>
-              <w:t>진행 중</w:t>
+              <w:t>2023·2025</w:t>
             </w:r>
           </w:p>
         </w:tc>
@@ -4952,7 +4871,7 @@
                 <w:i w:val="0"/>
                 <w:sz w:val="17"/>
               </w:rPr>
-              <w:t>NIST</w:t>
+              <w:t>Beaucage 외, 2023; Martin 외, 2025</w:t>
             </w:r>
           </w:p>
         </w:tc>
@@ -5218,7 +5137,7 @@
                 <w:i w:val="0"/>
                 <w:sz w:val="17"/>
               </w:rPr>
-              <w:t>DiSCO</w:t>
+              <w:t>자율 접촉식 특성분석</w:t>
             </w:r>
           </w:p>
         </w:tc>
@@ -5258,7 +5177,7 @@
                 <w:i w:val="0"/>
                 <w:sz w:val="17"/>
               </w:rPr>
-              <w:t>태양광 반도체</w:t>
+              <w:t>반도체 광전도도</w:t>
             </w:r>
           </w:p>
         </w:tc>
@@ -5278,7 +5197,7 @@
                 <w:i w:val="0"/>
                 <w:sz w:val="17"/>
               </w:rPr>
-              <w:t>1일 1,000개 이상 조성 제작·측정·최적화</w:t>
+              <w:t>4자유도 로봇 프로브 24시간 자율 구동, 3,025개 예측 지점 측정, 시간당 125회 이상</w:t>
             </w:r>
           </w:p>
         </w:tc>
@@ -5298,7 +5217,7 @@
                 <w:i w:val="0"/>
                 <w:sz w:val="17"/>
               </w:rPr>
-              <w:t>2024</w:t>
+              <w:t>2025</w:t>
             </w:r>
           </w:p>
         </w:tc>
@@ -5318,251 +5237,7 @@
                 <w:i w:val="0"/>
                 <w:sz w:val="17"/>
               </w:rPr>
-              <w:t>MIT DSpace, n.d.</w:t>
-            </w:r>
-          </w:p>
-        </w:tc>
-      </w:tr>
-      <w:tr>
-        <w:tc>
-          <w:tcPr>
-            <w:tcW w:type="dxa" w:w="1606"/>
-          </w:tcPr>
-          <w:p>
-            <w:pPr>
-              <w:spacing w:after="20" w:line="276" w:lineRule="auto"/>
-            </w:pPr>
-            <w:r/>
-            <w:r>
-              <w:rPr>
-                <w:rFonts w:ascii="Malgun Gothic" w:hAnsi="Malgun Gothic" w:eastAsia="맑은 고딕"/>
-                <w:b w:val="0"/>
-                <w:i w:val="0"/>
-                <w:sz w:val="17"/>
-              </w:rPr>
-              <w:t>Cloud Lab</w:t>
-            </w:r>
-          </w:p>
-        </w:tc>
-        <w:tc>
-          <w:tcPr>
-            <w:tcW w:type="dxa" w:w="1606"/>
-          </w:tcPr>
-          <w:p>
-            <w:pPr>
-              <w:spacing w:after="20" w:line="276" w:lineRule="auto"/>
-            </w:pPr>
-            <w:r/>
-            <w:r>
-              <w:rPr>
-                <w:rFonts w:ascii="Malgun Gothic" w:hAnsi="Malgun Gothic" w:eastAsia="맑은 고딕"/>
-                <w:b w:val="0"/>
-                <w:i w:val="0"/>
-                <w:sz w:val="17"/>
-              </w:rPr>
-              <w:t>카네기멜론대, 미국</w:t>
-            </w:r>
-          </w:p>
-        </w:tc>
-        <w:tc>
-          <w:tcPr>
-            <w:tcW w:type="dxa" w:w="1606"/>
-          </w:tcPr>
-          <w:p>
-            <w:pPr>
-              <w:spacing w:after="20" w:line="276" w:lineRule="auto"/>
-            </w:pPr>
-            <w:r/>
-            <w:r>
-              <w:rPr>
-                <w:rFonts w:ascii="Malgun Gothic" w:hAnsi="Malgun Gothic" w:eastAsia="맑은 고딕"/>
-                <w:b w:val="0"/>
-                <w:i w:val="0"/>
-                <w:sz w:val="17"/>
-              </w:rPr>
-              <w:t>다분야 원격 실험</w:t>
-            </w:r>
-          </w:p>
-        </w:tc>
-        <w:tc>
-          <w:tcPr>
-            <w:tcW w:type="dxa" w:w="1606"/>
-          </w:tcPr>
-          <w:p>
-            <w:pPr>
-              <w:spacing w:after="20" w:line="276" w:lineRule="auto"/>
-            </w:pPr>
-            <w:r/>
-            <w:r>
-              <w:rPr>
-                <w:rFonts w:ascii="Malgun Gothic" w:hAnsi="Malgun Gothic" w:eastAsia="맑은 고딕"/>
-                <w:b w:val="0"/>
-                <w:i w:val="0"/>
-                <w:sz w:val="17"/>
-              </w:rPr>
-              <w:t>세계 최초 대학 클라우드 랩, 130여 종·200대 장비 24시간 원격 제공</w:t>
-            </w:r>
-          </w:p>
-        </w:tc>
-        <w:tc>
-          <w:tcPr>
-            <w:tcW w:type="dxa" w:w="1606"/>
-          </w:tcPr>
-          <w:p>
-            <w:pPr>
-              <w:spacing w:after="20" w:line="276" w:lineRule="auto"/>
-            </w:pPr>
-            <w:r/>
-            <w:r>
-              <w:rPr>
-                <w:rFonts w:ascii="Malgun Gothic" w:hAnsi="Malgun Gothic" w:eastAsia="맑은 고딕"/>
-                <w:b w:val="0"/>
-                <w:i w:val="0"/>
-                <w:sz w:val="17"/>
-              </w:rPr>
-              <w:t>2024</w:t>
-            </w:r>
-          </w:p>
-        </w:tc>
-        <w:tc>
-          <w:tcPr>
-            <w:tcW w:type="dxa" w:w="1606"/>
-          </w:tcPr>
-          <w:p>
-            <w:pPr>
-              <w:spacing w:after="20" w:line="276" w:lineRule="auto"/>
-            </w:pPr>
-            <w:r/>
-            <w:r>
-              <w:rPr>
-                <w:rFonts w:ascii="Malgun Gothic" w:hAnsi="Malgun Gothic" w:eastAsia="맑은 고딕"/>
-                <w:b w:val="0"/>
-                <w:i w:val="0"/>
-                <w:sz w:val="17"/>
-              </w:rPr>
-              <w:t>CMU</w:t>
-            </w:r>
-          </w:p>
-        </w:tc>
-      </w:tr>
-      <w:tr>
-        <w:tc>
-          <w:tcPr>
-            <w:tcW w:type="dxa" w:w="1606"/>
-          </w:tcPr>
-          <w:p>
-            <w:pPr>
-              <w:spacing w:after="20" w:line="276" w:lineRule="auto"/>
-            </w:pPr>
-            <w:r/>
-            <w:r>
-              <w:rPr>
-                <w:rFonts w:ascii="Malgun Gothic" w:hAnsi="Malgun Gothic" w:eastAsia="맑은 고딕"/>
-                <w:b w:val="0"/>
-                <w:i w:val="0"/>
-                <w:sz w:val="17"/>
-              </w:rPr>
-              <w:t>메가라이브러리</w:t>
-            </w:r>
-          </w:p>
-        </w:tc>
-        <w:tc>
-          <w:tcPr>
-            <w:tcW w:type="dxa" w:w="1606"/>
-          </w:tcPr>
-          <w:p>
-            <w:pPr>
-              <w:spacing w:after="20" w:line="276" w:lineRule="auto"/>
-            </w:pPr>
-            <w:r/>
-            <w:r>
-              <w:rPr>
-                <w:rFonts w:ascii="Malgun Gothic" w:hAnsi="Malgun Gothic" w:eastAsia="맑은 고딕"/>
-                <w:b w:val="0"/>
-                <w:i w:val="0"/>
-                <w:sz w:val="17"/>
-              </w:rPr>
-              <w:t>노스웨스턴대, 미국</w:t>
-            </w:r>
-          </w:p>
-        </w:tc>
-        <w:tc>
-          <w:tcPr>
-            <w:tcW w:type="dxa" w:w="1606"/>
-          </w:tcPr>
-          <w:p>
-            <w:pPr>
-              <w:spacing w:after="20" w:line="276" w:lineRule="auto"/>
-            </w:pPr>
-            <w:r/>
-            <w:r>
-              <w:rPr>
-                <w:rFonts w:ascii="Malgun Gothic" w:hAnsi="Malgun Gothic" w:eastAsia="맑은 고딕"/>
-                <w:b w:val="0"/>
-                <w:i w:val="0"/>
-                <w:sz w:val="17"/>
-              </w:rPr>
-              <w:t>나노소재·압전</w:t>
-            </w:r>
-          </w:p>
-        </w:tc>
-        <w:tc>
-          <w:tcPr>
-            <w:tcW w:type="dxa" w:w="1606"/>
-          </w:tcPr>
-          <w:p>
-            <w:pPr>
-              <w:spacing w:after="20" w:line="276" w:lineRule="auto"/>
-            </w:pPr>
-            <w:r/>
-            <w:r>
-              <w:rPr>
-                <w:rFonts w:ascii="Malgun Gothic" w:hAnsi="Malgun Gothic" w:eastAsia="맑은 고딕"/>
-                <w:b w:val="0"/>
-                <w:i w:val="0"/>
-                <w:sz w:val="17"/>
-              </w:rPr>
-              <w:t>SHG 현미경으로 30분 내 100만 종 이상 스크리닝, 수 시간 만에 목표 압전 소재 설계</w:t>
-            </w:r>
-          </w:p>
-        </w:tc>
-        <w:tc>
-          <w:tcPr>
-            <w:tcW w:type="dxa" w:w="1606"/>
-          </w:tcPr>
-          <w:p>
-            <w:pPr>
-              <w:spacing w:after="20" w:line="276" w:lineRule="auto"/>
-            </w:pPr>
-            <w:r/>
-            <w:r>
-              <w:rPr>
-                <w:rFonts w:ascii="Malgun Gothic" w:hAnsi="Malgun Gothic" w:eastAsia="맑은 고딕"/>
-                <w:b w:val="0"/>
-                <w:i w:val="0"/>
-                <w:sz w:val="17"/>
-              </w:rPr>
-              <w:t>2026</w:t>
-            </w:r>
-          </w:p>
-        </w:tc>
-        <w:tc>
-          <w:tcPr>
-            <w:tcW w:type="dxa" w:w="1606"/>
-          </w:tcPr>
-          <w:p>
-            <w:pPr>
-              <w:spacing w:after="20" w:line="276" w:lineRule="auto"/>
-            </w:pPr>
-            <w:r/>
-            <w:r>
-              <w:rPr>
-                <w:rFonts w:ascii="Malgun Gothic" w:hAnsi="Malgun Gothic" w:eastAsia="맑은 고딕"/>
-                <w:b w:val="0"/>
-                <w:i w:val="0"/>
-                <w:sz w:val="17"/>
-              </w:rPr>
-              <w:t>Northwestern</w:t>
+              <w:t>Siemenn 외, 2025</w:t>
             </w:r>
           </w:p>
         </w:tc>
@@ -5684,251 +5359,7 @@
                 <w:i w:val="0"/>
                 <w:sz w:val="17"/>
               </w:rPr>
-              <w:t>Ginkgo Bioworks, 2026</w:t>
-            </w:r>
-          </w:p>
-        </w:tc>
-      </w:tr>
-      <w:tr>
-        <w:tc>
-          <w:tcPr>
-            <w:tcW w:type="dxa" w:w="1606"/>
-          </w:tcPr>
-          <w:p>
-            <w:pPr>
-              <w:spacing w:after="20" w:line="276" w:lineRule="auto"/>
-            </w:pPr>
-            <w:r/>
-            <w:r>
-              <w:rPr>
-                <w:rFonts w:ascii="Malgun Gothic" w:hAnsi="Malgun Gothic" w:eastAsia="맑은 고딕"/>
-                <w:b w:val="0"/>
-                <w:i w:val="0"/>
-                <w:sz w:val="17"/>
-              </w:rPr>
-              <w:t>Radical AI 자율실험실</w:t>
-            </w:r>
-          </w:p>
-        </w:tc>
-        <w:tc>
-          <w:tcPr>
-            <w:tcW w:type="dxa" w:w="1606"/>
-          </w:tcPr>
-          <w:p>
-            <w:pPr>
-              <w:spacing w:after="20" w:line="276" w:lineRule="auto"/>
-            </w:pPr>
-            <w:r/>
-            <w:r>
-              <w:rPr>
-                <w:rFonts w:ascii="Malgun Gothic" w:hAnsi="Malgun Gothic" w:eastAsia="맑은 고딕"/>
-                <w:b w:val="0"/>
-                <w:i w:val="0"/>
-                <w:sz w:val="17"/>
-              </w:rPr>
-              <w:t>Radical AI, 미국</w:t>
-            </w:r>
-          </w:p>
-        </w:tc>
-        <w:tc>
-          <w:tcPr>
-            <w:tcW w:type="dxa" w:w="1606"/>
-          </w:tcPr>
-          <w:p>
-            <w:pPr>
-              <w:spacing w:after="20" w:line="276" w:lineRule="auto"/>
-            </w:pPr>
-            <w:r/>
-            <w:r>
-              <w:rPr>
-                <w:rFonts w:ascii="Malgun Gothic" w:hAnsi="Malgun Gothic" w:eastAsia="맑은 고딕"/>
-                <w:b w:val="0"/>
-                <w:i w:val="0"/>
-                <w:sz w:val="17"/>
-              </w:rPr>
-              <w:t>고온·고성능 합금</w:t>
-            </w:r>
-          </w:p>
-        </w:tc>
-        <w:tc>
-          <w:tcPr>
-            <w:tcW w:type="dxa" w:w="1606"/>
-          </w:tcPr>
-          <w:p>
-            <w:pPr>
-              <w:spacing w:after="20" w:line="276" w:lineRule="auto"/>
-            </w:pPr>
-            <w:r/>
-            <w:r>
-              <w:rPr>
-                <w:rFonts w:ascii="Malgun Gothic" w:hAnsi="Malgun Gothic" w:eastAsia="맑은 고딕"/>
-                <w:b w:val="0"/>
-                <w:i w:val="0"/>
-                <w:sz w:val="17"/>
-              </w:rPr>
-              <w:t>6개월간 합금 1,200종 제작·특성분석, DARPA/GE MACH 대비 약 10배</w:t>
-            </w:r>
-          </w:p>
-        </w:tc>
-        <w:tc>
-          <w:tcPr>
-            <w:tcW w:type="dxa" w:w="1606"/>
-          </w:tcPr>
-          <w:p>
-            <w:pPr>
-              <w:spacing w:after="20" w:line="276" w:lineRule="auto"/>
-            </w:pPr>
-            <w:r/>
-            <w:r>
-              <w:rPr>
-                <w:rFonts w:ascii="Malgun Gothic" w:hAnsi="Malgun Gothic" w:eastAsia="맑은 고딕"/>
-                <w:b w:val="0"/>
-                <w:i w:val="0"/>
-                <w:sz w:val="17"/>
-              </w:rPr>
-              <w:t>2025~26</w:t>
-            </w:r>
-          </w:p>
-        </w:tc>
-        <w:tc>
-          <w:tcPr>
-            <w:tcW w:type="dxa" w:w="1606"/>
-          </w:tcPr>
-          <w:p>
-            <w:pPr>
-              <w:spacing w:after="20" w:line="276" w:lineRule="auto"/>
-            </w:pPr>
-            <w:r/>
-            <w:r>
-              <w:rPr>
-                <w:rFonts w:ascii="Malgun Gothic" w:hAnsi="Malgun Gothic" w:eastAsia="맑은 고딕"/>
-                <w:b w:val="0"/>
-                <w:i w:val="0"/>
-                <w:sz w:val="17"/>
-              </w:rPr>
-              <w:t>업계 보도</w:t>
-            </w:r>
-          </w:p>
-        </w:tc>
-      </w:tr>
-      <w:tr>
-        <w:tc>
-          <w:tcPr>
-            <w:tcW w:type="dxa" w:w="1606"/>
-          </w:tcPr>
-          <w:p>
-            <w:pPr>
-              <w:spacing w:after="20" w:line="276" w:lineRule="auto"/>
-            </w:pPr>
-            <w:r/>
-            <w:r>
-              <w:rPr>
-                <w:rFonts w:ascii="Malgun Gothic" w:hAnsi="Malgun Gothic" w:eastAsia="맑은 고딕"/>
-                <w:b w:val="0"/>
-                <w:i w:val="0"/>
-                <w:sz w:val="17"/>
-              </w:rPr>
-              <w:t>Atinary 발견 팩토리</w:t>
-            </w:r>
-          </w:p>
-        </w:tc>
-        <w:tc>
-          <w:tcPr>
-            <w:tcW w:type="dxa" w:w="1606"/>
-          </w:tcPr>
-          <w:p>
-            <w:pPr>
-              <w:spacing w:after="20" w:line="276" w:lineRule="auto"/>
-            </w:pPr>
-            <w:r/>
-            <w:r>
-              <w:rPr>
-                <w:rFonts w:ascii="Malgun Gothic" w:hAnsi="Malgun Gothic" w:eastAsia="맑은 고딕"/>
-                <w:b w:val="0"/>
-                <w:i w:val="0"/>
-                <w:sz w:val="17"/>
-              </w:rPr>
-              <w:t>Atinary, 미국</w:t>
-            </w:r>
-          </w:p>
-        </w:tc>
-        <w:tc>
-          <w:tcPr>
-            <w:tcW w:type="dxa" w:w="1606"/>
-          </w:tcPr>
-          <w:p>
-            <w:pPr>
-              <w:spacing w:after="20" w:line="276" w:lineRule="auto"/>
-            </w:pPr>
-            <w:r/>
-            <w:r>
-              <w:rPr>
-                <w:rFonts w:ascii="Malgun Gothic" w:hAnsi="Malgun Gothic" w:eastAsia="맑은 고딕"/>
-                <w:b w:val="0"/>
-                <w:i w:val="0"/>
-                <w:sz w:val="17"/>
-              </w:rPr>
-              <w:t>화학·소재·제약</w:t>
-            </w:r>
-          </w:p>
-        </w:tc>
-        <w:tc>
-          <w:tcPr>
-            <w:tcW w:type="dxa" w:w="1606"/>
-          </w:tcPr>
-          <w:p>
-            <w:pPr>
-              <w:spacing w:after="20" w:line="276" w:lineRule="auto"/>
-            </w:pPr>
-            <w:r/>
-            <w:r>
-              <w:rPr>
-                <w:rFonts w:ascii="Malgun Gothic" w:hAnsi="Malgun Gothic" w:eastAsia="맑은 고딕"/>
-                <w:b w:val="0"/>
-                <w:i w:val="0"/>
-                <w:sz w:val="17"/>
-              </w:rPr>
-              <w:t>상용 장비 위에 노코드 AI를 얹은 구성, 하루 수백 건 반응</w:t>
-            </w:r>
-          </w:p>
-        </w:tc>
-        <w:tc>
-          <w:tcPr>
-            <w:tcW w:type="dxa" w:w="1606"/>
-          </w:tcPr>
-          <w:p>
-            <w:pPr>
-              <w:spacing w:after="20" w:line="276" w:lineRule="auto"/>
-            </w:pPr>
-            <w:r/>
-            <w:r>
-              <w:rPr>
-                <w:rFonts w:ascii="Malgun Gothic" w:hAnsi="Malgun Gothic" w:eastAsia="맑은 고딕"/>
-                <w:b w:val="0"/>
-                <w:i w:val="0"/>
-                <w:sz w:val="17"/>
-              </w:rPr>
-              <w:t>2026</w:t>
-            </w:r>
-          </w:p>
-        </w:tc>
-        <w:tc>
-          <w:tcPr>
-            <w:tcW w:type="dxa" w:w="1606"/>
-          </w:tcPr>
-          <w:p>
-            <w:pPr>
-              <w:spacing w:after="20" w:line="276" w:lineRule="auto"/>
-            </w:pPr>
-            <w:r/>
-            <w:r>
-              <w:rPr>
-                <w:rFonts w:ascii="Malgun Gothic" w:hAnsi="Malgun Gothic" w:eastAsia="맑은 고딕"/>
-                <w:b w:val="0"/>
-                <w:i w:val="0"/>
-                <w:sz w:val="17"/>
-              </w:rPr>
-              <w:t>Atinary</w:t>
+              <w:t>Ginkgo Bioworks, 2026 (기업 발표)</w:t>
             </w:r>
           </w:p>
         </w:tc>
@@ -11898,7 +11329,7 @@
           <w:i w:val="0"/>
           <w:sz w:val="21"/>
         </w:rPr>
-        <w:t xml:space="preserve">Delgado-Licona, F., Addington, D., Alsaiari, A., &amp; Abolhasani, M. (2026). The past, present and future of self-driving laboratories. </w:t>
+        <w:t xml:space="preserve">Beaucage, P. A., Sutherland, D. R., &amp; Martin, T. B. (2023). The Autonomous Formulation Laboratory: An open liquid handling platform for formulation discovery using X-ray and neutron scattering. </w:t>
       </w:r>
       <w:r>
         <w:rPr>
@@ -11907,16 +11338,16 @@
           <w:i/>
           <w:sz w:val="21"/>
         </w:rPr>
-        <w:t>Nature Reviews Chemistry</w:t>
-      </w:r>
-      <w:r>
-        <w:rPr>
-          <w:rFonts w:ascii="Malgun Gothic" w:hAnsi="Malgun Gothic" w:eastAsia="맑은 고딕"/>
-          <w:b w:val="0"/>
-          <w:i w:val="0"/>
-          <w:sz w:val="21"/>
-        </w:rPr>
-        <w:t>. https://doi.org/10.1038/s41570-026-00847-2</w:t>
+        <w:t>Chemistry of Materials</w:t>
+      </w:r>
+      <w:r>
+        <w:rPr>
+          <w:rFonts w:ascii="Malgun Gothic" w:hAnsi="Malgun Gothic" w:eastAsia="맑은 고딕"/>
+          <w:b w:val="0"/>
+          <w:i w:val="0"/>
+          <w:sz w:val="21"/>
+        </w:rPr>
+        <w:t>, 35(3), 846–852. https://doi.org/10.1021/acs.chemmater.2c03118</w:t>
       </w:r>
     </w:p>
     <w:p>
@@ -11931,7 +11362,7 @@
           <w:i w:val="0"/>
           <w:sz w:val="21"/>
         </w:rPr>
-        <w:t xml:space="preserve">Hickman, R. J., Sim, M., Pablo-García, S., Tom, G., Woolhouse, I., Hao, H., Bao, Z., Bannigan, P., Allen, C., Aldeghi, M., &amp; Aspuru-Guzik, A. (2025). Atlas: a brain for self-driving laboratories. </w:t>
+        <w:t xml:space="preserve">Delgado-Licona, F., Addington, D., Alsaiari, A., &amp; Abolhasani, M. (2026). The past, present and future of self-driving laboratories. </w:t>
       </w:r>
       <w:r>
         <w:rPr>
@@ -11940,16 +11371,16 @@
           <w:i/>
           <w:sz w:val="21"/>
         </w:rPr>
-        <w:t>Digital Discovery</w:t>
-      </w:r>
-      <w:r>
-        <w:rPr>
-          <w:rFonts w:ascii="Malgun Gothic" w:hAnsi="Malgun Gothic" w:eastAsia="맑은 고딕"/>
-          <w:b w:val="0"/>
-          <w:i w:val="0"/>
-          <w:sz w:val="21"/>
-        </w:rPr>
-        <w:t>, 4(4), 1006–1029. https://doi.org/10.1039/D4DD00115J</w:t>
+        <w:t>Nature Reviews Chemistry</w:t>
+      </w:r>
+      <w:r>
+        <w:rPr>
+          <w:rFonts w:ascii="Malgun Gothic" w:hAnsi="Malgun Gothic" w:eastAsia="맑은 고딕"/>
+          <w:b w:val="0"/>
+          <w:i w:val="0"/>
+          <w:sz w:val="21"/>
+        </w:rPr>
+        <w:t>. https://doi.org/10.1038/s41570-026-00847-2</w:t>
       </w:r>
     </w:p>
     <w:p>
@@ -11964,7 +11395,7 @@
           <w:i w:val="0"/>
           <w:sz w:val="21"/>
         </w:rPr>
-        <w:t xml:space="preserve">Hwang, J., Kim, S., Lim, S., Kim, J., Lee, S., Min, S., Song, J., Lim, J., Hong, S., Hwang, J.-H., Choi, Y.-S., Seo, D.-H., Han, S. S., Kim, K., Yoo, S.-H., Shin, J., Choi, J. W., Nam, J., Park, J., Ryu, J., &amp; Jung, Y. (2026). Self-driving laboratories in Korea: a new era of autonomous discovery. </w:t>
+        <w:t xml:space="preserve">Hickman, R. J., Sim, M., Pablo-García, S., Tom, G., Woolhouse, I., Hao, H., Bao, Z., Bannigan, P., Allen, C., Aldeghi, M., &amp; Aspuru-Guzik, A. (2025). Atlas: a brain for self-driving laboratories. </w:t>
       </w:r>
       <w:r>
         <w:rPr>
@@ -11982,7 +11413,7 @@
           <w:i w:val="0"/>
           <w:sz w:val="21"/>
         </w:rPr>
-        <w:t>, 5(5), 1968–1980. https://doi.org/10.1039/D6DD00024J</w:t>
+        <w:t>, 4(4), 1006–1029. https://doi.org/10.1039/D4DD00115J</w:t>
       </w:r>
     </w:p>
     <w:p>
@@ -11997,7 +11428,7 @@
           <w:i w:val="0"/>
           <w:sz w:val="21"/>
         </w:rPr>
-        <w:t xml:space="preserve">Kanda, G. N. 외 (2022). Robotic search for optimal cell culture in regenerative medicine. </w:t>
+        <w:t xml:space="preserve">Hwang, J., Kim, S., Lim, S., Kim, J., Lee, S., Min, S., Song, J., Lim, J., Hong, S., Hwang, J.-H., Choi, Y.-S., Seo, D.-H., Han, S. S., Kim, K., Yoo, S.-H., Shin, J., Choi, J. W., Nam, J., Park, J., Ryu, J., &amp; Jung, Y. (2026). Self-driving laboratories in Korea: a new era of autonomous discovery. </w:t>
       </w:r>
       <w:r>
         <w:rPr>
@@ -12006,16 +11437,16 @@
           <w:i/>
           <w:sz w:val="21"/>
         </w:rPr>
-        <w:t>eLife</w:t>
-      </w:r>
-      <w:r>
-        <w:rPr>
-          <w:rFonts w:ascii="Malgun Gothic" w:hAnsi="Malgun Gothic" w:eastAsia="맑은 고딕"/>
-          <w:b w:val="0"/>
-          <w:i w:val="0"/>
-          <w:sz w:val="21"/>
-        </w:rPr>
-        <w:t>, 11, e77007. https://doi.org/10.7554/eLife.77007</w:t>
+        <w:t>Digital Discovery</w:t>
+      </w:r>
+      <w:r>
+        <w:rPr>
+          <w:rFonts w:ascii="Malgun Gothic" w:hAnsi="Malgun Gothic" w:eastAsia="맑은 고딕"/>
+          <w:b w:val="0"/>
+          <w:i w:val="0"/>
+          <w:sz w:val="21"/>
+        </w:rPr>
+        <w:t>, 5(5), 1968–1980. https://doi.org/10.1039/D6DD00024J</w:t>
       </w:r>
     </w:p>
     <w:p>
@@ -12030,7 +11461,7 @@
           <w:i w:val="0"/>
           <w:sz w:val="21"/>
         </w:rPr>
-        <w:t xml:space="preserve">Kusne, A. G. 외 (2020). On-the-fly closed-loop materials discovery via Bayesian active learning. </w:t>
+        <w:t xml:space="preserve">Kanda, G. N. 외 (2022). Robotic search for optimal cell culture in regenerative medicine. </w:t>
       </w:r>
       <w:r>
         <w:rPr>
@@ -12039,16 +11470,16 @@
           <w:i/>
           <w:sz w:val="21"/>
         </w:rPr>
-        <w:t>Nature Communications</w:t>
-      </w:r>
-      <w:r>
-        <w:rPr>
-          <w:rFonts w:ascii="Malgun Gothic" w:hAnsi="Malgun Gothic" w:eastAsia="맑은 고딕"/>
-          <w:b w:val="0"/>
-          <w:i w:val="0"/>
-          <w:sz w:val="21"/>
-        </w:rPr>
-        <w:t>, 11. https://www.ncbi.nlm.nih.gov/pmc/articles/PMC7686338/</w:t>
+        <w:t>eLife</w:t>
+      </w:r>
+      <w:r>
+        <w:rPr>
+          <w:rFonts w:ascii="Malgun Gothic" w:hAnsi="Malgun Gothic" w:eastAsia="맑은 고딕"/>
+          <w:b w:val="0"/>
+          <w:i w:val="0"/>
+          <w:sz w:val="21"/>
+        </w:rPr>
+        <w:t>, 11, e77007. https://doi.org/10.7554/eLife.77007</w:t>
       </w:r>
     </w:p>
     <w:p>
@@ -12063,7 +11494,7 @@
           <w:i w:val="0"/>
           <w:sz w:val="21"/>
         </w:rPr>
-        <w:t xml:space="preserve">Cheetham, A. K., &amp; Seshadri, R. (2024). Artificial intelligence driving materials discovery? Perspective on the article: Scaling deep learning for materials discovery. </w:t>
+        <w:t xml:space="preserve">Kusne, A. G. 외 (2020). On-the-fly closed-loop materials discovery via Bayesian active learning. </w:t>
       </w:r>
       <w:r>
         <w:rPr>
@@ -12072,16 +11503,16 @@
           <w:i/>
           <w:sz w:val="21"/>
         </w:rPr>
-        <w:t>Chemistry of Materials</w:t>
-      </w:r>
-      <w:r>
-        <w:rPr>
-          <w:rFonts w:ascii="Malgun Gothic" w:hAnsi="Malgun Gothic" w:eastAsia="맑은 고딕"/>
-          <w:b w:val="0"/>
-          <w:i w:val="0"/>
-          <w:sz w:val="21"/>
-        </w:rPr>
-        <w:t>, 36(8), 3490–3495. https://doi.org/10.1021/acs.chemmater.4c00643</w:t>
+        <w:t>Nature Communications</w:t>
+      </w:r>
+      <w:r>
+        <w:rPr>
+          <w:rFonts w:ascii="Malgun Gothic" w:hAnsi="Malgun Gothic" w:eastAsia="맑은 고딕"/>
+          <w:b w:val="0"/>
+          <w:i w:val="0"/>
+          <w:sz w:val="21"/>
+        </w:rPr>
+        <w:t>, 11. https://www.ncbi.nlm.nih.gov/pmc/articles/PMC7686338/</w:t>
       </w:r>
     </w:p>
     <w:p>
@@ -12096,7 +11527,7 @@
           <w:i w:val="0"/>
           <w:sz w:val="21"/>
         </w:rPr>
-        <w:t xml:space="preserve">Leeman, J., Liu, Y., Stiles, J., Lee, S. B., Bhatt, P., Schoop, L. M., &amp; Palgrave, R. G. (2024). Challenges in high-throughput inorganic material prediction and autonomous synthesis. </w:t>
+        <w:t xml:space="preserve">Cheetham, A. K., &amp; Seshadri, R. (2024). Artificial intelligence driving materials discovery? Perspective on the article: Scaling deep learning for materials discovery. </w:t>
       </w:r>
       <w:r>
         <w:rPr>
@@ -12105,16 +11536,16 @@
           <w:i/>
           <w:sz w:val="21"/>
         </w:rPr>
-        <w:t>PRX Energy</w:t>
-      </w:r>
-      <w:r>
-        <w:rPr>
-          <w:rFonts w:ascii="Malgun Gothic" w:hAnsi="Malgun Gothic" w:eastAsia="맑은 고딕"/>
-          <w:b w:val="0"/>
-          <w:i w:val="0"/>
-          <w:sz w:val="21"/>
-        </w:rPr>
-        <w:t>, 3, 011002. https://doi.org/10.1103/PRXEnergy.3.011002</w:t>
+        <w:t>Chemistry of Materials</w:t>
+      </w:r>
+      <w:r>
+        <w:rPr>
+          <w:rFonts w:ascii="Malgun Gothic" w:hAnsi="Malgun Gothic" w:eastAsia="맑은 고딕"/>
+          <w:b w:val="0"/>
+          <w:i w:val="0"/>
+          <w:sz w:val="21"/>
+        </w:rPr>
+        <w:t>, 36(8), 3490–3495. https://doi.org/10.1021/acs.chemmater.4c00643</w:t>
       </w:r>
     </w:p>
     <w:p>
@@ -12129,7 +11560,7 @@
           <w:i w:val="0"/>
           <w:sz w:val="21"/>
         </w:rPr>
-        <w:t xml:space="preserve">Li, J., Ding, C., Liu, D., Chen, L., &amp; Jiang, J. (2025). Autonomous laboratories in China: an embodied intelligence-driven platform to accelerate chemical discovery. </w:t>
+        <w:t xml:space="preserve">Leeman, J., Liu, Y., Stiles, J., Lee, S. B., Bhatt, P., Schoop, L. M., &amp; Palgrave, R. G. (2024). Challenges in high-throughput inorganic material prediction and autonomous synthesis. </w:t>
       </w:r>
       <w:r>
         <w:rPr>
@@ -12138,16 +11569,16 @@
           <w:i/>
           <w:sz w:val="21"/>
         </w:rPr>
-        <w:t>Digital Discovery</w:t>
-      </w:r>
-      <w:r>
-        <w:rPr>
-          <w:rFonts w:ascii="Malgun Gothic" w:hAnsi="Malgun Gothic" w:eastAsia="맑은 고딕"/>
-          <w:b w:val="0"/>
-          <w:i w:val="0"/>
-          <w:sz w:val="21"/>
-        </w:rPr>
-        <w:t>, 4(7), 1672–1684. https://doi.org/10.1039/D5DD00072F</w:t>
+        <w:t>PRX Energy</w:t>
+      </w:r>
+      <w:r>
+        <w:rPr>
+          <w:rFonts w:ascii="Malgun Gothic" w:hAnsi="Malgun Gothic" w:eastAsia="맑은 고딕"/>
+          <w:b w:val="0"/>
+          <w:i w:val="0"/>
+          <w:sz w:val="21"/>
+        </w:rPr>
+        <w:t>, 3, 011002. https://doi.org/10.1103/PRXEnergy.3.011002</w:t>
       </w:r>
     </w:p>
     <w:p>
@@ -12162,7 +11593,7 @@
           <w:i w:val="0"/>
           <w:sz w:val="21"/>
         </w:rPr>
-        <w:t xml:space="preserve">Lo, S. G., Baird, S. G., Schrier, J., Blaiszik, B., Carson, N., Foster, I., Aguilar-Granda, A., Kalinin, S. V., Maruyama, B., Politi, M., Tran, H., Sparks, T. D., &amp; Aspuru-Guzik, A. (2024). Review of low-cost self-driving laboratories in chemistry and materials science: the "frugal twin" concept. </w:t>
+        <w:t xml:space="preserve">Li, J., Beights, J., Cai, T., Li, Y., Chevalier, O. J. G. L., Xie, Y., Yang, Y., &amp; Mirkin, C. A. (2026). High-entropy 1D halide perovskite piezoelectrics found by megalibrary synthesis and rapid nonlinear optical screening. </w:t>
       </w:r>
       <w:r>
         <w:rPr>
@@ -12171,16 +11602,16 @@
           <w:i/>
           <w:sz w:val="21"/>
         </w:rPr>
-        <w:t>Digital Discovery</w:t>
-      </w:r>
-      <w:r>
-        <w:rPr>
-          <w:rFonts w:ascii="Malgun Gothic" w:hAnsi="Malgun Gothic" w:eastAsia="맑은 고딕"/>
-          <w:b w:val="0"/>
-          <w:i w:val="0"/>
-          <w:sz w:val="21"/>
-        </w:rPr>
-        <w:t>, 3(5), 842–868. https://doi.org/10.1039/D3DD00223C</w:t>
+        <w:t>Science Advances</w:t>
+      </w:r>
+      <w:r>
+        <w:rPr>
+          <w:rFonts w:ascii="Malgun Gothic" w:hAnsi="Malgun Gothic" w:eastAsia="맑은 고딕"/>
+          <w:b w:val="0"/>
+          <w:i w:val="0"/>
+          <w:sz w:val="21"/>
+        </w:rPr>
+        <w:t>, 12(21), eaee1359. https://doi.org/10.1126/sciadv.aee1359</w:t>
       </w:r>
     </w:p>
     <w:p>
@@ -12195,7 +11626,7 @@
           <w:i w:val="0"/>
           <w:sz w:val="21"/>
         </w:rPr>
-        <w:t xml:space="preserve">Song, T., Luo, M., Zhang, X., Chen, L., Huang, Y., Cao, J., Zhu, Q., Liu, D., Zhang, B., Zou, G., Zhang, G., Zhang, F., Shang, W., Fu, Y., Jiang, J., &amp; Luo, Y. (2025). A multiagent-driven robotic AI chemist enabling autonomous chemical research on demand. </w:t>
+        <w:t xml:space="preserve">Li, J., Ding, C., Liu, D., Chen, L., &amp; Jiang, J. (2025). Autonomous laboratories in China: an embodied intelligence-driven platform to accelerate chemical discovery. </w:t>
       </w:r>
       <w:r>
         <w:rPr>
@@ -12204,16 +11635,16 @@
           <w:i/>
           <w:sz w:val="21"/>
         </w:rPr>
-        <w:t>JACS</w:t>
-      </w:r>
-      <w:r>
-        <w:rPr>
-          <w:rFonts w:ascii="Malgun Gothic" w:hAnsi="Malgun Gothic" w:eastAsia="맑은 고딕"/>
-          <w:b w:val="0"/>
-          <w:i w:val="0"/>
-          <w:sz w:val="21"/>
-        </w:rPr>
-        <w:t>, 147(15), 12534–12545. https://doi.org/10.1021/jacs.4c17738</w:t>
+        <w:t>Digital Discovery</w:t>
+      </w:r>
+      <w:r>
+        <w:rPr>
+          <w:rFonts w:ascii="Malgun Gothic" w:hAnsi="Malgun Gothic" w:eastAsia="맑은 고딕"/>
+          <w:b w:val="0"/>
+          <w:i w:val="0"/>
+          <w:sz w:val="21"/>
+        </w:rPr>
+        <w:t>, 4(7), 1672–1684. https://doi.org/10.1039/D5DD00072F</w:t>
       </w:r>
     </w:p>
     <w:p>
@@ -12228,7 +11659,7 @@
           <w:i w:val="0"/>
           <w:sz w:val="21"/>
         </w:rPr>
-        <w:t xml:space="preserve">Strieth-Kalthoff, F. 외 (2024). Delocalized, asynchronous, closed-loop discovery of organic laser emitters. </w:t>
+        <w:t xml:space="preserve">Martin, T. B., Sutherland, D. R., McDannald, A., Kusne, A. G., &amp; Beaucage, P. A. (2025). Autonomous small-angle scattering for accelerated soft material formulation optimization. </w:t>
       </w:r>
       <w:r>
         <w:rPr>
@@ -12237,16 +11668,16 @@
           <w:i/>
           <w:sz w:val="21"/>
         </w:rPr>
-        <w:t>Science</w:t>
-      </w:r>
-      <w:r>
-        <w:rPr>
-          <w:rFonts w:ascii="Malgun Gothic" w:hAnsi="Malgun Gothic" w:eastAsia="맑은 고딕"/>
-          <w:b w:val="0"/>
-          <w:i w:val="0"/>
-          <w:sz w:val="21"/>
-        </w:rPr>
-        <w:t>, 384(6697), eadk9227. https://doi.org/10.1126/science.adk9227</w:t>
+        <w:t>Chemistry of Materials</w:t>
+      </w:r>
+      <w:r>
+        <w:rPr>
+          <w:rFonts w:ascii="Malgun Gothic" w:hAnsi="Malgun Gothic" w:eastAsia="맑은 고딕"/>
+          <w:b w:val="0"/>
+          <w:i w:val="0"/>
+          <w:sz w:val="21"/>
+        </w:rPr>
+        <w:t>, 37(12), 4272–4281. https://doi.org/10.1021/acs.chemmater.5c00860</w:t>
       </w:r>
     </w:p>
     <w:p>
@@ -12261,7 +11692,7 @@
           <w:i w:val="0"/>
           <w:sz w:val="21"/>
         </w:rPr>
-        <w:t xml:space="preserve">Svaluto-Ferro, E. 외 (2025). Toward an autonomous robotic battery materials research platform powered by automated workflow and ontologized FAIR data management. </w:t>
+        <w:t xml:space="preserve">Noack, M. M., Doerk, G. S., Li, R., Fukuto, M., &amp; Yager, K. G. (2020). Advances in Kriging-based autonomous X-ray scattering experiments. </w:t>
       </w:r>
       <w:r>
         <w:rPr>
@@ -12270,16 +11701,16 @@
           <w:i/>
           <w:sz w:val="21"/>
         </w:rPr>
-        <w:t>Batteries &amp; Supercaps</w:t>
-      </w:r>
-      <w:r>
-        <w:rPr>
-          <w:rFonts w:ascii="Malgun Gothic" w:hAnsi="Malgun Gothic" w:eastAsia="맑은 고딕"/>
-          <w:b w:val="0"/>
-          <w:i w:val="0"/>
-          <w:sz w:val="21"/>
-        </w:rPr>
-        <w:t>. https://doi.org/10.1002/batt.202500155</w:t>
+        <w:t>Scientific Reports</w:t>
+      </w:r>
+      <w:r>
+        <w:rPr>
+          <w:rFonts w:ascii="Malgun Gothic" w:hAnsi="Malgun Gothic" w:eastAsia="맑은 고딕"/>
+          <w:b w:val="0"/>
+          <w:i w:val="0"/>
+          <w:sz w:val="21"/>
+        </w:rPr>
+        <w:t>, 10, 1325. https://doi.org/10.1038/s41598-020-57887-x</w:t>
       </w:r>
     </w:p>
     <w:p>
@@ -12294,7 +11725,7 @@
           <w:i w:val="0"/>
           <w:sz w:val="21"/>
         </w:rPr>
-        <w:t xml:space="preserve">Szymanski, N. J. 외 (2023). An autonomous laboratory for the accelerated synthesis of inorganic materials. </w:t>
+        <w:t xml:space="preserve">Noack, M. M., Zwart, P. H., &amp; Ushizima, D. M. (2021). Gaussian processes for autonomous data acquisition at large-scale synchrotron and neutron facilities. </w:t>
       </w:r>
       <w:r>
         <w:rPr>
@@ -12303,16 +11734,16 @@
           <w:i/>
           <w:sz w:val="21"/>
         </w:rPr>
-        <w:t>Nature</w:t>
-      </w:r>
-      <w:r>
-        <w:rPr>
-          <w:rFonts w:ascii="Malgun Gothic" w:hAnsi="Malgun Gothic" w:eastAsia="맑은 고딕"/>
-          <w:b w:val="0"/>
-          <w:i w:val="0"/>
-          <w:sz w:val="21"/>
-        </w:rPr>
-        <w:t>, 624, 86–91. https://doi.org/10.1038/s41586-023-06734-w</w:t>
+        <w:t>Nature Reviews Physics</w:t>
+      </w:r>
+      <w:r>
+        <w:rPr>
+          <w:rFonts w:ascii="Malgun Gothic" w:hAnsi="Malgun Gothic" w:eastAsia="맑은 고딕"/>
+          <w:b w:val="0"/>
+          <w:i w:val="0"/>
+          <w:sz w:val="21"/>
+        </w:rPr>
+        <w:t>, 3, 685–697. https://doi.org/10.1038/s42254-021-00345-y</w:t>
       </w:r>
     </w:p>
     <w:p>
@@ -12327,7 +11758,7 @@
           <w:i w:val="0"/>
           <w:sz w:val="21"/>
         </w:rPr>
-        <w:t xml:space="preserve">Szymanski, N. J. 외 (2026). Author Correction: An autonomous laboratory for the accelerated synthesis of inorganic materials. </w:t>
+        <w:t xml:space="preserve">Lo, S. G., Baird, S. G., Schrier, J., Blaiszik, B., Carson, N., Foster, I., Aguilar-Granda, A., Kalinin, S. V., Maruyama, B., Politi, M., Tran, H., Sparks, T. D., &amp; Aspuru-Guzik, A. (2024). Review of low-cost self-driving laboratories in chemistry and materials science: the "frugal twin" concept. </w:t>
       </w:r>
       <w:r>
         <w:rPr>
@@ -12336,16 +11767,16 @@
           <w:i/>
           <w:sz w:val="21"/>
         </w:rPr>
-        <w:t>Nature</w:t>
-      </w:r>
-      <w:r>
-        <w:rPr>
-          <w:rFonts w:ascii="Malgun Gothic" w:hAnsi="Malgun Gothic" w:eastAsia="맑은 고딕"/>
-          <w:b w:val="0"/>
-          <w:i w:val="0"/>
-          <w:sz w:val="21"/>
-        </w:rPr>
-        <w:t>, 650, E1. (온라인 게재 2026년 1월 19일) https://doi.org/10.1038/s41586-025-09992-y</w:t>
+        <w:t>Digital Discovery</w:t>
+      </w:r>
+      <w:r>
+        <w:rPr>
+          <w:rFonts w:ascii="Malgun Gothic" w:hAnsi="Malgun Gothic" w:eastAsia="맑은 고딕"/>
+          <w:b w:val="0"/>
+          <w:i w:val="0"/>
+          <w:sz w:val="21"/>
+        </w:rPr>
+        <w:t>, 3(5), 842–868. https://doi.org/10.1039/D3DD00223C</w:t>
       </w:r>
     </w:p>
     <w:p>
@@ -12360,7 +11791,7 @@
           <w:i w:val="0"/>
           <w:sz w:val="21"/>
         </w:rPr>
-        <w:t xml:space="preserve">Tamura, R., Tsuda, K., &amp; Matsuda, S. (2023). NIMS-OS: an automation software to implement a closed loop between artificial intelligence and robotic experiments in materials science. </w:t>
+        <w:t xml:space="preserve">Siemenn, A. E., Das, B., Ji, K., Sheng, F., &amp; Buonassisi, T. (2025). A self-supervised robotic system for autonomous contact-based spatial mapping of semiconductor properties. </w:t>
       </w:r>
       <w:r>
         <w:rPr>
@@ -12369,16 +11800,16 @@
           <w:i/>
           <w:sz w:val="21"/>
         </w:rPr>
-        <w:t>Science and Technology of Advanced Materials: Methods</w:t>
-      </w:r>
-      <w:r>
-        <w:rPr>
-          <w:rFonts w:ascii="Malgun Gothic" w:hAnsi="Malgun Gothic" w:eastAsia="맑은 고딕"/>
-          <w:b w:val="0"/>
-          <w:i w:val="0"/>
-          <w:sz w:val="21"/>
-        </w:rPr>
-        <w:t>, 3(1), 2232297. https://doi.org/10.1080/27660400.2023.2232297</w:t>
+        <w:t>Science Advances</w:t>
+      </w:r>
+      <w:r>
+        <w:rPr>
+          <w:rFonts w:ascii="Malgun Gothic" w:hAnsi="Malgun Gothic" w:eastAsia="맑은 고딕"/>
+          <w:b w:val="0"/>
+          <w:i w:val="0"/>
+          <w:sz w:val="21"/>
+        </w:rPr>
+        <w:t>, 11(27), eadw7071. https://doi.org/10.1126/sciadv.adw7071</w:t>
       </w:r>
     </w:p>
     <w:p>
@@ -12393,7 +11824,7 @@
           <w:i w:val="0"/>
           <w:sz w:val="21"/>
         </w:rPr>
-        <w:t xml:space="preserve">Volk, A., Epps, R. W., Yonemoto, D. T., Masters, B. S., Castellano, F. N., Reyes, K. G., &amp; Abolhasani, M. (2023). AlphaFlow: autonomous discovery and optimization of multi-step chemistry using a self-driven fluidic lab guided by reinforcement learning. </w:t>
+        <w:t xml:space="preserve">Song, T., Luo, M., Zhang, X., Chen, L., Huang, Y., Cao, J., Zhu, Q., Liu, D., Zhang, B., Zou, G., Zhang, G., Zhang, F., Shang, W., Fu, Y., Jiang, J., &amp; Luo, Y. (2025). A multiagent-driven robotic AI chemist enabling autonomous chemical research on demand. </w:t>
       </w:r>
       <w:r>
         <w:rPr>
@@ -12402,16 +11833,16 @@
           <w:i/>
           <w:sz w:val="21"/>
         </w:rPr>
-        <w:t>Nature Communications</w:t>
-      </w:r>
-      <w:r>
-        <w:rPr>
-          <w:rFonts w:ascii="Malgun Gothic" w:hAnsi="Malgun Gothic" w:eastAsia="맑은 고딕"/>
-          <w:b w:val="0"/>
-          <w:i w:val="0"/>
-          <w:sz w:val="21"/>
-        </w:rPr>
-        <w:t>, 14, 1403. https://doi.org/10.1038/s41467-023-37139-y</w:t>
+        <w:t>JACS</w:t>
+      </w:r>
+      <w:r>
+        <w:rPr>
+          <w:rFonts w:ascii="Malgun Gothic" w:hAnsi="Malgun Gothic" w:eastAsia="맑은 고딕"/>
+          <w:b w:val="0"/>
+          <w:i w:val="0"/>
+          <w:sz w:val="21"/>
+        </w:rPr>
+        <w:t>, 147(15), 12534–12545. https://doi.org/10.1021/jacs.4c17738</w:t>
       </w:r>
     </w:p>
     <w:p>
@@ -12426,7 +11857,7 @@
           <w:i w:val="0"/>
           <w:sz w:val="21"/>
         </w:rPr>
-        <w:t xml:space="preserve">Wang, X., Kim, H. 외 (2025). Autonomous platform for solution processing of electronic polymers. </w:t>
+        <w:t xml:space="preserve">Strieth-Kalthoff, F. 외 (2024). Delocalized, asynchronous, closed-loop discovery of organic laser emitters. </w:t>
       </w:r>
       <w:r>
         <w:rPr>
@@ -12435,16 +11866,16 @@
           <w:i/>
           <w:sz w:val="21"/>
         </w:rPr>
-        <w:t>Nature Communications</w:t>
-      </w:r>
-      <w:r>
-        <w:rPr>
-          <w:rFonts w:ascii="Malgun Gothic" w:hAnsi="Malgun Gothic" w:eastAsia="맑은 고딕"/>
-          <w:b w:val="0"/>
-          <w:i w:val="0"/>
-          <w:sz w:val="21"/>
-        </w:rPr>
-        <w:t>, 16. https://doi.org/10.1038/s41467-024-55655-3</w:t>
+        <w:t>Science</w:t>
+      </w:r>
+      <w:r>
+        <w:rPr>
+          <w:rFonts w:ascii="Malgun Gothic" w:hAnsi="Malgun Gothic" w:eastAsia="맑은 고딕"/>
+          <w:b w:val="0"/>
+          <w:i w:val="0"/>
+          <w:sz w:val="21"/>
+        </w:rPr>
+        <w:t>, 384(6697), eadk9227. https://doi.org/10.1126/science.adk9227</w:t>
       </w:r>
     </w:p>
     <w:p>
@@ -12459,7 +11890,7 @@
           <w:i w:val="0"/>
           <w:sz w:val="21"/>
         </w:rPr>
-        <w:t xml:space="preserve">Yoshikawa, N., Asano, Y., Futaba, D. N., Harada, K., Hitosugi, T., Kanda, G. N., Matsuda, S., Nagata, Y., Nagato, K., Naito, M., Natsume, T., Nishio, K., Ono, K., Ozaki, H., Shin, W., Shiomi, J., Shizume, K., Takahashi, K., Takeda, S., Takeuchi, I., Tamura, R., Tsuda, K., &amp; Ushiku, Y. (2025). Self-driving laboratories in Japan. </w:t>
+        <w:t xml:space="preserve">Svaluto-Ferro, E. 외 (2025). Toward an autonomous robotic battery materials research platform powered by automated workflow and ontologized FAIR data management. </w:t>
       </w:r>
       <w:r>
         <w:rPr>
@@ -12468,16 +11899,16 @@
           <w:i/>
           <w:sz w:val="21"/>
         </w:rPr>
-        <w:t>Digital Discovery</w:t>
-      </w:r>
-      <w:r>
-        <w:rPr>
-          <w:rFonts w:ascii="Malgun Gothic" w:hAnsi="Malgun Gothic" w:eastAsia="맑은 고딕"/>
-          <w:b w:val="0"/>
-          <w:i w:val="0"/>
-          <w:sz w:val="21"/>
-        </w:rPr>
-        <w:t>, 4(6), 1384–1403. https://pubs.rsc.org/dd/article/4/6/1384/846229/Self-driving-laboratories-in-Japan</w:t>
+        <w:t>Batteries &amp; Supercaps</w:t>
+      </w:r>
+      <w:r>
+        <w:rPr>
+          <w:rFonts w:ascii="Malgun Gothic" w:hAnsi="Malgun Gothic" w:eastAsia="맑은 고딕"/>
+          <w:b w:val="0"/>
+          <w:i w:val="0"/>
+          <w:sz w:val="21"/>
+        </w:rPr>
+        <w:t>. https://doi.org/10.1002/batt.202500155</w:t>
       </w:r>
     </w:p>
     <w:p>
@@ -12492,7 +11923,7 @@
           <w:i w:val="0"/>
           <w:sz w:val="21"/>
         </w:rPr>
-        <w:t xml:space="preserve">Zhang, J., Wu, J., Stroyuk, O., Raievska, O., Lüer, L., Hauch, J., &amp; Brabec, C. (2024). Self-driving AMADAP laboratory: accelerating the discovery and optimization of emerging perovskite photovoltaics. </w:t>
+        <w:t xml:space="preserve">Szymanski, N. J. 외 (2023). An autonomous laboratory for the accelerated synthesis of inorganic materials. </w:t>
       </w:r>
       <w:r>
         <w:rPr>
@@ -12501,16 +11932,16 @@
           <w:i/>
           <w:sz w:val="21"/>
         </w:rPr>
-        <w:t>MRS Bulletin</w:t>
-      </w:r>
-      <w:r>
-        <w:rPr>
-          <w:rFonts w:ascii="Malgun Gothic" w:hAnsi="Malgun Gothic" w:eastAsia="맑은 고딕"/>
-          <w:b w:val="0"/>
-          <w:i w:val="0"/>
-          <w:sz w:val="21"/>
-        </w:rPr>
-        <w:t>, 49, 1284–1294. https://doi.org/10.1557/s43577-024-00816-4</w:t>
+        <w:t>Nature</w:t>
+      </w:r>
+      <w:r>
+        <w:rPr>
+          <w:rFonts w:ascii="Malgun Gothic" w:hAnsi="Malgun Gothic" w:eastAsia="맑은 고딕"/>
+          <w:b w:val="0"/>
+          <w:i w:val="0"/>
+          <w:sz w:val="21"/>
+        </w:rPr>
+        <w:t>, 624, 86–91. https://doi.org/10.1038/s41586-023-06734-w</w:t>
       </w:r>
     </w:p>
     <w:p>
@@ -12525,7 +11956,7 @@
           <w:i w:val="0"/>
           <w:sz w:val="21"/>
         </w:rPr>
-        <w:t xml:space="preserve">Zhu, Q., Huang, Y., Zhou, D., Zhao, L. 외 (2024). Automated synthesis of oxygen-producing catalysts from Martian meteorites by a robotic AI chemist. </w:t>
+        <w:t xml:space="preserve">Szymanski, N. J. 외 (2026). Author Correction: An autonomous laboratory for the accelerated synthesis of inorganic materials. </w:t>
       </w:r>
       <w:r>
         <w:rPr>
@@ -12534,16 +11965,16 @@
           <w:i/>
           <w:sz w:val="21"/>
         </w:rPr>
-        <w:t>Nature Synthesis</w:t>
-      </w:r>
-      <w:r>
-        <w:rPr>
-          <w:rFonts w:ascii="Malgun Gothic" w:hAnsi="Malgun Gothic" w:eastAsia="맑은 고딕"/>
-          <w:b w:val="0"/>
-          <w:i w:val="0"/>
-          <w:sz w:val="21"/>
-        </w:rPr>
-        <w:t>, 3, 319–328. https://doi.org/10.1038/s44160-023-00424-1</w:t>
+        <w:t>Nature</w:t>
+      </w:r>
+      <w:r>
+        <w:rPr>
+          <w:rFonts w:ascii="Malgun Gothic" w:hAnsi="Malgun Gothic" w:eastAsia="맑은 고딕"/>
+          <w:b w:val="0"/>
+          <w:i w:val="0"/>
+          <w:sz w:val="21"/>
+        </w:rPr>
+        <w:t>, 650, E1. (온라인 게재 2026년 1월 19일) https://doi.org/10.1038/s41586-025-09992-y</w:t>
       </w:r>
     </w:p>
     <w:p>
@@ -12555,37 +11986,28 @@
         <w:rPr>
           <w:rFonts w:ascii="Malgun Gothic" w:hAnsi="Malgun Gothic" w:eastAsia="맑은 고딕"/>
           <w:b w:val="0"/>
+          <w:i w:val="0"/>
+          <w:sz w:val="21"/>
+        </w:rPr>
+        <w:t xml:space="preserve">Tamura, R., Tsuda, K., &amp; Matsuda, S. (2023). NIMS-OS: an automation software to implement a closed loop between artificial intelligence and robotic experiments in materials science. </w:t>
+      </w:r>
+      <w:r>
+        <w:rPr>
+          <w:rFonts w:ascii="Malgun Gothic" w:hAnsi="Malgun Gothic" w:eastAsia="맑은 고딕"/>
+          <w:b w:val="0"/>
           <w:i/>
           <w:sz w:val="21"/>
         </w:rPr>
-        <w:t>Benchmarking self-driving labs.</w:t>
-      </w:r>
-      <w:r>
-        <w:rPr>
-          <w:rFonts w:ascii="Malgun Gothic" w:hAnsi="Malgun Gothic" w:eastAsia="맑은 고딕"/>
-          <w:b w:val="0"/>
-          <w:i w:val="0"/>
-          <w:sz w:val="21"/>
-        </w:rPr>
-        <w:t xml:space="preserve"> (2026). </w:t>
-      </w:r>
-      <w:r>
-        <w:rPr>
-          <w:rFonts w:ascii="Malgun Gothic" w:hAnsi="Malgun Gothic" w:eastAsia="맑은 고딕"/>
-          <w:b w:val="0"/>
-          <w:i/>
-          <w:sz w:val="21"/>
-        </w:rPr>
-        <w:t>Digital Discovery</w:t>
-      </w:r>
-      <w:r>
-        <w:rPr>
-          <w:rFonts w:ascii="Malgun Gothic" w:hAnsi="Malgun Gothic" w:eastAsia="맑은 고딕"/>
-          <w:b w:val="0"/>
-          <w:i w:val="0"/>
-          <w:sz w:val="21"/>
-        </w:rPr>
-        <w:t>, 5(1), 14. https://doi.org/10.1039/D5DD00337G</w:t>
+        <w:t>Science and Technology of Advanced Materials: Methods</w:t>
+      </w:r>
+      <w:r>
+        <w:rPr>
+          <w:rFonts w:ascii="Malgun Gothic" w:hAnsi="Malgun Gothic" w:eastAsia="맑은 고딕"/>
+          <w:b w:val="0"/>
+          <w:i w:val="0"/>
+          <w:sz w:val="21"/>
+        </w:rPr>
+        <w:t>, 3(1), 2232297. https://doi.org/10.1080/27660400.2023.2232297</w:t>
       </w:r>
     </w:p>
     <w:p>
@@ -12597,37 +12019,28 @@
         <w:rPr>
           <w:rFonts w:ascii="Malgun Gothic" w:hAnsi="Malgun Gothic" w:eastAsia="맑은 고딕"/>
           <w:b w:val="0"/>
+          <w:i w:val="0"/>
+          <w:sz w:val="21"/>
+        </w:rPr>
+        <w:t xml:space="preserve">Volk, A., Epps, R. W., Yonemoto, D. T., Masters, B. S., Castellano, F. N., Reyes, K. G., &amp; Abolhasani, M. (2023). AlphaFlow: autonomous discovery and optimization of multi-step chemistry using a self-driven fluidic lab guided by reinforcement learning. </w:t>
+      </w:r>
+      <w:r>
+        <w:rPr>
+          <w:rFonts w:ascii="Malgun Gothic" w:hAnsi="Malgun Gothic" w:eastAsia="맑은 고딕"/>
+          <w:b w:val="0"/>
           <w:i/>
           <w:sz w:val="21"/>
         </w:rPr>
-        <w:t>Autonomous 'self-driving' laboratories: a review of technology and policy implications.</w:t>
-      </w:r>
-      <w:r>
-        <w:rPr>
-          <w:rFonts w:ascii="Malgun Gothic" w:hAnsi="Malgun Gothic" w:eastAsia="맑은 고딕"/>
-          <w:b w:val="0"/>
-          <w:i w:val="0"/>
-          <w:sz w:val="21"/>
-        </w:rPr>
-        <w:t xml:space="preserve"> (2025). </w:t>
-      </w:r>
-      <w:r>
-        <w:rPr>
-          <w:rFonts w:ascii="Malgun Gothic" w:hAnsi="Malgun Gothic" w:eastAsia="맑은 고딕"/>
-          <w:b w:val="0"/>
-          <w:i/>
-          <w:sz w:val="21"/>
-        </w:rPr>
-        <w:t>Royal Society Open Science</w:t>
-      </w:r>
-      <w:r>
-        <w:rPr>
-          <w:rFonts w:ascii="Malgun Gothic" w:hAnsi="Malgun Gothic" w:eastAsia="맑은 고딕"/>
-          <w:b w:val="0"/>
-          <w:i w:val="0"/>
-          <w:sz w:val="21"/>
-        </w:rPr>
-        <w:t>, 12(7), 250646. https://royalsocietypublishing.org/rsos/article/12/7/250646/235354/</w:t>
+        <w:t>Nature Communications</w:t>
+      </w:r>
+      <w:r>
+        <w:rPr>
+          <w:rFonts w:ascii="Malgun Gothic" w:hAnsi="Malgun Gothic" w:eastAsia="맑은 고딕"/>
+          <w:b w:val="0"/>
+          <w:i w:val="0"/>
+          <w:sz w:val="21"/>
+        </w:rPr>
+        <w:t>, 14, 1403. https://doi.org/10.1038/s41467-023-37139-y</w:t>
       </w:r>
     </w:p>
     <w:p>
@@ -12639,51 +12052,28 @@
         <w:rPr>
           <w:rFonts w:ascii="Malgun Gothic" w:hAnsi="Malgun Gothic" w:eastAsia="맑은 고딕"/>
           <w:b w:val="0"/>
+          <w:i w:val="0"/>
+          <w:sz w:val="21"/>
+        </w:rPr>
+        <w:t xml:space="preserve">Wang, X., Kim, H. 외 (2025). Autonomous platform for solution processing of electronic polymers. </w:t>
+      </w:r>
+      <w:r>
+        <w:rPr>
+          <w:rFonts w:ascii="Malgun Gothic" w:hAnsi="Malgun Gothic" w:eastAsia="맑은 고딕"/>
+          <w:b w:val="0"/>
           <w:i/>
           <w:sz w:val="21"/>
         </w:rPr>
-        <w:t>Toward self-driving laboratory 2.0 for chemistry and materials discovery.</w:t>
-      </w:r>
-      <w:r>
-        <w:rPr>
-          <w:rFonts w:ascii="Malgun Gothic" w:hAnsi="Malgun Gothic" w:eastAsia="맑은 고딕"/>
-          <w:b w:val="0"/>
-          <w:i w:val="0"/>
-          <w:sz w:val="21"/>
-        </w:rPr>
-        <w:t xml:space="preserve"> (2026). </w:t>
-      </w:r>
-      <w:r>
-        <w:rPr>
-          <w:rFonts w:ascii="Malgun Gothic" w:hAnsi="Malgun Gothic" w:eastAsia="맑은 고딕"/>
-          <w:b w:val="0"/>
-          <w:i/>
-          <w:sz w:val="21"/>
-        </w:rPr>
-        <w:t>Materials Horizons</w:t>
-      </w:r>
-      <w:r>
-        <w:rPr>
-          <w:rFonts w:ascii="Malgun Gothic" w:hAnsi="Malgun Gothic" w:eastAsia="맑은 고딕"/>
-          <w:b w:val="0"/>
-          <w:i w:val="0"/>
-          <w:sz w:val="21"/>
-        </w:rPr>
-        <w:t>, 13(10), 4712. https://doi.org/10.1039/D5MH01984B</w:t>
-      </w:r>
-    </w:p>
-    <w:p>
-      <w:pPr>
-        <w:jc w:val="both"/>
-      </w:pPr>
-      <w:r>
-        <w:rPr>
-          <w:rFonts w:ascii="Malgun Gothic" w:hAnsi="Malgun Gothic" w:eastAsia="맑은 고딕"/>
-          <w:b/>
-          <w:i w:val="0"/>
-          <w:sz w:val="21"/>
-        </w:rPr>
-        <w:t>보도·기관 자료</w:t>
+        <w:t>Nature Communications</w:t>
+      </w:r>
+      <w:r>
+        <w:rPr>
+          <w:rFonts w:ascii="Malgun Gothic" w:hAnsi="Malgun Gothic" w:eastAsia="맑은 고딕"/>
+          <w:b w:val="0"/>
+          <w:i w:val="0"/>
+          <w:sz w:val="21"/>
+        </w:rPr>
+        <w:t>, 16. https://doi.org/10.1038/s41467-024-55655-3</w:t>
       </w:r>
     </w:p>
     <w:p>
@@ -12698,7 +12088,7 @@
           <w:i w:val="0"/>
           <w:sz w:val="21"/>
         </w:rPr>
-        <w:t xml:space="preserve">Brazil, R. (2026). Inside the 'self-driving' lab revolution. </w:t>
+        <w:t xml:space="preserve">Yoshikawa, N., Asano, Y., Futaba, D. N., Harada, K., Hitosugi, T., Kanda, G. N., Matsuda, S., Nagata, Y., Nagato, K., Naito, M., Natsume, T., Nishio, K., Ono, K., Ozaki, H., Shin, W., Shiomi, J., Shizume, K., Takahashi, K., Takeda, S., Takeuchi, I., Tamura, R., Tsuda, K., &amp; Ushiku, Y. (2025). Self-driving laboratories in Japan. </w:t>
       </w:r>
       <w:r>
         <w:rPr>
@@ -12707,16 +12097,16 @@
           <w:i/>
           <w:sz w:val="21"/>
         </w:rPr>
-        <w:t>Nature</w:t>
-      </w:r>
-      <w:r>
-        <w:rPr>
-          <w:rFonts w:ascii="Malgun Gothic" w:hAnsi="Malgun Gothic" w:eastAsia="맑은 고딕"/>
-          <w:b w:val="0"/>
-          <w:i w:val="0"/>
-          <w:sz w:val="21"/>
-        </w:rPr>
-        <w:t xml:space="preserve"> (News Feature). https://www.nature.com/articles/d41586-026-00974-2</w:t>
+        <w:t>Digital Discovery</w:t>
+      </w:r>
+      <w:r>
+        <w:rPr>
+          <w:rFonts w:ascii="Malgun Gothic" w:hAnsi="Malgun Gothic" w:eastAsia="맑은 고딕"/>
+          <w:b w:val="0"/>
+          <w:i w:val="0"/>
+          <w:sz w:val="21"/>
+        </w:rPr>
+        <w:t>, 4(6), 1384–1403. https://pubs.rsc.org/dd/article/4/6/1384/846229/Self-driving-laboratories-in-Japan</w:t>
       </w:r>
     </w:p>
     <w:p>
@@ -12731,7 +12121,25 @@
           <w:i w:val="0"/>
           <w:sz w:val="21"/>
         </w:rPr>
-        <w:t>Chemistry World (2024). New analysis raises doubts over autonomous lab's materials discoveries. https://www.chemistryworld.com/news/new-analysis-raises-doubts-over-autonomous-labs-materials-discoveries/4018791.article</w:t>
+        <w:t xml:space="preserve">Zhang, J., Wu, J., Stroyuk, O., Raievska, O., Lüer, L., Hauch, J., &amp; Brabec, C. (2024). Self-driving AMADAP laboratory: accelerating the discovery and optimization of emerging perovskite photovoltaics. </w:t>
+      </w:r>
+      <w:r>
+        <w:rPr>
+          <w:rFonts w:ascii="Malgun Gothic" w:hAnsi="Malgun Gothic" w:eastAsia="맑은 고딕"/>
+          <w:b w:val="0"/>
+          <w:i/>
+          <w:sz w:val="21"/>
+        </w:rPr>
+        <w:t>MRS Bulletin</w:t>
+      </w:r>
+      <w:r>
+        <w:rPr>
+          <w:rFonts w:ascii="Malgun Gothic" w:hAnsi="Malgun Gothic" w:eastAsia="맑은 고딕"/>
+          <w:b w:val="0"/>
+          <w:i w:val="0"/>
+          <w:sz w:val="21"/>
+        </w:rPr>
+        <w:t>, 49, 1284–1294. https://doi.org/10.1557/s43577-024-00816-4</w:t>
       </w:r>
     </w:p>
     <w:p>
@@ -12746,7 +12154,7 @@
           <w:i w:val="0"/>
           <w:sz w:val="21"/>
         </w:rPr>
-        <w:t xml:space="preserve">Ginkgo Bioworks (2026). </w:t>
+        <w:t xml:space="preserve">Zhu, Q., Huang, Y., Zhou, D., Zhao, L. 외 (2024). Automated synthesis of oxygen-producing catalysts from Martian meteorites by a robotic AI chemist. </w:t>
       </w:r>
       <w:r>
         <w:rPr>
@@ -12755,16 +12163,16 @@
           <w:i/>
           <w:sz w:val="21"/>
         </w:rPr>
-        <w:t>Ginkgo Bioworks' autonomous laboratory driven by OpenAI's GPT-5 achieves 40% improvement over state-of-the-art scientific benchmark</w:t>
-      </w:r>
-      <w:r>
-        <w:rPr>
-          <w:rFonts w:ascii="Malgun Gothic" w:hAnsi="Malgun Gothic" w:eastAsia="맑은 고딕"/>
-          <w:b w:val="0"/>
-          <w:i w:val="0"/>
-          <w:sz w:val="21"/>
-        </w:rPr>
-        <w:t xml:space="preserve"> (보도자료, 2026.02). https://www.prnewswire.com/news-releases/ginkgo-bioworks-autonomous-laboratory-driven-by-openais-gpt-5-achieves-40-improvement-over-state-of-the-art-scientific-benchmark-302680619.html</w:t>
+        <w:t>Nature Synthesis</w:t>
+      </w:r>
+      <w:r>
+        <w:rPr>
+          <w:rFonts w:ascii="Malgun Gothic" w:hAnsi="Malgun Gothic" w:eastAsia="맑은 고딕"/>
+          <w:b w:val="0"/>
+          <w:i w:val="0"/>
+          <w:sz w:val="21"/>
+        </w:rPr>
+        <w:t>, 3, 319–328. https://doi.org/10.1038/s44160-023-00424-1</w:t>
       </w:r>
     </w:p>
     <w:p>
@@ -12776,28 +12184,37 @@
         <w:rPr>
           <w:rFonts w:ascii="Malgun Gothic" w:hAnsi="Malgun Gothic" w:eastAsia="맑은 고딕"/>
           <w:b w:val="0"/>
-          <w:i w:val="0"/>
-          <w:sz w:val="21"/>
-        </w:rPr>
-        <w:t xml:space="preserve">Ginkgo Bioworks (2026). </w:t>
-      </w:r>
-      <w:r>
-        <w:rPr>
-          <w:rFonts w:ascii="Malgun Gothic" w:hAnsi="Malgun Gothic" w:eastAsia="맑은 고딕"/>
-          <w:b w:val="0"/>
           <w:i/>
           <w:sz w:val="21"/>
         </w:rPr>
-        <w:t>Ginkgo Bioworks launches Ginkgo Cloud Lab, powered by autonomous lab infrastructure</w:t>
-      </w:r>
-      <w:r>
-        <w:rPr>
-          <w:rFonts w:ascii="Malgun Gothic" w:hAnsi="Malgun Gothic" w:eastAsia="맑은 고딕"/>
-          <w:b w:val="0"/>
-          <w:i w:val="0"/>
-          <w:sz w:val="21"/>
-        </w:rPr>
-        <w:t xml:space="preserve"> (보도자료, 2026.03). https://www.prnewswire.com/news-releases/ginkgo-bioworks-launches-ginkgo-cloud-lab-powered-by-autonomous-lab-infrastructure-302700458.html</w:t>
+        <w:t>Benchmarking self-driving labs.</w:t>
+      </w:r>
+      <w:r>
+        <w:rPr>
+          <w:rFonts w:ascii="Malgun Gothic" w:hAnsi="Malgun Gothic" w:eastAsia="맑은 고딕"/>
+          <w:b w:val="0"/>
+          <w:i w:val="0"/>
+          <w:sz w:val="21"/>
+        </w:rPr>
+        <w:t xml:space="preserve"> (2026). </w:t>
+      </w:r>
+      <w:r>
+        <w:rPr>
+          <w:rFonts w:ascii="Malgun Gothic" w:hAnsi="Malgun Gothic" w:eastAsia="맑은 고딕"/>
+          <w:b w:val="0"/>
+          <w:i/>
+          <w:sz w:val="21"/>
+        </w:rPr>
+        <w:t>Digital Discovery</w:t>
+      </w:r>
+      <w:r>
+        <w:rPr>
+          <w:rFonts w:ascii="Malgun Gothic" w:hAnsi="Malgun Gothic" w:eastAsia="맑은 고딕"/>
+          <w:b w:val="0"/>
+          <w:i w:val="0"/>
+          <w:sz w:val="21"/>
+        </w:rPr>
+        <w:t>, 5(1), 14. https://doi.org/10.1039/D5DD00337G</w:t>
       </w:r>
     </w:p>
     <w:p>
@@ -12809,28 +12226,37 @@
         <w:rPr>
           <w:rFonts w:ascii="Malgun Gothic" w:hAnsi="Malgun Gothic" w:eastAsia="맑은 고딕"/>
           <w:b w:val="0"/>
-          <w:i w:val="0"/>
-          <w:sz w:val="21"/>
-        </w:rPr>
-        <w:t xml:space="preserve">The White House (2026). </w:t>
-      </w:r>
-      <w:r>
-        <w:rPr>
-          <w:rFonts w:ascii="Malgun Gothic" w:hAnsi="Malgun Gothic" w:eastAsia="맑은 고딕"/>
-          <w:b w:val="0"/>
           <w:i/>
           <w:sz w:val="21"/>
         </w:rPr>
-        <w:t>Trump Administration announces more than $5 billion for the Genesis Mission, a national mission on AI for science</w:t>
-      </w:r>
-      <w:r>
-        <w:rPr>
-          <w:rFonts w:ascii="Malgun Gothic" w:hAnsi="Malgun Gothic" w:eastAsia="맑은 고딕"/>
-          <w:b w:val="0"/>
-          <w:i w:val="0"/>
-          <w:sz w:val="21"/>
-        </w:rPr>
-        <w:t xml:space="preserve"> (2026.07.22). https://www.whitehouse.gov/releases/2026/07/45502/</w:t>
+        <w:t>Autonomous 'self-driving' laboratories: a review of technology and policy implications.</w:t>
+      </w:r>
+      <w:r>
+        <w:rPr>
+          <w:rFonts w:ascii="Malgun Gothic" w:hAnsi="Malgun Gothic" w:eastAsia="맑은 고딕"/>
+          <w:b w:val="0"/>
+          <w:i w:val="0"/>
+          <w:sz w:val="21"/>
+        </w:rPr>
+        <w:t xml:space="preserve"> (2025). </w:t>
+      </w:r>
+      <w:r>
+        <w:rPr>
+          <w:rFonts w:ascii="Malgun Gothic" w:hAnsi="Malgun Gothic" w:eastAsia="맑은 고딕"/>
+          <w:b w:val="0"/>
+          <w:i/>
+          <w:sz w:val="21"/>
+        </w:rPr>
+        <w:t>Royal Society Open Science</w:t>
+      </w:r>
+      <w:r>
+        <w:rPr>
+          <w:rFonts w:ascii="Malgun Gothic" w:hAnsi="Malgun Gothic" w:eastAsia="맑은 고딕"/>
+          <w:b w:val="0"/>
+          <w:i w:val="0"/>
+          <w:sz w:val="21"/>
+        </w:rPr>
+        <w:t>, 12(7), 250646. https://royalsocietypublishing.org/rsos/article/12/7/250646/235354/</w:t>
       </w:r>
     </w:p>
     <w:p>
@@ -12842,28 +12268,51 @@
         <w:rPr>
           <w:rFonts w:ascii="Malgun Gothic" w:hAnsi="Malgun Gothic" w:eastAsia="맑은 고딕"/>
           <w:b w:val="0"/>
-          <w:i w:val="0"/>
-          <w:sz w:val="21"/>
-        </w:rPr>
-        <w:t xml:space="preserve">Sandia National Laboratories (2025). </w:t>
-      </w:r>
-      <w:r>
-        <w:rPr>
-          <w:rFonts w:ascii="Malgun Gothic" w:hAnsi="Malgun Gothic" w:eastAsia="맑은 고딕"/>
-          <w:b w:val="0"/>
           <w:i/>
           <w:sz w:val="21"/>
         </w:rPr>
-        <w:t>DOE launches Genesis Mission to transform American science and innovation through AI computing revolution</w:t>
-      </w:r>
-      <w:r>
-        <w:rPr>
-          <w:rFonts w:ascii="Malgun Gothic" w:hAnsi="Malgun Gothic" w:eastAsia="맑은 고딕"/>
-          <w:b w:val="0"/>
-          <w:i w:val="0"/>
-          <w:sz w:val="21"/>
-        </w:rPr>
-        <w:t xml:space="preserve"> (2025.12.04). https://www.sandia.gov/labnews/2025/12/04/doe-launches-genesis-mission-to-transform-american-science-and-innovation-through-ai-computing-revolution/</w:t>
+        <w:t>Toward self-driving laboratory 2.0 for chemistry and materials discovery.</w:t>
+      </w:r>
+      <w:r>
+        <w:rPr>
+          <w:rFonts w:ascii="Malgun Gothic" w:hAnsi="Malgun Gothic" w:eastAsia="맑은 고딕"/>
+          <w:b w:val="0"/>
+          <w:i w:val="0"/>
+          <w:sz w:val="21"/>
+        </w:rPr>
+        <w:t xml:space="preserve"> (2026). </w:t>
+      </w:r>
+      <w:r>
+        <w:rPr>
+          <w:rFonts w:ascii="Malgun Gothic" w:hAnsi="Malgun Gothic" w:eastAsia="맑은 고딕"/>
+          <w:b w:val="0"/>
+          <w:i/>
+          <w:sz w:val="21"/>
+        </w:rPr>
+        <w:t>Materials Horizons</w:t>
+      </w:r>
+      <w:r>
+        <w:rPr>
+          <w:rFonts w:ascii="Malgun Gothic" w:hAnsi="Malgun Gothic" w:eastAsia="맑은 고딕"/>
+          <w:b w:val="0"/>
+          <w:i w:val="0"/>
+          <w:sz w:val="21"/>
+        </w:rPr>
+        <w:t>, 13(10), 4712. https://doi.org/10.1039/D5MH01984B</w:t>
+      </w:r>
+    </w:p>
+    <w:p>
+      <w:pPr>
+        <w:jc w:val="both"/>
+      </w:pPr>
+      <w:r>
+        <w:rPr>
+          <w:rFonts w:ascii="Malgun Gothic" w:hAnsi="Malgun Gothic" w:eastAsia="맑은 고딕"/>
+          <w:b/>
+          <w:i w:val="0"/>
+          <w:sz w:val="21"/>
+        </w:rPr>
+        <w:t>보도·기관 자료</w:t>
       </w:r>
     </w:p>
     <w:p>
@@ -12878,7 +12327,7 @@
           <w:i w:val="0"/>
           <w:sz w:val="21"/>
         </w:rPr>
-        <w:t xml:space="preserve">Oak Ridge National Laboratory (2024). </w:t>
+        <w:t xml:space="preserve">Brazil, R. (2026). Inside the 'self-driving' lab revolution. </w:t>
       </w:r>
       <w:r>
         <w:rPr>
@@ -12887,16 +12336,16 @@
           <w:i/>
           <w:sz w:val="21"/>
         </w:rPr>
-        <w:t>Shaping the future of self-driving autonomous laboratories workshop</w:t>
-      </w:r>
-      <w:r>
-        <w:rPr>
-          <w:rFonts w:ascii="Malgun Gothic" w:hAnsi="Malgun Gothic" w:eastAsia="맑은 고딕"/>
-          <w:b w:val="0"/>
-          <w:i w:val="0"/>
-          <w:sz w:val="21"/>
-        </w:rPr>
-        <w:t xml:space="preserve"> (ORNL/TM-2024/3714). https://www.osti.gov/biblio/2481197</w:t>
+        <w:t>Nature</w:t>
+      </w:r>
+      <w:r>
+        <w:rPr>
+          <w:rFonts w:ascii="Malgun Gothic" w:hAnsi="Malgun Gothic" w:eastAsia="맑은 고딕"/>
+          <w:b w:val="0"/>
+          <w:i w:val="0"/>
+          <w:sz w:val="21"/>
+        </w:rPr>
+        <w:t xml:space="preserve"> (News Feature). https://www.nature.com/articles/d41586-026-00974-2</w:t>
       </w:r>
     </w:p>
     <w:p>
@@ -12911,25 +12360,7 @@
           <w:i w:val="0"/>
           <w:sz w:val="21"/>
         </w:rPr>
-        <w:t xml:space="preserve">Oak Ridge National Laboratory (2025). </w:t>
-      </w:r>
-      <w:r>
-        <w:rPr>
-          <w:rFonts w:ascii="Malgun Gothic" w:hAnsi="Malgun Gothic" w:eastAsia="맑은 고딕"/>
-          <w:b w:val="0"/>
-          <w:i/>
-          <w:sz w:val="21"/>
-        </w:rPr>
-        <w:t>Scientists lay out vision for AI-based 'labs of the future'.</w:t>
-      </w:r>
-      <w:r>
-        <w:rPr>
-          <w:rFonts w:ascii="Malgun Gothic" w:hAnsi="Malgun Gothic" w:eastAsia="맑은 고딕"/>
-          <w:b w:val="0"/>
-          <w:i w:val="0"/>
-          <w:sz w:val="21"/>
-        </w:rPr>
-        <w:t xml:space="preserve"> https://www.ornl.gov/news/scientists-lay-out-vision-ai-based-labs-future</w:t>
+        <w:t>Chemistry World (2024). New analysis raises doubts over autonomous lab's materials discoveries. https://www.chemistryworld.com/news/new-analysis-raises-doubts-over-autonomous-labs-materials-discoveries/4018791.article</w:t>
       </w:r>
     </w:p>
     <w:p>
@@ -12944,7 +12375,7 @@
           <w:i w:val="0"/>
           <w:sz w:val="21"/>
         </w:rPr>
-        <w:t xml:space="preserve">Oak Ridge National Laboratory. </w:t>
+        <w:t xml:space="preserve">Ginkgo Bioworks (2026). </w:t>
       </w:r>
       <w:r>
         <w:rPr>
@@ -12953,16 +12384,16 @@
           <w:i/>
           <w:sz w:val="21"/>
         </w:rPr>
-        <w:t>ORNL merges AI, automation and leading-edge microscopes.</w:t>
-      </w:r>
-      <w:r>
-        <w:rPr>
-          <w:rFonts w:ascii="Malgun Gothic" w:hAnsi="Malgun Gothic" w:eastAsia="맑은 고딕"/>
-          <w:b w:val="0"/>
-          <w:i w:val="0"/>
-          <w:sz w:val="21"/>
-        </w:rPr>
-        <w:t xml:space="preserve"> https://www.ornl.gov/news/ornl-merges-ai-automation-and-leading-edge-microscopes</w:t>
+        <w:t>Ginkgo Bioworks' autonomous laboratory driven by OpenAI's GPT-5 achieves 40% improvement over state-of-the-art scientific benchmark</w:t>
+      </w:r>
+      <w:r>
+        <w:rPr>
+          <w:rFonts w:ascii="Malgun Gothic" w:hAnsi="Malgun Gothic" w:eastAsia="맑은 고딕"/>
+          <w:b w:val="0"/>
+          <w:i w:val="0"/>
+          <w:sz w:val="21"/>
+        </w:rPr>
+        <w:t xml:space="preserve"> (보도자료, 2026.02). https://www.prnewswire.com/news-releases/ginkgo-bioworks-autonomous-laboratory-driven-by-openais-gpt-5-achieves-40-improvement-over-state-of-the-art-scientific-benchmark-302680619.html</w:t>
       </w:r>
     </w:p>
     <w:p>
@@ -12977,7 +12408,7 @@
           <w:i w:val="0"/>
           <w:sz w:val="21"/>
         </w:rPr>
-        <w:t xml:space="preserve">NREL (2025). </w:t>
+        <w:t xml:space="preserve">Ginkgo Bioworks (2026). </w:t>
       </w:r>
       <w:r>
         <w:rPr>
@@ -12986,16 +12417,16 @@
           <w:i/>
           <w:sz w:val="21"/>
         </w:rPr>
-        <w:t>Autonomous Research for Real-World Science (ARROWS) workshop, May 19–21, 2025.</w:t>
-      </w:r>
-      <w:r>
-        <w:rPr>
-          <w:rFonts w:ascii="Malgun Gothic" w:hAnsi="Malgun Gothic" w:eastAsia="맑은 고딕"/>
-          <w:b w:val="0"/>
-          <w:i w:val="0"/>
-          <w:sz w:val="21"/>
-        </w:rPr>
-        <w:t xml:space="preserve"> https://www.nrel.gov/docs/libraries/materials-science-docs/nrel-arrows-agenda.pdf</w:t>
+        <w:t>Ginkgo Bioworks launches Ginkgo Cloud Lab, powered by autonomous lab infrastructure</w:t>
+      </w:r>
+      <w:r>
+        <w:rPr>
+          <w:rFonts w:ascii="Malgun Gothic" w:hAnsi="Malgun Gothic" w:eastAsia="맑은 고딕"/>
+          <w:b w:val="0"/>
+          <w:i w:val="0"/>
+          <w:sz w:val="21"/>
+        </w:rPr>
+        <w:t xml:space="preserve"> (보도자료, 2026.03). https://www.prnewswire.com/news-releases/ginkgo-bioworks-launches-ginkgo-cloud-lab-powered-by-autonomous-lab-infrastructure-302700458.html</w:t>
       </w:r>
     </w:p>
     <w:p>
@@ -13010,7 +12441,7 @@
           <w:i w:val="0"/>
           <w:sz w:val="21"/>
         </w:rPr>
-        <w:t xml:space="preserve">NIST. </w:t>
+        <w:t xml:space="preserve">The White House (2026). </w:t>
       </w:r>
       <w:r>
         <w:rPr>
@@ -13019,16 +12450,16 @@
           <w:i/>
           <w:sz w:val="21"/>
         </w:rPr>
-        <w:t>Autonomous systems for materials research and metrology: Accelerating discovery and democratizing science.</w:t>
-      </w:r>
-      <w:r>
-        <w:rPr>
-          <w:rFonts w:ascii="Malgun Gothic" w:hAnsi="Malgun Gothic" w:eastAsia="맑은 고딕"/>
-          <w:b w:val="0"/>
-          <w:i w:val="0"/>
-          <w:sz w:val="21"/>
-        </w:rPr>
-        <w:t xml:space="preserve"> https://www.nist.gov/programs-projects/autonomous-systems-materials-research-and-metrology-accelerating-discovery-and</w:t>
+        <w:t>Trump Administration announces more than $5 billion for the Genesis Mission, a national mission on AI for science</w:t>
+      </w:r>
+      <w:r>
+        <w:rPr>
+          <w:rFonts w:ascii="Malgun Gothic" w:hAnsi="Malgun Gothic" w:eastAsia="맑은 고딕"/>
+          <w:b w:val="0"/>
+          <w:i w:val="0"/>
+          <w:sz w:val="21"/>
+        </w:rPr>
+        <w:t xml:space="preserve"> (2026.07.22). https://www.whitehouse.gov/releases/2026/07/45502/</w:t>
       </w:r>
     </w:p>
     <w:p>
@@ -13043,7 +12474,7 @@
           <w:i w:val="0"/>
           <w:sz w:val="21"/>
         </w:rPr>
-        <w:t xml:space="preserve">NIST. </w:t>
+        <w:t xml:space="preserve">Sandia National Laboratories (2025). </w:t>
       </w:r>
       <w:r>
         <w:rPr>
@@ -13052,16 +12483,16 @@
           <w:i/>
           <w:sz w:val="21"/>
         </w:rPr>
-        <w:t>Autonomous Formulation Lab.</w:t>
-      </w:r>
-      <w:r>
-        <w:rPr>
-          <w:rFonts w:ascii="Malgun Gothic" w:hAnsi="Malgun Gothic" w:eastAsia="맑은 고딕"/>
-          <w:b w:val="0"/>
-          <w:i w:val="0"/>
-          <w:sz w:val="21"/>
-        </w:rPr>
-        <w:t xml:space="preserve"> https://www.nist.gov/programs-projects/autonomous-formulation-lab</w:t>
+        <w:t>DOE launches Genesis Mission to transform American science and innovation through AI computing revolution</w:t>
+      </w:r>
+      <w:r>
+        <w:rPr>
+          <w:rFonts w:ascii="Malgun Gothic" w:hAnsi="Malgun Gothic" w:eastAsia="맑은 고딕"/>
+          <w:b w:val="0"/>
+          <w:i w:val="0"/>
+          <w:sz w:val="21"/>
+        </w:rPr>
+        <w:t xml:space="preserve"> (2025.12.04). https://www.sandia.gov/labnews/2025/12/04/doe-launches-genesis-mission-to-transform-american-science-and-innovation-through-ai-computing-revolution/</w:t>
       </w:r>
     </w:p>
     <w:p>
@@ -13076,7 +12507,7 @@
           <w:i w:val="0"/>
           <w:sz w:val="21"/>
         </w:rPr>
-        <w:t xml:space="preserve">NIST. </w:t>
+        <w:t xml:space="preserve">Oak Ridge National Laboratory (2024). </w:t>
       </w:r>
       <w:r>
         <w:rPr>
@@ -13085,16 +12516,16 @@
           <w:i/>
           <w:sz w:val="21"/>
         </w:rPr>
-        <w:t>Development of standards to support a modular and autonomous laboratory ecosystem.</w:t>
-      </w:r>
-      <w:r>
-        <w:rPr>
-          <w:rFonts w:ascii="Malgun Gothic" w:hAnsi="Malgun Gothic" w:eastAsia="맑은 고딕"/>
-          <w:b w:val="0"/>
-          <w:i w:val="0"/>
-          <w:sz w:val="21"/>
-        </w:rPr>
-        <w:t xml:space="preserve"> https://www.nist.gov/programs-projects/development-standards-support-modular-and-autonomous-laboratory-ecosystem</w:t>
+        <w:t>Shaping the future of self-driving autonomous laboratories workshop</w:t>
+      </w:r>
+      <w:r>
+        <w:rPr>
+          <w:rFonts w:ascii="Malgun Gothic" w:hAnsi="Malgun Gothic" w:eastAsia="맑은 고딕"/>
+          <w:b w:val="0"/>
+          <w:i w:val="0"/>
+          <w:sz w:val="21"/>
+        </w:rPr>
+        <w:t xml:space="preserve"> (ORNL/TM-2024/3714). https://www.osti.gov/biblio/2481197</w:t>
       </w:r>
     </w:p>
     <w:p>
@@ -13109,7 +12540,7 @@
           <w:i w:val="0"/>
           <w:sz w:val="21"/>
         </w:rPr>
-        <w:t xml:space="preserve">Brookhaven National Laboratory. </w:t>
+        <w:t xml:space="preserve">Oak Ridge National Laboratory. </w:t>
       </w:r>
       <w:r>
         <w:rPr>
@@ -13118,16 +12549,16 @@
           <w:i/>
           <w:sz w:val="21"/>
         </w:rPr>
-        <w:t>Automatically steering experiments toward scientific discovery.</w:t>
-      </w:r>
-      <w:r>
-        <w:rPr>
-          <w:rFonts w:ascii="Malgun Gothic" w:hAnsi="Malgun Gothic" w:eastAsia="맑은 고딕"/>
-          <w:b w:val="0"/>
-          <w:i w:val="0"/>
-          <w:sz w:val="21"/>
-        </w:rPr>
-        <w:t xml:space="preserve"> https://www.bnl.gov/newsroom/news.php?a=218852</w:t>
+        <w:t>INTERSECT: Interconnected Science Ecosystem.</w:t>
+      </w:r>
+      <w:r>
+        <w:rPr>
+          <w:rFonts w:ascii="Malgun Gothic" w:hAnsi="Malgun Gothic" w:eastAsia="맑은 고딕"/>
+          <w:b w:val="0"/>
+          <w:i w:val="0"/>
+          <w:sz w:val="21"/>
+        </w:rPr>
+        <w:t xml:space="preserve"> https://www.ornl.gov/intersect</w:t>
       </w:r>
     </w:p>
     <w:p>
@@ -13142,7 +12573,7 @@
           <w:i w:val="0"/>
           <w:sz w:val="21"/>
         </w:rPr>
-        <w:t xml:space="preserve">Carnegie Mellon University. </w:t>
+        <w:t xml:space="preserve">Oak Ridge National Laboratory. </w:t>
       </w:r>
       <w:r>
         <w:rPr>
@@ -13151,16 +12582,16 @@
           <w:i/>
           <w:sz w:val="21"/>
         </w:rPr>
-        <w:t>CMU Cloud Lab.</w:t>
-      </w:r>
-      <w:r>
-        <w:rPr>
-          <w:rFonts w:ascii="Malgun Gothic" w:hAnsi="Malgun Gothic" w:eastAsia="맑은 고딕"/>
-          <w:b w:val="0"/>
-          <w:i w:val="0"/>
-          <w:sz w:val="21"/>
-        </w:rPr>
-        <w:t xml:space="preserve"> https://cloudlab.cmu.edu/</w:t>
+        <w:t>Creating the lab of the future.</w:t>
+      </w:r>
+      <w:r>
+        <w:rPr>
+          <w:rFonts w:ascii="Malgun Gothic" w:hAnsi="Malgun Gothic" w:eastAsia="맑은 고딕"/>
+          <w:b w:val="0"/>
+          <w:i w:val="0"/>
+          <w:sz w:val="21"/>
+        </w:rPr>
+        <w:t xml:space="preserve"> https://www.ornl.gov/labsofthefuture</w:t>
       </w:r>
     </w:p>
     <w:p>
@@ -13175,7 +12606,7 @@
           <w:i w:val="0"/>
           <w:sz w:val="21"/>
         </w:rPr>
-        <w:t xml:space="preserve">University of Illinois (2025). </w:t>
+        <w:t xml:space="preserve">Oak Ridge National Laboratory (2025). </w:t>
       </w:r>
       <w:r>
         <w:rPr>
@@ -13184,16 +12615,16 @@
           <w:i/>
           <w:sz w:val="21"/>
         </w:rPr>
-        <w:t>NSF reinvests in Molecule Maker Lab Institute, AI tools to solve chemistry's challenges</w:t>
-      </w:r>
-      <w:r>
-        <w:rPr>
-          <w:rFonts w:ascii="Malgun Gothic" w:hAnsi="Malgun Gothic" w:eastAsia="맑은 고딕"/>
-          <w:b w:val="0"/>
-          <w:i w:val="0"/>
-          <w:sz w:val="21"/>
-        </w:rPr>
-        <w:t xml:space="preserve"> (2025.07.30). https://news.illinois.edu/nsf-reinvests-in-molecule-maker-lab-institute-ai-tools-to-solve-chemistrys-challenges/</w:t>
+        <w:t>Scientists lay out vision for AI-based 'labs of the future'.</w:t>
+      </w:r>
+      <w:r>
+        <w:rPr>
+          <w:rFonts w:ascii="Malgun Gothic" w:hAnsi="Malgun Gothic" w:eastAsia="맑은 고딕"/>
+          <w:b w:val="0"/>
+          <w:i w:val="0"/>
+          <w:sz w:val="21"/>
+        </w:rPr>
+        <w:t xml:space="preserve"> https://www.ornl.gov/news/scientists-lay-out-vision-ai-based-labs-future</w:t>
       </w:r>
     </w:p>
     <w:p>
@@ -13208,7 +12639,7 @@
           <w:i w:val="0"/>
           <w:sz w:val="21"/>
         </w:rPr>
-        <w:t xml:space="preserve">Northwestern University (2026). </w:t>
+        <w:t xml:space="preserve">Oak Ridge National Laboratory. </w:t>
       </w:r>
       <w:r>
         <w:rPr>
@@ -13217,16 +12648,16 @@
           <w:i/>
           <w:sz w:val="21"/>
         </w:rPr>
-        <w:t>Megalibraries in pole position for autonomous discovery over self-driving labs</w:t>
-      </w:r>
-      <w:r>
-        <w:rPr>
-          <w:rFonts w:ascii="Malgun Gothic" w:hAnsi="Malgun Gothic" w:eastAsia="맑은 고딕"/>
-          <w:b w:val="0"/>
-          <w:i w:val="0"/>
-          <w:sz w:val="21"/>
-        </w:rPr>
-        <w:t xml:space="preserve"> (2026.05). https://news.northwestern.edu/stories/2026/05/megalibraries-in-pole-position-for-autonomous-discovery-over-self-driving-labs</w:t>
+        <w:t>ORNL merges AI, automation and leading-edge microscopes.</w:t>
+      </w:r>
+      <w:r>
+        <w:rPr>
+          <w:rFonts w:ascii="Malgun Gothic" w:hAnsi="Malgun Gothic" w:eastAsia="맑은 고딕"/>
+          <w:b w:val="0"/>
+          <w:i w:val="0"/>
+          <w:sz w:val="21"/>
+        </w:rPr>
+        <w:t xml:space="preserve"> https://www.ornl.gov/news/ornl-merges-ai-automation-and-leading-edge-microscopes</w:t>
       </w:r>
     </w:p>
     <w:p>
@@ -13241,7 +12672,7 @@
           <w:i w:val="0"/>
           <w:sz w:val="21"/>
         </w:rPr>
-        <w:t xml:space="preserve">Radical AI (2025). </w:t>
+        <w:t xml:space="preserve">NREL (2025). </w:t>
       </w:r>
       <w:r>
         <w:rPr>
@@ -13250,16 +12681,16 @@
           <w:i/>
           <w:sz w:val="21"/>
         </w:rPr>
-        <w:t>Radical AI announces $55M in new funding.</w:t>
-      </w:r>
-      <w:r>
-        <w:rPr>
-          <w:rFonts w:ascii="Malgun Gothic" w:hAnsi="Malgun Gothic" w:eastAsia="맑은 고딕"/>
-          <w:b w:val="0"/>
-          <w:i w:val="0"/>
-          <w:sz w:val="21"/>
-        </w:rPr>
-        <w:t xml:space="preserve"> https://www.radical-ai.com/news/series-seed</w:t>
+        <w:t>Autonomous Research for Real-World Science (ARROWS) workshop, May 19–21, 2025.</w:t>
+      </w:r>
+      <w:r>
+        <w:rPr>
+          <w:rFonts w:ascii="Malgun Gothic" w:hAnsi="Malgun Gothic" w:eastAsia="맑은 고딕"/>
+          <w:b w:val="0"/>
+          <w:i w:val="0"/>
+          <w:sz w:val="21"/>
+        </w:rPr>
+        <w:t xml:space="preserve"> https://www.nrel.gov/docs/libraries/materials-science-docs/nrel-arrows-agenda.pdf</w:t>
       </w:r>
     </w:p>
     <w:p>
@@ -13274,7 +12705,7 @@
           <w:i w:val="0"/>
           <w:sz w:val="21"/>
         </w:rPr>
-        <w:t xml:space="preserve">R&amp;D World. </w:t>
+        <w:t xml:space="preserve">NIST. </w:t>
       </w:r>
       <w:r>
         <w:rPr>
@@ -13283,16 +12714,16 @@
           <w:i/>
           <w:sz w:val="21"/>
         </w:rPr>
-        <w:t>How Radical AI is building a self-driving materials lab.</w:t>
-      </w:r>
-      <w:r>
-        <w:rPr>
-          <w:rFonts w:ascii="Malgun Gothic" w:hAnsi="Malgun Gothic" w:eastAsia="맑은 고딕"/>
-          <w:b w:val="0"/>
-          <w:i w:val="0"/>
-          <w:sz w:val="21"/>
-        </w:rPr>
-        <w:t xml:space="preserve"> https://www.rdworldonline.com/how-radical-ai-is-building-a-self-driving-materials-lab/</w:t>
+        <w:t>Autonomous systems for materials research and metrology: Accelerating discovery and democratizing science.</w:t>
+      </w:r>
+      <w:r>
+        <w:rPr>
+          <w:rFonts w:ascii="Malgun Gothic" w:hAnsi="Malgun Gothic" w:eastAsia="맑은 고딕"/>
+          <w:b w:val="0"/>
+          <w:i w:val="0"/>
+          <w:sz w:val="21"/>
+        </w:rPr>
+        <w:t xml:space="preserve"> https://www.nist.gov/programs-projects/autonomous-systems-materials-research-and-metrology-accelerating-discovery-and</w:t>
       </w:r>
     </w:p>
     <w:p>
@@ -13307,7 +12738,7 @@
           <w:i w:val="0"/>
           <w:sz w:val="21"/>
         </w:rPr>
-        <w:t xml:space="preserve">Atinary (2026). </w:t>
+        <w:t xml:space="preserve">NIST. </w:t>
       </w:r>
       <w:r>
         <w:rPr>
@@ -13316,16 +12747,16 @@
           <w:i/>
           <w:sz w:val="21"/>
         </w:rPr>
-        <w:t>Atinary opens Self-Driving Labs in Boston</w:t>
-      </w:r>
-      <w:r>
-        <w:rPr>
-          <w:rFonts w:ascii="Malgun Gothic" w:hAnsi="Malgun Gothic" w:eastAsia="맑은 고딕"/>
-          <w:b w:val="0"/>
-          <w:i w:val="0"/>
-          <w:sz w:val="21"/>
-        </w:rPr>
-        <w:t xml:space="preserve"> (2026.02). https://atinary.com/news/opening-atinary-self-driving-labs-boston/</w:t>
+        <w:t>Autonomous Formulation Lab.</w:t>
+      </w:r>
+      <w:r>
+        <w:rPr>
+          <w:rFonts w:ascii="Malgun Gothic" w:hAnsi="Malgun Gothic" w:eastAsia="맑은 고딕"/>
+          <w:b w:val="0"/>
+          <w:i w:val="0"/>
+          <w:sz w:val="21"/>
+        </w:rPr>
+        <w:t xml:space="preserve"> https://www.nist.gov/programs-projects/autonomous-formulation-lab</w:t>
       </w:r>
     </w:p>
     <w:p>
@@ -13340,7 +12771,7 @@
           <w:i w:val="0"/>
           <w:sz w:val="21"/>
         </w:rPr>
-        <w:t xml:space="preserve">Bruker (2026). </w:t>
+        <w:t xml:space="preserve">NIST. </w:t>
       </w:r>
       <w:r>
         <w:rPr>
@@ -13349,16 +12780,16 @@
           <w:i/>
           <w:sz w:val="21"/>
         </w:rPr>
-        <w:t>Bruker announces strategic collaboration with Atinary Technologies to advance self-driving laboratories</w:t>
-      </w:r>
-      <w:r>
-        <w:rPr>
-          <w:rFonts w:ascii="Malgun Gothic" w:hAnsi="Malgun Gothic" w:eastAsia="맑은 고딕"/>
-          <w:b w:val="0"/>
-          <w:i w:val="0"/>
-          <w:sz w:val="21"/>
-        </w:rPr>
-        <w:t xml:space="preserve"> (2026.08). https://www.nasdaq.com/press-release/bruker-announces-strategic-collaboration-atinary-technologies-advance-self-driving</w:t>
+        <w:t>Development of standards to support a modular and autonomous laboratory ecosystem.</w:t>
+      </w:r>
+      <w:r>
+        <w:rPr>
+          <w:rFonts w:ascii="Malgun Gothic" w:hAnsi="Malgun Gothic" w:eastAsia="맑은 고딕"/>
+          <w:b w:val="0"/>
+          <w:i w:val="0"/>
+          <w:sz w:val="21"/>
+        </w:rPr>
+        <w:t xml:space="preserve"> https://www.nist.gov/programs-projects/development-standards-support-modular-and-autonomous-laboratory-ecosystem</w:t>
       </w:r>
     </w:p>
     <w:p>
@@ -13373,7 +12804,7 @@
           <w:i w:val="0"/>
           <w:sz w:val="21"/>
         </w:rPr>
-        <w:t xml:space="preserve">C&amp;EN (2026). </w:t>
+        <w:t xml:space="preserve">Brookhaven National Laboratory. </w:t>
       </w:r>
       <w:r>
         <w:rPr>
@@ -13382,16 +12813,16 @@
           <w:i/>
           <w:sz w:val="21"/>
         </w:rPr>
-        <w:t>Self-driving labs are changing how chemists work</w:t>
-      </w:r>
-      <w:r>
-        <w:rPr>
-          <w:rFonts w:ascii="Malgun Gothic" w:hAnsi="Malgun Gothic" w:eastAsia="맑은 고딕"/>
-          <w:b w:val="0"/>
-          <w:i w:val="0"/>
-          <w:sz w:val="21"/>
-        </w:rPr>
-        <w:t xml:space="preserve"> (2026.06). https://cen.acs.org/physical-chemistry/computational-chemistry/Self-driving-labs-changing-chemists/104/web/2026/06</w:t>
+        <w:t>Automatically steering experiments toward scientific discovery.</w:t>
+      </w:r>
+      <w:r>
+        <w:rPr>
+          <w:rFonts w:ascii="Malgun Gothic" w:hAnsi="Malgun Gothic" w:eastAsia="맑은 고딕"/>
+          <w:b w:val="0"/>
+          <w:i w:val="0"/>
+          <w:sz w:val="21"/>
+        </w:rPr>
+        <w:t xml:space="preserve"> https://www.bnl.gov/newsroom/news.php?a=218852</w:t>
       </w:r>
     </w:p>
     <w:p>
@@ -13406,7 +12837,7 @@
           <w:i w:val="0"/>
           <w:sz w:val="21"/>
         </w:rPr>
-        <w:t xml:space="preserve">MIT Technology Review (2025). </w:t>
+        <w:t xml:space="preserve">Carnegie Mellon University. </w:t>
       </w:r>
       <w:r>
         <w:rPr>
@@ -13415,16 +12846,16 @@
           <w:i/>
           <w:sz w:val="21"/>
         </w:rPr>
-        <w:t>AI materials discovery now needs to move into the real world</w:t>
-      </w:r>
-      <w:r>
-        <w:rPr>
-          <w:rFonts w:ascii="Malgun Gothic" w:hAnsi="Malgun Gothic" w:eastAsia="맑은 고딕"/>
-          <w:b w:val="0"/>
-          <w:i w:val="0"/>
-          <w:sz w:val="21"/>
-        </w:rPr>
-        <w:t xml:space="preserve"> (2025.12.15). https://www.technologyreview.com/2025/12/15/1129210/ai-materials-science-discovery-startups-investment/</w:t>
+        <w:t>CMU Cloud Lab.</w:t>
+      </w:r>
+      <w:r>
+        <w:rPr>
+          <w:rFonts w:ascii="Malgun Gothic" w:hAnsi="Malgun Gothic" w:eastAsia="맑은 고딕"/>
+          <w:b w:val="0"/>
+          <w:i w:val="0"/>
+          <w:sz w:val="21"/>
+        </w:rPr>
+        <w:t xml:space="preserve"> https://cloudlab.cmu.edu/</w:t>
       </w:r>
     </w:p>
     <w:p>
@@ -13439,7 +12870,7 @@
           <w:i w:val="0"/>
           <w:sz w:val="21"/>
         </w:rPr>
-        <w:t xml:space="preserve">The Boston Globe (2026). </w:t>
+        <w:t xml:space="preserve">University of Illinois (2025). </w:t>
       </w:r>
       <w:r>
         <w:rPr>
@@ -13448,16 +12879,16 @@
           <w:i/>
           <w:sz w:val="21"/>
         </w:rPr>
-        <w:t>After losing $6 billion, Ginkgo Bioworks pivots to selling lab robots with AI</w:t>
-      </w:r>
-      <w:r>
-        <w:rPr>
-          <w:rFonts w:ascii="Malgun Gothic" w:hAnsi="Malgun Gothic" w:eastAsia="맑은 고딕"/>
-          <w:b w:val="0"/>
-          <w:i w:val="0"/>
-          <w:sz w:val="21"/>
-        </w:rPr>
-        <w:t xml:space="preserve"> (2026.03.03). https://www.bostonglobe.com/2026/03/03/business/ginkgo-bioworks-pivot-ai-robots/</w:t>
+        <w:t>NSF reinvests in Molecule Maker Lab Institute, AI tools to solve chemistry's challenges</w:t>
+      </w:r>
+      <w:r>
+        <w:rPr>
+          <w:rFonts w:ascii="Malgun Gothic" w:hAnsi="Malgun Gothic" w:eastAsia="맑은 고딕"/>
+          <w:b w:val="0"/>
+          <w:i w:val="0"/>
+          <w:sz w:val="21"/>
+        </w:rPr>
+        <w:t xml:space="preserve"> (2025.07.30). https://news.illinois.edu/nsf-reinvests-in-molecule-maker-lab-institute-ai-tools-to-solve-chemistrys-challenges/</w:t>
       </w:r>
     </w:p>
     <w:p>
@@ -13472,7 +12903,7 @@
           <w:i w:val="0"/>
           <w:sz w:val="21"/>
         </w:rPr>
-        <w:t xml:space="preserve">GEN (2022). </w:t>
+        <w:t xml:space="preserve">Northwestern University (2026). </w:t>
       </w:r>
       <w:r>
         <w:rPr>
@@ -13481,16 +12912,16 @@
           <w:i/>
           <w:sz w:val="21"/>
         </w:rPr>
-        <w:t>Synbio synergy: Ginkgo to acquire troubled Zymergen for $300M.</w:t>
-      </w:r>
-      <w:r>
-        <w:rPr>
-          <w:rFonts w:ascii="Malgun Gothic" w:hAnsi="Malgun Gothic" w:eastAsia="맑은 고딕"/>
-          <w:b w:val="0"/>
-          <w:i w:val="0"/>
-          <w:sz w:val="21"/>
-        </w:rPr>
-        <w:t xml:space="preserve"> https://www.genengnews.com/news/synbio-synergy-ginkgo-to-acquire-troubled-zymergen-for-300m/</w:t>
+        <w:t>Megalibraries in pole position for autonomous discovery over self-driving labs</w:t>
+      </w:r>
+      <w:r>
+        <w:rPr>
+          <w:rFonts w:ascii="Malgun Gothic" w:hAnsi="Malgun Gothic" w:eastAsia="맑은 고딕"/>
+          <w:b w:val="0"/>
+          <w:i w:val="0"/>
+          <w:sz w:val="21"/>
+        </w:rPr>
+        <w:t xml:space="preserve"> (2026.05). https://news.northwestern.edu/stories/2026/05/megalibraries-in-pole-position-for-autonomous-discovery-over-self-driving-labs</w:t>
       </w:r>
     </w:p>
     <w:p>
@@ -13505,7 +12936,7 @@
           <w:i w:val="0"/>
           <w:sz w:val="21"/>
         </w:rPr>
-        <w:t xml:space="preserve">Argonne National Laboratory. </w:t>
+        <w:t xml:space="preserve">Radical AI (2025). </w:t>
       </w:r>
       <w:r>
         <w:rPr>
@@ -13514,16 +12945,16 @@
           <w:i/>
           <w:sz w:val="21"/>
         </w:rPr>
-        <w:t>Self-driving lab transforms materials discovery.</w:t>
-      </w:r>
-      <w:r>
-        <w:rPr>
-          <w:rFonts w:ascii="Malgun Gothic" w:hAnsi="Malgun Gothic" w:eastAsia="맑은 고딕"/>
-          <w:b w:val="0"/>
-          <w:i w:val="0"/>
-          <w:sz w:val="21"/>
-        </w:rPr>
-        <w:t xml:space="preserve"> https://www.anl.gov/article/selfdriving-lab-transforms-materials-discovery</w:t>
+        <w:t>Radical AI announces $55M in new funding.</w:t>
+      </w:r>
+      <w:r>
+        <w:rPr>
+          <w:rFonts w:ascii="Malgun Gothic" w:hAnsi="Malgun Gothic" w:eastAsia="맑은 고딕"/>
+          <w:b w:val="0"/>
+          <w:i w:val="0"/>
+          <w:sz w:val="21"/>
+        </w:rPr>
+        <w:t xml:space="preserve"> https://www.radical-ai.com/news/series-seed</w:t>
       </w:r>
     </w:p>
     <w:p>
@@ -13538,7 +12969,7 @@
           <w:i w:val="0"/>
           <w:sz w:val="21"/>
         </w:rPr>
-        <w:t xml:space="preserve">Empa (2025). </w:t>
+        <w:t xml:space="preserve">R&amp;D World. </w:t>
       </w:r>
       <w:r>
         <w:rPr>
@@ -13547,16 +12978,16 @@
           <w:i/>
           <w:sz w:val="21"/>
         </w:rPr>
-        <w:t>Empa robot delivers largest open dataset for battery research.</w:t>
-      </w:r>
-      <w:r>
-        <w:rPr>
-          <w:rFonts w:ascii="Malgun Gothic" w:hAnsi="Malgun Gothic" w:eastAsia="맑은 고딕"/>
-          <w:b w:val="0"/>
-          <w:i w:val="0"/>
-          <w:sz w:val="21"/>
-        </w:rPr>
-        <w:t xml:space="preserve"> https://www.news.admin.ch/en/newnsb/nXR9aqrVKWII27UacRywk</w:t>
+        <w:t>How Radical AI is building a self-driving materials lab.</w:t>
+      </w:r>
+      <w:r>
+        <w:rPr>
+          <w:rFonts w:ascii="Malgun Gothic" w:hAnsi="Malgun Gothic" w:eastAsia="맑은 고딕"/>
+          <w:b w:val="0"/>
+          <w:i w:val="0"/>
+          <w:sz w:val="21"/>
+        </w:rPr>
+        <w:t xml:space="preserve"> https://www.rdworldonline.com/how-radical-ai-is-building-a-self-driving-materials-lab/</w:t>
       </w:r>
     </w:p>
     <w:p>
@@ -13571,7 +13002,7 @@
           <w:i w:val="0"/>
           <w:sz w:val="21"/>
         </w:rPr>
-        <w:t xml:space="preserve">KAUST (2025). </w:t>
+        <w:t xml:space="preserve">Atinary (2026). </w:t>
       </w:r>
       <w:r>
         <w:rPr>
@@ -13580,16 +13011,16 @@
           <w:i/>
           <w:sz w:val="21"/>
         </w:rPr>
-        <w:t>KAUST's new Robotics Bay advances the Kingdom's robotics and AI capabilities</w:t>
-      </w:r>
-      <w:r>
-        <w:rPr>
-          <w:rFonts w:ascii="Malgun Gothic" w:hAnsi="Malgun Gothic" w:eastAsia="맑은 고딕"/>
-          <w:b w:val="0"/>
-          <w:i w:val="0"/>
-          <w:sz w:val="21"/>
-        </w:rPr>
-        <w:t xml:space="preserve"> (2025.10). https://www.kaust.edu.sa/en/news/kausts-new-robotics-bay-advances-the-kingdoms-robotics-and-ai-capabilities</w:t>
+        <w:t>Atinary opens Self-Driving Labs in Boston</w:t>
+      </w:r>
+      <w:r>
+        <w:rPr>
+          <w:rFonts w:ascii="Malgun Gothic" w:hAnsi="Malgun Gothic" w:eastAsia="맑은 고딕"/>
+          <w:b w:val="0"/>
+          <w:i w:val="0"/>
+          <w:sz w:val="21"/>
+        </w:rPr>
+        <w:t xml:space="preserve"> (2026.02). https://atinary.com/news/opening-atinary-self-driving-labs-boston/</w:t>
       </w:r>
     </w:p>
     <w:p>
@@ -13604,7 +13035,7 @@
           <w:i w:val="0"/>
           <w:sz w:val="21"/>
         </w:rPr>
-        <w:t xml:space="preserve">MIT DSpace (n.d.). </w:t>
+        <w:t xml:space="preserve">Bruker (2026). </w:t>
       </w:r>
       <w:r>
         <w:rPr>
@@ -13613,16 +13044,280 @@
           <w:i/>
           <w:sz w:val="21"/>
         </w:rPr>
-        <w:t>A self-driving autonomous robotic laboratory for high-throughput semiconductor materials discovery.</w:t>
-      </w:r>
-      <w:r>
-        <w:rPr>
-          <w:rFonts w:ascii="Malgun Gothic" w:hAnsi="Malgun Gothic" w:eastAsia="맑은 고딕"/>
-          <w:b w:val="0"/>
-          <w:i w:val="0"/>
-          <w:sz w:val="21"/>
-        </w:rPr>
-        <w:t xml:space="preserve"> https://dspace.mit.edu/entities/publication/c4841a65-e177-4632-a981-33215d94169b</w:t>
+        <w:t>Bruker announces strategic collaboration with Atinary Technologies to advance self-driving laboratories</w:t>
+      </w:r>
+      <w:r>
+        <w:rPr>
+          <w:rFonts w:ascii="Malgun Gothic" w:hAnsi="Malgun Gothic" w:eastAsia="맑은 고딕"/>
+          <w:b w:val="0"/>
+          <w:i w:val="0"/>
+          <w:sz w:val="21"/>
+        </w:rPr>
+        <w:t xml:space="preserve"> (2026.08). https://www.nasdaq.com/press-release/bruker-announces-strategic-collaboration-atinary-technologies-advance-self-driving</w:t>
+      </w:r>
+    </w:p>
+    <w:p>
+      <w:pPr>
+        <w:pStyle w:val="ListBullet"/>
+        <w:spacing w:after="60" w:line="324" w:lineRule="auto"/>
+      </w:pPr>
+      <w:r>
+        <w:rPr>
+          <w:rFonts w:ascii="Malgun Gothic" w:hAnsi="Malgun Gothic" w:eastAsia="맑은 고딕"/>
+          <w:b w:val="0"/>
+          <w:i w:val="0"/>
+          <w:sz w:val="21"/>
+        </w:rPr>
+        <w:t xml:space="preserve">C&amp;EN (2026). </w:t>
+      </w:r>
+      <w:r>
+        <w:rPr>
+          <w:rFonts w:ascii="Malgun Gothic" w:hAnsi="Malgun Gothic" w:eastAsia="맑은 고딕"/>
+          <w:b w:val="0"/>
+          <w:i/>
+          <w:sz w:val="21"/>
+        </w:rPr>
+        <w:t>Self-driving labs are changing how chemists work</w:t>
+      </w:r>
+      <w:r>
+        <w:rPr>
+          <w:rFonts w:ascii="Malgun Gothic" w:hAnsi="Malgun Gothic" w:eastAsia="맑은 고딕"/>
+          <w:b w:val="0"/>
+          <w:i w:val="0"/>
+          <w:sz w:val="21"/>
+        </w:rPr>
+        <w:t xml:space="preserve"> (2026.06). https://cen.acs.org/physical-chemistry/computational-chemistry/Self-driving-labs-changing-chemists/104/web/2026/06</w:t>
+      </w:r>
+    </w:p>
+    <w:p>
+      <w:pPr>
+        <w:pStyle w:val="ListBullet"/>
+        <w:spacing w:after="60" w:line="324" w:lineRule="auto"/>
+      </w:pPr>
+      <w:r>
+        <w:rPr>
+          <w:rFonts w:ascii="Malgun Gothic" w:hAnsi="Malgun Gothic" w:eastAsia="맑은 고딕"/>
+          <w:b w:val="0"/>
+          <w:i w:val="0"/>
+          <w:sz w:val="21"/>
+        </w:rPr>
+        <w:t xml:space="preserve">MIT Technology Review (2025). </w:t>
+      </w:r>
+      <w:r>
+        <w:rPr>
+          <w:rFonts w:ascii="Malgun Gothic" w:hAnsi="Malgun Gothic" w:eastAsia="맑은 고딕"/>
+          <w:b w:val="0"/>
+          <w:i/>
+          <w:sz w:val="21"/>
+        </w:rPr>
+        <w:t>AI materials discovery now needs to move into the real world</w:t>
+      </w:r>
+      <w:r>
+        <w:rPr>
+          <w:rFonts w:ascii="Malgun Gothic" w:hAnsi="Malgun Gothic" w:eastAsia="맑은 고딕"/>
+          <w:b w:val="0"/>
+          <w:i w:val="0"/>
+          <w:sz w:val="21"/>
+        </w:rPr>
+        <w:t xml:space="preserve"> (2025.12.15). https://www.technologyreview.com/2025/12/15/1129210/ai-materials-science-discovery-startups-investment/</w:t>
+      </w:r>
+    </w:p>
+    <w:p>
+      <w:pPr>
+        <w:pStyle w:val="ListBullet"/>
+        <w:spacing w:after="60" w:line="324" w:lineRule="auto"/>
+      </w:pPr>
+      <w:r>
+        <w:rPr>
+          <w:rFonts w:ascii="Malgun Gothic" w:hAnsi="Malgun Gothic" w:eastAsia="맑은 고딕"/>
+          <w:b w:val="0"/>
+          <w:i w:val="0"/>
+          <w:sz w:val="21"/>
+        </w:rPr>
+        <w:t xml:space="preserve">The Boston Globe (2026). </w:t>
+      </w:r>
+      <w:r>
+        <w:rPr>
+          <w:rFonts w:ascii="Malgun Gothic" w:hAnsi="Malgun Gothic" w:eastAsia="맑은 고딕"/>
+          <w:b w:val="0"/>
+          <w:i/>
+          <w:sz w:val="21"/>
+        </w:rPr>
+        <w:t>After losing $6 billion, Ginkgo Bioworks pivots to selling lab robots with AI</w:t>
+      </w:r>
+      <w:r>
+        <w:rPr>
+          <w:rFonts w:ascii="Malgun Gothic" w:hAnsi="Malgun Gothic" w:eastAsia="맑은 고딕"/>
+          <w:b w:val="0"/>
+          <w:i w:val="0"/>
+          <w:sz w:val="21"/>
+        </w:rPr>
+        <w:t xml:space="preserve"> (2026.03.03). https://www.bostonglobe.com/2026/03/03/business/ginkgo-bioworks-pivot-ai-robots/</w:t>
+      </w:r>
+    </w:p>
+    <w:p>
+      <w:pPr>
+        <w:pStyle w:val="ListBullet"/>
+        <w:spacing w:after="60" w:line="324" w:lineRule="auto"/>
+      </w:pPr>
+      <w:r>
+        <w:rPr>
+          <w:rFonts w:ascii="Malgun Gothic" w:hAnsi="Malgun Gothic" w:eastAsia="맑은 고딕"/>
+          <w:b w:val="0"/>
+          <w:i w:val="0"/>
+          <w:sz w:val="21"/>
+        </w:rPr>
+        <w:t xml:space="preserve">GEN (2022). </w:t>
+      </w:r>
+      <w:r>
+        <w:rPr>
+          <w:rFonts w:ascii="Malgun Gothic" w:hAnsi="Malgun Gothic" w:eastAsia="맑은 고딕"/>
+          <w:b w:val="0"/>
+          <w:i/>
+          <w:sz w:val="21"/>
+        </w:rPr>
+        <w:t>Synbio synergy: Ginkgo to acquire troubled Zymergen for $300M.</w:t>
+      </w:r>
+      <w:r>
+        <w:rPr>
+          <w:rFonts w:ascii="Malgun Gothic" w:hAnsi="Malgun Gothic" w:eastAsia="맑은 고딕"/>
+          <w:b w:val="0"/>
+          <w:i w:val="0"/>
+          <w:sz w:val="21"/>
+        </w:rPr>
+        <w:t xml:space="preserve"> https://www.genengnews.com/news/synbio-synergy-ginkgo-to-acquire-troubled-zymergen-for-300m/</w:t>
+      </w:r>
+    </w:p>
+    <w:p>
+      <w:pPr>
+        <w:pStyle w:val="ListBullet"/>
+        <w:spacing w:after="60" w:line="324" w:lineRule="auto"/>
+      </w:pPr>
+      <w:r>
+        <w:rPr>
+          <w:rFonts w:ascii="Malgun Gothic" w:hAnsi="Malgun Gothic" w:eastAsia="맑은 고딕"/>
+          <w:b w:val="0"/>
+          <w:i w:val="0"/>
+          <w:sz w:val="21"/>
+        </w:rPr>
+        <w:t xml:space="preserve">Argonne National Laboratory. </w:t>
+      </w:r>
+      <w:r>
+        <w:rPr>
+          <w:rFonts w:ascii="Malgun Gothic" w:hAnsi="Malgun Gothic" w:eastAsia="맑은 고딕"/>
+          <w:b w:val="0"/>
+          <w:i/>
+          <w:sz w:val="21"/>
+        </w:rPr>
+        <w:t>Self-driving lab transforms materials discovery.</w:t>
+      </w:r>
+      <w:r>
+        <w:rPr>
+          <w:rFonts w:ascii="Malgun Gothic" w:hAnsi="Malgun Gothic" w:eastAsia="맑은 고딕"/>
+          <w:b w:val="0"/>
+          <w:i w:val="0"/>
+          <w:sz w:val="21"/>
+        </w:rPr>
+        <w:t xml:space="preserve"> https://www.anl.gov/article/selfdriving-lab-transforms-materials-discovery</w:t>
+      </w:r>
+    </w:p>
+    <w:p>
+      <w:pPr>
+        <w:pStyle w:val="ListBullet"/>
+        <w:spacing w:after="60" w:line="324" w:lineRule="auto"/>
+      </w:pPr>
+      <w:r>
+        <w:rPr>
+          <w:rFonts w:ascii="Malgun Gothic" w:hAnsi="Malgun Gothic" w:eastAsia="맑은 고딕"/>
+          <w:b w:val="0"/>
+          <w:i w:val="0"/>
+          <w:sz w:val="21"/>
+        </w:rPr>
+        <w:t xml:space="preserve">Empa (2025). </w:t>
+      </w:r>
+      <w:r>
+        <w:rPr>
+          <w:rFonts w:ascii="Malgun Gothic" w:hAnsi="Malgun Gothic" w:eastAsia="맑은 고딕"/>
+          <w:b w:val="0"/>
+          <w:i/>
+          <w:sz w:val="21"/>
+        </w:rPr>
+        <w:t>Empa robot delivers largest open dataset for battery research.</w:t>
+      </w:r>
+      <w:r>
+        <w:rPr>
+          <w:rFonts w:ascii="Malgun Gothic" w:hAnsi="Malgun Gothic" w:eastAsia="맑은 고딕"/>
+          <w:b w:val="0"/>
+          <w:i w:val="0"/>
+          <w:sz w:val="21"/>
+        </w:rPr>
+        <w:t xml:space="preserve"> https://www.news.admin.ch/en/newnsb/nXR9aqrVKWII27UacRywk</w:t>
+      </w:r>
+    </w:p>
+    <w:p>
+      <w:pPr>
+        <w:pStyle w:val="ListBullet"/>
+        <w:spacing w:after="60" w:line="324" w:lineRule="auto"/>
+      </w:pPr>
+      <w:r>
+        <w:rPr>
+          <w:rFonts w:ascii="Malgun Gothic" w:hAnsi="Malgun Gothic" w:eastAsia="맑은 고딕"/>
+          <w:b w:val="0"/>
+          <w:i w:val="0"/>
+          <w:sz w:val="21"/>
+        </w:rPr>
+        <w:t xml:space="preserve">KAUST (2025). </w:t>
+      </w:r>
+      <w:r>
+        <w:rPr>
+          <w:rFonts w:ascii="Malgun Gothic" w:hAnsi="Malgun Gothic" w:eastAsia="맑은 고딕"/>
+          <w:b w:val="0"/>
+          <w:i/>
+          <w:sz w:val="21"/>
+        </w:rPr>
+        <w:t>KAUST's new Robotics Bay advances the Kingdom's robotics and AI capabilities</w:t>
+      </w:r>
+      <w:r>
+        <w:rPr>
+          <w:rFonts w:ascii="Malgun Gothic" w:hAnsi="Malgun Gothic" w:eastAsia="맑은 고딕"/>
+          <w:b w:val="0"/>
+          <w:i w:val="0"/>
+          <w:sz w:val="21"/>
+        </w:rPr>
+        <w:t xml:space="preserve"> (2025.10). https://www.kaust.edu.sa/en/news/kausts-new-robotics-bay-advances-the-kingdoms-robotics-and-ai-capabilities</w:t>
+      </w:r>
+    </w:p>
+    <w:p>
+      <w:pPr>
+        <w:pStyle w:val="ListBullet"/>
+        <w:spacing w:after="60" w:line="324" w:lineRule="auto"/>
+      </w:pPr>
+      <w:r>
+        <w:rPr>
+          <w:rFonts w:ascii="Malgun Gothic" w:hAnsi="Malgun Gothic" w:eastAsia="맑은 고딕"/>
+          <w:b w:val="0"/>
+          <w:i w:val="0"/>
+          <w:sz w:val="21"/>
+        </w:rPr>
+        <w:t xml:space="preserve">MIT 박사학위 논문 (2025). </w:t>
+      </w:r>
+      <w:r>
+        <w:rPr>
+          <w:rFonts w:ascii="Malgun Gothic" w:hAnsi="Malgun Gothic" w:eastAsia="맑은 고딕"/>
+          <w:b w:val="0"/>
+          <w:i/>
+          <w:sz w:val="21"/>
+        </w:rPr>
+        <w:t>A self-driving autonomous robotic laboratory for high-throughput semiconductor materials discovery</w:t>
+      </w:r>
+      <w:r>
+        <w:rPr>
+          <w:rFonts w:ascii="Malgun Gothic" w:hAnsi="Malgun Gothic" w:eastAsia="맑은 고딕"/>
+          <w:b w:val="0"/>
+          <w:i w:val="0"/>
+          <w:sz w:val="21"/>
+        </w:rPr>
+        <w:t xml:space="preserve"> (지도교수 T. Buonassisi). https://dspace.mit.edu/entities/publication/c4841a65-e177-4632-a981-33215d94169b</w:t>
       </w:r>
     </w:p>
     <w:p>

--- a/자율실험실_국제동향_보고서.docx
+++ b/자율실험실_국제동향_보고서.docx
@@ -11119,6 +11119,6478 @@
           <w:sz w:val="21"/>
         </w:rPr>
         <w:t xml:space="preserve"> 국내가 강점을 가질 수 있는 지점은 반도체·이차전지 등 이미 산업 데이터와 장비 기반이 두터운 분야다. 표 2에서 확인되듯 폐루프가 잘 작동하는 계의 조건(연속 변수 + 스칼라 성능값 + 짧은 사이클)에 이 분야들이 부합한다. 수요기업 50개사가 협의체에 참여한 구조는 이 방향과 정합적이다. 반대로 국제적으로 사례가 희소한 영역(다단계 유기합성, 소자 수준 통합 평가, 장주기 생물 실험)은 선점 기회이면서 동시에 난이도가 확인된 영역이므로, 진입 시 실패 가능성을 전제한 별도 트랙으로 관리하는 것이 타당하다.</w:t>
+      </w:r>
+    </w:p>
+    <w:p>
+      <w:pPr>
+        <w:spacing w:before="320" w:after="120"/>
+        <w:pBdr>
+          <w:bottom w:val="single" w:sz="6" w:space="3" w:color="999999"/>
+        </w:pBdr>
+      </w:pPr>
+      <w:r>
+        <w:rPr>
+          <w:rFonts w:ascii="Malgun Gothic" w:hAnsi="Malgun Gothic" w:eastAsia="맑은 고딕"/>
+          <w:b/>
+          <w:i w:val="0"/>
+          <w:sz w:val="27"/>
+        </w:rPr>
+        <w:t>부록. 국가별 기관 총람</w:t>
+      </w:r>
+    </w:p>
+    <w:p>
+      <w:pPr>
+        <w:spacing w:before="220" w:after="80"/>
+      </w:pPr>
+      <w:r>
+        <w:rPr>
+          <w:rFonts w:ascii="Malgun Gothic" w:hAnsi="Malgun Gothic" w:eastAsia="맑은 고딕"/>
+          <w:b/>
+          <w:i w:val="0"/>
+          <w:sz w:val="23"/>
+        </w:rPr>
+        <w:t>표 6. 국가·권역별 자율실험실 관련 기관</w:t>
+      </w:r>
+    </w:p>
+    <w:p>
+      <w:pPr>
+        <w:jc w:val="both"/>
+      </w:pPr>
+      <w:r>
+        <w:rPr>
+          <w:rFonts w:ascii="Malgun Gothic" w:hAnsi="Malgun Gothic" w:eastAsia="맑은 고딕"/>
+          <w:b w:val="0"/>
+          <w:i w:val="0"/>
+          <w:sz w:val="21"/>
+        </w:rPr>
+        <w:t xml:space="preserve">본문 2~5장에 서술된 기관을 국가별로 정리했다. </w:t>
+      </w:r>
+      <w:r>
+        <w:rPr>
+          <w:rFonts w:ascii="Malgun Gothic" w:hAnsi="Malgun Gothic" w:eastAsia="맑은 고딕"/>
+          <w:b/>
+          <w:i w:val="0"/>
+          <w:sz w:val="21"/>
+        </w:rPr>
+        <w:t>유형</w:t>
+      </w:r>
+      <w:r>
+        <w:rPr>
+          <w:rFonts w:ascii="Malgun Gothic" w:hAnsi="Malgun Gothic" w:eastAsia="맑은 고딕"/>
+          <w:b w:val="0"/>
+          <w:i w:val="0"/>
+          <w:sz w:val="21"/>
+        </w:rPr>
+        <w:t xml:space="preserve"> 열의 표기는 국립연구소(국)·대학(대)·기업(기)·정부부처 및 지원기관(정)·컨소시엄(컨)이다. </w:t>
+      </w:r>
+      <w:r>
+        <w:rPr>
+          <w:rFonts w:ascii="Malgun Gothic" w:hAnsi="Malgun Gothic" w:eastAsia="맑은 고딕"/>
+          <w:b/>
+          <w:i w:val="0"/>
+          <w:sz w:val="21"/>
+        </w:rPr>
+        <w:t>단계</w:t>
+      </w:r>
+      <w:r>
+        <w:rPr>
+          <w:rFonts w:ascii="Malgun Gothic" w:hAnsi="Malgun Gothic" w:eastAsia="맑은 고딕"/>
+          <w:b w:val="0"/>
+          <w:i w:val="0"/>
+          <w:sz w:val="21"/>
+        </w:rPr>
+        <w:t xml:space="preserve"> 열은 폐루프 실증(◎), 부분 자율·자율화 요소(○), 인프라·정책·자금(△)을 뜻한다.</w:t>
+      </w:r>
+    </w:p>
+    <w:tbl>
+      <w:tblPr>
+        <w:tblStyle w:val="TableGrid"/>
+        <w:tblW w:type="auto" w:w="0"/>
+        <w:jc w:val="center"/>
+        <w:tblLayout w:type="autofit"/>
+        <w:tblLook w:firstColumn="1" w:firstRow="1" w:lastColumn="0" w:lastRow="0" w:noHBand="0" w:noVBand="1" w:val="04A0"/>
+      </w:tblPr>
+      <w:tblGrid>
+        <w:gridCol w:w="1928"/>
+        <w:gridCol w:w="1928"/>
+        <w:gridCol w:w="1928"/>
+        <w:gridCol w:w="1928"/>
+        <w:gridCol w:w="1928"/>
+      </w:tblGrid>
+      <w:tr>
+        <w:tc>
+          <w:tcPr>
+            <w:tcW w:type="dxa" w:w="1928"/>
+            <w:shd w:val="clear" w:fill="ECEFF4"/>
+          </w:tcPr>
+          <w:p>
+            <w:pPr>
+              <w:spacing w:after="20"/>
+            </w:pPr>
+            <w:r/>
+            <w:r>
+              <w:rPr>
+                <w:rFonts w:ascii="Malgun Gothic" w:hAnsi="Malgun Gothic" w:eastAsia="맑은 고딕"/>
+                <w:b/>
+                <w:i w:val="0"/>
+                <w:sz w:val="17"/>
+              </w:rPr>
+              <w:t>국가</w:t>
+            </w:r>
+          </w:p>
+        </w:tc>
+        <w:tc>
+          <w:tcPr>
+            <w:tcW w:type="dxa" w:w="1928"/>
+            <w:shd w:val="clear" w:fill="ECEFF4"/>
+          </w:tcPr>
+          <w:p>
+            <w:pPr>
+              <w:spacing w:after="20"/>
+            </w:pPr>
+            <w:r/>
+            <w:r>
+              <w:rPr>
+                <w:rFonts w:ascii="Malgun Gothic" w:hAnsi="Malgun Gothic" w:eastAsia="맑은 고딕"/>
+                <w:b/>
+                <w:i w:val="0"/>
+                <w:sz w:val="17"/>
+              </w:rPr>
+              <w:t>기관</w:t>
+            </w:r>
+          </w:p>
+        </w:tc>
+        <w:tc>
+          <w:tcPr>
+            <w:tcW w:type="dxa" w:w="1928"/>
+            <w:shd w:val="clear" w:fill="ECEFF4"/>
+          </w:tcPr>
+          <w:p>
+            <w:pPr>
+              <w:spacing w:after="20"/>
+            </w:pPr>
+            <w:r/>
+            <w:r>
+              <w:rPr>
+                <w:rFonts w:ascii="Malgun Gothic" w:hAnsi="Malgun Gothic" w:eastAsia="맑은 고딕"/>
+                <w:b/>
+                <w:i w:val="0"/>
+                <w:sz w:val="17"/>
+              </w:rPr>
+              <w:t>유형</w:t>
+            </w:r>
+          </w:p>
+        </w:tc>
+        <w:tc>
+          <w:tcPr>
+            <w:tcW w:type="dxa" w:w="1928"/>
+            <w:shd w:val="clear" w:fill="ECEFF4"/>
+          </w:tcPr>
+          <w:p>
+            <w:pPr>
+              <w:spacing w:after="20"/>
+            </w:pPr>
+            <w:r/>
+            <w:r>
+              <w:rPr>
+                <w:rFonts w:ascii="Malgun Gothic" w:hAnsi="Malgun Gothic" w:eastAsia="맑은 고딕"/>
+                <w:b/>
+                <w:i w:val="0"/>
+                <w:sz w:val="17"/>
+              </w:rPr>
+              <w:t>플랫폼·주요 역할</w:t>
+            </w:r>
+          </w:p>
+        </w:tc>
+        <w:tc>
+          <w:tcPr>
+            <w:tcW w:type="dxa" w:w="1928"/>
+            <w:shd w:val="clear" w:fill="ECEFF4"/>
+          </w:tcPr>
+          <w:p>
+            <w:pPr>
+              <w:spacing w:after="20"/>
+            </w:pPr>
+            <w:r/>
+            <w:r>
+              <w:rPr>
+                <w:rFonts w:ascii="Malgun Gothic" w:hAnsi="Malgun Gothic" w:eastAsia="맑은 고딕"/>
+                <w:b/>
+                <w:i w:val="0"/>
+                <w:sz w:val="17"/>
+              </w:rPr>
+              <w:t>단계</w:t>
+            </w:r>
+          </w:p>
+        </w:tc>
+      </w:tr>
+      <w:tr>
+        <w:tc>
+          <w:tcPr>
+            <w:tcW w:type="dxa" w:w="1928"/>
+          </w:tcPr>
+          <w:p>
+            <w:pPr>
+              <w:spacing w:after="20" w:line="276" w:lineRule="auto"/>
+            </w:pPr>
+            <w:r/>
+            <w:r>
+              <w:rPr>
+                <w:rFonts w:ascii="Malgun Gothic" w:hAnsi="Malgun Gothic" w:eastAsia="맑은 고딕"/>
+                <w:b w:val="0"/>
+                <w:i w:val="0"/>
+                <w:sz w:val="17"/>
+              </w:rPr>
+              <w:t>미국</w:t>
+            </w:r>
+          </w:p>
+        </w:tc>
+        <w:tc>
+          <w:tcPr>
+            <w:tcW w:type="dxa" w:w="1928"/>
+          </w:tcPr>
+          <w:p>
+            <w:pPr>
+              <w:spacing w:after="20" w:line="276" w:lineRule="auto"/>
+            </w:pPr>
+            <w:r/>
+            <w:r>
+              <w:rPr>
+                <w:rFonts w:ascii="Malgun Gothic" w:hAnsi="Malgun Gothic" w:eastAsia="맑은 고딕"/>
+                <w:b w:val="0"/>
+                <w:i w:val="0"/>
+                <w:sz w:val="17"/>
+              </w:rPr>
+              <w:t>에너지부(DOE)</w:t>
+            </w:r>
+          </w:p>
+        </w:tc>
+        <w:tc>
+          <w:tcPr>
+            <w:tcW w:type="dxa" w:w="1928"/>
+          </w:tcPr>
+          <w:p>
+            <w:pPr>
+              <w:spacing w:after="20" w:line="276" w:lineRule="auto"/>
+            </w:pPr>
+            <w:r/>
+            <w:r>
+              <w:rPr>
+                <w:rFonts w:ascii="Malgun Gothic" w:hAnsi="Malgun Gothic" w:eastAsia="맑은 고딕"/>
+                <w:b w:val="0"/>
+                <w:i w:val="0"/>
+                <w:sz w:val="17"/>
+              </w:rPr>
+              <w:t>정</w:t>
+            </w:r>
+          </w:p>
+        </w:tc>
+        <w:tc>
+          <w:tcPr>
+            <w:tcW w:type="dxa" w:w="1928"/>
+          </w:tcPr>
+          <w:p>
+            <w:pPr>
+              <w:spacing w:after="20" w:line="276" w:lineRule="auto"/>
+            </w:pPr>
+            <w:r/>
+            <w:r>
+              <w:rPr>
+                <w:rFonts w:ascii="Malgun Gothic" w:hAnsi="Malgun Gothic" w:eastAsia="맑은 고딕"/>
+                <w:b w:val="0"/>
+                <w:i w:val="0"/>
+                <w:sz w:val="17"/>
+              </w:rPr>
+              <w:t>Genesis Mission 주도, ASSP 구축, 17개 국립연구소 통합</w:t>
+            </w:r>
+          </w:p>
+        </w:tc>
+        <w:tc>
+          <w:tcPr>
+            <w:tcW w:type="dxa" w:w="1928"/>
+          </w:tcPr>
+          <w:p>
+            <w:pPr>
+              <w:spacing w:after="20" w:line="276" w:lineRule="auto"/>
+            </w:pPr>
+            <w:r/>
+            <w:r>
+              <w:rPr>
+                <w:rFonts w:ascii="Malgun Gothic" w:hAnsi="Malgun Gothic" w:eastAsia="맑은 고딕"/>
+                <w:b w:val="0"/>
+                <w:i w:val="0"/>
+                <w:sz w:val="17"/>
+              </w:rPr>
+              <w:t>△</w:t>
+            </w:r>
+          </w:p>
+        </w:tc>
+      </w:tr>
+      <w:tr>
+        <w:tc>
+          <w:tcPr>
+            <w:tcW w:type="dxa" w:w="1928"/>
+          </w:tcPr>
+          <w:p>
+            <w:pPr>
+              <w:spacing w:after="20" w:line="276" w:lineRule="auto"/>
+            </w:pPr>
+            <w:r/>
+            <w:r>
+              <w:rPr>
+                <w:rFonts w:ascii="Malgun Gothic" w:hAnsi="Malgun Gothic" w:eastAsia="맑은 고딕"/>
+                <w:b w:val="0"/>
+                <w:i w:val="0"/>
+                <w:sz w:val="17"/>
+              </w:rPr>
+              <w:t>미국</w:t>
+            </w:r>
+          </w:p>
+        </w:tc>
+        <w:tc>
+          <w:tcPr>
+            <w:tcW w:type="dxa" w:w="1928"/>
+          </w:tcPr>
+          <w:p>
+            <w:pPr>
+              <w:spacing w:after="20" w:line="276" w:lineRule="auto"/>
+            </w:pPr>
+            <w:r/>
+            <w:r>
+              <w:rPr>
+                <w:rFonts w:ascii="Malgun Gothic" w:hAnsi="Malgun Gothic" w:eastAsia="맑은 고딕"/>
+                <w:b w:val="0"/>
+                <w:i w:val="0"/>
+                <w:sz w:val="17"/>
+              </w:rPr>
+              <w:t>로렌스버클리국립연구소(LBNL)</w:t>
+            </w:r>
+          </w:p>
+        </w:tc>
+        <w:tc>
+          <w:tcPr>
+            <w:tcW w:type="dxa" w:w="1928"/>
+          </w:tcPr>
+          <w:p>
+            <w:pPr>
+              <w:spacing w:after="20" w:line="276" w:lineRule="auto"/>
+            </w:pPr>
+            <w:r/>
+            <w:r>
+              <w:rPr>
+                <w:rFonts w:ascii="Malgun Gothic" w:hAnsi="Malgun Gothic" w:eastAsia="맑은 고딕"/>
+                <w:b w:val="0"/>
+                <w:i w:val="0"/>
+                <w:sz w:val="17"/>
+              </w:rPr>
+              <w:t>국</w:t>
+            </w:r>
+          </w:p>
+        </w:tc>
+        <w:tc>
+          <w:tcPr>
+            <w:tcW w:type="dxa" w:w="1928"/>
+          </w:tcPr>
+          <w:p>
+            <w:pPr>
+              <w:spacing w:after="20" w:line="276" w:lineRule="auto"/>
+            </w:pPr>
+            <w:r/>
+            <w:r>
+              <w:rPr>
+                <w:rFonts w:ascii="Malgun Gothic" w:hAnsi="Malgun Gothic" w:eastAsia="맑은 고딕"/>
+                <w:b w:val="0"/>
+                <w:i w:val="0"/>
+                <w:sz w:val="17"/>
+              </w:rPr>
+              <w:t>A-Lab, 무기 고체 합성. 딥마인드 GNoME 연계</w:t>
+            </w:r>
+          </w:p>
+        </w:tc>
+        <w:tc>
+          <w:tcPr>
+            <w:tcW w:type="dxa" w:w="1928"/>
+          </w:tcPr>
+          <w:p>
+            <w:pPr>
+              <w:spacing w:after="20" w:line="276" w:lineRule="auto"/>
+            </w:pPr>
+            <w:r/>
+            <w:r>
+              <w:rPr>
+                <w:rFonts w:ascii="Malgun Gothic" w:hAnsi="Malgun Gothic" w:eastAsia="맑은 고딕"/>
+                <w:b w:val="0"/>
+                <w:i w:val="0"/>
+                <w:sz w:val="17"/>
+              </w:rPr>
+              <w:t>◎</w:t>
+            </w:r>
+          </w:p>
+        </w:tc>
+      </w:tr>
+      <w:tr>
+        <w:tc>
+          <w:tcPr>
+            <w:tcW w:type="dxa" w:w="1928"/>
+          </w:tcPr>
+          <w:p>
+            <w:pPr>
+              <w:spacing w:after="20" w:line="276" w:lineRule="auto"/>
+            </w:pPr>
+            <w:r/>
+            <w:r>
+              <w:rPr>
+                <w:rFonts w:ascii="Malgun Gothic" w:hAnsi="Malgun Gothic" w:eastAsia="맑은 고딕"/>
+                <w:b w:val="0"/>
+                <w:i w:val="0"/>
+                <w:sz w:val="17"/>
+              </w:rPr>
+              <w:t>미국</w:t>
+            </w:r>
+          </w:p>
+        </w:tc>
+        <w:tc>
+          <w:tcPr>
+            <w:tcW w:type="dxa" w:w="1928"/>
+          </w:tcPr>
+          <w:p>
+            <w:pPr>
+              <w:spacing w:after="20" w:line="276" w:lineRule="auto"/>
+            </w:pPr>
+            <w:r/>
+            <w:r>
+              <w:rPr>
+                <w:rFonts w:ascii="Malgun Gothic" w:hAnsi="Malgun Gothic" w:eastAsia="맑은 고딕"/>
+                <w:b w:val="0"/>
+                <w:i w:val="0"/>
+                <w:sz w:val="17"/>
+              </w:rPr>
+              <w:t>아르곤국립연구소(ANL)</w:t>
+            </w:r>
+          </w:p>
+        </w:tc>
+        <w:tc>
+          <w:tcPr>
+            <w:tcW w:type="dxa" w:w="1928"/>
+          </w:tcPr>
+          <w:p>
+            <w:pPr>
+              <w:spacing w:after="20" w:line="276" w:lineRule="auto"/>
+            </w:pPr>
+            <w:r/>
+            <w:r>
+              <w:rPr>
+                <w:rFonts w:ascii="Malgun Gothic" w:hAnsi="Malgun Gothic" w:eastAsia="맑은 고딕"/>
+                <w:b w:val="0"/>
+                <w:i w:val="0"/>
+                <w:sz w:val="17"/>
+              </w:rPr>
+              <w:t>국</w:t>
+            </w:r>
+          </w:p>
+        </w:tc>
+        <w:tc>
+          <w:tcPr>
+            <w:tcW w:type="dxa" w:w="1928"/>
+          </w:tcPr>
+          <w:p>
+            <w:pPr>
+              <w:spacing w:after="20" w:line="276" w:lineRule="auto"/>
+            </w:pPr>
+            <w:r/>
+            <w:r>
+              <w:rPr>
+                <w:rFonts w:ascii="Malgun Gothic" w:hAnsi="Malgun Gothic" w:eastAsia="맑은 고딕"/>
+                <w:b w:val="0"/>
+                <w:i w:val="0"/>
+                <w:sz w:val="17"/>
+              </w:rPr>
+              <w:t>Polybot(나노소재센터), 전자 고분자 박막. APS 방사광 연계</w:t>
+            </w:r>
+          </w:p>
+        </w:tc>
+        <w:tc>
+          <w:tcPr>
+            <w:tcW w:type="dxa" w:w="1928"/>
+          </w:tcPr>
+          <w:p>
+            <w:pPr>
+              <w:spacing w:after="20" w:line="276" w:lineRule="auto"/>
+            </w:pPr>
+            <w:r/>
+            <w:r>
+              <w:rPr>
+                <w:rFonts w:ascii="Malgun Gothic" w:hAnsi="Malgun Gothic" w:eastAsia="맑은 고딕"/>
+                <w:b w:val="0"/>
+                <w:i w:val="0"/>
+                <w:sz w:val="17"/>
+              </w:rPr>
+              <w:t>◎</w:t>
+            </w:r>
+          </w:p>
+        </w:tc>
+      </w:tr>
+      <w:tr>
+        <w:tc>
+          <w:tcPr>
+            <w:tcW w:type="dxa" w:w="1928"/>
+          </w:tcPr>
+          <w:p>
+            <w:pPr>
+              <w:spacing w:after="20" w:line="276" w:lineRule="auto"/>
+            </w:pPr>
+            <w:r/>
+            <w:r>
+              <w:rPr>
+                <w:rFonts w:ascii="Malgun Gothic" w:hAnsi="Malgun Gothic" w:eastAsia="맑은 고딕"/>
+                <w:b w:val="0"/>
+                <w:i w:val="0"/>
+                <w:sz w:val="17"/>
+              </w:rPr>
+              <w:t>미국</w:t>
+            </w:r>
+          </w:p>
+        </w:tc>
+        <w:tc>
+          <w:tcPr>
+            <w:tcW w:type="dxa" w:w="1928"/>
+          </w:tcPr>
+          <w:p>
+            <w:pPr>
+              <w:spacing w:after="20" w:line="276" w:lineRule="auto"/>
+            </w:pPr>
+            <w:r/>
+            <w:r>
+              <w:rPr>
+                <w:rFonts w:ascii="Malgun Gothic" w:hAnsi="Malgun Gothic" w:eastAsia="맑은 고딕"/>
+                <w:b w:val="0"/>
+                <w:i w:val="0"/>
+                <w:sz w:val="17"/>
+              </w:rPr>
+              <w:t>오크리지국립연구소(ORNL)</w:t>
+            </w:r>
+          </w:p>
+        </w:tc>
+        <w:tc>
+          <w:tcPr>
+            <w:tcW w:type="dxa" w:w="1928"/>
+          </w:tcPr>
+          <w:p>
+            <w:pPr>
+              <w:spacing w:after="20" w:line="276" w:lineRule="auto"/>
+            </w:pPr>
+            <w:r/>
+            <w:r>
+              <w:rPr>
+                <w:rFonts w:ascii="Malgun Gothic" w:hAnsi="Malgun Gothic" w:eastAsia="맑은 고딕"/>
+                <w:b w:val="0"/>
+                <w:i w:val="0"/>
+                <w:sz w:val="17"/>
+              </w:rPr>
+              <w:t>국</w:t>
+            </w:r>
+          </w:p>
+        </w:tc>
+        <w:tc>
+          <w:tcPr>
+            <w:tcW w:type="dxa" w:w="1928"/>
+          </w:tcPr>
+          <w:p>
+            <w:pPr>
+              <w:spacing w:after="20" w:line="276" w:lineRule="auto"/>
+            </w:pPr>
+            <w:r/>
+            <w:r>
+              <w:rPr>
+                <w:rFonts w:ascii="Malgun Gothic" w:hAnsi="Malgun Gothic" w:eastAsia="맑은 고딕"/>
+                <w:b w:val="0"/>
+                <w:i w:val="0"/>
+                <w:sz w:val="17"/>
+              </w:rPr>
+              <w:t>INTERSECT 생태계(자율실험실 6개) → LOTF, 자율 현미경. 2024 국가 워크숍 주관</w:t>
+            </w:r>
+          </w:p>
+        </w:tc>
+        <w:tc>
+          <w:tcPr>
+            <w:tcW w:type="dxa" w:w="1928"/>
+          </w:tcPr>
+          <w:p>
+            <w:pPr>
+              <w:spacing w:after="20" w:line="276" w:lineRule="auto"/>
+            </w:pPr>
+            <w:r/>
+            <w:r>
+              <w:rPr>
+                <w:rFonts w:ascii="Malgun Gothic" w:hAnsi="Malgun Gothic" w:eastAsia="맑은 고딕"/>
+                <w:b w:val="0"/>
+                <w:i w:val="0"/>
+                <w:sz w:val="17"/>
+              </w:rPr>
+              <w:t>○</w:t>
+            </w:r>
+          </w:p>
+        </w:tc>
+      </w:tr>
+      <w:tr>
+        <w:tc>
+          <w:tcPr>
+            <w:tcW w:type="dxa" w:w="1928"/>
+          </w:tcPr>
+          <w:p>
+            <w:pPr>
+              <w:spacing w:after="20" w:line="276" w:lineRule="auto"/>
+            </w:pPr>
+            <w:r/>
+            <w:r>
+              <w:rPr>
+                <w:rFonts w:ascii="Malgun Gothic" w:hAnsi="Malgun Gothic" w:eastAsia="맑은 고딕"/>
+                <w:b w:val="0"/>
+                <w:i w:val="0"/>
+                <w:sz w:val="17"/>
+              </w:rPr>
+              <w:t>미국</w:t>
+            </w:r>
+          </w:p>
+        </w:tc>
+        <w:tc>
+          <w:tcPr>
+            <w:tcW w:type="dxa" w:w="1928"/>
+          </w:tcPr>
+          <w:p>
+            <w:pPr>
+              <w:spacing w:after="20" w:line="276" w:lineRule="auto"/>
+            </w:pPr>
+            <w:r/>
+            <w:r>
+              <w:rPr>
+                <w:rFonts w:ascii="Malgun Gothic" w:hAnsi="Malgun Gothic" w:eastAsia="맑은 고딕"/>
+                <w:b w:val="0"/>
+                <w:i w:val="0"/>
+                <w:sz w:val="17"/>
+              </w:rPr>
+              <w:t>국립표준기술연구소(NIST)</w:t>
+            </w:r>
+          </w:p>
+        </w:tc>
+        <w:tc>
+          <w:tcPr>
+            <w:tcW w:type="dxa" w:w="1928"/>
+          </w:tcPr>
+          <w:p>
+            <w:pPr>
+              <w:spacing w:after="20" w:line="276" w:lineRule="auto"/>
+            </w:pPr>
+            <w:r/>
+            <w:r>
+              <w:rPr>
+                <w:rFonts w:ascii="Malgun Gothic" w:hAnsi="Malgun Gothic" w:eastAsia="맑은 고딕"/>
+                <w:b w:val="0"/>
+                <w:i w:val="0"/>
+                <w:sz w:val="17"/>
+              </w:rPr>
+              <w:t>국</w:t>
+            </w:r>
+          </w:p>
+        </w:tc>
+        <w:tc>
+          <w:tcPr>
+            <w:tcW w:type="dxa" w:w="1928"/>
+          </w:tcPr>
+          <w:p>
+            <w:pPr>
+              <w:spacing w:after="20" w:line="276" w:lineRule="auto"/>
+            </w:pPr>
+            <w:r/>
+            <w:r>
+              <w:rPr>
+                <w:rFonts w:ascii="Malgun Gothic" w:hAnsi="Malgun Gothic" w:eastAsia="맑은 고딕"/>
+                <w:b w:val="0"/>
+                <w:i w:val="0"/>
+                <w:sz w:val="17"/>
+              </w:rPr>
+              <w:t>CAMEO(상탐색)·AFL(복합유체 배합)·SAMS(자기교정 계측), 모듈형 자율실험실 표준</w:t>
+            </w:r>
+          </w:p>
+        </w:tc>
+        <w:tc>
+          <w:tcPr>
+            <w:tcW w:type="dxa" w:w="1928"/>
+          </w:tcPr>
+          <w:p>
+            <w:pPr>
+              <w:spacing w:after="20" w:line="276" w:lineRule="auto"/>
+            </w:pPr>
+            <w:r/>
+            <w:r>
+              <w:rPr>
+                <w:rFonts w:ascii="Malgun Gothic" w:hAnsi="Malgun Gothic" w:eastAsia="맑은 고딕"/>
+                <w:b w:val="0"/>
+                <w:i w:val="0"/>
+                <w:sz w:val="17"/>
+              </w:rPr>
+              <w:t>◎</w:t>
+            </w:r>
+          </w:p>
+        </w:tc>
+      </w:tr>
+      <w:tr>
+        <w:tc>
+          <w:tcPr>
+            <w:tcW w:type="dxa" w:w="1928"/>
+          </w:tcPr>
+          <w:p>
+            <w:pPr>
+              <w:spacing w:after="20" w:line="276" w:lineRule="auto"/>
+            </w:pPr>
+            <w:r/>
+            <w:r>
+              <w:rPr>
+                <w:rFonts w:ascii="Malgun Gothic" w:hAnsi="Malgun Gothic" w:eastAsia="맑은 고딕"/>
+                <w:b w:val="0"/>
+                <w:i w:val="0"/>
+                <w:sz w:val="17"/>
+              </w:rPr>
+              <w:t>미국</w:t>
+            </w:r>
+          </w:p>
+        </w:tc>
+        <w:tc>
+          <w:tcPr>
+            <w:tcW w:type="dxa" w:w="1928"/>
+          </w:tcPr>
+          <w:p>
+            <w:pPr>
+              <w:spacing w:after="20" w:line="276" w:lineRule="auto"/>
+            </w:pPr>
+            <w:r/>
+            <w:r>
+              <w:rPr>
+                <w:rFonts w:ascii="Malgun Gothic" w:hAnsi="Malgun Gothic" w:eastAsia="맑은 고딕"/>
+                <w:b w:val="0"/>
+                <w:i w:val="0"/>
+                <w:sz w:val="17"/>
+              </w:rPr>
+              <w:t>브룩헤이븐국립연구소(BNL)</w:t>
+            </w:r>
+          </w:p>
+        </w:tc>
+        <w:tc>
+          <w:tcPr>
+            <w:tcW w:type="dxa" w:w="1928"/>
+          </w:tcPr>
+          <w:p>
+            <w:pPr>
+              <w:spacing w:after="20" w:line="276" w:lineRule="auto"/>
+            </w:pPr>
+            <w:r/>
+            <w:r>
+              <w:rPr>
+                <w:rFonts w:ascii="Malgun Gothic" w:hAnsi="Malgun Gothic" w:eastAsia="맑은 고딕"/>
+                <w:b w:val="0"/>
+                <w:i w:val="0"/>
+                <w:sz w:val="17"/>
+              </w:rPr>
+              <w:t>국</w:t>
+            </w:r>
+          </w:p>
+        </w:tc>
+        <w:tc>
+          <w:tcPr>
+            <w:tcW w:type="dxa" w:w="1928"/>
+          </w:tcPr>
+          <w:p>
+            <w:pPr>
+              <w:spacing w:after="20" w:line="276" w:lineRule="auto"/>
+            </w:pPr>
+            <w:r/>
+            <w:r>
+              <w:rPr>
+                <w:rFonts w:ascii="Malgun Gothic" w:hAnsi="Malgun Gothic" w:eastAsia="맑은 고딕"/>
+                <w:b w:val="0"/>
+                <w:i w:val="0"/>
+                <w:sz w:val="17"/>
+              </w:rPr>
+              <w:t>NSLS-II 자율 빔라인(Bluesky·SciAnalysis·gpCAM), 일반 이용자 개방</w:t>
+            </w:r>
+          </w:p>
+        </w:tc>
+        <w:tc>
+          <w:tcPr>
+            <w:tcW w:type="dxa" w:w="1928"/>
+          </w:tcPr>
+          <w:p>
+            <w:pPr>
+              <w:spacing w:after="20" w:line="276" w:lineRule="auto"/>
+            </w:pPr>
+            <w:r/>
+            <w:r>
+              <w:rPr>
+                <w:rFonts w:ascii="Malgun Gothic" w:hAnsi="Malgun Gothic" w:eastAsia="맑은 고딕"/>
+                <w:b w:val="0"/>
+                <w:i w:val="0"/>
+                <w:sz w:val="17"/>
+              </w:rPr>
+              <w:t>◎</w:t>
+            </w:r>
+          </w:p>
+        </w:tc>
+      </w:tr>
+      <w:tr>
+        <w:tc>
+          <w:tcPr>
+            <w:tcW w:type="dxa" w:w="1928"/>
+          </w:tcPr>
+          <w:p>
+            <w:pPr>
+              <w:spacing w:after="20" w:line="276" w:lineRule="auto"/>
+            </w:pPr>
+            <w:r/>
+            <w:r>
+              <w:rPr>
+                <w:rFonts w:ascii="Malgun Gothic" w:hAnsi="Malgun Gothic" w:eastAsia="맑은 고딕"/>
+                <w:b w:val="0"/>
+                <w:i w:val="0"/>
+                <w:sz w:val="17"/>
+              </w:rPr>
+              <w:t>미국</w:t>
+            </w:r>
+          </w:p>
+        </w:tc>
+        <w:tc>
+          <w:tcPr>
+            <w:tcW w:type="dxa" w:w="1928"/>
+          </w:tcPr>
+          <w:p>
+            <w:pPr>
+              <w:spacing w:after="20" w:line="276" w:lineRule="auto"/>
+            </w:pPr>
+            <w:r/>
+            <w:r>
+              <w:rPr>
+                <w:rFonts w:ascii="Malgun Gothic" w:hAnsi="Malgun Gothic" w:eastAsia="맑은 고딕"/>
+                <w:b w:val="0"/>
+                <w:i w:val="0"/>
+                <w:sz w:val="17"/>
+              </w:rPr>
+              <w:t>국립재생에너지연구소(NREL)</w:t>
+            </w:r>
+          </w:p>
+        </w:tc>
+        <w:tc>
+          <w:tcPr>
+            <w:tcW w:type="dxa" w:w="1928"/>
+          </w:tcPr>
+          <w:p>
+            <w:pPr>
+              <w:spacing w:after="20" w:line="276" w:lineRule="auto"/>
+            </w:pPr>
+            <w:r/>
+            <w:r>
+              <w:rPr>
+                <w:rFonts w:ascii="Malgun Gothic" w:hAnsi="Malgun Gothic" w:eastAsia="맑은 고딕"/>
+                <w:b w:val="0"/>
+                <w:i w:val="0"/>
+                <w:sz w:val="17"/>
+              </w:rPr>
+              <w:t>국</w:t>
+            </w:r>
+          </w:p>
+        </w:tc>
+        <w:tc>
+          <w:tcPr>
+            <w:tcW w:type="dxa" w:w="1928"/>
+          </w:tcPr>
+          <w:p>
+            <w:pPr>
+              <w:spacing w:after="20" w:line="276" w:lineRule="auto"/>
+            </w:pPr>
+            <w:r/>
+            <w:r>
+              <w:rPr>
+                <w:rFonts w:ascii="Malgun Gothic" w:hAnsi="Malgun Gothic" w:eastAsia="맑은 고딕"/>
+                <w:b w:val="0"/>
+                <w:i w:val="0"/>
+                <w:sz w:val="17"/>
+              </w:rPr>
+              <w:t>ARROWS 워크숍 주관, 태양광·수소 소재</w:t>
+            </w:r>
+          </w:p>
+        </w:tc>
+        <w:tc>
+          <w:tcPr>
+            <w:tcW w:type="dxa" w:w="1928"/>
+          </w:tcPr>
+          <w:p>
+            <w:pPr>
+              <w:spacing w:after="20" w:line="276" w:lineRule="auto"/>
+            </w:pPr>
+            <w:r/>
+            <w:r>
+              <w:rPr>
+                <w:rFonts w:ascii="Malgun Gothic" w:hAnsi="Malgun Gothic" w:eastAsia="맑은 고딕"/>
+                <w:b w:val="0"/>
+                <w:i w:val="0"/>
+                <w:sz w:val="17"/>
+              </w:rPr>
+              <w:t>△</w:t>
+            </w:r>
+          </w:p>
+        </w:tc>
+      </w:tr>
+      <w:tr>
+        <w:tc>
+          <w:tcPr>
+            <w:tcW w:type="dxa" w:w="1928"/>
+          </w:tcPr>
+          <w:p>
+            <w:pPr>
+              <w:spacing w:after="20" w:line="276" w:lineRule="auto"/>
+            </w:pPr>
+            <w:r/>
+            <w:r>
+              <w:rPr>
+                <w:rFonts w:ascii="Malgun Gothic" w:hAnsi="Malgun Gothic" w:eastAsia="맑은 고딕"/>
+                <w:b w:val="0"/>
+                <w:i w:val="0"/>
+                <w:sz w:val="17"/>
+              </w:rPr>
+              <w:t>미국</w:t>
+            </w:r>
+          </w:p>
+        </w:tc>
+        <w:tc>
+          <w:tcPr>
+            <w:tcW w:type="dxa" w:w="1928"/>
+          </w:tcPr>
+          <w:p>
+            <w:pPr>
+              <w:spacing w:after="20" w:line="276" w:lineRule="auto"/>
+            </w:pPr>
+            <w:r/>
+            <w:r>
+              <w:rPr>
+                <w:rFonts w:ascii="Malgun Gothic" w:hAnsi="Malgun Gothic" w:eastAsia="맑은 고딕"/>
+                <w:b w:val="0"/>
+                <w:i w:val="0"/>
+                <w:sz w:val="17"/>
+              </w:rPr>
+              <w:t>PNNL·SLAC·샌디아국립연구소</w:t>
+            </w:r>
+          </w:p>
+        </w:tc>
+        <w:tc>
+          <w:tcPr>
+            <w:tcW w:type="dxa" w:w="1928"/>
+          </w:tcPr>
+          <w:p>
+            <w:pPr>
+              <w:spacing w:after="20" w:line="276" w:lineRule="auto"/>
+            </w:pPr>
+            <w:r/>
+            <w:r>
+              <w:rPr>
+                <w:rFonts w:ascii="Malgun Gothic" w:hAnsi="Malgun Gothic" w:eastAsia="맑은 고딕"/>
+                <w:b w:val="0"/>
+                <w:i w:val="0"/>
+                <w:sz w:val="17"/>
+              </w:rPr>
+              <w:t>국</w:t>
+            </w:r>
+          </w:p>
+        </w:tc>
+        <w:tc>
+          <w:tcPr>
+            <w:tcW w:type="dxa" w:w="1928"/>
+          </w:tcPr>
+          <w:p>
+            <w:pPr>
+              <w:spacing w:after="20" w:line="276" w:lineRule="auto"/>
+            </w:pPr>
+            <w:r/>
+            <w:r>
+              <w:rPr>
+                <w:rFonts w:ascii="Malgun Gothic" w:hAnsi="Malgun Gothic" w:eastAsia="맑은 고딕"/>
+                <w:b w:val="0"/>
+                <w:i w:val="0"/>
+                <w:sz w:val="17"/>
+              </w:rPr>
+              <w:t>덴버 워크숍 참여, 국가 컨소시엄 논의</w:t>
+            </w:r>
+          </w:p>
+        </w:tc>
+        <w:tc>
+          <w:tcPr>
+            <w:tcW w:type="dxa" w:w="1928"/>
+          </w:tcPr>
+          <w:p>
+            <w:pPr>
+              <w:spacing w:after="20" w:line="276" w:lineRule="auto"/>
+            </w:pPr>
+            <w:r/>
+            <w:r>
+              <w:rPr>
+                <w:rFonts w:ascii="Malgun Gothic" w:hAnsi="Malgun Gothic" w:eastAsia="맑은 고딕"/>
+                <w:b w:val="0"/>
+                <w:i w:val="0"/>
+                <w:sz w:val="17"/>
+              </w:rPr>
+              <w:t>△</w:t>
+            </w:r>
+          </w:p>
+        </w:tc>
+      </w:tr>
+      <w:tr>
+        <w:tc>
+          <w:tcPr>
+            <w:tcW w:type="dxa" w:w="1928"/>
+          </w:tcPr>
+          <w:p>
+            <w:pPr>
+              <w:spacing w:after="20" w:line="276" w:lineRule="auto"/>
+            </w:pPr>
+            <w:r/>
+            <w:r>
+              <w:rPr>
+                <w:rFonts w:ascii="Malgun Gothic" w:hAnsi="Malgun Gothic" w:eastAsia="맑은 고딕"/>
+                <w:b w:val="0"/>
+                <w:i w:val="0"/>
+                <w:sz w:val="17"/>
+              </w:rPr>
+              <w:t>미국</w:t>
+            </w:r>
+          </w:p>
+        </w:tc>
+        <w:tc>
+          <w:tcPr>
+            <w:tcW w:type="dxa" w:w="1928"/>
+          </w:tcPr>
+          <w:p>
+            <w:pPr>
+              <w:spacing w:after="20" w:line="276" w:lineRule="auto"/>
+            </w:pPr>
+            <w:r/>
+            <w:r>
+              <w:rPr>
+                <w:rFonts w:ascii="Malgun Gothic" w:hAnsi="Malgun Gothic" w:eastAsia="맑은 고딕"/>
+                <w:b w:val="0"/>
+                <w:i w:val="0"/>
+                <w:sz w:val="17"/>
+              </w:rPr>
+              <w:t>공군연구소(AFRL)</w:t>
+            </w:r>
+          </w:p>
+        </w:tc>
+        <w:tc>
+          <w:tcPr>
+            <w:tcW w:type="dxa" w:w="1928"/>
+          </w:tcPr>
+          <w:p>
+            <w:pPr>
+              <w:spacing w:after="20" w:line="276" w:lineRule="auto"/>
+            </w:pPr>
+            <w:r/>
+            <w:r>
+              <w:rPr>
+                <w:rFonts w:ascii="Malgun Gothic" w:hAnsi="Malgun Gothic" w:eastAsia="맑은 고딕"/>
+                <w:b w:val="0"/>
+                <w:i w:val="0"/>
+                <w:sz w:val="17"/>
+              </w:rPr>
+              <w:t>국</w:t>
+            </w:r>
+          </w:p>
+        </w:tc>
+        <w:tc>
+          <w:tcPr>
+            <w:tcW w:type="dxa" w:w="1928"/>
+          </w:tcPr>
+          <w:p>
+            <w:pPr>
+              <w:spacing w:after="20" w:line="276" w:lineRule="auto"/>
+            </w:pPr>
+            <w:r/>
+            <w:r>
+              <w:rPr>
+                <w:rFonts w:ascii="Malgun Gothic" w:hAnsi="Malgun Gothic" w:eastAsia="맑은 고딕"/>
+                <w:b w:val="0"/>
+                <w:i w:val="0"/>
+                <w:sz w:val="17"/>
+              </w:rPr>
+              <w:t>BNL과 자율 X선 산란 실험 공동 수행</w:t>
+            </w:r>
+          </w:p>
+        </w:tc>
+        <w:tc>
+          <w:tcPr>
+            <w:tcW w:type="dxa" w:w="1928"/>
+          </w:tcPr>
+          <w:p>
+            <w:pPr>
+              <w:spacing w:after="20" w:line="276" w:lineRule="auto"/>
+            </w:pPr>
+            <w:r/>
+            <w:r>
+              <w:rPr>
+                <w:rFonts w:ascii="Malgun Gothic" w:hAnsi="Malgun Gothic" w:eastAsia="맑은 고딕"/>
+                <w:b w:val="0"/>
+                <w:i w:val="0"/>
+                <w:sz w:val="17"/>
+              </w:rPr>
+              <w:t>○</w:t>
+            </w:r>
+          </w:p>
+        </w:tc>
+      </w:tr>
+      <w:tr>
+        <w:tc>
+          <w:tcPr>
+            <w:tcW w:type="dxa" w:w="1928"/>
+          </w:tcPr>
+          <w:p>
+            <w:pPr>
+              <w:spacing w:after="20" w:line="276" w:lineRule="auto"/>
+            </w:pPr>
+            <w:r/>
+            <w:r>
+              <w:rPr>
+                <w:rFonts w:ascii="Malgun Gothic" w:hAnsi="Malgun Gothic" w:eastAsia="맑은 고딕"/>
+                <w:b w:val="0"/>
+                <w:i w:val="0"/>
+                <w:sz w:val="17"/>
+              </w:rPr>
+              <w:t>미국</w:t>
+            </w:r>
+          </w:p>
+        </w:tc>
+        <w:tc>
+          <w:tcPr>
+            <w:tcW w:type="dxa" w:w="1928"/>
+          </w:tcPr>
+          <w:p>
+            <w:pPr>
+              <w:spacing w:after="20" w:line="276" w:lineRule="auto"/>
+            </w:pPr>
+            <w:r/>
+            <w:r>
+              <w:rPr>
+                <w:rFonts w:ascii="Malgun Gothic" w:hAnsi="Malgun Gothic" w:eastAsia="맑은 고딕"/>
+                <w:b w:val="0"/>
+                <w:i w:val="0"/>
+                <w:sz w:val="17"/>
+              </w:rPr>
+              <w:t>MIT</w:t>
+            </w:r>
+          </w:p>
+        </w:tc>
+        <w:tc>
+          <w:tcPr>
+            <w:tcW w:type="dxa" w:w="1928"/>
+          </w:tcPr>
+          <w:p>
+            <w:pPr>
+              <w:spacing w:after="20" w:line="276" w:lineRule="auto"/>
+            </w:pPr>
+            <w:r/>
+            <w:r>
+              <w:rPr>
+                <w:rFonts w:ascii="Malgun Gothic" w:hAnsi="Malgun Gothic" w:eastAsia="맑은 고딕"/>
+                <w:b w:val="0"/>
+                <w:i w:val="0"/>
+                <w:sz w:val="17"/>
+              </w:rPr>
+              <w:t>대</w:t>
+            </w:r>
+          </w:p>
+        </w:tc>
+        <w:tc>
+          <w:tcPr>
+            <w:tcW w:type="dxa" w:w="1928"/>
+          </w:tcPr>
+          <w:p>
+            <w:pPr>
+              <w:spacing w:after="20" w:line="276" w:lineRule="auto"/>
+            </w:pPr>
+            <w:r/>
+            <w:r>
+              <w:rPr>
+                <w:rFonts w:ascii="Malgun Gothic" w:hAnsi="Malgun Gothic" w:eastAsia="맑은 고딕"/>
+                <w:b w:val="0"/>
+                <w:i w:val="0"/>
+                <w:sz w:val="17"/>
+              </w:rPr>
+              <w:t>자기지도 로봇 프로브(반도체 광전도도 자율 매핑), Atinary 협업</w:t>
+            </w:r>
+          </w:p>
+        </w:tc>
+        <w:tc>
+          <w:tcPr>
+            <w:tcW w:type="dxa" w:w="1928"/>
+          </w:tcPr>
+          <w:p>
+            <w:pPr>
+              <w:spacing w:after="20" w:line="276" w:lineRule="auto"/>
+            </w:pPr>
+            <w:r/>
+            <w:r>
+              <w:rPr>
+                <w:rFonts w:ascii="Malgun Gothic" w:hAnsi="Malgun Gothic" w:eastAsia="맑은 고딕"/>
+                <w:b w:val="0"/>
+                <w:i w:val="0"/>
+                <w:sz w:val="17"/>
+              </w:rPr>
+              <w:t>◎</w:t>
+            </w:r>
+          </w:p>
+        </w:tc>
+      </w:tr>
+      <w:tr>
+        <w:tc>
+          <w:tcPr>
+            <w:tcW w:type="dxa" w:w="1928"/>
+          </w:tcPr>
+          <w:p>
+            <w:pPr>
+              <w:spacing w:after="20" w:line="276" w:lineRule="auto"/>
+            </w:pPr>
+            <w:r/>
+            <w:r>
+              <w:rPr>
+                <w:rFonts w:ascii="Malgun Gothic" w:hAnsi="Malgun Gothic" w:eastAsia="맑은 고딕"/>
+                <w:b w:val="0"/>
+                <w:i w:val="0"/>
+                <w:sz w:val="17"/>
+              </w:rPr>
+              <w:t>미국</w:t>
+            </w:r>
+          </w:p>
+        </w:tc>
+        <w:tc>
+          <w:tcPr>
+            <w:tcW w:type="dxa" w:w="1928"/>
+          </w:tcPr>
+          <w:p>
+            <w:pPr>
+              <w:spacing w:after="20" w:line="276" w:lineRule="auto"/>
+            </w:pPr>
+            <w:r/>
+            <w:r>
+              <w:rPr>
+                <w:rFonts w:ascii="Malgun Gothic" w:hAnsi="Malgun Gothic" w:eastAsia="맑은 고딕"/>
+                <w:b w:val="0"/>
+                <w:i w:val="0"/>
+                <w:sz w:val="17"/>
+              </w:rPr>
+              <w:t>카네기멜론대</w:t>
+            </w:r>
+          </w:p>
+        </w:tc>
+        <w:tc>
+          <w:tcPr>
+            <w:tcW w:type="dxa" w:w="1928"/>
+          </w:tcPr>
+          <w:p>
+            <w:pPr>
+              <w:spacing w:after="20" w:line="276" w:lineRule="auto"/>
+            </w:pPr>
+            <w:r/>
+            <w:r>
+              <w:rPr>
+                <w:rFonts w:ascii="Malgun Gothic" w:hAnsi="Malgun Gothic" w:eastAsia="맑은 고딕"/>
+                <w:b w:val="0"/>
+                <w:i w:val="0"/>
+                <w:sz w:val="17"/>
+              </w:rPr>
+              <w:t>대</w:t>
+            </w:r>
+          </w:p>
+        </w:tc>
+        <w:tc>
+          <w:tcPr>
+            <w:tcW w:type="dxa" w:w="1928"/>
+          </w:tcPr>
+          <w:p>
+            <w:pPr>
+              <w:spacing w:after="20" w:line="276" w:lineRule="auto"/>
+            </w:pPr>
+            <w:r/>
+            <w:r>
+              <w:rPr>
+                <w:rFonts w:ascii="Malgun Gothic" w:hAnsi="Malgun Gothic" w:eastAsia="맑은 고딕"/>
+                <w:b w:val="0"/>
+                <w:i w:val="0"/>
+                <w:sz w:val="17"/>
+              </w:rPr>
+              <w:t>Coscientist(LLM 자율 화학), 세계 최초 대학 클라우드 랩(장비 200대)</w:t>
+            </w:r>
+          </w:p>
+        </w:tc>
+        <w:tc>
+          <w:tcPr>
+            <w:tcW w:type="dxa" w:w="1928"/>
+          </w:tcPr>
+          <w:p>
+            <w:pPr>
+              <w:spacing w:after="20" w:line="276" w:lineRule="auto"/>
+            </w:pPr>
+            <w:r/>
+            <w:r>
+              <w:rPr>
+                <w:rFonts w:ascii="Malgun Gothic" w:hAnsi="Malgun Gothic" w:eastAsia="맑은 고딕"/>
+                <w:b w:val="0"/>
+                <w:i w:val="0"/>
+                <w:sz w:val="17"/>
+              </w:rPr>
+              <w:t>◎</w:t>
+            </w:r>
+          </w:p>
+        </w:tc>
+      </w:tr>
+      <w:tr>
+        <w:tc>
+          <w:tcPr>
+            <w:tcW w:type="dxa" w:w="1928"/>
+          </w:tcPr>
+          <w:p>
+            <w:pPr>
+              <w:spacing w:after="20" w:line="276" w:lineRule="auto"/>
+            </w:pPr>
+            <w:r/>
+            <w:r>
+              <w:rPr>
+                <w:rFonts w:ascii="Malgun Gothic" w:hAnsi="Malgun Gothic" w:eastAsia="맑은 고딕"/>
+                <w:b w:val="0"/>
+                <w:i w:val="0"/>
+                <w:sz w:val="17"/>
+              </w:rPr>
+              <w:t>미국</w:t>
+            </w:r>
+          </w:p>
+        </w:tc>
+        <w:tc>
+          <w:tcPr>
+            <w:tcW w:type="dxa" w:w="1928"/>
+          </w:tcPr>
+          <w:p>
+            <w:pPr>
+              <w:spacing w:after="20" w:line="276" w:lineRule="auto"/>
+            </w:pPr>
+            <w:r/>
+            <w:r>
+              <w:rPr>
+                <w:rFonts w:ascii="Malgun Gothic" w:hAnsi="Malgun Gothic" w:eastAsia="맑은 고딕"/>
+                <w:b w:val="0"/>
+                <w:i w:val="0"/>
+                <w:sz w:val="17"/>
+              </w:rPr>
+              <w:t>노스캐롤라이나주립대</w:t>
+            </w:r>
+          </w:p>
+        </w:tc>
+        <w:tc>
+          <w:tcPr>
+            <w:tcW w:type="dxa" w:w="1928"/>
+          </w:tcPr>
+          <w:p>
+            <w:pPr>
+              <w:spacing w:after="20" w:line="276" w:lineRule="auto"/>
+            </w:pPr>
+            <w:r/>
+            <w:r>
+              <w:rPr>
+                <w:rFonts w:ascii="Malgun Gothic" w:hAnsi="Malgun Gothic" w:eastAsia="맑은 고딕"/>
+                <w:b w:val="0"/>
+                <w:i w:val="0"/>
+                <w:sz w:val="17"/>
+              </w:rPr>
+              <w:t>대</w:t>
+            </w:r>
+          </w:p>
+        </w:tc>
+        <w:tc>
+          <w:tcPr>
+            <w:tcW w:type="dxa" w:w="1928"/>
+          </w:tcPr>
+          <w:p>
+            <w:pPr>
+              <w:spacing w:after="20" w:line="276" w:lineRule="auto"/>
+            </w:pPr>
+            <w:r/>
+            <w:r>
+              <w:rPr>
+                <w:rFonts w:ascii="Malgun Gothic" w:hAnsi="Malgun Gothic" w:eastAsia="맑은 고딕"/>
+                <w:b w:val="0"/>
+                <w:i w:val="0"/>
+                <w:sz w:val="17"/>
+              </w:rPr>
+              <w:t>AlphaFlow·Artificial Chemist(미세유체 SDL), SDL 가속·접근성 담론 주도</w:t>
+            </w:r>
+          </w:p>
+        </w:tc>
+        <w:tc>
+          <w:tcPr>
+            <w:tcW w:type="dxa" w:w="1928"/>
+          </w:tcPr>
+          <w:p>
+            <w:pPr>
+              <w:spacing w:after="20" w:line="276" w:lineRule="auto"/>
+            </w:pPr>
+            <w:r/>
+            <w:r>
+              <w:rPr>
+                <w:rFonts w:ascii="Malgun Gothic" w:hAnsi="Malgun Gothic" w:eastAsia="맑은 고딕"/>
+                <w:b w:val="0"/>
+                <w:i w:val="0"/>
+                <w:sz w:val="17"/>
+              </w:rPr>
+              <w:t>◎</w:t>
+            </w:r>
+          </w:p>
+        </w:tc>
+      </w:tr>
+      <w:tr>
+        <w:tc>
+          <w:tcPr>
+            <w:tcW w:type="dxa" w:w="1928"/>
+          </w:tcPr>
+          <w:p>
+            <w:pPr>
+              <w:spacing w:after="20" w:line="276" w:lineRule="auto"/>
+            </w:pPr>
+            <w:r/>
+            <w:r>
+              <w:rPr>
+                <w:rFonts w:ascii="Malgun Gothic" w:hAnsi="Malgun Gothic" w:eastAsia="맑은 고딕"/>
+                <w:b w:val="0"/>
+                <w:i w:val="0"/>
+                <w:sz w:val="17"/>
+              </w:rPr>
+              <w:t>미국</w:t>
+            </w:r>
+          </w:p>
+        </w:tc>
+        <w:tc>
+          <w:tcPr>
+            <w:tcW w:type="dxa" w:w="1928"/>
+          </w:tcPr>
+          <w:p>
+            <w:pPr>
+              <w:spacing w:after="20" w:line="276" w:lineRule="auto"/>
+            </w:pPr>
+            <w:r/>
+            <w:r>
+              <w:rPr>
+                <w:rFonts w:ascii="Malgun Gothic" w:hAnsi="Malgun Gothic" w:eastAsia="맑은 고딕"/>
+                <w:b w:val="0"/>
+                <w:i w:val="0"/>
+                <w:sz w:val="17"/>
+              </w:rPr>
+              <w:t>일리노이대 어배너-섐페인</w:t>
+            </w:r>
+          </w:p>
+        </w:tc>
+        <w:tc>
+          <w:tcPr>
+            <w:tcW w:type="dxa" w:w="1928"/>
+          </w:tcPr>
+          <w:p>
+            <w:pPr>
+              <w:spacing w:after="20" w:line="276" w:lineRule="auto"/>
+            </w:pPr>
+            <w:r/>
+            <w:r>
+              <w:rPr>
+                <w:rFonts w:ascii="Malgun Gothic" w:hAnsi="Malgun Gothic" w:eastAsia="맑은 고딕"/>
+                <w:b w:val="0"/>
+                <w:i w:val="0"/>
+                <w:sz w:val="17"/>
+              </w:rPr>
+              <w:t>대</w:t>
+            </w:r>
+          </w:p>
+        </w:tc>
+        <w:tc>
+          <w:tcPr>
+            <w:tcW w:type="dxa" w:w="1928"/>
+          </w:tcPr>
+          <w:p>
+            <w:pPr>
+              <w:spacing w:after="20" w:line="276" w:lineRule="auto"/>
+            </w:pPr>
+            <w:r/>
+            <w:r>
+              <w:rPr>
+                <w:rFonts w:ascii="Malgun Gothic" w:hAnsi="Malgun Gothic" w:eastAsia="맑은 고딕"/>
+                <w:b w:val="0"/>
+                <w:i w:val="0"/>
+                <w:sz w:val="17"/>
+              </w:rPr>
+              <w:t>NSF MMLI 주관, AlphaSynthesis, 블록 화학(Burke)</w:t>
+            </w:r>
+          </w:p>
+        </w:tc>
+        <w:tc>
+          <w:tcPr>
+            <w:tcW w:type="dxa" w:w="1928"/>
+          </w:tcPr>
+          <w:p>
+            <w:pPr>
+              <w:spacing w:after="20" w:line="276" w:lineRule="auto"/>
+            </w:pPr>
+            <w:r/>
+            <w:r>
+              <w:rPr>
+                <w:rFonts w:ascii="Malgun Gothic" w:hAnsi="Malgun Gothic" w:eastAsia="맑은 고딕"/>
+                <w:b w:val="0"/>
+                <w:i w:val="0"/>
+                <w:sz w:val="17"/>
+              </w:rPr>
+              <w:t>○</w:t>
+            </w:r>
+          </w:p>
+        </w:tc>
+      </w:tr>
+      <w:tr>
+        <w:tc>
+          <w:tcPr>
+            <w:tcW w:type="dxa" w:w="1928"/>
+          </w:tcPr>
+          <w:p>
+            <w:pPr>
+              <w:spacing w:after="20" w:line="276" w:lineRule="auto"/>
+            </w:pPr>
+            <w:r/>
+            <w:r>
+              <w:rPr>
+                <w:rFonts w:ascii="Malgun Gothic" w:hAnsi="Malgun Gothic" w:eastAsia="맑은 고딕"/>
+                <w:b w:val="0"/>
+                <w:i w:val="0"/>
+                <w:sz w:val="17"/>
+              </w:rPr>
+              <w:t>미국</w:t>
+            </w:r>
+          </w:p>
+        </w:tc>
+        <w:tc>
+          <w:tcPr>
+            <w:tcW w:type="dxa" w:w="1928"/>
+          </w:tcPr>
+          <w:p>
+            <w:pPr>
+              <w:spacing w:after="20" w:line="276" w:lineRule="auto"/>
+            </w:pPr>
+            <w:r/>
+            <w:r>
+              <w:rPr>
+                <w:rFonts w:ascii="Malgun Gothic" w:hAnsi="Malgun Gothic" w:eastAsia="맑은 고딕"/>
+                <w:b w:val="0"/>
+                <w:i w:val="0"/>
+                <w:sz w:val="17"/>
+              </w:rPr>
+              <w:t>펜실베이니아주립대·조지아공대</w:t>
+            </w:r>
+          </w:p>
+        </w:tc>
+        <w:tc>
+          <w:tcPr>
+            <w:tcW w:type="dxa" w:w="1928"/>
+          </w:tcPr>
+          <w:p>
+            <w:pPr>
+              <w:spacing w:after="20" w:line="276" w:lineRule="auto"/>
+            </w:pPr>
+            <w:r/>
+            <w:r>
+              <w:rPr>
+                <w:rFonts w:ascii="Malgun Gothic" w:hAnsi="Malgun Gothic" w:eastAsia="맑은 고딕"/>
+                <w:b w:val="0"/>
+                <w:i w:val="0"/>
+                <w:sz w:val="17"/>
+              </w:rPr>
+              <w:t>대</w:t>
+            </w:r>
+          </w:p>
+        </w:tc>
+        <w:tc>
+          <w:tcPr>
+            <w:tcW w:type="dxa" w:w="1928"/>
+          </w:tcPr>
+          <w:p>
+            <w:pPr>
+              <w:spacing w:after="20" w:line="276" w:lineRule="auto"/>
+            </w:pPr>
+            <w:r/>
+            <w:r>
+              <w:rPr>
+                <w:rFonts w:ascii="Malgun Gothic" w:hAnsi="Malgun Gothic" w:eastAsia="맑은 고딕"/>
+                <w:b w:val="0"/>
+                <w:i w:val="0"/>
+                <w:sz w:val="17"/>
+              </w:rPr>
+              <w:t>NSF MMLI 파트너</w:t>
+            </w:r>
+          </w:p>
+        </w:tc>
+        <w:tc>
+          <w:tcPr>
+            <w:tcW w:type="dxa" w:w="1928"/>
+          </w:tcPr>
+          <w:p>
+            <w:pPr>
+              <w:spacing w:after="20" w:line="276" w:lineRule="auto"/>
+            </w:pPr>
+            <w:r/>
+            <w:r>
+              <w:rPr>
+                <w:rFonts w:ascii="Malgun Gothic" w:hAnsi="Malgun Gothic" w:eastAsia="맑은 고딕"/>
+                <w:b w:val="0"/>
+                <w:i w:val="0"/>
+                <w:sz w:val="17"/>
+              </w:rPr>
+              <w:t>○</w:t>
+            </w:r>
+          </w:p>
+        </w:tc>
+      </w:tr>
+      <w:tr>
+        <w:tc>
+          <w:tcPr>
+            <w:tcW w:type="dxa" w:w="1928"/>
+          </w:tcPr>
+          <w:p>
+            <w:pPr>
+              <w:spacing w:after="20" w:line="276" w:lineRule="auto"/>
+            </w:pPr>
+            <w:r/>
+            <w:r>
+              <w:rPr>
+                <w:rFonts w:ascii="Malgun Gothic" w:hAnsi="Malgun Gothic" w:eastAsia="맑은 고딕"/>
+                <w:b w:val="0"/>
+                <w:i w:val="0"/>
+                <w:sz w:val="17"/>
+              </w:rPr>
+              <w:t>미국</w:t>
+            </w:r>
+          </w:p>
+        </w:tc>
+        <w:tc>
+          <w:tcPr>
+            <w:tcW w:type="dxa" w:w="1928"/>
+          </w:tcPr>
+          <w:p>
+            <w:pPr>
+              <w:spacing w:after="20" w:line="276" w:lineRule="auto"/>
+            </w:pPr>
+            <w:r/>
+            <w:r>
+              <w:rPr>
+                <w:rFonts w:ascii="Malgun Gothic" w:hAnsi="Malgun Gothic" w:eastAsia="맑은 고딕"/>
+                <w:b w:val="0"/>
+                <w:i w:val="0"/>
+                <w:sz w:val="17"/>
+              </w:rPr>
+              <w:t>노스웨스턴대</w:t>
+            </w:r>
+          </w:p>
+        </w:tc>
+        <w:tc>
+          <w:tcPr>
+            <w:tcW w:type="dxa" w:w="1928"/>
+          </w:tcPr>
+          <w:p>
+            <w:pPr>
+              <w:spacing w:after="20" w:line="276" w:lineRule="auto"/>
+            </w:pPr>
+            <w:r/>
+            <w:r>
+              <w:rPr>
+                <w:rFonts w:ascii="Malgun Gothic" w:hAnsi="Malgun Gothic" w:eastAsia="맑은 고딕"/>
+                <w:b w:val="0"/>
+                <w:i w:val="0"/>
+                <w:sz w:val="17"/>
+              </w:rPr>
+              <w:t>대</w:t>
+            </w:r>
+          </w:p>
+        </w:tc>
+        <w:tc>
+          <w:tcPr>
+            <w:tcW w:type="dxa" w:w="1928"/>
+          </w:tcPr>
+          <w:p>
+            <w:pPr>
+              <w:spacing w:after="20" w:line="276" w:lineRule="auto"/>
+            </w:pPr>
+            <w:r/>
+            <w:r>
+              <w:rPr>
+                <w:rFonts w:ascii="Malgun Gothic" w:hAnsi="Malgun Gothic" w:eastAsia="맑은 고딕"/>
+                <w:b w:val="0"/>
+                <w:i w:val="0"/>
+                <w:sz w:val="17"/>
+              </w:rPr>
+              <w:t>메가라이브러리 + SHG 초고속 스크리닝 (비폐루프 대안 경로)</w:t>
+            </w:r>
+          </w:p>
+        </w:tc>
+        <w:tc>
+          <w:tcPr>
+            <w:tcW w:type="dxa" w:w="1928"/>
+          </w:tcPr>
+          <w:p>
+            <w:pPr>
+              <w:spacing w:after="20" w:line="276" w:lineRule="auto"/>
+            </w:pPr>
+            <w:r/>
+            <w:r>
+              <w:rPr>
+                <w:rFonts w:ascii="Malgun Gothic" w:hAnsi="Malgun Gothic" w:eastAsia="맑은 고딕"/>
+                <w:b w:val="0"/>
+                <w:i w:val="0"/>
+                <w:sz w:val="17"/>
+              </w:rPr>
+              <w:t>○</w:t>
+            </w:r>
+          </w:p>
+        </w:tc>
+      </w:tr>
+      <w:tr>
+        <w:tc>
+          <w:tcPr>
+            <w:tcW w:type="dxa" w:w="1928"/>
+          </w:tcPr>
+          <w:p>
+            <w:pPr>
+              <w:spacing w:after="20" w:line="276" w:lineRule="auto"/>
+            </w:pPr>
+            <w:r/>
+            <w:r>
+              <w:rPr>
+                <w:rFonts w:ascii="Malgun Gothic" w:hAnsi="Malgun Gothic" w:eastAsia="맑은 고딕"/>
+                <w:b w:val="0"/>
+                <w:i w:val="0"/>
+                <w:sz w:val="17"/>
+              </w:rPr>
+              <w:t>미국</w:t>
+            </w:r>
+          </w:p>
+        </w:tc>
+        <w:tc>
+          <w:tcPr>
+            <w:tcW w:type="dxa" w:w="1928"/>
+          </w:tcPr>
+          <w:p>
+            <w:pPr>
+              <w:spacing w:after="20" w:line="276" w:lineRule="auto"/>
+            </w:pPr>
+            <w:r/>
+            <w:r>
+              <w:rPr>
+                <w:rFonts w:ascii="Malgun Gothic" w:hAnsi="Malgun Gothic" w:eastAsia="맑은 고딕"/>
+                <w:b w:val="0"/>
+                <w:i w:val="0"/>
+                <w:sz w:val="17"/>
+              </w:rPr>
+              <w:t>Lila Sciences</w:t>
+            </w:r>
+          </w:p>
+        </w:tc>
+        <w:tc>
+          <w:tcPr>
+            <w:tcW w:type="dxa" w:w="1928"/>
+          </w:tcPr>
+          <w:p>
+            <w:pPr>
+              <w:spacing w:after="20" w:line="276" w:lineRule="auto"/>
+            </w:pPr>
+            <w:r/>
+            <w:r>
+              <w:rPr>
+                <w:rFonts w:ascii="Malgun Gothic" w:hAnsi="Malgun Gothic" w:eastAsia="맑은 고딕"/>
+                <w:b w:val="0"/>
+                <w:i w:val="0"/>
+                <w:sz w:val="17"/>
+              </w:rPr>
+              <w:t>기</w:t>
+            </w:r>
+          </w:p>
+        </w:tc>
+        <w:tc>
+          <w:tcPr>
+            <w:tcW w:type="dxa" w:w="1928"/>
+          </w:tcPr>
+          <w:p>
+            <w:pPr>
+              <w:spacing w:after="20" w:line="276" w:lineRule="auto"/>
+            </w:pPr>
+            <w:r/>
+            <w:r>
+              <w:rPr>
+                <w:rFonts w:ascii="Malgun Gothic" w:hAnsi="Malgun Gothic" w:eastAsia="맑은 고딕"/>
+                <w:b w:val="0"/>
+                <w:i w:val="0"/>
+                <w:sz w:val="17"/>
+              </w:rPr>
+              <w:t>AI 사이언스 팩토리. 총 5.5억 달러 조달</w:t>
+            </w:r>
+          </w:p>
+        </w:tc>
+        <w:tc>
+          <w:tcPr>
+            <w:tcW w:type="dxa" w:w="1928"/>
+          </w:tcPr>
+          <w:p>
+            <w:pPr>
+              <w:spacing w:after="20" w:line="276" w:lineRule="auto"/>
+            </w:pPr>
+            <w:r/>
+            <w:r>
+              <w:rPr>
+                <w:rFonts w:ascii="Malgun Gothic" w:hAnsi="Malgun Gothic" w:eastAsia="맑은 고딕"/>
+                <w:b w:val="0"/>
+                <w:i w:val="0"/>
+                <w:sz w:val="17"/>
+              </w:rPr>
+              <w:t>○</w:t>
+            </w:r>
+          </w:p>
+        </w:tc>
+      </w:tr>
+      <w:tr>
+        <w:tc>
+          <w:tcPr>
+            <w:tcW w:type="dxa" w:w="1928"/>
+          </w:tcPr>
+          <w:p>
+            <w:pPr>
+              <w:spacing w:after="20" w:line="276" w:lineRule="auto"/>
+            </w:pPr>
+            <w:r/>
+            <w:r>
+              <w:rPr>
+                <w:rFonts w:ascii="Malgun Gothic" w:hAnsi="Malgun Gothic" w:eastAsia="맑은 고딕"/>
+                <w:b w:val="0"/>
+                <w:i w:val="0"/>
+                <w:sz w:val="17"/>
+              </w:rPr>
+              <w:t>미국</w:t>
+            </w:r>
+          </w:p>
+        </w:tc>
+        <w:tc>
+          <w:tcPr>
+            <w:tcW w:type="dxa" w:w="1928"/>
+          </w:tcPr>
+          <w:p>
+            <w:pPr>
+              <w:spacing w:after="20" w:line="276" w:lineRule="auto"/>
+            </w:pPr>
+            <w:r/>
+            <w:r>
+              <w:rPr>
+                <w:rFonts w:ascii="Malgun Gothic" w:hAnsi="Malgun Gothic" w:eastAsia="맑은 고딕"/>
+                <w:b w:val="0"/>
+                <w:i w:val="0"/>
+                <w:sz w:val="17"/>
+              </w:rPr>
+              <w:t>Periodic Labs</w:t>
+            </w:r>
+          </w:p>
+        </w:tc>
+        <w:tc>
+          <w:tcPr>
+            <w:tcW w:type="dxa" w:w="1928"/>
+          </w:tcPr>
+          <w:p>
+            <w:pPr>
+              <w:spacing w:after="20" w:line="276" w:lineRule="auto"/>
+            </w:pPr>
+            <w:r/>
+            <w:r>
+              <w:rPr>
+                <w:rFonts w:ascii="Malgun Gothic" w:hAnsi="Malgun Gothic" w:eastAsia="맑은 고딕"/>
+                <w:b w:val="0"/>
+                <w:i w:val="0"/>
+                <w:sz w:val="17"/>
+              </w:rPr>
+              <w:t>기</w:t>
+            </w:r>
+          </w:p>
+        </w:tc>
+        <w:tc>
+          <w:tcPr>
+            <w:tcW w:type="dxa" w:w="1928"/>
+          </w:tcPr>
+          <w:p>
+            <w:pPr>
+              <w:spacing w:after="20" w:line="276" w:lineRule="auto"/>
+            </w:pPr>
+            <w:r/>
+            <w:r>
+              <w:rPr>
+                <w:rFonts w:ascii="Malgun Gothic" w:hAnsi="Malgun Gothic" w:eastAsia="맑은 고딕"/>
+                <w:b w:val="0"/>
+                <w:i w:val="0"/>
+                <w:sz w:val="17"/>
+              </w:rPr>
+              <w:t>시드 3억 달러. 실험실 구축 초기, 수동 합성 단계</w:t>
+            </w:r>
+          </w:p>
+        </w:tc>
+        <w:tc>
+          <w:tcPr>
+            <w:tcW w:type="dxa" w:w="1928"/>
+          </w:tcPr>
+          <w:p>
+            <w:pPr>
+              <w:spacing w:after="20" w:line="276" w:lineRule="auto"/>
+            </w:pPr>
+            <w:r/>
+            <w:r>
+              <w:rPr>
+                <w:rFonts w:ascii="Malgun Gothic" w:hAnsi="Malgun Gothic" w:eastAsia="맑은 고딕"/>
+                <w:b w:val="0"/>
+                <w:i w:val="0"/>
+                <w:sz w:val="17"/>
+              </w:rPr>
+              <w:t>△</w:t>
+            </w:r>
+          </w:p>
+        </w:tc>
+      </w:tr>
+      <w:tr>
+        <w:tc>
+          <w:tcPr>
+            <w:tcW w:type="dxa" w:w="1928"/>
+          </w:tcPr>
+          <w:p>
+            <w:pPr>
+              <w:spacing w:after="20" w:line="276" w:lineRule="auto"/>
+            </w:pPr>
+            <w:r/>
+            <w:r>
+              <w:rPr>
+                <w:rFonts w:ascii="Malgun Gothic" w:hAnsi="Malgun Gothic" w:eastAsia="맑은 고딕"/>
+                <w:b w:val="0"/>
+                <w:i w:val="0"/>
+                <w:sz w:val="17"/>
+              </w:rPr>
+              <w:t>미국</w:t>
+            </w:r>
+          </w:p>
+        </w:tc>
+        <w:tc>
+          <w:tcPr>
+            <w:tcW w:type="dxa" w:w="1928"/>
+          </w:tcPr>
+          <w:p>
+            <w:pPr>
+              <w:spacing w:after="20" w:line="276" w:lineRule="auto"/>
+            </w:pPr>
+            <w:r/>
+            <w:r>
+              <w:rPr>
+                <w:rFonts w:ascii="Malgun Gothic" w:hAnsi="Malgun Gothic" w:eastAsia="맑은 고딕"/>
+                <w:b w:val="0"/>
+                <w:i w:val="0"/>
+                <w:sz w:val="17"/>
+              </w:rPr>
+              <w:t>Radical AI</w:t>
+            </w:r>
+          </w:p>
+        </w:tc>
+        <w:tc>
+          <w:tcPr>
+            <w:tcW w:type="dxa" w:w="1928"/>
+          </w:tcPr>
+          <w:p>
+            <w:pPr>
+              <w:spacing w:after="20" w:line="276" w:lineRule="auto"/>
+            </w:pPr>
+            <w:r/>
+            <w:r>
+              <w:rPr>
+                <w:rFonts w:ascii="Malgun Gothic" w:hAnsi="Malgun Gothic" w:eastAsia="맑은 고딕"/>
+                <w:b w:val="0"/>
+                <w:i w:val="0"/>
+                <w:sz w:val="17"/>
+              </w:rPr>
+              <w:t>기</w:t>
+            </w:r>
+          </w:p>
+        </w:tc>
+        <w:tc>
+          <w:tcPr>
+            <w:tcW w:type="dxa" w:w="1928"/>
+          </w:tcPr>
+          <w:p>
+            <w:pPr>
+              <w:spacing w:after="20" w:line="276" w:lineRule="auto"/>
+            </w:pPr>
+            <w:r/>
+            <w:r>
+              <w:rPr>
+                <w:rFonts w:ascii="Malgun Gothic" w:hAnsi="Malgun Gothic" w:eastAsia="맑은 고딕"/>
+                <w:b w:val="0"/>
+                <w:i w:val="0"/>
+                <w:sz w:val="17"/>
+              </w:rPr>
+              <w:t>자율 합금 탐색(Antimatter 엔진). Ceder가 CSO</w:t>
+            </w:r>
+          </w:p>
+        </w:tc>
+        <w:tc>
+          <w:tcPr>
+            <w:tcW w:type="dxa" w:w="1928"/>
+          </w:tcPr>
+          <w:p>
+            <w:pPr>
+              <w:spacing w:after="20" w:line="276" w:lineRule="auto"/>
+            </w:pPr>
+            <w:r/>
+            <w:r>
+              <w:rPr>
+                <w:rFonts w:ascii="Malgun Gothic" w:hAnsi="Malgun Gothic" w:eastAsia="맑은 고딕"/>
+                <w:b w:val="0"/>
+                <w:i w:val="0"/>
+                <w:sz w:val="17"/>
+              </w:rPr>
+              <w:t>○</w:t>
+            </w:r>
+          </w:p>
+        </w:tc>
+      </w:tr>
+      <w:tr>
+        <w:tc>
+          <w:tcPr>
+            <w:tcW w:type="dxa" w:w="1928"/>
+          </w:tcPr>
+          <w:p>
+            <w:pPr>
+              <w:spacing w:after="20" w:line="276" w:lineRule="auto"/>
+            </w:pPr>
+            <w:r/>
+            <w:r>
+              <w:rPr>
+                <w:rFonts w:ascii="Malgun Gothic" w:hAnsi="Malgun Gothic" w:eastAsia="맑은 고딕"/>
+                <w:b w:val="0"/>
+                <w:i w:val="0"/>
+                <w:sz w:val="17"/>
+              </w:rPr>
+              <w:t>미국</w:t>
+            </w:r>
+          </w:p>
+        </w:tc>
+        <w:tc>
+          <w:tcPr>
+            <w:tcW w:type="dxa" w:w="1928"/>
+          </w:tcPr>
+          <w:p>
+            <w:pPr>
+              <w:spacing w:after="20" w:line="276" w:lineRule="auto"/>
+            </w:pPr>
+            <w:r/>
+            <w:r>
+              <w:rPr>
+                <w:rFonts w:ascii="Malgun Gothic" w:hAnsi="Malgun Gothic" w:eastAsia="맑은 고딕"/>
+                <w:b w:val="0"/>
+                <w:i w:val="0"/>
+                <w:sz w:val="17"/>
+              </w:rPr>
+              <w:t>Atinary</w:t>
+            </w:r>
+          </w:p>
+        </w:tc>
+        <w:tc>
+          <w:tcPr>
+            <w:tcW w:type="dxa" w:w="1928"/>
+          </w:tcPr>
+          <w:p>
+            <w:pPr>
+              <w:spacing w:after="20" w:line="276" w:lineRule="auto"/>
+            </w:pPr>
+            <w:r/>
+            <w:r>
+              <w:rPr>
+                <w:rFonts w:ascii="Malgun Gothic" w:hAnsi="Malgun Gothic" w:eastAsia="맑은 고딕"/>
+                <w:b w:val="0"/>
+                <w:i w:val="0"/>
+                <w:sz w:val="17"/>
+              </w:rPr>
+              <w:t>기</w:t>
+            </w:r>
+          </w:p>
+        </w:tc>
+        <w:tc>
+          <w:tcPr>
+            <w:tcW w:type="dxa" w:w="1928"/>
+          </w:tcPr>
+          <w:p>
+            <w:pPr>
+              <w:spacing w:after="20" w:line="276" w:lineRule="auto"/>
+            </w:pPr>
+            <w:r/>
+            <w:r>
+              <w:rPr>
+                <w:rFonts w:ascii="Malgun Gothic" w:hAnsi="Malgun Gothic" w:eastAsia="맑은 고딕"/>
+                <w:b w:val="0"/>
+                <w:i w:val="0"/>
+                <w:sz w:val="17"/>
+              </w:rPr>
+              <w:t>상용 장비 위 노코드 AI, 보스턴 발견 팩토리 2대</w:t>
+            </w:r>
+          </w:p>
+        </w:tc>
+        <w:tc>
+          <w:tcPr>
+            <w:tcW w:type="dxa" w:w="1928"/>
+          </w:tcPr>
+          <w:p>
+            <w:pPr>
+              <w:spacing w:after="20" w:line="276" w:lineRule="auto"/>
+            </w:pPr>
+            <w:r/>
+            <w:r>
+              <w:rPr>
+                <w:rFonts w:ascii="Malgun Gothic" w:hAnsi="Malgun Gothic" w:eastAsia="맑은 고딕"/>
+                <w:b w:val="0"/>
+                <w:i w:val="0"/>
+                <w:sz w:val="17"/>
+              </w:rPr>
+              <w:t>○</w:t>
+            </w:r>
+          </w:p>
+        </w:tc>
+      </w:tr>
+      <w:tr>
+        <w:tc>
+          <w:tcPr>
+            <w:tcW w:type="dxa" w:w="1928"/>
+          </w:tcPr>
+          <w:p>
+            <w:pPr>
+              <w:spacing w:after="20" w:line="276" w:lineRule="auto"/>
+            </w:pPr>
+            <w:r/>
+            <w:r>
+              <w:rPr>
+                <w:rFonts w:ascii="Malgun Gothic" w:hAnsi="Malgun Gothic" w:eastAsia="맑은 고딕"/>
+                <w:b w:val="0"/>
+                <w:i w:val="0"/>
+                <w:sz w:val="17"/>
+              </w:rPr>
+              <w:t>미국</w:t>
+            </w:r>
+          </w:p>
+        </w:tc>
+        <w:tc>
+          <w:tcPr>
+            <w:tcW w:type="dxa" w:w="1928"/>
+          </w:tcPr>
+          <w:p>
+            <w:pPr>
+              <w:spacing w:after="20" w:line="276" w:lineRule="auto"/>
+            </w:pPr>
+            <w:r/>
+            <w:r>
+              <w:rPr>
+                <w:rFonts w:ascii="Malgun Gothic" w:hAnsi="Malgun Gothic" w:eastAsia="맑은 고딕"/>
+                <w:b w:val="0"/>
+                <w:i w:val="0"/>
+                <w:sz w:val="17"/>
+              </w:rPr>
+              <w:t>Ginkgo Bioworks</w:t>
+            </w:r>
+          </w:p>
+        </w:tc>
+        <w:tc>
+          <w:tcPr>
+            <w:tcW w:type="dxa" w:w="1928"/>
+          </w:tcPr>
+          <w:p>
+            <w:pPr>
+              <w:spacing w:after="20" w:line="276" w:lineRule="auto"/>
+            </w:pPr>
+            <w:r/>
+            <w:r>
+              <w:rPr>
+                <w:rFonts w:ascii="Malgun Gothic" w:hAnsi="Malgun Gothic" w:eastAsia="맑은 고딕"/>
+                <w:b w:val="0"/>
+                <w:i w:val="0"/>
+                <w:sz w:val="17"/>
+              </w:rPr>
+              <w:t>기</w:t>
+            </w:r>
+          </w:p>
+        </w:tc>
+        <w:tc>
+          <w:tcPr>
+            <w:tcW w:type="dxa" w:w="1928"/>
+          </w:tcPr>
+          <w:p>
+            <w:pPr>
+              <w:spacing w:after="20" w:line="276" w:lineRule="auto"/>
+            </w:pPr>
+            <w:r/>
+            <w:r>
+              <w:rPr>
+                <w:rFonts w:ascii="Malgun Gothic" w:hAnsi="Malgun Gothic" w:eastAsia="맑은 고딕"/>
+                <w:b w:val="0"/>
+                <w:i w:val="0"/>
+                <w:sz w:val="17"/>
+              </w:rPr>
+              <w:t>GPT-5 폐루프 실증, Cloud Lab, RAC·Catalyst·Apex·Datapoints</w:t>
+            </w:r>
+          </w:p>
+        </w:tc>
+        <w:tc>
+          <w:tcPr>
+            <w:tcW w:type="dxa" w:w="1928"/>
+          </w:tcPr>
+          <w:p>
+            <w:pPr>
+              <w:spacing w:after="20" w:line="276" w:lineRule="auto"/>
+            </w:pPr>
+            <w:r/>
+            <w:r>
+              <w:rPr>
+                <w:rFonts w:ascii="Malgun Gothic" w:hAnsi="Malgun Gothic" w:eastAsia="맑은 고딕"/>
+                <w:b w:val="0"/>
+                <w:i w:val="0"/>
+                <w:sz w:val="17"/>
+              </w:rPr>
+              <w:t>◎</w:t>
+            </w:r>
+          </w:p>
+        </w:tc>
+      </w:tr>
+      <w:tr>
+        <w:tc>
+          <w:tcPr>
+            <w:tcW w:type="dxa" w:w="1928"/>
+          </w:tcPr>
+          <w:p>
+            <w:pPr>
+              <w:spacing w:after="20" w:line="276" w:lineRule="auto"/>
+            </w:pPr>
+            <w:r/>
+            <w:r>
+              <w:rPr>
+                <w:rFonts w:ascii="Malgun Gothic" w:hAnsi="Malgun Gothic" w:eastAsia="맑은 고딕"/>
+                <w:b w:val="0"/>
+                <w:i w:val="0"/>
+                <w:sz w:val="17"/>
+              </w:rPr>
+              <w:t>미국</w:t>
+            </w:r>
+          </w:p>
+        </w:tc>
+        <w:tc>
+          <w:tcPr>
+            <w:tcW w:type="dxa" w:w="1928"/>
+          </w:tcPr>
+          <w:p>
+            <w:pPr>
+              <w:spacing w:after="20" w:line="276" w:lineRule="auto"/>
+            </w:pPr>
+            <w:r/>
+            <w:r>
+              <w:rPr>
+                <w:rFonts w:ascii="Malgun Gothic" w:hAnsi="Malgun Gothic" w:eastAsia="맑은 고딕"/>
+                <w:b w:val="0"/>
+                <w:i w:val="0"/>
+                <w:sz w:val="17"/>
+              </w:rPr>
+              <w:t>Emerald Cloud Lab</w:t>
+            </w:r>
+          </w:p>
+        </w:tc>
+        <w:tc>
+          <w:tcPr>
+            <w:tcW w:type="dxa" w:w="1928"/>
+          </w:tcPr>
+          <w:p>
+            <w:pPr>
+              <w:spacing w:after="20" w:line="276" w:lineRule="auto"/>
+            </w:pPr>
+            <w:r/>
+            <w:r>
+              <w:rPr>
+                <w:rFonts w:ascii="Malgun Gothic" w:hAnsi="Malgun Gothic" w:eastAsia="맑은 고딕"/>
+                <w:b w:val="0"/>
+                <w:i w:val="0"/>
+                <w:sz w:val="17"/>
+              </w:rPr>
+              <w:t>기</w:t>
+            </w:r>
+          </w:p>
+        </w:tc>
+        <w:tc>
+          <w:tcPr>
+            <w:tcW w:type="dxa" w:w="1928"/>
+          </w:tcPr>
+          <w:p>
+            <w:pPr>
+              <w:spacing w:after="20" w:line="276" w:lineRule="auto"/>
+            </w:pPr>
+            <w:r/>
+            <w:r>
+              <w:rPr>
+                <w:rFonts w:ascii="Malgun Gothic" w:hAnsi="Malgun Gothic" w:eastAsia="맑은 고딕"/>
+                <w:b w:val="0"/>
+                <w:i w:val="0"/>
+                <w:sz w:val="17"/>
+              </w:rPr>
+              <w:t>상용 원격 실험 서비스</w:t>
+            </w:r>
+          </w:p>
+        </w:tc>
+        <w:tc>
+          <w:tcPr>
+            <w:tcW w:type="dxa" w:w="1928"/>
+          </w:tcPr>
+          <w:p>
+            <w:pPr>
+              <w:spacing w:after="20" w:line="276" w:lineRule="auto"/>
+            </w:pPr>
+            <w:r/>
+            <w:r>
+              <w:rPr>
+                <w:rFonts w:ascii="Malgun Gothic" w:hAnsi="Malgun Gothic" w:eastAsia="맑은 고딕"/>
+                <w:b w:val="0"/>
+                <w:i w:val="0"/>
+                <w:sz w:val="17"/>
+              </w:rPr>
+              <w:t>△</w:t>
+            </w:r>
+          </w:p>
+        </w:tc>
+      </w:tr>
+      <w:tr>
+        <w:tc>
+          <w:tcPr>
+            <w:tcW w:type="dxa" w:w="1928"/>
+          </w:tcPr>
+          <w:p>
+            <w:pPr>
+              <w:spacing w:after="20" w:line="276" w:lineRule="auto"/>
+            </w:pPr>
+            <w:r/>
+            <w:r>
+              <w:rPr>
+                <w:rFonts w:ascii="Malgun Gothic" w:hAnsi="Malgun Gothic" w:eastAsia="맑은 고딕"/>
+                <w:b w:val="0"/>
+                <w:i w:val="0"/>
+                <w:sz w:val="17"/>
+              </w:rPr>
+              <w:t>미국</w:t>
+            </w:r>
+          </w:p>
+        </w:tc>
+        <w:tc>
+          <w:tcPr>
+            <w:tcW w:type="dxa" w:w="1928"/>
+          </w:tcPr>
+          <w:p>
+            <w:pPr>
+              <w:spacing w:after="20" w:line="276" w:lineRule="auto"/>
+            </w:pPr>
+            <w:r/>
+            <w:r>
+              <w:rPr>
+                <w:rFonts w:ascii="Malgun Gothic" w:hAnsi="Malgun Gothic" w:eastAsia="맑은 고딕"/>
+                <w:b w:val="0"/>
+                <w:i w:val="0"/>
+                <w:sz w:val="17"/>
+              </w:rPr>
+              <w:t>Mattiq</w:t>
+            </w:r>
+          </w:p>
+        </w:tc>
+        <w:tc>
+          <w:tcPr>
+            <w:tcW w:type="dxa" w:w="1928"/>
+          </w:tcPr>
+          <w:p>
+            <w:pPr>
+              <w:spacing w:after="20" w:line="276" w:lineRule="auto"/>
+            </w:pPr>
+            <w:r/>
+            <w:r>
+              <w:rPr>
+                <w:rFonts w:ascii="Malgun Gothic" w:hAnsi="Malgun Gothic" w:eastAsia="맑은 고딕"/>
+                <w:b w:val="0"/>
+                <w:i w:val="0"/>
+                <w:sz w:val="17"/>
+              </w:rPr>
+              <w:t>기</w:t>
+            </w:r>
+          </w:p>
+        </w:tc>
+        <w:tc>
+          <w:tcPr>
+            <w:tcW w:type="dxa" w:w="1928"/>
+          </w:tcPr>
+          <w:p>
+            <w:pPr>
+              <w:spacing w:after="20" w:line="276" w:lineRule="auto"/>
+            </w:pPr>
+            <w:r/>
+            <w:r>
+              <w:rPr>
+                <w:rFonts w:ascii="Malgun Gothic" w:hAnsi="Malgun Gothic" w:eastAsia="맑은 고딕"/>
+                <w:b w:val="0"/>
+                <w:i w:val="0"/>
+                <w:sz w:val="17"/>
+              </w:rPr>
+              <w:t>노스웨스턴 메가라이브러리 상용화</w:t>
+            </w:r>
+          </w:p>
+        </w:tc>
+        <w:tc>
+          <w:tcPr>
+            <w:tcW w:type="dxa" w:w="1928"/>
+          </w:tcPr>
+          <w:p>
+            <w:pPr>
+              <w:spacing w:after="20" w:line="276" w:lineRule="auto"/>
+            </w:pPr>
+            <w:r/>
+            <w:r>
+              <w:rPr>
+                <w:rFonts w:ascii="Malgun Gothic" w:hAnsi="Malgun Gothic" w:eastAsia="맑은 고딕"/>
+                <w:b w:val="0"/>
+                <w:i w:val="0"/>
+                <w:sz w:val="17"/>
+              </w:rPr>
+              <w:t>○</w:t>
+            </w:r>
+          </w:p>
+        </w:tc>
+      </w:tr>
+      <w:tr>
+        <w:tc>
+          <w:tcPr>
+            <w:tcW w:type="dxa" w:w="1928"/>
+          </w:tcPr>
+          <w:p>
+            <w:pPr>
+              <w:spacing w:after="20" w:line="276" w:lineRule="auto"/>
+            </w:pPr>
+            <w:r/>
+            <w:r>
+              <w:rPr>
+                <w:rFonts w:ascii="Malgun Gothic" w:hAnsi="Malgun Gothic" w:eastAsia="맑은 고딕"/>
+                <w:b w:val="0"/>
+                <w:i w:val="0"/>
+                <w:sz w:val="17"/>
+              </w:rPr>
+              <w:t>캐나다</w:t>
+            </w:r>
+          </w:p>
+        </w:tc>
+        <w:tc>
+          <w:tcPr>
+            <w:tcW w:type="dxa" w:w="1928"/>
+          </w:tcPr>
+          <w:p>
+            <w:pPr>
+              <w:spacing w:after="20" w:line="276" w:lineRule="auto"/>
+            </w:pPr>
+            <w:r/>
+            <w:r>
+              <w:rPr>
+                <w:rFonts w:ascii="Malgun Gothic" w:hAnsi="Malgun Gothic" w:eastAsia="맑은 고딕"/>
+                <w:b w:val="0"/>
+                <w:i w:val="0"/>
+                <w:sz w:val="17"/>
+              </w:rPr>
+              <w:t>토론토대 Acceleration Consortium</w:t>
+            </w:r>
+          </w:p>
+        </w:tc>
+        <w:tc>
+          <w:tcPr>
+            <w:tcW w:type="dxa" w:w="1928"/>
+          </w:tcPr>
+          <w:p>
+            <w:pPr>
+              <w:spacing w:after="20" w:line="276" w:lineRule="auto"/>
+            </w:pPr>
+            <w:r/>
+            <w:r>
+              <w:rPr>
+                <w:rFonts w:ascii="Malgun Gothic" w:hAnsi="Malgun Gothic" w:eastAsia="맑은 고딕"/>
+                <w:b w:val="0"/>
+                <w:i w:val="0"/>
+                <w:sz w:val="17"/>
+              </w:rPr>
+              <w:t>컨</w:t>
+            </w:r>
+          </w:p>
+        </w:tc>
+        <w:tc>
+          <w:tcPr>
+            <w:tcW w:type="dxa" w:w="1928"/>
+          </w:tcPr>
+          <w:p>
+            <w:pPr>
+              <w:spacing w:after="20" w:line="276" w:lineRule="auto"/>
+            </w:pPr>
+            <w:r/>
+            <w:r>
+              <w:rPr>
+                <w:rFonts w:ascii="Malgun Gothic" w:hAnsi="Malgun Gothic" w:eastAsia="맑은 고딕"/>
+                <w:b w:val="0"/>
+                <w:i w:val="0"/>
+                <w:sz w:val="17"/>
+              </w:rPr>
+              <w:t>CFREF 2억 캐나다달러, SDL 6개, ACDC 분산 폐루프 주도</w:t>
+            </w:r>
+          </w:p>
+        </w:tc>
+        <w:tc>
+          <w:tcPr>
+            <w:tcW w:type="dxa" w:w="1928"/>
+          </w:tcPr>
+          <w:p>
+            <w:pPr>
+              <w:spacing w:after="20" w:line="276" w:lineRule="auto"/>
+            </w:pPr>
+            <w:r/>
+            <w:r>
+              <w:rPr>
+                <w:rFonts w:ascii="Malgun Gothic" w:hAnsi="Malgun Gothic" w:eastAsia="맑은 고딕"/>
+                <w:b w:val="0"/>
+                <w:i w:val="0"/>
+                <w:sz w:val="17"/>
+              </w:rPr>
+              <w:t>◎</w:t>
+            </w:r>
+          </w:p>
+        </w:tc>
+      </w:tr>
+      <w:tr>
+        <w:tc>
+          <w:tcPr>
+            <w:tcW w:type="dxa" w:w="1928"/>
+          </w:tcPr>
+          <w:p>
+            <w:pPr>
+              <w:spacing w:after="20" w:line="276" w:lineRule="auto"/>
+            </w:pPr>
+            <w:r/>
+            <w:r>
+              <w:rPr>
+                <w:rFonts w:ascii="Malgun Gothic" w:hAnsi="Malgun Gothic" w:eastAsia="맑은 고딕"/>
+                <w:b w:val="0"/>
+                <w:i w:val="0"/>
+                <w:sz w:val="17"/>
+              </w:rPr>
+              <w:t>캐나다</w:t>
+            </w:r>
+          </w:p>
+        </w:tc>
+        <w:tc>
+          <w:tcPr>
+            <w:tcW w:type="dxa" w:w="1928"/>
+          </w:tcPr>
+          <w:p>
+            <w:pPr>
+              <w:spacing w:after="20" w:line="276" w:lineRule="auto"/>
+            </w:pPr>
+            <w:r/>
+            <w:r>
+              <w:rPr>
+                <w:rFonts w:ascii="Malgun Gothic" w:hAnsi="Malgun Gothic" w:eastAsia="맑은 고딕"/>
+                <w:b w:val="0"/>
+                <w:i w:val="0"/>
+                <w:sz w:val="17"/>
+              </w:rPr>
+              <w:t>브리티시컬럼비아대(UBC)</w:t>
+            </w:r>
+          </w:p>
+        </w:tc>
+        <w:tc>
+          <w:tcPr>
+            <w:tcW w:type="dxa" w:w="1928"/>
+          </w:tcPr>
+          <w:p>
+            <w:pPr>
+              <w:spacing w:after="20" w:line="276" w:lineRule="auto"/>
+            </w:pPr>
+            <w:r/>
+            <w:r>
+              <w:rPr>
+                <w:rFonts w:ascii="Malgun Gothic" w:hAnsi="Malgun Gothic" w:eastAsia="맑은 고딕"/>
+                <w:b w:val="0"/>
+                <w:i w:val="0"/>
+                <w:sz w:val="17"/>
+              </w:rPr>
+              <w:t>대</w:t>
+            </w:r>
+          </w:p>
+        </w:tc>
+        <w:tc>
+          <w:tcPr>
+            <w:tcW w:type="dxa" w:w="1928"/>
+          </w:tcPr>
+          <w:p>
+            <w:pPr>
+              <w:spacing w:after="20" w:line="276" w:lineRule="auto"/>
+            </w:pPr>
+            <w:r/>
+            <w:r>
+              <w:rPr>
+                <w:rFonts w:ascii="Malgun Gothic" w:hAnsi="Malgun Gothic" w:eastAsia="맑은 고딕"/>
+                <w:b w:val="0"/>
+                <w:i w:val="0"/>
+                <w:sz w:val="17"/>
+              </w:rPr>
+              <w:t>Acceleration Consortium 소속 SDL 1개</w:t>
+            </w:r>
+          </w:p>
+        </w:tc>
+        <w:tc>
+          <w:tcPr>
+            <w:tcW w:type="dxa" w:w="1928"/>
+          </w:tcPr>
+          <w:p>
+            <w:pPr>
+              <w:spacing w:after="20" w:line="276" w:lineRule="auto"/>
+            </w:pPr>
+            <w:r/>
+            <w:r>
+              <w:rPr>
+                <w:rFonts w:ascii="Malgun Gothic" w:hAnsi="Malgun Gothic" w:eastAsia="맑은 고딕"/>
+                <w:b w:val="0"/>
+                <w:i w:val="0"/>
+                <w:sz w:val="17"/>
+              </w:rPr>
+              <w:t>○</w:t>
+            </w:r>
+          </w:p>
+        </w:tc>
+      </w:tr>
+      <w:tr>
+        <w:tc>
+          <w:tcPr>
+            <w:tcW w:type="dxa" w:w="1928"/>
+          </w:tcPr>
+          <w:p>
+            <w:pPr>
+              <w:spacing w:after="20" w:line="276" w:lineRule="auto"/>
+            </w:pPr>
+            <w:r/>
+            <w:r>
+              <w:rPr>
+                <w:rFonts w:ascii="Malgun Gothic" w:hAnsi="Malgun Gothic" w:eastAsia="맑은 고딕"/>
+                <w:b w:val="0"/>
+                <w:i w:val="0"/>
+                <w:sz w:val="17"/>
+              </w:rPr>
+              <w:t>영국</w:t>
+            </w:r>
+          </w:p>
+        </w:tc>
+        <w:tc>
+          <w:tcPr>
+            <w:tcW w:type="dxa" w:w="1928"/>
+          </w:tcPr>
+          <w:p>
+            <w:pPr>
+              <w:spacing w:after="20" w:line="276" w:lineRule="auto"/>
+            </w:pPr>
+            <w:r/>
+            <w:r>
+              <w:rPr>
+                <w:rFonts w:ascii="Malgun Gothic" w:hAnsi="Malgun Gothic" w:eastAsia="맑은 고딕"/>
+                <w:b w:val="0"/>
+                <w:i w:val="0"/>
+                <w:sz w:val="17"/>
+              </w:rPr>
+              <w:t>리버풀대</w:t>
+            </w:r>
+          </w:p>
+        </w:tc>
+        <w:tc>
+          <w:tcPr>
+            <w:tcW w:type="dxa" w:w="1928"/>
+          </w:tcPr>
+          <w:p>
+            <w:pPr>
+              <w:spacing w:after="20" w:line="276" w:lineRule="auto"/>
+            </w:pPr>
+            <w:r/>
+            <w:r>
+              <w:rPr>
+                <w:rFonts w:ascii="Malgun Gothic" w:hAnsi="Malgun Gothic" w:eastAsia="맑은 고딕"/>
+                <w:b w:val="0"/>
+                <w:i w:val="0"/>
+                <w:sz w:val="17"/>
+              </w:rPr>
+              <w:t>대</w:t>
+            </w:r>
+          </w:p>
+        </w:tc>
+        <w:tc>
+          <w:tcPr>
+            <w:tcW w:type="dxa" w:w="1928"/>
+          </w:tcPr>
+          <w:p>
+            <w:pPr>
+              <w:spacing w:after="20" w:line="276" w:lineRule="auto"/>
+            </w:pPr>
+            <w:r/>
+            <w:r>
+              <w:rPr>
+                <w:rFonts w:ascii="Malgun Gothic" w:hAnsi="Malgun Gothic" w:eastAsia="맑은 고딕"/>
+                <w:b w:val="0"/>
+                <w:i w:val="0"/>
+                <w:sz w:val="17"/>
+              </w:rPr>
+              <w:t>이동형 로봇화학자(2020), 이동 로봇 2대 협업(2024)</w:t>
+            </w:r>
+          </w:p>
+        </w:tc>
+        <w:tc>
+          <w:tcPr>
+            <w:tcW w:type="dxa" w:w="1928"/>
+          </w:tcPr>
+          <w:p>
+            <w:pPr>
+              <w:spacing w:after="20" w:line="276" w:lineRule="auto"/>
+            </w:pPr>
+            <w:r/>
+            <w:r>
+              <w:rPr>
+                <w:rFonts w:ascii="Malgun Gothic" w:hAnsi="Malgun Gothic" w:eastAsia="맑은 고딕"/>
+                <w:b w:val="0"/>
+                <w:i w:val="0"/>
+                <w:sz w:val="17"/>
+              </w:rPr>
+              <w:t>◎</w:t>
+            </w:r>
+          </w:p>
+        </w:tc>
+      </w:tr>
+      <w:tr>
+        <w:tc>
+          <w:tcPr>
+            <w:tcW w:type="dxa" w:w="1928"/>
+          </w:tcPr>
+          <w:p>
+            <w:pPr>
+              <w:spacing w:after="20" w:line="276" w:lineRule="auto"/>
+            </w:pPr>
+            <w:r/>
+            <w:r>
+              <w:rPr>
+                <w:rFonts w:ascii="Malgun Gothic" w:hAnsi="Malgun Gothic" w:eastAsia="맑은 고딕"/>
+                <w:b w:val="0"/>
+                <w:i w:val="0"/>
+                <w:sz w:val="17"/>
+              </w:rPr>
+              <w:t>영국</w:t>
+            </w:r>
+          </w:p>
+        </w:tc>
+        <w:tc>
+          <w:tcPr>
+            <w:tcW w:type="dxa" w:w="1928"/>
+          </w:tcPr>
+          <w:p>
+            <w:pPr>
+              <w:spacing w:after="20" w:line="276" w:lineRule="auto"/>
+            </w:pPr>
+            <w:r/>
+            <w:r>
+              <w:rPr>
+                <w:rFonts w:ascii="Malgun Gothic" w:hAnsi="Malgun Gothic" w:eastAsia="맑은 고딕"/>
+                <w:b w:val="0"/>
+                <w:i w:val="0"/>
+                <w:sz w:val="17"/>
+              </w:rPr>
+              <w:t>글래스고대</w:t>
+            </w:r>
+          </w:p>
+        </w:tc>
+        <w:tc>
+          <w:tcPr>
+            <w:tcW w:type="dxa" w:w="1928"/>
+          </w:tcPr>
+          <w:p>
+            <w:pPr>
+              <w:spacing w:after="20" w:line="276" w:lineRule="auto"/>
+            </w:pPr>
+            <w:r/>
+            <w:r>
+              <w:rPr>
+                <w:rFonts w:ascii="Malgun Gothic" w:hAnsi="Malgun Gothic" w:eastAsia="맑은 고딕"/>
+                <w:b w:val="0"/>
+                <w:i w:val="0"/>
+                <w:sz w:val="17"/>
+              </w:rPr>
+              <w:t>대</w:t>
+            </w:r>
+          </w:p>
+        </w:tc>
+        <w:tc>
+          <w:tcPr>
+            <w:tcW w:type="dxa" w:w="1928"/>
+          </w:tcPr>
+          <w:p>
+            <w:pPr>
+              <w:spacing w:after="20" w:line="276" w:lineRule="auto"/>
+            </w:pPr>
+            <w:r/>
+            <w:r>
+              <w:rPr>
+                <w:rFonts w:ascii="Malgun Gothic" w:hAnsi="Malgun Gothic" w:eastAsia="맑은 고딕"/>
+                <w:b w:val="0"/>
+                <w:i w:val="0"/>
+                <w:sz w:val="17"/>
+              </w:rPr>
+              <w:t>Chemputer, XDL·ChASM·Chempiler, 화학 합성 튜링 머신</w:t>
+            </w:r>
+          </w:p>
+        </w:tc>
+        <w:tc>
+          <w:tcPr>
+            <w:tcW w:type="dxa" w:w="1928"/>
+          </w:tcPr>
+          <w:p>
+            <w:pPr>
+              <w:spacing w:after="20" w:line="276" w:lineRule="auto"/>
+            </w:pPr>
+            <w:r/>
+            <w:r>
+              <w:rPr>
+                <w:rFonts w:ascii="Malgun Gothic" w:hAnsi="Malgun Gothic" w:eastAsia="맑은 고딕"/>
+                <w:b w:val="0"/>
+                <w:i w:val="0"/>
+                <w:sz w:val="17"/>
+              </w:rPr>
+              <w:t>◎</w:t>
+            </w:r>
+          </w:p>
+        </w:tc>
+      </w:tr>
+      <w:tr>
+        <w:tc>
+          <w:tcPr>
+            <w:tcW w:type="dxa" w:w="1928"/>
+          </w:tcPr>
+          <w:p>
+            <w:pPr>
+              <w:spacing w:after="20" w:line="276" w:lineRule="auto"/>
+            </w:pPr>
+            <w:r/>
+            <w:r>
+              <w:rPr>
+                <w:rFonts w:ascii="Malgun Gothic" w:hAnsi="Malgun Gothic" w:eastAsia="맑은 고딕"/>
+                <w:b w:val="0"/>
+                <w:i w:val="0"/>
+                <w:sz w:val="17"/>
+              </w:rPr>
+              <w:t>영국</w:t>
+            </w:r>
+          </w:p>
+        </w:tc>
+        <w:tc>
+          <w:tcPr>
+            <w:tcW w:type="dxa" w:w="1928"/>
+          </w:tcPr>
+          <w:p>
+            <w:pPr>
+              <w:spacing w:after="20" w:line="276" w:lineRule="auto"/>
+            </w:pPr>
+            <w:r/>
+            <w:r>
+              <w:rPr>
+                <w:rFonts w:ascii="Malgun Gothic" w:hAnsi="Malgun Gothic" w:eastAsia="맑은 고딕"/>
+                <w:b w:val="0"/>
+                <w:i w:val="0"/>
+                <w:sz w:val="17"/>
+              </w:rPr>
+              <w:t>케임브리지대</w:t>
+            </w:r>
+          </w:p>
+        </w:tc>
+        <w:tc>
+          <w:tcPr>
+            <w:tcW w:type="dxa" w:w="1928"/>
+          </w:tcPr>
+          <w:p>
+            <w:pPr>
+              <w:spacing w:after="20" w:line="276" w:lineRule="auto"/>
+            </w:pPr>
+            <w:r/>
+            <w:r>
+              <w:rPr>
+                <w:rFonts w:ascii="Malgun Gothic" w:hAnsi="Malgun Gothic" w:eastAsia="맑은 고딕"/>
+                <w:b w:val="0"/>
+                <w:i w:val="0"/>
+                <w:sz w:val="17"/>
+              </w:rPr>
+              <w:t>대</w:t>
+            </w:r>
+          </w:p>
+        </w:tc>
+        <w:tc>
+          <w:tcPr>
+            <w:tcW w:type="dxa" w:w="1928"/>
+          </w:tcPr>
+          <w:p>
+            <w:pPr>
+              <w:spacing w:after="20" w:line="276" w:lineRule="auto"/>
+            </w:pPr>
+            <w:r/>
+            <w:r>
+              <w:rPr>
+                <w:rFonts w:ascii="Malgun Gothic" w:hAnsi="Malgun Gothic" w:eastAsia="맑은 고딕"/>
+                <w:b w:val="0"/>
+                <w:i w:val="0"/>
+                <w:sz w:val="17"/>
+              </w:rPr>
+              <w:t>Robot Scientist Adam·Eve (King 그룹)</w:t>
+            </w:r>
+          </w:p>
+        </w:tc>
+        <w:tc>
+          <w:tcPr>
+            <w:tcW w:type="dxa" w:w="1928"/>
+          </w:tcPr>
+          <w:p>
+            <w:pPr>
+              <w:spacing w:after="20" w:line="276" w:lineRule="auto"/>
+            </w:pPr>
+            <w:r/>
+            <w:r>
+              <w:rPr>
+                <w:rFonts w:ascii="Malgun Gothic" w:hAnsi="Malgun Gothic" w:eastAsia="맑은 고딕"/>
+                <w:b w:val="0"/>
+                <w:i w:val="0"/>
+                <w:sz w:val="17"/>
+              </w:rPr>
+              <w:t>◎</w:t>
+            </w:r>
+          </w:p>
+        </w:tc>
+      </w:tr>
+      <w:tr>
+        <w:tc>
+          <w:tcPr>
+            <w:tcW w:type="dxa" w:w="1928"/>
+          </w:tcPr>
+          <w:p>
+            <w:pPr>
+              <w:spacing w:after="20" w:line="276" w:lineRule="auto"/>
+            </w:pPr>
+            <w:r/>
+            <w:r>
+              <w:rPr>
+                <w:rFonts w:ascii="Malgun Gothic" w:hAnsi="Malgun Gothic" w:eastAsia="맑은 고딕"/>
+                <w:b w:val="0"/>
+                <w:i w:val="0"/>
+                <w:sz w:val="17"/>
+              </w:rPr>
+              <w:t>스웨덴</w:t>
+            </w:r>
+          </w:p>
+        </w:tc>
+        <w:tc>
+          <w:tcPr>
+            <w:tcW w:type="dxa" w:w="1928"/>
+          </w:tcPr>
+          <w:p>
+            <w:pPr>
+              <w:spacing w:after="20" w:line="276" w:lineRule="auto"/>
+            </w:pPr>
+            <w:r/>
+            <w:r>
+              <w:rPr>
+                <w:rFonts w:ascii="Malgun Gothic" w:hAnsi="Malgun Gothic" w:eastAsia="맑은 고딕"/>
+                <w:b w:val="0"/>
+                <w:i w:val="0"/>
+                <w:sz w:val="17"/>
+              </w:rPr>
+              <w:t>차머스공과대</w:t>
+            </w:r>
+          </w:p>
+        </w:tc>
+        <w:tc>
+          <w:tcPr>
+            <w:tcW w:type="dxa" w:w="1928"/>
+          </w:tcPr>
+          <w:p>
+            <w:pPr>
+              <w:spacing w:after="20" w:line="276" w:lineRule="auto"/>
+            </w:pPr>
+            <w:r/>
+            <w:r>
+              <w:rPr>
+                <w:rFonts w:ascii="Malgun Gothic" w:hAnsi="Malgun Gothic" w:eastAsia="맑은 고딕"/>
+                <w:b w:val="0"/>
+                <w:i w:val="0"/>
+                <w:sz w:val="17"/>
+              </w:rPr>
+              <w:t>대</w:t>
+            </w:r>
+          </w:p>
+        </w:tc>
+        <w:tc>
+          <w:tcPr>
+            <w:tcW w:type="dxa" w:w="1928"/>
+          </w:tcPr>
+          <w:p>
+            <w:pPr>
+              <w:spacing w:after="20" w:line="276" w:lineRule="auto"/>
+            </w:pPr>
+            <w:r/>
+            <w:r>
+              <w:rPr>
+                <w:rFonts w:ascii="Malgun Gothic" w:hAnsi="Malgun Gothic" w:eastAsia="맑은 고딕"/>
+                <w:b w:val="0"/>
+                <w:i w:val="0"/>
+                <w:sz w:val="17"/>
+              </w:rPr>
+              <w:t>Robot Scientist Genesis, King 그룹 이전</w:t>
+            </w:r>
+          </w:p>
+        </w:tc>
+        <w:tc>
+          <w:tcPr>
+            <w:tcW w:type="dxa" w:w="1928"/>
+          </w:tcPr>
+          <w:p>
+            <w:pPr>
+              <w:spacing w:after="20" w:line="276" w:lineRule="auto"/>
+            </w:pPr>
+            <w:r/>
+            <w:r>
+              <w:rPr>
+                <w:rFonts w:ascii="Malgun Gothic" w:hAnsi="Malgun Gothic" w:eastAsia="맑은 고딕"/>
+                <w:b w:val="0"/>
+                <w:i w:val="0"/>
+                <w:sz w:val="17"/>
+              </w:rPr>
+              <w:t>○</w:t>
+            </w:r>
+          </w:p>
+        </w:tc>
+      </w:tr>
+      <w:tr>
+        <w:tc>
+          <w:tcPr>
+            <w:tcW w:type="dxa" w:w="1928"/>
+          </w:tcPr>
+          <w:p>
+            <w:pPr>
+              <w:spacing w:after="20" w:line="276" w:lineRule="auto"/>
+            </w:pPr>
+            <w:r/>
+            <w:r>
+              <w:rPr>
+                <w:rFonts w:ascii="Malgun Gothic" w:hAnsi="Malgun Gothic" w:eastAsia="맑은 고딕"/>
+                <w:b w:val="0"/>
+                <w:i w:val="0"/>
+                <w:sz w:val="17"/>
+              </w:rPr>
+              <w:t>스위스</w:t>
+            </w:r>
+          </w:p>
+        </w:tc>
+        <w:tc>
+          <w:tcPr>
+            <w:tcW w:type="dxa" w:w="1928"/>
+          </w:tcPr>
+          <w:p>
+            <w:pPr>
+              <w:spacing w:after="20" w:line="276" w:lineRule="auto"/>
+            </w:pPr>
+            <w:r/>
+            <w:r>
+              <w:rPr>
+                <w:rFonts w:ascii="Malgun Gothic" w:hAnsi="Malgun Gothic" w:eastAsia="맑은 고딕"/>
+                <w:b w:val="0"/>
+                <w:i w:val="0"/>
+                <w:sz w:val="17"/>
+              </w:rPr>
+              <w:t>Empa</w:t>
+            </w:r>
+          </w:p>
+        </w:tc>
+        <w:tc>
+          <w:tcPr>
+            <w:tcW w:type="dxa" w:w="1928"/>
+          </w:tcPr>
+          <w:p>
+            <w:pPr>
+              <w:spacing w:after="20" w:line="276" w:lineRule="auto"/>
+            </w:pPr>
+            <w:r/>
+            <w:r>
+              <w:rPr>
+                <w:rFonts w:ascii="Malgun Gothic" w:hAnsi="Malgun Gothic" w:eastAsia="맑은 고딕"/>
+                <w:b w:val="0"/>
+                <w:i w:val="0"/>
+                <w:sz w:val="17"/>
+              </w:rPr>
+              <w:t>국</w:t>
+            </w:r>
+          </w:p>
+        </w:tc>
+        <w:tc>
+          <w:tcPr>
+            <w:tcW w:type="dxa" w:w="1928"/>
+          </w:tcPr>
+          <w:p>
+            <w:pPr>
+              <w:spacing w:after="20" w:line="276" w:lineRule="auto"/>
+            </w:pPr>
+            <w:r/>
+            <w:r>
+              <w:rPr>
+                <w:rFonts w:ascii="Malgun Gothic" w:hAnsi="Malgun Gothic" w:eastAsia="맑은 고딕"/>
+                <w:b w:val="0"/>
+                <w:i w:val="0"/>
+                <w:sz w:val="17"/>
+              </w:rPr>
+              <w:t>Aurora 배터리 로봇, 코인셀 자동 조립·공개 데이터셋</w:t>
+            </w:r>
+          </w:p>
+        </w:tc>
+        <w:tc>
+          <w:tcPr>
+            <w:tcW w:type="dxa" w:w="1928"/>
+          </w:tcPr>
+          <w:p>
+            <w:pPr>
+              <w:spacing w:after="20" w:line="276" w:lineRule="auto"/>
+            </w:pPr>
+            <w:r/>
+            <w:r>
+              <w:rPr>
+                <w:rFonts w:ascii="Malgun Gothic" w:hAnsi="Malgun Gothic" w:eastAsia="맑은 고딕"/>
+                <w:b w:val="0"/>
+                <w:i w:val="0"/>
+                <w:sz w:val="17"/>
+              </w:rPr>
+              <w:t>◎</w:t>
+            </w:r>
+          </w:p>
+        </w:tc>
+      </w:tr>
+      <w:tr>
+        <w:tc>
+          <w:tcPr>
+            <w:tcW w:type="dxa" w:w="1928"/>
+          </w:tcPr>
+          <w:p>
+            <w:pPr>
+              <w:spacing w:after="20" w:line="276" w:lineRule="auto"/>
+            </w:pPr>
+            <w:r/>
+            <w:r>
+              <w:rPr>
+                <w:rFonts w:ascii="Malgun Gothic" w:hAnsi="Malgun Gothic" w:eastAsia="맑은 고딕"/>
+                <w:b w:val="0"/>
+                <w:i w:val="0"/>
+                <w:sz w:val="17"/>
+              </w:rPr>
+              <w:t>스위스</w:t>
+            </w:r>
+          </w:p>
+        </w:tc>
+        <w:tc>
+          <w:tcPr>
+            <w:tcW w:type="dxa" w:w="1928"/>
+          </w:tcPr>
+          <w:p>
+            <w:pPr>
+              <w:spacing w:after="20" w:line="276" w:lineRule="auto"/>
+            </w:pPr>
+            <w:r/>
+            <w:r>
+              <w:rPr>
+                <w:rFonts w:ascii="Malgun Gothic" w:hAnsi="Malgun Gothic" w:eastAsia="맑은 고딕"/>
+                <w:b w:val="0"/>
+                <w:i w:val="0"/>
+                <w:sz w:val="17"/>
+              </w:rPr>
+              <w:t>ETH Zurich</w:t>
+            </w:r>
+          </w:p>
+        </w:tc>
+        <w:tc>
+          <w:tcPr>
+            <w:tcW w:type="dxa" w:w="1928"/>
+          </w:tcPr>
+          <w:p>
+            <w:pPr>
+              <w:spacing w:after="20" w:line="276" w:lineRule="auto"/>
+            </w:pPr>
+            <w:r/>
+            <w:r>
+              <w:rPr>
+                <w:rFonts w:ascii="Malgun Gothic" w:hAnsi="Malgun Gothic" w:eastAsia="맑은 고딕"/>
+                <w:b w:val="0"/>
+                <w:i w:val="0"/>
+                <w:sz w:val="17"/>
+              </w:rPr>
+              <w:t>대</w:t>
+            </w:r>
+          </w:p>
+        </w:tc>
+        <w:tc>
+          <w:tcPr>
+            <w:tcW w:type="dxa" w:w="1928"/>
+          </w:tcPr>
+          <w:p>
+            <w:pPr>
+              <w:spacing w:after="20" w:line="276" w:lineRule="auto"/>
+            </w:pPr>
+            <w:r/>
+            <w:r>
+              <w:rPr>
+                <w:rFonts w:ascii="Malgun Gothic" w:hAnsi="Malgun Gothic" w:eastAsia="맑은 고딕"/>
+                <w:b w:val="0"/>
+                <w:i w:val="0"/>
+                <w:sz w:val="17"/>
+              </w:rPr>
+              <w:t>Aurora 공동 주도(Battaglia)</w:t>
+            </w:r>
+          </w:p>
+        </w:tc>
+        <w:tc>
+          <w:tcPr>
+            <w:tcW w:type="dxa" w:w="1928"/>
+          </w:tcPr>
+          <w:p>
+            <w:pPr>
+              <w:spacing w:after="20" w:line="276" w:lineRule="auto"/>
+            </w:pPr>
+            <w:r/>
+            <w:r>
+              <w:rPr>
+                <w:rFonts w:ascii="Malgun Gothic" w:hAnsi="Malgun Gothic" w:eastAsia="맑은 고딕"/>
+                <w:b w:val="0"/>
+                <w:i w:val="0"/>
+                <w:sz w:val="17"/>
+              </w:rPr>
+              <w:t>◎</w:t>
+            </w:r>
+          </w:p>
+        </w:tc>
+      </w:tr>
+      <w:tr>
+        <w:tc>
+          <w:tcPr>
+            <w:tcW w:type="dxa" w:w="1928"/>
+          </w:tcPr>
+          <w:p>
+            <w:pPr>
+              <w:spacing w:after="20" w:line="276" w:lineRule="auto"/>
+            </w:pPr>
+            <w:r/>
+            <w:r>
+              <w:rPr>
+                <w:rFonts w:ascii="Malgun Gothic" w:hAnsi="Malgun Gothic" w:eastAsia="맑은 고딕"/>
+                <w:b w:val="0"/>
+                <w:i w:val="0"/>
+                <w:sz w:val="17"/>
+              </w:rPr>
+              <w:t>스위스</w:t>
+            </w:r>
+          </w:p>
+        </w:tc>
+        <w:tc>
+          <w:tcPr>
+            <w:tcW w:type="dxa" w:w="1928"/>
+          </w:tcPr>
+          <w:p>
+            <w:pPr>
+              <w:spacing w:after="20" w:line="276" w:lineRule="auto"/>
+            </w:pPr>
+            <w:r/>
+            <w:r>
+              <w:rPr>
+                <w:rFonts w:ascii="Malgun Gothic" w:hAnsi="Malgun Gothic" w:eastAsia="맑은 고딕"/>
+                <w:b w:val="0"/>
+                <w:i w:val="0"/>
+                <w:sz w:val="17"/>
+              </w:rPr>
+              <w:t>EPFL</w:t>
+            </w:r>
+          </w:p>
+        </w:tc>
+        <w:tc>
+          <w:tcPr>
+            <w:tcW w:type="dxa" w:w="1928"/>
+          </w:tcPr>
+          <w:p>
+            <w:pPr>
+              <w:spacing w:after="20" w:line="276" w:lineRule="auto"/>
+            </w:pPr>
+            <w:r/>
+            <w:r>
+              <w:rPr>
+                <w:rFonts w:ascii="Malgun Gothic" w:hAnsi="Malgun Gothic" w:eastAsia="맑은 고딕"/>
+                <w:b w:val="0"/>
+                <w:i w:val="0"/>
+                <w:sz w:val="17"/>
+              </w:rPr>
+              <w:t>대</w:t>
+            </w:r>
+          </w:p>
+        </w:tc>
+        <w:tc>
+          <w:tcPr>
+            <w:tcW w:type="dxa" w:w="1928"/>
+          </w:tcPr>
+          <w:p>
+            <w:pPr>
+              <w:spacing w:after="20" w:line="276" w:lineRule="auto"/>
+            </w:pPr>
+            <w:r/>
+            <w:r>
+              <w:rPr>
+                <w:rFonts w:ascii="Malgun Gothic" w:hAnsi="Malgun Gothic" w:eastAsia="맑은 고딕"/>
+                <w:b w:val="0"/>
+                <w:i w:val="0"/>
+                <w:sz w:val="17"/>
+              </w:rPr>
+              <w:t>분산 MAP의 온톨로지·데이터 인터페이스</w:t>
+            </w:r>
+          </w:p>
+        </w:tc>
+        <w:tc>
+          <w:tcPr>
+            <w:tcW w:type="dxa" w:w="1928"/>
+          </w:tcPr>
+          <w:p>
+            <w:pPr>
+              <w:spacing w:after="20" w:line="276" w:lineRule="auto"/>
+            </w:pPr>
+            <w:r/>
+            <w:r>
+              <w:rPr>
+                <w:rFonts w:ascii="Malgun Gothic" w:hAnsi="Malgun Gothic" w:eastAsia="맑은 고딕"/>
+                <w:b w:val="0"/>
+                <w:i w:val="0"/>
+                <w:sz w:val="17"/>
+              </w:rPr>
+              <w:t>○</w:t>
+            </w:r>
+          </w:p>
+        </w:tc>
+      </w:tr>
+      <w:tr>
+        <w:tc>
+          <w:tcPr>
+            <w:tcW w:type="dxa" w:w="1928"/>
+          </w:tcPr>
+          <w:p>
+            <w:pPr>
+              <w:spacing w:after="20" w:line="276" w:lineRule="auto"/>
+            </w:pPr>
+            <w:r/>
+            <w:r>
+              <w:rPr>
+                <w:rFonts w:ascii="Malgun Gothic" w:hAnsi="Malgun Gothic" w:eastAsia="맑은 고딕"/>
+                <w:b w:val="0"/>
+                <w:i w:val="0"/>
+                <w:sz w:val="17"/>
+              </w:rPr>
+              <w:t>스위스</w:t>
+            </w:r>
+          </w:p>
+        </w:tc>
+        <w:tc>
+          <w:tcPr>
+            <w:tcW w:type="dxa" w:w="1928"/>
+          </w:tcPr>
+          <w:p>
+            <w:pPr>
+              <w:spacing w:after="20" w:line="276" w:lineRule="auto"/>
+            </w:pPr>
+            <w:r/>
+            <w:r>
+              <w:rPr>
+                <w:rFonts w:ascii="Malgun Gothic" w:hAnsi="Malgun Gothic" w:eastAsia="맑은 고딕"/>
+                <w:b w:val="0"/>
+                <w:i w:val="0"/>
+                <w:sz w:val="17"/>
+              </w:rPr>
+              <w:t>Chemspeed Technologies</w:t>
+            </w:r>
+          </w:p>
+        </w:tc>
+        <w:tc>
+          <w:tcPr>
+            <w:tcW w:type="dxa" w:w="1928"/>
+          </w:tcPr>
+          <w:p>
+            <w:pPr>
+              <w:spacing w:after="20" w:line="276" w:lineRule="auto"/>
+            </w:pPr>
+            <w:r/>
+            <w:r>
+              <w:rPr>
+                <w:rFonts w:ascii="Malgun Gothic" w:hAnsi="Malgun Gothic" w:eastAsia="맑은 고딕"/>
+                <w:b w:val="0"/>
+                <w:i w:val="0"/>
+                <w:sz w:val="17"/>
+              </w:rPr>
+              <w:t>기</w:t>
+            </w:r>
+          </w:p>
+        </w:tc>
+        <w:tc>
+          <w:tcPr>
+            <w:tcW w:type="dxa" w:w="1928"/>
+          </w:tcPr>
+          <w:p>
+            <w:pPr>
+              <w:spacing w:after="20" w:line="276" w:lineRule="auto"/>
+            </w:pPr>
+            <w:r/>
+            <w:r>
+              <w:rPr>
+                <w:rFonts w:ascii="Malgun Gothic" w:hAnsi="Malgun Gothic" w:eastAsia="맑은 고딕"/>
+                <w:b w:val="0"/>
+                <w:i w:val="0"/>
+                <w:sz w:val="17"/>
+              </w:rPr>
+              <w:t>Aurora 하드웨어 공동 개발. Bruker에 인수</w:t>
+            </w:r>
+          </w:p>
+        </w:tc>
+        <w:tc>
+          <w:tcPr>
+            <w:tcW w:type="dxa" w:w="1928"/>
+          </w:tcPr>
+          <w:p>
+            <w:pPr>
+              <w:spacing w:after="20" w:line="276" w:lineRule="auto"/>
+            </w:pPr>
+            <w:r/>
+            <w:r>
+              <w:rPr>
+                <w:rFonts w:ascii="Malgun Gothic" w:hAnsi="Malgun Gothic" w:eastAsia="맑은 고딕"/>
+                <w:b w:val="0"/>
+                <w:i w:val="0"/>
+                <w:sz w:val="17"/>
+              </w:rPr>
+              <w:t>○</w:t>
+            </w:r>
+          </w:p>
+        </w:tc>
+      </w:tr>
+      <w:tr>
+        <w:tc>
+          <w:tcPr>
+            <w:tcW w:type="dxa" w:w="1928"/>
+          </w:tcPr>
+          <w:p>
+            <w:pPr>
+              <w:spacing w:after="20" w:line="276" w:lineRule="auto"/>
+            </w:pPr>
+            <w:r/>
+            <w:r>
+              <w:rPr>
+                <w:rFonts w:ascii="Malgun Gothic" w:hAnsi="Malgun Gothic" w:eastAsia="맑은 고딕"/>
+                <w:b w:val="0"/>
+                <w:i w:val="0"/>
+                <w:sz w:val="17"/>
+              </w:rPr>
+              <w:t>독일</w:t>
+            </w:r>
+          </w:p>
+        </w:tc>
+        <w:tc>
+          <w:tcPr>
+            <w:tcW w:type="dxa" w:w="1928"/>
+          </w:tcPr>
+          <w:p>
+            <w:pPr>
+              <w:spacing w:after="20" w:line="276" w:lineRule="auto"/>
+            </w:pPr>
+            <w:r/>
+            <w:r>
+              <w:rPr>
+                <w:rFonts w:ascii="Malgun Gothic" w:hAnsi="Malgun Gothic" w:eastAsia="맑은 고딕"/>
+                <w:b w:val="0"/>
+                <w:i w:val="0"/>
+                <w:sz w:val="17"/>
+              </w:rPr>
+              <w:t>포르슝스첸트룸 윌리히(FZJ)</w:t>
+            </w:r>
+          </w:p>
+        </w:tc>
+        <w:tc>
+          <w:tcPr>
+            <w:tcW w:type="dxa" w:w="1928"/>
+          </w:tcPr>
+          <w:p>
+            <w:pPr>
+              <w:spacing w:after="20" w:line="276" w:lineRule="auto"/>
+            </w:pPr>
+            <w:r/>
+            <w:r>
+              <w:rPr>
+                <w:rFonts w:ascii="Malgun Gothic" w:hAnsi="Malgun Gothic" w:eastAsia="맑은 고딕"/>
+                <w:b w:val="0"/>
+                <w:i w:val="0"/>
+                <w:sz w:val="17"/>
+              </w:rPr>
+              <w:t>국</w:t>
+            </w:r>
+          </w:p>
+        </w:tc>
+        <w:tc>
+          <w:tcPr>
+            <w:tcW w:type="dxa" w:w="1928"/>
+          </w:tcPr>
+          <w:p>
+            <w:pPr>
+              <w:spacing w:after="20" w:line="276" w:lineRule="auto"/>
+            </w:pPr>
+            <w:r/>
+            <w:r>
+              <w:rPr>
+                <w:rFonts w:ascii="Malgun Gothic" w:hAnsi="Malgun Gothic" w:eastAsia="맑은 고딕"/>
+                <w:b w:val="0"/>
+                <w:i w:val="0"/>
+                <w:sz w:val="17"/>
+              </w:rPr>
+              <w:t>AMADAP(소재·소자 동시 최적화)</w:t>
+            </w:r>
+          </w:p>
+        </w:tc>
+        <w:tc>
+          <w:tcPr>
+            <w:tcW w:type="dxa" w:w="1928"/>
+          </w:tcPr>
+          <w:p>
+            <w:pPr>
+              <w:spacing w:after="20" w:line="276" w:lineRule="auto"/>
+            </w:pPr>
+            <w:r/>
+            <w:r>
+              <w:rPr>
+                <w:rFonts w:ascii="Malgun Gothic" w:hAnsi="Malgun Gothic" w:eastAsia="맑은 고딕"/>
+                <w:b w:val="0"/>
+                <w:i w:val="0"/>
+                <w:sz w:val="17"/>
+              </w:rPr>
+              <w:t>○</w:t>
+            </w:r>
+          </w:p>
+        </w:tc>
+      </w:tr>
+      <w:tr>
+        <w:tc>
+          <w:tcPr>
+            <w:tcW w:type="dxa" w:w="1928"/>
+          </w:tcPr>
+          <w:p>
+            <w:pPr>
+              <w:spacing w:after="20" w:line="276" w:lineRule="auto"/>
+            </w:pPr>
+            <w:r/>
+            <w:r>
+              <w:rPr>
+                <w:rFonts w:ascii="Malgun Gothic" w:hAnsi="Malgun Gothic" w:eastAsia="맑은 고딕"/>
+                <w:b w:val="0"/>
+                <w:i w:val="0"/>
+                <w:sz w:val="17"/>
+              </w:rPr>
+              <w:t>독일</w:t>
+            </w:r>
+          </w:p>
+        </w:tc>
+        <w:tc>
+          <w:tcPr>
+            <w:tcW w:type="dxa" w:w="1928"/>
+          </w:tcPr>
+          <w:p>
+            <w:pPr>
+              <w:spacing w:after="20" w:line="276" w:lineRule="auto"/>
+            </w:pPr>
+            <w:r/>
+            <w:r>
+              <w:rPr>
+                <w:rFonts w:ascii="Malgun Gothic" w:hAnsi="Malgun Gothic" w:eastAsia="맑은 고딕"/>
+                <w:b w:val="0"/>
+                <w:i w:val="0"/>
+                <w:sz w:val="17"/>
+              </w:rPr>
+              <w:t>에를랑겐-뉘른베르크대(FAU)</w:t>
+            </w:r>
+          </w:p>
+        </w:tc>
+        <w:tc>
+          <w:tcPr>
+            <w:tcW w:type="dxa" w:w="1928"/>
+          </w:tcPr>
+          <w:p>
+            <w:pPr>
+              <w:spacing w:after="20" w:line="276" w:lineRule="auto"/>
+            </w:pPr>
+            <w:r/>
+            <w:r>
+              <w:rPr>
+                <w:rFonts w:ascii="Malgun Gothic" w:hAnsi="Malgun Gothic" w:eastAsia="맑은 고딕"/>
+                <w:b w:val="0"/>
+                <w:i w:val="0"/>
+                <w:sz w:val="17"/>
+              </w:rPr>
+              <w:t>대</w:t>
+            </w:r>
+          </w:p>
+        </w:tc>
+        <w:tc>
+          <w:tcPr>
+            <w:tcW w:type="dxa" w:w="1928"/>
+          </w:tcPr>
+          <w:p>
+            <w:pPr>
+              <w:spacing w:after="20" w:line="276" w:lineRule="auto"/>
+            </w:pPr>
+            <w:r/>
+            <w:r>
+              <w:rPr>
+                <w:rFonts w:ascii="Malgun Gothic" w:hAnsi="Malgun Gothic" w:eastAsia="맑은 고딕"/>
+                <w:b w:val="0"/>
+                <w:i w:val="0"/>
+                <w:sz w:val="17"/>
+              </w:rPr>
+              <w:t>AMADAP 공동</w:t>
+            </w:r>
+          </w:p>
+        </w:tc>
+        <w:tc>
+          <w:tcPr>
+            <w:tcW w:type="dxa" w:w="1928"/>
+          </w:tcPr>
+          <w:p>
+            <w:pPr>
+              <w:spacing w:after="20" w:line="276" w:lineRule="auto"/>
+            </w:pPr>
+            <w:r/>
+            <w:r>
+              <w:rPr>
+                <w:rFonts w:ascii="Malgun Gothic" w:hAnsi="Malgun Gothic" w:eastAsia="맑은 고딕"/>
+                <w:b w:val="0"/>
+                <w:i w:val="0"/>
+                <w:sz w:val="17"/>
+              </w:rPr>
+              <w:t>○</w:t>
+            </w:r>
+          </w:p>
+        </w:tc>
+      </w:tr>
+      <w:tr>
+        <w:tc>
+          <w:tcPr>
+            <w:tcW w:type="dxa" w:w="1928"/>
+          </w:tcPr>
+          <w:p>
+            <w:pPr>
+              <w:spacing w:after="20" w:line="276" w:lineRule="auto"/>
+            </w:pPr>
+            <w:r/>
+            <w:r>
+              <w:rPr>
+                <w:rFonts w:ascii="Malgun Gothic" w:hAnsi="Malgun Gothic" w:eastAsia="맑은 고딕"/>
+                <w:b w:val="0"/>
+                <w:i w:val="0"/>
+                <w:sz w:val="17"/>
+              </w:rPr>
+              <w:t>독일</w:t>
+            </w:r>
+          </w:p>
+        </w:tc>
+        <w:tc>
+          <w:tcPr>
+            <w:tcW w:type="dxa" w:w="1928"/>
+          </w:tcPr>
+          <w:p>
+            <w:pPr>
+              <w:spacing w:after="20" w:line="276" w:lineRule="auto"/>
+            </w:pPr>
+            <w:r/>
+            <w:r>
+              <w:rPr>
+                <w:rFonts w:ascii="Malgun Gothic" w:hAnsi="Malgun Gothic" w:eastAsia="맑은 고딕"/>
+                <w:b w:val="0"/>
+                <w:i w:val="0"/>
+                <w:sz w:val="17"/>
+              </w:rPr>
+              <w:t>헬름홀츠연구소 울름</w:t>
+            </w:r>
+          </w:p>
+        </w:tc>
+        <w:tc>
+          <w:tcPr>
+            <w:tcW w:type="dxa" w:w="1928"/>
+          </w:tcPr>
+          <w:p>
+            <w:pPr>
+              <w:spacing w:after="20" w:line="276" w:lineRule="auto"/>
+            </w:pPr>
+            <w:r/>
+            <w:r>
+              <w:rPr>
+                <w:rFonts w:ascii="Malgun Gothic" w:hAnsi="Malgun Gothic" w:eastAsia="맑은 고딕"/>
+                <w:b w:val="0"/>
+                <w:i w:val="0"/>
+                <w:sz w:val="17"/>
+              </w:rPr>
+              <w:t>국</w:t>
+            </w:r>
+          </w:p>
+        </w:tc>
+        <w:tc>
+          <w:tcPr>
+            <w:tcW w:type="dxa" w:w="1928"/>
+          </w:tcPr>
+          <w:p>
+            <w:pPr>
+              <w:spacing w:after="20" w:line="276" w:lineRule="auto"/>
+            </w:pPr>
+            <w:r/>
+            <w:r>
+              <w:rPr>
+                <w:rFonts w:ascii="Malgun Gothic" w:hAnsi="Malgun Gothic" w:eastAsia="맑은 고딕"/>
+                <w:b w:val="0"/>
+                <w:i w:val="0"/>
+                <w:sz w:val="17"/>
+              </w:rPr>
+              <w:t>분산 MAP의 실험 담당</w:t>
+            </w:r>
+          </w:p>
+        </w:tc>
+        <w:tc>
+          <w:tcPr>
+            <w:tcW w:type="dxa" w:w="1928"/>
+          </w:tcPr>
+          <w:p>
+            <w:pPr>
+              <w:spacing w:after="20" w:line="276" w:lineRule="auto"/>
+            </w:pPr>
+            <w:r/>
+            <w:r>
+              <w:rPr>
+                <w:rFonts w:ascii="Malgun Gothic" w:hAnsi="Malgun Gothic" w:eastAsia="맑은 고딕"/>
+                <w:b w:val="0"/>
+                <w:i w:val="0"/>
+                <w:sz w:val="17"/>
+              </w:rPr>
+              <w:t>○</w:t>
+            </w:r>
+          </w:p>
+        </w:tc>
+      </w:tr>
+      <w:tr>
+        <w:tc>
+          <w:tcPr>
+            <w:tcW w:type="dxa" w:w="1928"/>
+          </w:tcPr>
+          <w:p>
+            <w:pPr>
+              <w:spacing w:after="20" w:line="276" w:lineRule="auto"/>
+            </w:pPr>
+            <w:r/>
+            <w:r>
+              <w:rPr>
+                <w:rFonts w:ascii="Malgun Gothic" w:hAnsi="Malgun Gothic" w:eastAsia="맑은 고딕"/>
+                <w:b w:val="0"/>
+                <w:i w:val="0"/>
+                <w:sz w:val="17"/>
+              </w:rPr>
+              <w:t>덴마크</w:t>
+            </w:r>
+          </w:p>
+        </w:tc>
+        <w:tc>
+          <w:tcPr>
+            <w:tcW w:type="dxa" w:w="1928"/>
+          </w:tcPr>
+          <w:p>
+            <w:pPr>
+              <w:spacing w:after="20" w:line="276" w:lineRule="auto"/>
+            </w:pPr>
+            <w:r/>
+            <w:r>
+              <w:rPr>
+                <w:rFonts w:ascii="Malgun Gothic" w:hAnsi="Malgun Gothic" w:eastAsia="맑은 고딕"/>
+                <w:b w:val="0"/>
+                <w:i w:val="0"/>
+                <w:sz w:val="17"/>
+              </w:rPr>
+              <w:t>덴마크공대(DTU)</w:t>
+            </w:r>
+          </w:p>
+        </w:tc>
+        <w:tc>
+          <w:tcPr>
+            <w:tcW w:type="dxa" w:w="1928"/>
+          </w:tcPr>
+          <w:p>
+            <w:pPr>
+              <w:spacing w:after="20" w:line="276" w:lineRule="auto"/>
+            </w:pPr>
+            <w:r/>
+            <w:r>
+              <w:rPr>
+                <w:rFonts w:ascii="Malgun Gothic" w:hAnsi="Malgun Gothic" w:eastAsia="맑은 고딕"/>
+                <w:b w:val="0"/>
+                <w:i w:val="0"/>
+                <w:sz w:val="17"/>
+              </w:rPr>
+              <w:t>대</w:t>
+            </w:r>
+          </w:p>
+        </w:tc>
+        <w:tc>
+          <w:tcPr>
+            <w:tcW w:type="dxa" w:w="1928"/>
+          </w:tcPr>
+          <w:p>
+            <w:pPr>
+              <w:spacing w:after="20" w:line="276" w:lineRule="auto"/>
+            </w:pPr>
+            <w:r/>
+            <w:r>
+              <w:rPr>
+                <w:rFonts w:ascii="Malgun Gothic" w:hAnsi="Malgun Gothic" w:eastAsia="맑은 고딕"/>
+                <w:b w:val="0"/>
+                <w:i w:val="0"/>
+                <w:sz w:val="17"/>
+              </w:rPr>
+              <w:t>ScatterLab(로봇 합성+X선 산란+ML), 분산 MAP 온톨로지</w:t>
+            </w:r>
+          </w:p>
+        </w:tc>
+        <w:tc>
+          <w:tcPr>
+            <w:tcW w:type="dxa" w:w="1928"/>
+          </w:tcPr>
+          <w:p>
+            <w:pPr>
+              <w:spacing w:after="20" w:line="276" w:lineRule="auto"/>
+            </w:pPr>
+            <w:r/>
+            <w:r>
+              <w:rPr>
+                <w:rFonts w:ascii="Malgun Gothic" w:hAnsi="Malgun Gothic" w:eastAsia="맑은 고딕"/>
+                <w:b w:val="0"/>
+                <w:i w:val="0"/>
+                <w:sz w:val="17"/>
+              </w:rPr>
+              <w:t>○</w:t>
+            </w:r>
+          </w:p>
+        </w:tc>
+      </w:tr>
+      <w:tr>
+        <w:tc>
+          <w:tcPr>
+            <w:tcW w:type="dxa" w:w="1928"/>
+          </w:tcPr>
+          <w:p>
+            <w:pPr>
+              <w:spacing w:after="20" w:line="276" w:lineRule="auto"/>
+            </w:pPr>
+            <w:r/>
+            <w:r>
+              <w:rPr>
+                <w:rFonts w:ascii="Malgun Gothic" w:hAnsi="Malgun Gothic" w:eastAsia="맑은 고딕"/>
+                <w:b w:val="0"/>
+                <w:i w:val="0"/>
+                <w:sz w:val="17"/>
+              </w:rPr>
+              <w:t>노르웨이</w:t>
+            </w:r>
+          </w:p>
+        </w:tc>
+        <w:tc>
+          <w:tcPr>
+            <w:tcW w:type="dxa" w:w="1928"/>
+          </w:tcPr>
+          <w:p>
+            <w:pPr>
+              <w:spacing w:after="20" w:line="276" w:lineRule="auto"/>
+            </w:pPr>
+            <w:r/>
+            <w:r>
+              <w:rPr>
+                <w:rFonts w:ascii="Malgun Gothic" w:hAnsi="Malgun Gothic" w:eastAsia="맑은 고딕"/>
+                <w:b w:val="0"/>
+                <w:i w:val="0"/>
+                <w:sz w:val="17"/>
+              </w:rPr>
+              <w:t>SINTEF</w:t>
+            </w:r>
+          </w:p>
+        </w:tc>
+        <w:tc>
+          <w:tcPr>
+            <w:tcW w:type="dxa" w:w="1928"/>
+          </w:tcPr>
+          <w:p>
+            <w:pPr>
+              <w:spacing w:after="20" w:line="276" w:lineRule="auto"/>
+            </w:pPr>
+            <w:r/>
+            <w:r>
+              <w:rPr>
+                <w:rFonts w:ascii="Malgun Gothic" w:hAnsi="Malgun Gothic" w:eastAsia="맑은 고딕"/>
+                <w:b w:val="0"/>
+                <w:i w:val="0"/>
+                <w:sz w:val="17"/>
+              </w:rPr>
+              <w:t>국</w:t>
+            </w:r>
+          </w:p>
+        </w:tc>
+        <w:tc>
+          <w:tcPr>
+            <w:tcW w:type="dxa" w:w="1928"/>
+          </w:tcPr>
+          <w:p>
+            <w:pPr>
+              <w:spacing w:after="20" w:line="276" w:lineRule="auto"/>
+            </w:pPr>
+            <w:r/>
+            <w:r>
+              <w:rPr>
+                <w:rFonts w:ascii="Malgun Gothic" w:hAnsi="Malgun Gothic" w:eastAsia="맑은 고딕"/>
+                <w:b w:val="0"/>
+                <w:i w:val="0"/>
+                <w:sz w:val="17"/>
+              </w:rPr>
+              <w:t>분산 MAP 온톨로지·데이터 인터페이스</w:t>
+            </w:r>
+          </w:p>
+        </w:tc>
+        <w:tc>
+          <w:tcPr>
+            <w:tcW w:type="dxa" w:w="1928"/>
+          </w:tcPr>
+          <w:p>
+            <w:pPr>
+              <w:spacing w:after="20" w:line="276" w:lineRule="auto"/>
+            </w:pPr>
+            <w:r/>
+            <w:r>
+              <w:rPr>
+                <w:rFonts w:ascii="Malgun Gothic" w:hAnsi="Malgun Gothic" w:eastAsia="맑은 고딕"/>
+                <w:b w:val="0"/>
+                <w:i w:val="0"/>
+                <w:sz w:val="17"/>
+              </w:rPr>
+              <w:t>○</w:t>
+            </w:r>
+          </w:p>
+        </w:tc>
+      </w:tr>
+      <w:tr>
+        <w:tc>
+          <w:tcPr>
+            <w:tcW w:type="dxa" w:w="1928"/>
+          </w:tcPr>
+          <w:p>
+            <w:pPr>
+              <w:spacing w:after="20" w:line="276" w:lineRule="auto"/>
+            </w:pPr>
+            <w:r/>
+            <w:r>
+              <w:rPr>
+                <w:rFonts w:ascii="Malgun Gothic" w:hAnsi="Malgun Gothic" w:eastAsia="맑은 고딕"/>
+                <w:b w:val="0"/>
+                <w:i w:val="0"/>
+                <w:sz w:val="17"/>
+              </w:rPr>
+              <w:t>프랑스</w:t>
+            </w:r>
+          </w:p>
+        </w:tc>
+        <w:tc>
+          <w:tcPr>
+            <w:tcW w:type="dxa" w:w="1928"/>
+          </w:tcPr>
+          <w:p>
+            <w:pPr>
+              <w:spacing w:after="20" w:line="276" w:lineRule="auto"/>
+            </w:pPr>
+            <w:r/>
+            <w:r>
+              <w:rPr>
+                <w:rFonts w:ascii="Malgun Gothic" w:hAnsi="Malgun Gothic" w:eastAsia="맑은 고딕"/>
+                <w:b w:val="0"/>
+                <w:i w:val="0"/>
+                <w:sz w:val="17"/>
+              </w:rPr>
+              <w:t>라우에-랑주뱅연구소(ILL)</w:t>
+            </w:r>
+          </w:p>
+        </w:tc>
+        <w:tc>
+          <w:tcPr>
+            <w:tcW w:type="dxa" w:w="1928"/>
+          </w:tcPr>
+          <w:p>
+            <w:pPr>
+              <w:spacing w:after="20" w:line="276" w:lineRule="auto"/>
+            </w:pPr>
+            <w:r/>
+            <w:r>
+              <w:rPr>
+                <w:rFonts w:ascii="Malgun Gothic" w:hAnsi="Malgun Gothic" w:eastAsia="맑은 고딕"/>
+                <w:b w:val="0"/>
+                <w:i w:val="0"/>
+                <w:sz w:val="17"/>
+              </w:rPr>
+              <w:t>국</w:t>
+            </w:r>
+          </w:p>
+        </w:tc>
+        <w:tc>
+          <w:tcPr>
+            <w:tcW w:type="dxa" w:w="1928"/>
+          </w:tcPr>
+          <w:p>
+            <w:pPr>
+              <w:spacing w:after="20" w:line="276" w:lineRule="auto"/>
+            </w:pPr>
+            <w:r/>
+            <w:r>
+              <w:rPr>
+                <w:rFonts w:ascii="Malgun Gothic" w:hAnsi="Malgun Gothic" w:eastAsia="맑은 고딕"/>
+                <w:b w:val="0"/>
+                <w:i w:val="0"/>
+                <w:sz w:val="17"/>
+              </w:rPr>
+              <w:t>gpCAM 기반 자율 중성자 산란 실험 확산</w:t>
+            </w:r>
+          </w:p>
+        </w:tc>
+        <w:tc>
+          <w:tcPr>
+            <w:tcW w:type="dxa" w:w="1928"/>
+          </w:tcPr>
+          <w:p>
+            <w:pPr>
+              <w:spacing w:after="20" w:line="276" w:lineRule="auto"/>
+            </w:pPr>
+            <w:r/>
+            <w:r>
+              <w:rPr>
+                <w:rFonts w:ascii="Malgun Gothic" w:hAnsi="Malgun Gothic" w:eastAsia="맑은 고딕"/>
+                <w:b w:val="0"/>
+                <w:i w:val="0"/>
+                <w:sz w:val="17"/>
+              </w:rPr>
+              <w:t>○</w:t>
+            </w:r>
+          </w:p>
+        </w:tc>
+      </w:tr>
+      <w:tr>
+        <w:tc>
+          <w:tcPr>
+            <w:tcW w:type="dxa" w:w="1928"/>
+          </w:tcPr>
+          <w:p>
+            <w:pPr>
+              <w:spacing w:after="20" w:line="276" w:lineRule="auto"/>
+            </w:pPr>
+            <w:r/>
+            <w:r>
+              <w:rPr>
+                <w:rFonts w:ascii="Malgun Gothic" w:hAnsi="Malgun Gothic" w:eastAsia="맑은 고딕"/>
+                <w:b w:val="0"/>
+                <w:i w:val="0"/>
+                <w:sz w:val="17"/>
+              </w:rPr>
+              <w:t>EU</w:t>
+            </w:r>
+          </w:p>
+        </w:tc>
+        <w:tc>
+          <w:tcPr>
+            <w:tcW w:type="dxa" w:w="1928"/>
+          </w:tcPr>
+          <w:p>
+            <w:pPr>
+              <w:spacing w:after="20" w:line="276" w:lineRule="auto"/>
+            </w:pPr>
+            <w:r/>
+            <w:r>
+              <w:rPr>
+                <w:rFonts w:ascii="Malgun Gothic" w:hAnsi="Malgun Gothic" w:eastAsia="맑은 고딕"/>
+                <w:b w:val="0"/>
+                <w:i w:val="0"/>
+                <w:sz w:val="17"/>
+              </w:rPr>
+              <w:t>Battery 2030+ / BIG-MAP</w:t>
+            </w:r>
+          </w:p>
+        </w:tc>
+        <w:tc>
+          <w:tcPr>
+            <w:tcW w:type="dxa" w:w="1928"/>
+          </w:tcPr>
+          <w:p>
+            <w:pPr>
+              <w:spacing w:after="20" w:line="276" w:lineRule="auto"/>
+            </w:pPr>
+            <w:r/>
+            <w:r>
+              <w:rPr>
+                <w:rFonts w:ascii="Malgun Gothic" w:hAnsi="Malgun Gothic" w:eastAsia="맑은 고딕"/>
+                <w:b w:val="0"/>
+                <w:i w:val="0"/>
+                <w:sz w:val="17"/>
+              </w:rPr>
+              <w:t>컨</w:t>
+            </w:r>
+          </w:p>
+        </w:tc>
+        <w:tc>
+          <w:tcPr>
+            <w:tcW w:type="dxa" w:w="1928"/>
+          </w:tcPr>
+          <w:p>
+            <w:pPr>
+              <w:spacing w:after="20" w:line="276" w:lineRule="auto"/>
+            </w:pPr>
+            <w:r/>
+            <w:r>
+              <w:rPr>
+                <w:rFonts w:ascii="Malgun Gothic" w:hAnsi="Malgun Gothic" w:eastAsia="맑은 고딕"/>
+                <w:b w:val="0"/>
+                <w:i w:val="0"/>
+                <w:sz w:val="17"/>
+              </w:rPr>
+              <w:t>배터리 계면 게놈-소재가속플랫폼, 5~10배 가속 목표</w:t>
+            </w:r>
+          </w:p>
+        </w:tc>
+        <w:tc>
+          <w:tcPr>
+            <w:tcW w:type="dxa" w:w="1928"/>
+          </w:tcPr>
+          <w:p>
+            <w:pPr>
+              <w:spacing w:after="20" w:line="276" w:lineRule="auto"/>
+            </w:pPr>
+            <w:r/>
+            <w:r>
+              <w:rPr>
+                <w:rFonts w:ascii="Malgun Gothic" w:hAnsi="Malgun Gothic" w:eastAsia="맑은 고딕"/>
+                <w:b w:val="0"/>
+                <w:i w:val="0"/>
+                <w:sz w:val="17"/>
+              </w:rPr>
+              <w:t>○</w:t>
+            </w:r>
+          </w:p>
+        </w:tc>
+      </w:tr>
+      <w:tr>
+        <w:tc>
+          <w:tcPr>
+            <w:tcW w:type="dxa" w:w="1928"/>
+          </w:tcPr>
+          <w:p>
+            <w:pPr>
+              <w:spacing w:after="20" w:line="276" w:lineRule="auto"/>
+            </w:pPr>
+            <w:r/>
+            <w:r>
+              <w:rPr>
+                <w:rFonts w:ascii="Malgun Gothic" w:hAnsi="Malgun Gothic" w:eastAsia="맑은 고딕"/>
+                <w:b w:val="0"/>
+                <w:i w:val="0"/>
+                <w:sz w:val="17"/>
+              </w:rPr>
+              <w:t>일본</w:t>
+            </w:r>
+          </w:p>
+        </w:tc>
+        <w:tc>
+          <w:tcPr>
+            <w:tcW w:type="dxa" w:w="1928"/>
+          </w:tcPr>
+          <w:p>
+            <w:pPr>
+              <w:spacing w:after="20" w:line="276" w:lineRule="auto"/>
+            </w:pPr>
+            <w:r/>
+            <w:r>
+              <w:rPr>
+                <w:rFonts w:ascii="Malgun Gothic" w:hAnsi="Malgun Gothic" w:eastAsia="맑은 고딕"/>
+                <w:b w:val="0"/>
+                <w:i w:val="0"/>
+                <w:sz w:val="17"/>
+              </w:rPr>
+              <w:t>물질·재료연구기구(NIMS)</w:t>
+            </w:r>
+          </w:p>
+        </w:tc>
+        <w:tc>
+          <w:tcPr>
+            <w:tcW w:type="dxa" w:w="1928"/>
+          </w:tcPr>
+          <w:p>
+            <w:pPr>
+              <w:spacing w:after="20" w:line="276" w:lineRule="auto"/>
+            </w:pPr>
+            <w:r/>
+            <w:r>
+              <w:rPr>
+                <w:rFonts w:ascii="Malgun Gothic" w:hAnsi="Malgun Gothic" w:eastAsia="맑은 고딕"/>
+                <w:b w:val="0"/>
+                <w:i w:val="0"/>
+                <w:sz w:val="17"/>
+              </w:rPr>
+              <w:t>국</w:t>
+            </w:r>
+          </w:p>
+        </w:tc>
+        <w:tc>
+          <w:tcPr>
+            <w:tcW w:type="dxa" w:w="1928"/>
+          </w:tcPr>
+          <w:p>
+            <w:pPr>
+              <w:spacing w:after="20" w:line="276" w:lineRule="auto"/>
+            </w:pPr>
+            <w:r/>
+            <w:r>
+              <w:rPr>
+                <w:rFonts w:ascii="Malgun Gothic" w:hAnsi="Malgun Gothic" w:eastAsia="맑은 고딕"/>
+                <w:b w:val="0"/>
+                <w:i w:val="0"/>
+                <w:sz w:val="17"/>
+              </w:rPr>
+              <w:t>NIMS-OS(오픈소스)+NAREE, ARIM 데이터 코어 센터</w:t>
+            </w:r>
+          </w:p>
+        </w:tc>
+        <w:tc>
+          <w:tcPr>
+            <w:tcW w:type="dxa" w:w="1928"/>
+          </w:tcPr>
+          <w:p>
+            <w:pPr>
+              <w:spacing w:after="20" w:line="276" w:lineRule="auto"/>
+            </w:pPr>
+            <w:r/>
+            <w:r>
+              <w:rPr>
+                <w:rFonts w:ascii="Malgun Gothic" w:hAnsi="Malgun Gothic" w:eastAsia="맑은 고딕"/>
+                <w:b w:val="0"/>
+                <w:i w:val="0"/>
+                <w:sz w:val="17"/>
+              </w:rPr>
+              <w:t>◎</w:t>
+            </w:r>
+          </w:p>
+        </w:tc>
+      </w:tr>
+      <w:tr>
+        <w:tc>
+          <w:tcPr>
+            <w:tcW w:type="dxa" w:w="1928"/>
+          </w:tcPr>
+          <w:p>
+            <w:pPr>
+              <w:spacing w:after="20" w:line="276" w:lineRule="auto"/>
+            </w:pPr>
+            <w:r/>
+            <w:r>
+              <w:rPr>
+                <w:rFonts w:ascii="Malgun Gothic" w:hAnsi="Malgun Gothic" w:eastAsia="맑은 고딕"/>
+                <w:b w:val="0"/>
+                <w:i w:val="0"/>
+                <w:sz w:val="17"/>
+              </w:rPr>
+              <w:t>일본</w:t>
+            </w:r>
+          </w:p>
+        </w:tc>
+        <w:tc>
+          <w:tcPr>
+            <w:tcW w:type="dxa" w:w="1928"/>
+          </w:tcPr>
+          <w:p>
+            <w:pPr>
+              <w:spacing w:after="20" w:line="276" w:lineRule="auto"/>
+            </w:pPr>
+            <w:r/>
+            <w:r>
+              <w:rPr>
+                <w:rFonts w:ascii="Malgun Gothic" w:hAnsi="Malgun Gothic" w:eastAsia="맑은 고딕"/>
+                <w:b w:val="0"/>
+                <w:i w:val="0"/>
+                <w:sz w:val="17"/>
+              </w:rPr>
+              <w:t>이화학연구소(RIKEN)</w:t>
+            </w:r>
+          </w:p>
+        </w:tc>
+        <w:tc>
+          <w:tcPr>
+            <w:tcW w:type="dxa" w:w="1928"/>
+          </w:tcPr>
+          <w:p>
+            <w:pPr>
+              <w:spacing w:after="20" w:line="276" w:lineRule="auto"/>
+            </w:pPr>
+            <w:r/>
+            <w:r>
+              <w:rPr>
+                <w:rFonts w:ascii="Malgun Gothic" w:hAnsi="Malgun Gothic" w:eastAsia="맑은 고딕"/>
+                <w:b w:val="0"/>
+                <w:i w:val="0"/>
+                <w:sz w:val="17"/>
+              </w:rPr>
+              <w:t>국</w:t>
+            </w:r>
+          </w:p>
+        </w:tc>
+        <w:tc>
+          <w:tcPr>
+            <w:tcW w:type="dxa" w:w="1928"/>
+          </w:tcPr>
+          <w:p>
+            <w:pPr>
+              <w:spacing w:after="20" w:line="276" w:lineRule="auto"/>
+            </w:pPr>
+            <w:r/>
+            <w:r>
+              <w:rPr>
+                <w:rFonts w:ascii="Malgun Gothic" w:hAnsi="Malgun Gothic" w:eastAsia="맑은 고딕"/>
+                <w:b w:val="0"/>
+                <w:i w:val="0"/>
+                <w:sz w:val="17"/>
+              </w:rPr>
+              <w:t>Maholo LabDroid, iPSC-RPE 분화 조건 자율 탐색</w:t>
+            </w:r>
+          </w:p>
+        </w:tc>
+        <w:tc>
+          <w:tcPr>
+            <w:tcW w:type="dxa" w:w="1928"/>
+          </w:tcPr>
+          <w:p>
+            <w:pPr>
+              <w:spacing w:after="20" w:line="276" w:lineRule="auto"/>
+            </w:pPr>
+            <w:r/>
+            <w:r>
+              <w:rPr>
+                <w:rFonts w:ascii="Malgun Gothic" w:hAnsi="Malgun Gothic" w:eastAsia="맑은 고딕"/>
+                <w:b w:val="0"/>
+                <w:i w:val="0"/>
+                <w:sz w:val="17"/>
+              </w:rPr>
+              <w:t>◎</w:t>
+            </w:r>
+          </w:p>
+        </w:tc>
+      </w:tr>
+      <w:tr>
+        <w:tc>
+          <w:tcPr>
+            <w:tcW w:type="dxa" w:w="1928"/>
+          </w:tcPr>
+          <w:p>
+            <w:pPr>
+              <w:spacing w:after="20" w:line="276" w:lineRule="auto"/>
+            </w:pPr>
+            <w:r/>
+            <w:r>
+              <w:rPr>
+                <w:rFonts w:ascii="Malgun Gothic" w:hAnsi="Malgun Gothic" w:eastAsia="맑은 고딕"/>
+                <w:b w:val="0"/>
+                <w:i w:val="0"/>
+                <w:sz w:val="17"/>
+              </w:rPr>
+              <w:t>일본</w:t>
+            </w:r>
+          </w:p>
+        </w:tc>
+        <w:tc>
+          <w:tcPr>
+            <w:tcW w:type="dxa" w:w="1928"/>
+          </w:tcPr>
+          <w:p>
+            <w:pPr>
+              <w:spacing w:after="20" w:line="276" w:lineRule="auto"/>
+            </w:pPr>
+            <w:r/>
+            <w:r>
+              <w:rPr>
+                <w:rFonts w:ascii="Malgun Gothic" w:hAnsi="Malgun Gothic" w:eastAsia="맑은 고딕"/>
+                <w:b w:val="0"/>
+                <w:i w:val="0"/>
+                <w:sz w:val="17"/>
+              </w:rPr>
+              <w:t>과학기술진흥기구(JST)</w:t>
+            </w:r>
+          </w:p>
+        </w:tc>
+        <w:tc>
+          <w:tcPr>
+            <w:tcW w:type="dxa" w:w="1928"/>
+          </w:tcPr>
+          <w:p>
+            <w:pPr>
+              <w:spacing w:after="20" w:line="276" w:lineRule="auto"/>
+            </w:pPr>
+            <w:r/>
+            <w:r>
+              <w:rPr>
+                <w:rFonts w:ascii="Malgun Gothic" w:hAnsi="Malgun Gothic" w:eastAsia="맑은 고딕"/>
+                <w:b w:val="0"/>
+                <w:i w:val="0"/>
+                <w:sz w:val="17"/>
+              </w:rPr>
+              <w:t>정</w:t>
+            </w:r>
+          </w:p>
+        </w:tc>
+        <w:tc>
+          <w:tcPr>
+            <w:tcW w:type="dxa" w:w="1928"/>
+          </w:tcPr>
+          <w:p>
+            <w:pPr>
+              <w:spacing w:after="20" w:line="276" w:lineRule="auto"/>
+            </w:pPr>
+            <w:r/>
+            <w:r>
+              <w:rPr>
+                <w:rFonts w:ascii="Malgun Gothic" w:hAnsi="Malgun Gothic" w:eastAsia="맑은 고딕"/>
+                <w:b w:val="0"/>
+                <w:i w:val="0"/>
+                <w:sz w:val="17"/>
+              </w:rPr>
+              <w:t>Moonshot Goal 3, Mirai, AI-Robot-Driven Science Initiative</w:t>
+            </w:r>
+          </w:p>
+        </w:tc>
+        <w:tc>
+          <w:tcPr>
+            <w:tcW w:type="dxa" w:w="1928"/>
+          </w:tcPr>
+          <w:p>
+            <w:pPr>
+              <w:spacing w:after="20" w:line="276" w:lineRule="auto"/>
+            </w:pPr>
+            <w:r/>
+            <w:r>
+              <w:rPr>
+                <w:rFonts w:ascii="Malgun Gothic" w:hAnsi="Malgun Gothic" w:eastAsia="맑은 고딕"/>
+                <w:b w:val="0"/>
+                <w:i w:val="0"/>
+                <w:sz w:val="17"/>
+              </w:rPr>
+              <w:t>△</w:t>
+            </w:r>
+          </w:p>
+        </w:tc>
+      </w:tr>
+      <w:tr>
+        <w:tc>
+          <w:tcPr>
+            <w:tcW w:type="dxa" w:w="1928"/>
+          </w:tcPr>
+          <w:p>
+            <w:pPr>
+              <w:spacing w:after="20" w:line="276" w:lineRule="auto"/>
+            </w:pPr>
+            <w:r/>
+            <w:r>
+              <w:rPr>
+                <w:rFonts w:ascii="Malgun Gothic" w:hAnsi="Malgun Gothic" w:eastAsia="맑은 고딕"/>
+                <w:b w:val="0"/>
+                <w:i w:val="0"/>
+                <w:sz w:val="17"/>
+              </w:rPr>
+              <w:t>일본</w:t>
+            </w:r>
+          </w:p>
+        </w:tc>
+        <w:tc>
+          <w:tcPr>
+            <w:tcW w:type="dxa" w:w="1928"/>
+          </w:tcPr>
+          <w:p>
+            <w:pPr>
+              <w:spacing w:after="20" w:line="276" w:lineRule="auto"/>
+            </w:pPr>
+            <w:r/>
+            <w:r>
+              <w:rPr>
+                <w:rFonts w:ascii="Malgun Gothic" w:hAnsi="Malgun Gothic" w:eastAsia="맑은 고딕"/>
+                <w:b w:val="0"/>
+                <w:i w:val="0"/>
+                <w:sz w:val="17"/>
+              </w:rPr>
+              <w:t>문부과학성(MEXT)</w:t>
+            </w:r>
+          </w:p>
+        </w:tc>
+        <w:tc>
+          <w:tcPr>
+            <w:tcW w:type="dxa" w:w="1928"/>
+          </w:tcPr>
+          <w:p>
+            <w:pPr>
+              <w:spacing w:after="20" w:line="276" w:lineRule="auto"/>
+            </w:pPr>
+            <w:r/>
+            <w:r>
+              <w:rPr>
+                <w:rFonts w:ascii="Malgun Gothic" w:hAnsi="Malgun Gothic" w:eastAsia="맑은 고딕"/>
+                <w:b w:val="0"/>
+                <w:i w:val="0"/>
+                <w:sz w:val="17"/>
+              </w:rPr>
+              <w:t>정</w:t>
+            </w:r>
+          </w:p>
+        </w:tc>
+        <w:tc>
+          <w:tcPr>
+            <w:tcW w:type="dxa" w:w="1928"/>
+          </w:tcPr>
+          <w:p>
+            <w:pPr>
+              <w:spacing w:after="20" w:line="276" w:lineRule="auto"/>
+            </w:pPr>
+            <w:r/>
+            <w:r>
+              <w:rPr>
+                <w:rFonts w:ascii="Malgun Gothic" w:hAnsi="Malgun Gothic" w:eastAsia="맑은 고딕"/>
+                <w:b w:val="0"/>
+                <w:i w:val="0"/>
+                <w:sz w:val="17"/>
+              </w:rPr>
+              <w:t>소재 DX 플랫폼, 2024 전략목표 "자율구동형 연구시스템"</w:t>
+            </w:r>
+          </w:p>
+        </w:tc>
+        <w:tc>
+          <w:tcPr>
+            <w:tcW w:type="dxa" w:w="1928"/>
+          </w:tcPr>
+          <w:p>
+            <w:pPr>
+              <w:spacing w:after="20" w:line="276" w:lineRule="auto"/>
+            </w:pPr>
+            <w:r/>
+            <w:r>
+              <w:rPr>
+                <w:rFonts w:ascii="Malgun Gothic" w:hAnsi="Malgun Gothic" w:eastAsia="맑은 고딕"/>
+                <w:b w:val="0"/>
+                <w:i w:val="0"/>
+                <w:sz w:val="17"/>
+              </w:rPr>
+              <w:t>△</w:t>
+            </w:r>
+          </w:p>
+        </w:tc>
+      </w:tr>
+      <w:tr>
+        <w:tc>
+          <w:tcPr>
+            <w:tcW w:type="dxa" w:w="1928"/>
+          </w:tcPr>
+          <w:p>
+            <w:pPr>
+              <w:spacing w:after="20" w:line="276" w:lineRule="auto"/>
+            </w:pPr>
+            <w:r/>
+            <w:r>
+              <w:rPr>
+                <w:rFonts w:ascii="Malgun Gothic" w:hAnsi="Malgun Gothic" w:eastAsia="맑은 고딕"/>
+                <w:b w:val="0"/>
+                <w:i w:val="0"/>
+                <w:sz w:val="17"/>
+              </w:rPr>
+              <w:t>중국</w:t>
+            </w:r>
+          </w:p>
+        </w:tc>
+        <w:tc>
+          <w:tcPr>
+            <w:tcW w:type="dxa" w:w="1928"/>
+          </w:tcPr>
+          <w:p>
+            <w:pPr>
+              <w:spacing w:after="20" w:line="276" w:lineRule="auto"/>
+            </w:pPr>
+            <w:r/>
+            <w:r>
+              <w:rPr>
+                <w:rFonts w:ascii="Malgun Gothic" w:hAnsi="Malgun Gothic" w:eastAsia="맑은 고딕"/>
+                <w:b w:val="0"/>
+                <w:i w:val="0"/>
+                <w:sz w:val="17"/>
+              </w:rPr>
+              <w:t>중국과학기술대(USTC)</w:t>
+            </w:r>
+          </w:p>
+        </w:tc>
+        <w:tc>
+          <w:tcPr>
+            <w:tcW w:type="dxa" w:w="1928"/>
+          </w:tcPr>
+          <w:p>
+            <w:pPr>
+              <w:spacing w:after="20" w:line="276" w:lineRule="auto"/>
+            </w:pPr>
+            <w:r/>
+            <w:r>
+              <w:rPr>
+                <w:rFonts w:ascii="Malgun Gothic" w:hAnsi="Malgun Gothic" w:eastAsia="맑은 고딕"/>
+                <w:b w:val="0"/>
+                <w:i w:val="0"/>
+                <w:sz w:val="17"/>
+              </w:rPr>
+              <w:t>대</w:t>
+            </w:r>
+          </w:p>
+        </w:tc>
+        <w:tc>
+          <w:tcPr>
+            <w:tcW w:type="dxa" w:w="1928"/>
+          </w:tcPr>
+          <w:p>
+            <w:pPr>
+              <w:spacing w:after="20" w:line="276" w:lineRule="auto"/>
+            </w:pPr>
+            <w:r/>
+            <w:r>
+              <w:rPr>
+                <w:rFonts w:ascii="Malgun Gothic" w:hAnsi="Malgun Gothic" w:eastAsia="맑은 고딕"/>
+                <w:b w:val="0"/>
+                <w:i w:val="0"/>
+                <w:sz w:val="17"/>
+              </w:rPr>
+              <w:t>로봇 AI 화학자(화성 운석 OER 촉매), ChemAgents</w:t>
+            </w:r>
+          </w:p>
+        </w:tc>
+        <w:tc>
+          <w:tcPr>
+            <w:tcW w:type="dxa" w:w="1928"/>
+          </w:tcPr>
+          <w:p>
+            <w:pPr>
+              <w:spacing w:after="20" w:line="276" w:lineRule="auto"/>
+            </w:pPr>
+            <w:r/>
+            <w:r>
+              <w:rPr>
+                <w:rFonts w:ascii="Malgun Gothic" w:hAnsi="Malgun Gothic" w:eastAsia="맑은 고딕"/>
+                <w:b w:val="0"/>
+                <w:i w:val="0"/>
+                <w:sz w:val="17"/>
+              </w:rPr>
+              <w:t>◎</w:t>
+            </w:r>
+          </w:p>
+        </w:tc>
+      </w:tr>
+      <w:tr>
+        <w:tc>
+          <w:tcPr>
+            <w:tcW w:type="dxa" w:w="1928"/>
+          </w:tcPr>
+          <w:p>
+            <w:pPr>
+              <w:spacing w:after="20" w:line="276" w:lineRule="auto"/>
+            </w:pPr>
+            <w:r/>
+            <w:r>
+              <w:rPr>
+                <w:rFonts w:ascii="Malgun Gothic" w:hAnsi="Malgun Gothic" w:eastAsia="맑은 고딕"/>
+                <w:b w:val="0"/>
+                <w:i w:val="0"/>
+                <w:sz w:val="17"/>
+              </w:rPr>
+              <w:t>중국</w:t>
+            </w:r>
+          </w:p>
+        </w:tc>
+        <w:tc>
+          <w:tcPr>
+            <w:tcW w:type="dxa" w:w="1928"/>
+          </w:tcPr>
+          <w:p>
+            <w:pPr>
+              <w:spacing w:after="20" w:line="276" w:lineRule="auto"/>
+            </w:pPr>
+            <w:r/>
+            <w:r>
+              <w:rPr>
+                <w:rFonts w:ascii="Malgun Gothic" w:hAnsi="Malgun Gothic" w:eastAsia="맑은 고딕"/>
+                <w:b w:val="0"/>
+                <w:i w:val="0"/>
+                <w:sz w:val="17"/>
+              </w:rPr>
+              <w:t>심우주탐사실험실</w:t>
+            </w:r>
+          </w:p>
+        </w:tc>
+        <w:tc>
+          <w:tcPr>
+            <w:tcW w:type="dxa" w:w="1928"/>
+          </w:tcPr>
+          <w:p>
+            <w:pPr>
+              <w:spacing w:after="20" w:line="276" w:lineRule="auto"/>
+            </w:pPr>
+            <w:r/>
+            <w:r>
+              <w:rPr>
+                <w:rFonts w:ascii="Malgun Gothic" w:hAnsi="Malgun Gothic" w:eastAsia="맑은 고딕"/>
+                <w:b w:val="0"/>
+                <w:i w:val="0"/>
+                <w:sz w:val="17"/>
+              </w:rPr>
+              <w:t>국</w:t>
+            </w:r>
+          </w:p>
+        </w:tc>
+        <w:tc>
+          <w:tcPr>
+            <w:tcW w:type="dxa" w:w="1928"/>
+          </w:tcPr>
+          <w:p>
+            <w:pPr>
+              <w:spacing w:after="20" w:line="276" w:lineRule="auto"/>
+            </w:pPr>
+            <w:r/>
+            <w:r>
+              <w:rPr>
+                <w:rFonts w:ascii="Malgun Gothic" w:hAnsi="Malgun Gothic" w:eastAsia="맑은 고딕"/>
+                <w:b w:val="0"/>
+                <w:i w:val="0"/>
+                <w:sz w:val="17"/>
+              </w:rPr>
+              <w:t>USTC와 화성 촉매 공동 연구</w:t>
+            </w:r>
+          </w:p>
+        </w:tc>
+        <w:tc>
+          <w:tcPr>
+            <w:tcW w:type="dxa" w:w="1928"/>
+          </w:tcPr>
+          <w:p>
+            <w:pPr>
+              <w:spacing w:after="20" w:line="276" w:lineRule="auto"/>
+            </w:pPr>
+            <w:r/>
+            <w:r>
+              <w:rPr>
+                <w:rFonts w:ascii="Malgun Gothic" w:hAnsi="Malgun Gothic" w:eastAsia="맑은 고딕"/>
+                <w:b w:val="0"/>
+                <w:i w:val="0"/>
+                <w:sz w:val="17"/>
+              </w:rPr>
+              <w:t>◎</w:t>
+            </w:r>
+          </w:p>
+        </w:tc>
+      </w:tr>
+      <w:tr>
+        <w:tc>
+          <w:tcPr>
+            <w:tcW w:type="dxa" w:w="1928"/>
+          </w:tcPr>
+          <w:p>
+            <w:pPr>
+              <w:spacing w:after="20" w:line="276" w:lineRule="auto"/>
+            </w:pPr>
+            <w:r/>
+            <w:r>
+              <w:rPr>
+                <w:rFonts w:ascii="Malgun Gothic" w:hAnsi="Malgun Gothic" w:eastAsia="맑은 고딕"/>
+                <w:b w:val="0"/>
+                <w:i w:val="0"/>
+                <w:sz w:val="17"/>
+              </w:rPr>
+              <w:t>중국</w:t>
+            </w:r>
+          </w:p>
+        </w:tc>
+        <w:tc>
+          <w:tcPr>
+            <w:tcW w:type="dxa" w:w="1928"/>
+          </w:tcPr>
+          <w:p>
+            <w:pPr>
+              <w:spacing w:after="20" w:line="276" w:lineRule="auto"/>
+            </w:pPr>
+            <w:r/>
+            <w:r>
+              <w:rPr>
+                <w:rFonts w:ascii="Malgun Gothic" w:hAnsi="Malgun Gothic" w:eastAsia="맑은 고딕"/>
+                <w:b w:val="0"/>
+                <w:i w:val="0"/>
+                <w:sz w:val="17"/>
+              </w:rPr>
+              <w:t>상하이인공지능과학연구원(푸단대)</w:t>
+            </w:r>
+          </w:p>
+        </w:tc>
+        <w:tc>
+          <w:tcPr>
+            <w:tcW w:type="dxa" w:w="1928"/>
+          </w:tcPr>
+          <w:p>
+            <w:pPr>
+              <w:spacing w:after="20" w:line="276" w:lineRule="auto"/>
+            </w:pPr>
+            <w:r/>
+            <w:r>
+              <w:rPr>
+                <w:rFonts w:ascii="Malgun Gothic" w:hAnsi="Malgun Gothic" w:eastAsia="맑은 고딕"/>
+                <w:b w:val="0"/>
+                <w:i w:val="0"/>
+                <w:sz w:val="17"/>
+              </w:rPr>
+              <w:t>국</w:t>
+            </w:r>
+          </w:p>
+        </w:tc>
+        <w:tc>
+          <w:tcPr>
+            <w:tcW w:type="dxa" w:w="1928"/>
+          </w:tcPr>
+          <w:p>
+            <w:pPr>
+              <w:spacing w:after="20" w:line="276" w:lineRule="auto"/>
+            </w:pPr>
+            <w:r/>
+            <w:r>
+              <w:rPr>
+                <w:rFonts w:ascii="Malgun Gothic" w:hAnsi="Malgun Gothic" w:eastAsia="맑은 고딕"/>
+                <w:b w:val="0"/>
+                <w:i w:val="0"/>
+                <w:sz w:val="17"/>
+              </w:rPr>
+              <w:t>중국 최초 완전 무인 AI 구동 R&amp;D 실험실 (2026.6 가동)</w:t>
+            </w:r>
+          </w:p>
+        </w:tc>
+        <w:tc>
+          <w:tcPr>
+            <w:tcW w:type="dxa" w:w="1928"/>
+          </w:tcPr>
+          <w:p>
+            <w:pPr>
+              <w:spacing w:after="20" w:line="276" w:lineRule="auto"/>
+            </w:pPr>
+            <w:r/>
+            <w:r>
+              <w:rPr>
+                <w:rFonts w:ascii="Malgun Gothic" w:hAnsi="Malgun Gothic" w:eastAsia="맑은 고딕"/>
+                <w:b w:val="0"/>
+                <w:i w:val="0"/>
+                <w:sz w:val="17"/>
+              </w:rPr>
+              <w:t>○</w:t>
+            </w:r>
+          </w:p>
+        </w:tc>
+      </w:tr>
+      <w:tr>
+        <w:tc>
+          <w:tcPr>
+            <w:tcW w:type="dxa" w:w="1928"/>
+          </w:tcPr>
+          <w:p>
+            <w:pPr>
+              <w:spacing w:after="20" w:line="276" w:lineRule="auto"/>
+            </w:pPr>
+            <w:r/>
+            <w:r>
+              <w:rPr>
+                <w:rFonts w:ascii="Malgun Gothic" w:hAnsi="Malgun Gothic" w:eastAsia="맑은 고딕"/>
+                <w:b w:val="0"/>
+                <w:i w:val="0"/>
+                <w:sz w:val="17"/>
+              </w:rPr>
+              <w:t>중국</w:t>
+            </w:r>
+          </w:p>
+        </w:tc>
+        <w:tc>
+          <w:tcPr>
+            <w:tcW w:type="dxa" w:w="1928"/>
+          </w:tcPr>
+          <w:p>
+            <w:pPr>
+              <w:spacing w:after="20" w:line="276" w:lineRule="auto"/>
+            </w:pPr>
+            <w:r/>
+            <w:r>
+              <w:rPr>
+                <w:rFonts w:ascii="Malgun Gothic" w:hAnsi="Malgun Gothic" w:eastAsia="맑은 고딕"/>
+                <w:b w:val="0"/>
+                <w:i w:val="0"/>
+                <w:sz w:val="17"/>
+              </w:rPr>
+              <w:t>중국과학원(CAS)</w:t>
+            </w:r>
+          </w:p>
+        </w:tc>
+        <w:tc>
+          <w:tcPr>
+            <w:tcW w:type="dxa" w:w="1928"/>
+          </w:tcPr>
+          <w:p>
+            <w:pPr>
+              <w:spacing w:after="20" w:line="276" w:lineRule="auto"/>
+            </w:pPr>
+            <w:r/>
+            <w:r>
+              <w:rPr>
+                <w:rFonts w:ascii="Malgun Gothic" w:hAnsi="Malgun Gothic" w:eastAsia="맑은 고딕"/>
+                <w:b w:val="0"/>
+                <w:i w:val="0"/>
+                <w:sz w:val="17"/>
+              </w:rPr>
+              <w:t>국</w:t>
+            </w:r>
+          </w:p>
+        </w:tc>
+        <w:tc>
+          <w:tcPr>
+            <w:tcW w:type="dxa" w:w="1928"/>
+          </w:tcPr>
+          <w:p>
+            <w:pPr>
+              <w:spacing w:after="20" w:line="276" w:lineRule="auto"/>
+            </w:pPr>
+            <w:r/>
+            <w:r>
+              <w:rPr>
+                <w:rFonts w:ascii="Malgun Gothic" w:hAnsi="Malgun Gothic" w:eastAsia="맑은 고딕"/>
+                <w:b w:val="0"/>
+                <w:i w:val="0"/>
+                <w:sz w:val="17"/>
+              </w:rPr>
+              <w:t>로봇 AI-Scientist 플랫폼, 허페이 로봇 화학자 투입</w:t>
+            </w:r>
+          </w:p>
+        </w:tc>
+        <w:tc>
+          <w:tcPr>
+            <w:tcW w:type="dxa" w:w="1928"/>
+          </w:tcPr>
+          <w:p>
+            <w:pPr>
+              <w:spacing w:after="20" w:line="276" w:lineRule="auto"/>
+            </w:pPr>
+            <w:r/>
+            <w:r>
+              <w:rPr>
+                <w:rFonts w:ascii="Malgun Gothic" w:hAnsi="Malgun Gothic" w:eastAsia="맑은 고딕"/>
+                <w:b w:val="0"/>
+                <w:i w:val="0"/>
+                <w:sz w:val="17"/>
+              </w:rPr>
+              <w:t>○</w:t>
+            </w:r>
+          </w:p>
+        </w:tc>
+      </w:tr>
+      <w:tr>
+        <w:tc>
+          <w:tcPr>
+            <w:tcW w:type="dxa" w:w="1928"/>
+          </w:tcPr>
+          <w:p>
+            <w:pPr>
+              <w:spacing w:after="20" w:line="276" w:lineRule="auto"/>
+            </w:pPr>
+            <w:r/>
+            <w:r>
+              <w:rPr>
+                <w:rFonts w:ascii="Malgun Gothic" w:hAnsi="Malgun Gothic" w:eastAsia="맑은 고딕"/>
+                <w:b w:val="0"/>
+                <w:i w:val="0"/>
+                <w:sz w:val="17"/>
+              </w:rPr>
+              <w:t>사우디</w:t>
+            </w:r>
+          </w:p>
+        </w:tc>
+        <w:tc>
+          <w:tcPr>
+            <w:tcW w:type="dxa" w:w="1928"/>
+          </w:tcPr>
+          <w:p>
+            <w:pPr>
+              <w:spacing w:after="20" w:line="276" w:lineRule="auto"/>
+            </w:pPr>
+            <w:r/>
+            <w:r>
+              <w:rPr>
+                <w:rFonts w:ascii="Malgun Gothic" w:hAnsi="Malgun Gothic" w:eastAsia="맑은 고딕"/>
+                <w:b w:val="0"/>
+                <w:i w:val="0"/>
+                <w:sz w:val="17"/>
+              </w:rPr>
+              <w:t>KAUST</w:t>
+            </w:r>
+          </w:p>
+        </w:tc>
+        <w:tc>
+          <w:tcPr>
+            <w:tcW w:type="dxa" w:w="1928"/>
+          </w:tcPr>
+          <w:p>
+            <w:pPr>
+              <w:spacing w:after="20" w:line="276" w:lineRule="auto"/>
+            </w:pPr>
+            <w:r/>
+            <w:r>
+              <w:rPr>
+                <w:rFonts w:ascii="Malgun Gothic" w:hAnsi="Malgun Gothic" w:eastAsia="맑은 고딕"/>
+                <w:b w:val="0"/>
+                <w:i w:val="0"/>
+                <w:sz w:val="17"/>
+              </w:rPr>
+              <w:t>대</w:t>
+            </w:r>
+          </w:p>
+        </w:tc>
+        <w:tc>
+          <w:tcPr>
+            <w:tcW w:type="dxa" w:w="1928"/>
+          </w:tcPr>
+          <w:p>
+            <w:pPr>
+              <w:spacing w:after="20" w:line="276" w:lineRule="auto"/>
+            </w:pPr>
+            <w:r/>
+            <w:r>
+              <w:rPr>
+                <w:rFonts w:ascii="Malgun Gothic" w:hAnsi="Malgun Gothic" w:eastAsia="맑은 고딕"/>
+                <w:b w:val="0"/>
+                <w:i w:val="0"/>
+                <w:sz w:val="17"/>
+              </w:rPr>
+              <w:t>Robotics Bay 1,000 m² (2025.10). SDL 전용 아님</w:t>
+            </w:r>
+          </w:p>
+        </w:tc>
+        <w:tc>
+          <w:tcPr>
+            <w:tcW w:type="dxa" w:w="1928"/>
+          </w:tcPr>
+          <w:p>
+            <w:pPr>
+              <w:spacing w:after="20" w:line="276" w:lineRule="auto"/>
+            </w:pPr>
+            <w:r/>
+            <w:r>
+              <w:rPr>
+                <w:rFonts w:ascii="Malgun Gothic" w:hAnsi="Malgun Gothic" w:eastAsia="맑은 고딕"/>
+                <w:b w:val="0"/>
+                <w:i w:val="0"/>
+                <w:sz w:val="17"/>
+              </w:rPr>
+              <w:t>△</w:t>
+            </w:r>
+          </w:p>
+        </w:tc>
+      </w:tr>
+      <w:tr>
+        <w:tc>
+          <w:tcPr>
+            <w:tcW w:type="dxa" w:w="1928"/>
+          </w:tcPr>
+          <w:p>
+            <w:pPr>
+              <w:spacing w:after="20" w:line="276" w:lineRule="auto"/>
+            </w:pPr>
+            <w:r/>
+            <w:r>
+              <w:rPr>
+                <w:rFonts w:ascii="Malgun Gothic" w:hAnsi="Malgun Gothic" w:eastAsia="맑은 고딕"/>
+                <w:b w:val="0"/>
+                <w:i w:val="0"/>
+                <w:sz w:val="17"/>
+              </w:rPr>
+              <w:t>UAE</w:t>
+            </w:r>
+          </w:p>
+        </w:tc>
+        <w:tc>
+          <w:tcPr>
+            <w:tcW w:type="dxa" w:w="1928"/>
+          </w:tcPr>
+          <w:p>
+            <w:pPr>
+              <w:spacing w:after="20" w:line="276" w:lineRule="auto"/>
+            </w:pPr>
+            <w:r/>
+            <w:r>
+              <w:rPr>
+                <w:rFonts w:ascii="Malgun Gothic" w:hAnsi="Malgun Gothic" w:eastAsia="맑은 고딕"/>
+                <w:b w:val="0"/>
+                <w:i w:val="0"/>
+                <w:sz w:val="17"/>
+              </w:rPr>
+              <w:t>기술혁신연구소(TII)</w:t>
+            </w:r>
+          </w:p>
+        </w:tc>
+        <w:tc>
+          <w:tcPr>
+            <w:tcW w:type="dxa" w:w="1928"/>
+          </w:tcPr>
+          <w:p>
+            <w:pPr>
+              <w:spacing w:after="20" w:line="276" w:lineRule="auto"/>
+            </w:pPr>
+            <w:r/>
+            <w:r>
+              <w:rPr>
+                <w:rFonts w:ascii="Malgun Gothic" w:hAnsi="Malgun Gothic" w:eastAsia="맑은 고딕"/>
+                <w:b w:val="0"/>
+                <w:i w:val="0"/>
+                <w:sz w:val="17"/>
+              </w:rPr>
+              <w:t>국</w:t>
+            </w:r>
+          </w:p>
+        </w:tc>
+        <w:tc>
+          <w:tcPr>
+            <w:tcW w:type="dxa" w:w="1928"/>
+          </w:tcPr>
+          <w:p>
+            <w:pPr>
+              <w:spacing w:after="20" w:line="276" w:lineRule="auto"/>
+            </w:pPr>
+            <w:r/>
+            <w:r>
+              <w:rPr>
+                <w:rFonts w:ascii="Malgun Gothic" w:hAnsi="Malgun Gothic" w:eastAsia="맑은 고딕"/>
+                <w:b w:val="0"/>
+                <w:i w:val="0"/>
+                <w:sz w:val="17"/>
+              </w:rPr>
+              <w:t>NVIDIA 합작 NVAITC (2025.9), AI·로보틱스</w:t>
+            </w:r>
+          </w:p>
+        </w:tc>
+        <w:tc>
+          <w:tcPr>
+            <w:tcW w:type="dxa" w:w="1928"/>
+          </w:tcPr>
+          <w:p>
+            <w:pPr>
+              <w:spacing w:after="20" w:line="276" w:lineRule="auto"/>
+            </w:pPr>
+            <w:r/>
+            <w:r>
+              <w:rPr>
+                <w:rFonts w:ascii="Malgun Gothic" w:hAnsi="Malgun Gothic" w:eastAsia="맑은 고딕"/>
+                <w:b w:val="0"/>
+                <w:i w:val="0"/>
+                <w:sz w:val="17"/>
+              </w:rPr>
+              <w:t>△</w:t>
+            </w:r>
+          </w:p>
+        </w:tc>
+      </w:tr>
+      <w:tr>
+        <w:tc>
+          <w:tcPr>
+            <w:tcW w:type="dxa" w:w="1928"/>
+          </w:tcPr>
+          <w:p>
+            <w:pPr>
+              <w:spacing w:after="20" w:line="276" w:lineRule="auto"/>
+            </w:pPr>
+            <w:r/>
+            <w:r>
+              <w:rPr>
+                <w:rFonts w:ascii="Malgun Gothic" w:hAnsi="Malgun Gothic" w:eastAsia="맑은 고딕"/>
+                <w:b w:val="0"/>
+                <w:i w:val="0"/>
+                <w:sz w:val="17"/>
+              </w:rPr>
+              <w:t>UAE</w:t>
+            </w:r>
+          </w:p>
+        </w:tc>
+        <w:tc>
+          <w:tcPr>
+            <w:tcW w:type="dxa" w:w="1928"/>
+          </w:tcPr>
+          <w:p>
+            <w:pPr>
+              <w:spacing w:after="20" w:line="276" w:lineRule="auto"/>
+            </w:pPr>
+            <w:r/>
+            <w:r>
+              <w:rPr>
+                <w:rFonts w:ascii="Malgun Gothic" w:hAnsi="Malgun Gothic" w:eastAsia="맑은 고딕"/>
+                <w:b w:val="0"/>
+                <w:i w:val="0"/>
+                <w:sz w:val="17"/>
+              </w:rPr>
+              <w:t>MBZUAI</w:t>
+            </w:r>
+          </w:p>
+        </w:tc>
+        <w:tc>
+          <w:tcPr>
+            <w:tcW w:type="dxa" w:w="1928"/>
+          </w:tcPr>
+          <w:p>
+            <w:pPr>
+              <w:spacing w:after="20" w:line="276" w:lineRule="auto"/>
+            </w:pPr>
+            <w:r/>
+            <w:r>
+              <w:rPr>
+                <w:rFonts w:ascii="Malgun Gothic" w:hAnsi="Malgun Gothic" w:eastAsia="맑은 고딕"/>
+                <w:b w:val="0"/>
+                <w:i w:val="0"/>
+                <w:sz w:val="17"/>
+              </w:rPr>
+              <w:t>대</w:t>
+            </w:r>
+          </w:p>
+        </w:tc>
+        <w:tc>
+          <w:tcPr>
+            <w:tcW w:type="dxa" w:w="1928"/>
+          </w:tcPr>
+          <w:p>
+            <w:pPr>
+              <w:spacing w:after="20" w:line="276" w:lineRule="auto"/>
+            </w:pPr>
+            <w:r/>
+            <w:r>
+              <w:rPr>
+                <w:rFonts w:ascii="Malgun Gothic" w:hAnsi="Malgun Gothic" w:eastAsia="맑은 고딕"/>
+                <w:b w:val="0"/>
+                <w:i w:val="0"/>
+                <w:sz w:val="17"/>
+              </w:rPr>
+              <w:t>로보틱스 연구실 2026 개소</w:t>
+            </w:r>
+          </w:p>
+        </w:tc>
+        <w:tc>
+          <w:tcPr>
+            <w:tcW w:type="dxa" w:w="1928"/>
+          </w:tcPr>
+          <w:p>
+            <w:pPr>
+              <w:spacing w:after="20" w:line="276" w:lineRule="auto"/>
+            </w:pPr>
+            <w:r/>
+            <w:r>
+              <w:rPr>
+                <w:rFonts w:ascii="Malgun Gothic" w:hAnsi="Malgun Gothic" w:eastAsia="맑은 고딕"/>
+                <w:b w:val="0"/>
+                <w:i w:val="0"/>
+                <w:sz w:val="17"/>
+              </w:rPr>
+              <w:t>△</w:t>
+            </w:r>
+          </w:p>
+        </w:tc>
+      </w:tr>
+      <w:tr>
+        <w:tc>
+          <w:tcPr>
+            <w:tcW w:type="dxa" w:w="1928"/>
+          </w:tcPr>
+          <w:p>
+            <w:pPr>
+              <w:spacing w:after="20" w:line="276" w:lineRule="auto"/>
+            </w:pPr>
+            <w:r/>
+            <w:r>
+              <w:rPr>
+                <w:rFonts w:ascii="Malgun Gothic" w:hAnsi="Malgun Gothic" w:eastAsia="맑은 고딕"/>
+                <w:b w:val="0"/>
+                <w:i w:val="0"/>
+                <w:sz w:val="17"/>
+              </w:rPr>
+              <w:t>UAE</w:t>
+            </w:r>
+          </w:p>
+        </w:tc>
+        <w:tc>
+          <w:tcPr>
+            <w:tcW w:type="dxa" w:w="1928"/>
+          </w:tcPr>
+          <w:p>
+            <w:pPr>
+              <w:spacing w:after="20" w:line="276" w:lineRule="auto"/>
+            </w:pPr>
+            <w:r/>
+            <w:r>
+              <w:rPr>
+                <w:rFonts w:ascii="Malgun Gothic" w:hAnsi="Malgun Gothic" w:eastAsia="맑은 고딕"/>
+                <w:b w:val="0"/>
+                <w:i w:val="0"/>
+                <w:sz w:val="17"/>
+              </w:rPr>
+              <w:t>아부다비투자청(ADIA)</w:t>
+            </w:r>
+          </w:p>
+        </w:tc>
+        <w:tc>
+          <w:tcPr>
+            <w:tcW w:type="dxa" w:w="1928"/>
+          </w:tcPr>
+          <w:p>
+            <w:pPr>
+              <w:spacing w:after="20" w:line="276" w:lineRule="auto"/>
+            </w:pPr>
+            <w:r/>
+            <w:r>
+              <w:rPr>
+                <w:rFonts w:ascii="Malgun Gothic" w:hAnsi="Malgun Gothic" w:eastAsia="맑은 고딕"/>
+                <w:b w:val="0"/>
+                <w:i w:val="0"/>
+                <w:sz w:val="17"/>
+              </w:rPr>
+              <w:t>정</w:t>
+            </w:r>
+          </w:p>
+        </w:tc>
+        <w:tc>
+          <w:tcPr>
+            <w:tcW w:type="dxa" w:w="1928"/>
+          </w:tcPr>
+          <w:p>
+            <w:pPr>
+              <w:spacing w:after="20" w:line="276" w:lineRule="auto"/>
+            </w:pPr>
+            <w:r/>
+            <w:r>
+              <w:rPr>
+                <w:rFonts w:ascii="Malgun Gothic" w:hAnsi="Malgun Gothic" w:eastAsia="맑은 고딕"/>
+                <w:b w:val="0"/>
+                <w:i w:val="0"/>
+                <w:sz w:val="17"/>
+              </w:rPr>
+              <w:t>Lila Sciences 시드·시리즈A 투자</w:t>
+            </w:r>
+          </w:p>
+        </w:tc>
+        <w:tc>
+          <w:tcPr>
+            <w:tcW w:type="dxa" w:w="1928"/>
+          </w:tcPr>
+          <w:p>
+            <w:pPr>
+              <w:spacing w:after="20" w:line="276" w:lineRule="auto"/>
+            </w:pPr>
+            <w:r/>
+            <w:r>
+              <w:rPr>
+                <w:rFonts w:ascii="Malgun Gothic" w:hAnsi="Malgun Gothic" w:eastAsia="맑은 고딕"/>
+                <w:b w:val="0"/>
+                <w:i w:val="0"/>
+                <w:sz w:val="17"/>
+              </w:rPr>
+              <w:t>△</w:t>
+            </w:r>
+          </w:p>
+        </w:tc>
+      </w:tr>
+      <w:tr>
+        <w:tc>
+          <w:tcPr>
+            <w:tcW w:type="dxa" w:w="1928"/>
+          </w:tcPr>
+          <w:p>
+            <w:pPr>
+              <w:spacing w:after="20" w:line="276" w:lineRule="auto"/>
+            </w:pPr>
+            <w:r/>
+            <w:r>
+              <w:rPr>
+                <w:rFonts w:ascii="Malgun Gothic" w:hAnsi="Malgun Gothic" w:eastAsia="맑은 고딕"/>
+                <w:b w:val="0"/>
+                <w:i w:val="0"/>
+                <w:sz w:val="17"/>
+              </w:rPr>
+              <w:t>싱가포르</w:t>
+            </w:r>
+          </w:p>
+        </w:tc>
+        <w:tc>
+          <w:tcPr>
+            <w:tcW w:type="dxa" w:w="1928"/>
+          </w:tcPr>
+          <w:p>
+            <w:pPr>
+              <w:spacing w:after="20" w:line="276" w:lineRule="auto"/>
+            </w:pPr>
+            <w:r/>
+            <w:r>
+              <w:rPr>
+                <w:rFonts w:ascii="Malgun Gothic" w:hAnsi="Malgun Gothic" w:eastAsia="맑은 고딕"/>
+                <w:b w:val="0"/>
+                <w:i w:val="0"/>
+                <w:sz w:val="17"/>
+              </w:rPr>
+              <w:t>국가연구재단(NRF)</w:t>
+            </w:r>
+          </w:p>
+        </w:tc>
+        <w:tc>
+          <w:tcPr>
+            <w:tcW w:type="dxa" w:w="1928"/>
+          </w:tcPr>
+          <w:p>
+            <w:pPr>
+              <w:spacing w:after="20" w:line="276" w:lineRule="auto"/>
+            </w:pPr>
+            <w:r/>
+            <w:r>
+              <w:rPr>
+                <w:rFonts w:ascii="Malgun Gothic" w:hAnsi="Malgun Gothic" w:eastAsia="맑은 고딕"/>
+                <w:b w:val="0"/>
+                <w:i w:val="0"/>
+                <w:sz w:val="17"/>
+              </w:rPr>
+              <w:t>정</w:t>
+            </w:r>
+          </w:p>
+        </w:tc>
+        <w:tc>
+          <w:tcPr>
+            <w:tcW w:type="dxa" w:w="1928"/>
+          </w:tcPr>
+          <w:p>
+            <w:pPr>
+              <w:spacing w:after="20" w:line="276" w:lineRule="auto"/>
+            </w:pPr>
+            <w:r/>
+            <w:r>
+              <w:rPr>
+                <w:rFonts w:ascii="Malgun Gothic" w:hAnsi="Malgun Gothic" w:eastAsia="맑은 고딕"/>
+                <w:b w:val="0"/>
+                <w:i w:val="0"/>
+                <w:sz w:val="17"/>
+              </w:rPr>
+              <w:t>AI4S 국가 이니셔티브, 2026.6 8개 과제 착수</w:t>
+            </w:r>
+          </w:p>
+        </w:tc>
+        <w:tc>
+          <w:tcPr>
+            <w:tcW w:type="dxa" w:w="1928"/>
+          </w:tcPr>
+          <w:p>
+            <w:pPr>
+              <w:spacing w:after="20" w:line="276" w:lineRule="auto"/>
+            </w:pPr>
+            <w:r/>
+            <w:r>
+              <w:rPr>
+                <w:rFonts w:ascii="Malgun Gothic" w:hAnsi="Malgun Gothic" w:eastAsia="맑은 고딕"/>
+                <w:b w:val="0"/>
+                <w:i w:val="0"/>
+                <w:sz w:val="17"/>
+              </w:rPr>
+              <w:t>△</w:t>
+            </w:r>
+          </w:p>
+        </w:tc>
+      </w:tr>
+      <w:tr>
+        <w:tc>
+          <w:tcPr>
+            <w:tcW w:type="dxa" w:w="1928"/>
+          </w:tcPr>
+          <w:p>
+            <w:pPr>
+              <w:spacing w:after="20" w:line="276" w:lineRule="auto"/>
+            </w:pPr>
+            <w:r/>
+            <w:r>
+              <w:rPr>
+                <w:rFonts w:ascii="Malgun Gothic" w:hAnsi="Malgun Gothic" w:eastAsia="맑은 고딕"/>
+                <w:b w:val="0"/>
+                <w:i w:val="0"/>
+                <w:sz w:val="17"/>
+              </w:rPr>
+              <w:t>싱가포르</w:t>
+            </w:r>
+          </w:p>
+        </w:tc>
+        <w:tc>
+          <w:tcPr>
+            <w:tcW w:type="dxa" w:w="1928"/>
+          </w:tcPr>
+          <w:p>
+            <w:pPr>
+              <w:spacing w:after="20" w:line="276" w:lineRule="auto"/>
+            </w:pPr>
+            <w:r/>
+            <w:r>
+              <w:rPr>
+                <w:rFonts w:ascii="Malgun Gothic" w:hAnsi="Malgun Gothic" w:eastAsia="맑은 고딕"/>
+                <w:b w:val="0"/>
+                <w:i w:val="0"/>
+                <w:sz w:val="17"/>
+              </w:rPr>
+              <w:t>NTU·NUS·A*STAR</w:t>
+            </w:r>
+          </w:p>
+        </w:tc>
+        <w:tc>
+          <w:tcPr>
+            <w:tcW w:type="dxa" w:w="1928"/>
+          </w:tcPr>
+          <w:p>
+            <w:pPr>
+              <w:spacing w:after="20" w:line="276" w:lineRule="auto"/>
+            </w:pPr>
+            <w:r/>
+            <w:r>
+              <w:rPr>
+                <w:rFonts w:ascii="Malgun Gothic" w:hAnsi="Malgun Gothic" w:eastAsia="맑은 고딕"/>
+                <w:b w:val="0"/>
+                <w:i w:val="0"/>
+                <w:sz w:val="17"/>
+              </w:rPr>
+              <w:t>대·국</w:t>
+            </w:r>
+          </w:p>
+        </w:tc>
+        <w:tc>
+          <w:tcPr>
+            <w:tcW w:type="dxa" w:w="1928"/>
+          </w:tcPr>
+          <w:p>
+            <w:pPr>
+              <w:spacing w:after="20" w:line="276" w:lineRule="auto"/>
+            </w:pPr>
+            <w:r/>
+            <w:r>
+              <w:rPr>
+                <w:rFonts w:ascii="Malgun Gothic" w:hAnsi="Malgun Gothic" w:eastAsia="맑은 고딕"/>
+                <w:b w:val="0"/>
+                <w:i w:val="0"/>
+                <w:sz w:val="17"/>
+              </w:rPr>
+              <w:t>로보틱스 센터(S$4,500만), 기업연구소 기반 응용 연구</w:t>
+            </w:r>
+          </w:p>
+        </w:tc>
+        <w:tc>
+          <w:tcPr>
+            <w:tcW w:type="dxa" w:w="1928"/>
+          </w:tcPr>
+          <w:p>
+            <w:pPr>
+              <w:spacing w:after="20" w:line="276" w:lineRule="auto"/>
+            </w:pPr>
+            <w:r/>
+            <w:r>
+              <w:rPr>
+                <w:rFonts w:ascii="Malgun Gothic" w:hAnsi="Malgun Gothic" w:eastAsia="맑은 고딕"/>
+                <w:b w:val="0"/>
+                <w:i w:val="0"/>
+                <w:sz w:val="17"/>
+              </w:rPr>
+              <w:t>△</w:t>
+            </w:r>
+          </w:p>
+        </w:tc>
+      </w:tr>
+      <w:tr>
+        <w:tc>
+          <w:tcPr>
+            <w:tcW w:type="dxa" w:w="1928"/>
+          </w:tcPr>
+          <w:p>
+            <w:pPr>
+              <w:spacing w:after="20" w:line="276" w:lineRule="auto"/>
+            </w:pPr>
+            <w:r/>
+            <w:r>
+              <w:rPr>
+                <w:rFonts w:ascii="Malgun Gothic" w:hAnsi="Malgun Gothic" w:eastAsia="맑은 고딕"/>
+                <w:b w:val="0"/>
+                <w:i w:val="0"/>
+                <w:sz w:val="17"/>
+              </w:rPr>
+              <w:t>브라질</w:t>
+            </w:r>
+          </w:p>
+        </w:tc>
+        <w:tc>
+          <w:tcPr>
+            <w:tcW w:type="dxa" w:w="1928"/>
+          </w:tcPr>
+          <w:p>
+            <w:pPr>
+              <w:spacing w:after="20" w:line="276" w:lineRule="auto"/>
+            </w:pPr>
+            <w:r/>
+            <w:r>
+              <w:rPr>
+                <w:rFonts w:ascii="Malgun Gothic" w:hAnsi="Malgun Gothic" w:eastAsia="맑은 고딕"/>
+                <w:b w:val="0"/>
+                <w:i w:val="0"/>
+                <w:sz w:val="17"/>
+              </w:rPr>
+              <w:t>CNPEM / LNLS</w:t>
+            </w:r>
+          </w:p>
+        </w:tc>
+        <w:tc>
+          <w:tcPr>
+            <w:tcW w:type="dxa" w:w="1928"/>
+          </w:tcPr>
+          <w:p>
+            <w:pPr>
+              <w:spacing w:after="20" w:line="276" w:lineRule="auto"/>
+            </w:pPr>
+            <w:r/>
+            <w:r>
+              <w:rPr>
+                <w:rFonts w:ascii="Malgun Gothic" w:hAnsi="Malgun Gothic" w:eastAsia="맑은 고딕"/>
+                <w:b w:val="0"/>
+                <w:i w:val="0"/>
+                <w:sz w:val="17"/>
+              </w:rPr>
+              <w:t>국</w:t>
+            </w:r>
+          </w:p>
+        </w:tc>
+        <w:tc>
+          <w:tcPr>
+            <w:tcW w:type="dxa" w:w="1928"/>
+          </w:tcPr>
+          <w:p>
+            <w:pPr>
+              <w:spacing w:after="20" w:line="276" w:lineRule="auto"/>
+            </w:pPr>
+            <w:r/>
+            <w:r>
+              <w:rPr>
+                <w:rFonts w:ascii="Malgun Gothic" w:hAnsi="Malgun Gothic" w:eastAsia="맑은 고딕"/>
+                <w:b w:val="0"/>
+                <w:i w:val="0"/>
+                <w:sz w:val="17"/>
+              </w:rPr>
+              <w:t>Sirius 4세대 방사광. 라틴아메리카 유일. SDL 실증 미확인</w:t>
+            </w:r>
+          </w:p>
+        </w:tc>
+        <w:tc>
+          <w:tcPr>
+            <w:tcW w:type="dxa" w:w="1928"/>
+          </w:tcPr>
+          <w:p>
+            <w:pPr>
+              <w:spacing w:after="20" w:line="276" w:lineRule="auto"/>
+            </w:pPr>
+            <w:r/>
+            <w:r>
+              <w:rPr>
+                <w:rFonts w:ascii="Malgun Gothic" w:hAnsi="Malgun Gothic" w:eastAsia="맑은 고딕"/>
+                <w:b w:val="0"/>
+                <w:i w:val="0"/>
+                <w:sz w:val="17"/>
+              </w:rPr>
+              <w:t>△</w:t>
+            </w:r>
+          </w:p>
+        </w:tc>
+      </w:tr>
+      <w:tr>
+        <w:tc>
+          <w:tcPr>
+            <w:tcW w:type="dxa" w:w="1928"/>
+          </w:tcPr>
+          <w:p>
+            <w:pPr>
+              <w:spacing w:after="20" w:line="276" w:lineRule="auto"/>
+            </w:pPr>
+            <w:r/>
+            <w:r>
+              <w:rPr>
+                <w:rFonts w:ascii="Malgun Gothic" w:hAnsi="Malgun Gothic" w:eastAsia="맑은 고딕"/>
+                <w:b w:val="0"/>
+                <w:i w:val="0"/>
+                <w:sz w:val="17"/>
+              </w:rPr>
+              <w:t>러시아</w:t>
+            </w:r>
+          </w:p>
+        </w:tc>
+        <w:tc>
+          <w:tcPr>
+            <w:tcW w:type="dxa" w:w="1928"/>
+          </w:tcPr>
+          <w:p>
+            <w:pPr>
+              <w:spacing w:after="20" w:line="276" w:lineRule="auto"/>
+            </w:pPr>
+            <w:r/>
+            <w:r>
+              <w:rPr>
+                <w:rFonts w:ascii="Malgun Gothic" w:hAnsi="Malgun Gothic" w:eastAsia="맑은 고딕"/>
+                <w:b w:val="0"/>
+                <w:i w:val="0"/>
+                <w:sz w:val="17"/>
+              </w:rPr>
+              <w:t>Skoltech</w:t>
+            </w:r>
+          </w:p>
+        </w:tc>
+        <w:tc>
+          <w:tcPr>
+            <w:tcW w:type="dxa" w:w="1928"/>
+          </w:tcPr>
+          <w:p>
+            <w:pPr>
+              <w:spacing w:after="20" w:line="276" w:lineRule="auto"/>
+            </w:pPr>
+            <w:r/>
+            <w:r>
+              <w:rPr>
+                <w:rFonts w:ascii="Malgun Gothic" w:hAnsi="Malgun Gothic" w:eastAsia="맑은 고딕"/>
+                <w:b w:val="0"/>
+                <w:i w:val="0"/>
+                <w:sz w:val="17"/>
+              </w:rPr>
+              <w:t>대</w:t>
+            </w:r>
+          </w:p>
+        </w:tc>
+        <w:tc>
+          <w:tcPr>
+            <w:tcW w:type="dxa" w:w="1928"/>
+          </w:tcPr>
+          <w:p>
+            <w:pPr>
+              <w:spacing w:after="20" w:line="276" w:lineRule="auto"/>
+            </w:pPr>
+            <w:r/>
+            <w:r>
+              <w:rPr>
+                <w:rFonts w:ascii="Malgun Gothic" w:hAnsi="Malgun Gothic" w:eastAsia="맑은 고딕"/>
+                <w:b w:val="0"/>
+                <w:i w:val="0"/>
+                <w:sz w:val="17"/>
+              </w:rPr>
+              <w:t>로보틱스 연구실. 화학·소재 SDL 미확인</w:t>
+            </w:r>
+          </w:p>
+        </w:tc>
+        <w:tc>
+          <w:tcPr>
+            <w:tcW w:type="dxa" w:w="1928"/>
+          </w:tcPr>
+          <w:p>
+            <w:pPr>
+              <w:spacing w:after="20" w:line="276" w:lineRule="auto"/>
+            </w:pPr>
+            <w:r/>
+            <w:r>
+              <w:rPr>
+                <w:rFonts w:ascii="Malgun Gothic" w:hAnsi="Malgun Gothic" w:eastAsia="맑은 고딕"/>
+                <w:b w:val="0"/>
+                <w:i w:val="0"/>
+                <w:sz w:val="17"/>
+              </w:rPr>
+              <w:t>△</w:t>
+            </w:r>
+          </w:p>
+        </w:tc>
+      </w:tr>
+      <w:tr>
+        <w:tc>
+          <w:tcPr>
+            <w:tcW w:type="dxa" w:w="1928"/>
+          </w:tcPr>
+          <w:p>
+            <w:pPr>
+              <w:spacing w:after="20" w:line="276" w:lineRule="auto"/>
+            </w:pPr>
+            <w:r/>
+            <w:r>
+              <w:rPr>
+                <w:rFonts w:ascii="Malgun Gothic" w:hAnsi="Malgun Gothic" w:eastAsia="맑은 고딕"/>
+                <w:b w:val="0"/>
+                <w:i w:val="0"/>
+                <w:sz w:val="17"/>
+              </w:rPr>
+              <w:t>한국</w:t>
+            </w:r>
+          </w:p>
+        </w:tc>
+        <w:tc>
+          <w:tcPr>
+            <w:tcW w:type="dxa" w:w="1928"/>
+          </w:tcPr>
+          <w:p>
+            <w:pPr>
+              <w:spacing w:after="20" w:line="276" w:lineRule="auto"/>
+            </w:pPr>
+            <w:r/>
+            <w:r>
+              <w:rPr>
+                <w:rFonts w:ascii="Malgun Gothic" w:hAnsi="Malgun Gothic" w:eastAsia="맑은 고딕"/>
+                <w:b w:val="0"/>
+                <w:i w:val="0"/>
+                <w:sz w:val="17"/>
+              </w:rPr>
+              <w:t>한국과학기술연구원(KIST)</w:t>
+            </w:r>
+          </w:p>
+        </w:tc>
+        <w:tc>
+          <w:tcPr>
+            <w:tcW w:type="dxa" w:w="1928"/>
+          </w:tcPr>
+          <w:p>
+            <w:pPr>
+              <w:spacing w:after="20" w:line="276" w:lineRule="auto"/>
+            </w:pPr>
+            <w:r/>
+            <w:r>
+              <w:rPr>
+                <w:rFonts w:ascii="Malgun Gothic" w:hAnsi="Malgun Gothic" w:eastAsia="맑은 고딕"/>
+                <w:b w:val="0"/>
+                <w:i w:val="0"/>
+                <w:sz w:val="17"/>
+              </w:rPr>
+              <w:t>국</w:t>
+            </w:r>
+          </w:p>
+        </w:tc>
+        <w:tc>
+          <w:tcPr>
+            <w:tcW w:type="dxa" w:w="1928"/>
+          </w:tcPr>
+          <w:p>
+            <w:pPr>
+              <w:spacing w:after="20" w:line="276" w:lineRule="auto"/>
+            </w:pPr>
+            <w:r/>
+            <w:r>
+              <w:rPr>
+                <w:rFonts w:ascii="Malgun Gothic" w:hAnsi="Malgun Gothic" w:eastAsia="맑은 고딕"/>
+                <w:b w:val="0"/>
+                <w:i w:val="0"/>
+                <w:sz w:val="17"/>
+              </w:rPr>
+              <w:t>자율화 실험실. 24회 실험으로 전기화학 촉매 개발, 특허출원</w:t>
+            </w:r>
+          </w:p>
+        </w:tc>
+        <w:tc>
+          <w:tcPr>
+            <w:tcW w:type="dxa" w:w="1928"/>
+          </w:tcPr>
+          <w:p>
+            <w:pPr>
+              <w:spacing w:after="20" w:line="276" w:lineRule="auto"/>
+            </w:pPr>
+            <w:r/>
+            <w:r>
+              <w:rPr>
+                <w:rFonts w:ascii="Malgun Gothic" w:hAnsi="Malgun Gothic" w:eastAsia="맑은 고딕"/>
+                <w:b w:val="0"/>
+                <w:i w:val="0"/>
+                <w:sz w:val="17"/>
+              </w:rPr>
+              <w:t>◎</w:t>
+            </w:r>
+          </w:p>
+        </w:tc>
+      </w:tr>
+      <w:tr>
+        <w:tc>
+          <w:tcPr>
+            <w:tcW w:type="dxa" w:w="1928"/>
+          </w:tcPr>
+          <w:p>
+            <w:pPr>
+              <w:spacing w:after="20" w:line="276" w:lineRule="auto"/>
+            </w:pPr>
+            <w:r/>
+            <w:r>
+              <w:rPr>
+                <w:rFonts w:ascii="Malgun Gothic" w:hAnsi="Malgun Gothic" w:eastAsia="맑은 고딕"/>
+                <w:b w:val="0"/>
+                <w:i w:val="0"/>
+                <w:sz w:val="17"/>
+              </w:rPr>
+              <w:t>한국</w:t>
+            </w:r>
+          </w:p>
+        </w:tc>
+        <w:tc>
+          <w:tcPr>
+            <w:tcW w:type="dxa" w:w="1928"/>
+          </w:tcPr>
+          <w:p>
+            <w:pPr>
+              <w:spacing w:after="20" w:line="276" w:lineRule="auto"/>
+            </w:pPr>
+            <w:r/>
+            <w:r>
+              <w:rPr>
+                <w:rFonts w:ascii="Malgun Gothic" w:hAnsi="Malgun Gothic" w:eastAsia="맑은 고딕"/>
+                <w:b w:val="0"/>
+                <w:i w:val="0"/>
+                <w:sz w:val="17"/>
+              </w:rPr>
+              <w:t>KAIST·KRICT·서울대</w:t>
+            </w:r>
+          </w:p>
+        </w:tc>
+        <w:tc>
+          <w:tcPr>
+            <w:tcW w:type="dxa" w:w="1928"/>
+          </w:tcPr>
+          <w:p>
+            <w:pPr>
+              <w:spacing w:after="20" w:line="276" w:lineRule="auto"/>
+            </w:pPr>
+            <w:r/>
+            <w:r>
+              <w:rPr>
+                <w:rFonts w:ascii="Malgun Gothic" w:hAnsi="Malgun Gothic" w:eastAsia="맑은 고딕"/>
+                <w:b w:val="0"/>
+                <w:i w:val="0"/>
+                <w:sz w:val="17"/>
+              </w:rPr>
+              <w:t>대·국</w:t>
+            </w:r>
+          </w:p>
+        </w:tc>
+        <w:tc>
+          <w:tcPr>
+            <w:tcW w:type="dxa" w:w="1928"/>
+          </w:tcPr>
+          <w:p>
+            <w:pPr>
+              <w:spacing w:after="20" w:line="276" w:lineRule="auto"/>
+            </w:pPr>
+            <w:r/>
+            <w:r>
+              <w:rPr>
+                <w:rFonts w:ascii="Malgun Gothic" w:hAnsi="Malgun Gothic" w:eastAsia="맑은 고딕"/>
+                <w:b w:val="0"/>
+                <w:i w:val="0"/>
+                <w:sz w:val="17"/>
+              </w:rPr>
+              <w:t>국내 SDL 현황 국제 리뷰 공저 (Hwang 외, 2026)</w:t>
+            </w:r>
+          </w:p>
+        </w:tc>
+        <w:tc>
+          <w:tcPr>
+            <w:tcW w:type="dxa" w:w="1928"/>
+          </w:tcPr>
+          <w:p>
+            <w:pPr>
+              <w:spacing w:after="20" w:line="276" w:lineRule="auto"/>
+            </w:pPr>
+            <w:r/>
+            <w:r>
+              <w:rPr>
+                <w:rFonts w:ascii="Malgun Gothic" w:hAnsi="Malgun Gothic" w:eastAsia="맑은 고딕"/>
+                <w:b w:val="0"/>
+                <w:i w:val="0"/>
+                <w:sz w:val="17"/>
+              </w:rPr>
+              <w:t>○</w:t>
+            </w:r>
+          </w:p>
+        </w:tc>
+      </w:tr>
+      <w:tr>
+        <w:tc>
+          <w:tcPr>
+            <w:tcW w:type="dxa" w:w="1928"/>
+          </w:tcPr>
+          <w:p>
+            <w:pPr>
+              <w:spacing w:after="20" w:line="276" w:lineRule="auto"/>
+            </w:pPr>
+            <w:r/>
+            <w:r>
+              <w:rPr>
+                <w:rFonts w:ascii="Malgun Gothic" w:hAnsi="Malgun Gothic" w:eastAsia="맑은 고딕"/>
+                <w:b w:val="0"/>
+                <w:i w:val="0"/>
+                <w:sz w:val="17"/>
+              </w:rPr>
+              <w:t>한국</w:t>
+            </w:r>
+          </w:p>
+        </w:tc>
+        <w:tc>
+          <w:tcPr>
+            <w:tcW w:type="dxa" w:w="1928"/>
+          </w:tcPr>
+          <w:p>
+            <w:pPr>
+              <w:spacing w:after="20" w:line="276" w:lineRule="auto"/>
+            </w:pPr>
+            <w:r/>
+            <w:r>
+              <w:rPr>
+                <w:rFonts w:ascii="Malgun Gothic" w:hAnsi="Malgun Gothic" w:eastAsia="맑은 고딕"/>
+                <w:b w:val="0"/>
+                <w:i w:val="0"/>
+                <w:sz w:val="17"/>
+              </w:rPr>
+              <w:t>KRIBB + KAIST</w:t>
+            </w:r>
+          </w:p>
+        </w:tc>
+        <w:tc>
+          <w:tcPr>
+            <w:tcW w:type="dxa" w:w="1928"/>
+          </w:tcPr>
+          <w:p>
+            <w:pPr>
+              <w:spacing w:after="20" w:line="276" w:lineRule="auto"/>
+            </w:pPr>
+            <w:r/>
+            <w:r>
+              <w:rPr>
+                <w:rFonts w:ascii="Malgun Gothic" w:hAnsi="Malgun Gothic" w:eastAsia="맑은 고딕"/>
+                <w:b w:val="0"/>
+                <w:i w:val="0"/>
+                <w:sz w:val="17"/>
+              </w:rPr>
+              <w:t>국·대</w:t>
+            </w:r>
+          </w:p>
+        </w:tc>
+        <w:tc>
+          <w:tcPr>
+            <w:tcW w:type="dxa" w:w="1928"/>
+          </w:tcPr>
+          <w:p>
+            <w:pPr>
+              <w:spacing w:after="20" w:line="276" w:lineRule="auto"/>
+            </w:pPr>
+            <w:r/>
+            <w:r>
+              <w:rPr>
+                <w:rFonts w:ascii="Malgun Gothic" w:hAnsi="Malgun Gothic" w:eastAsia="맑은 고딕"/>
+                <w:b w:val="0"/>
+                <w:i w:val="0"/>
+                <w:sz w:val="17"/>
+              </w:rPr>
+              <w:t>K-Biofoundry, 합성생물학 기관 규모 SDL</w:t>
+            </w:r>
+          </w:p>
+        </w:tc>
+        <w:tc>
+          <w:tcPr>
+            <w:tcW w:type="dxa" w:w="1928"/>
+          </w:tcPr>
+          <w:p>
+            <w:pPr>
+              <w:spacing w:after="20" w:line="276" w:lineRule="auto"/>
+            </w:pPr>
+            <w:r/>
+            <w:r>
+              <w:rPr>
+                <w:rFonts w:ascii="Malgun Gothic" w:hAnsi="Malgun Gothic" w:eastAsia="맑은 고딕"/>
+                <w:b w:val="0"/>
+                <w:i w:val="0"/>
+                <w:sz w:val="17"/>
+              </w:rPr>
+              <w:t>○</w:t>
+            </w:r>
+          </w:p>
+        </w:tc>
+      </w:tr>
+      <w:tr>
+        <w:tc>
+          <w:tcPr>
+            <w:tcW w:type="dxa" w:w="1928"/>
+          </w:tcPr>
+          <w:p>
+            <w:pPr>
+              <w:spacing w:after="20" w:line="276" w:lineRule="auto"/>
+            </w:pPr>
+            <w:r/>
+            <w:r>
+              <w:rPr>
+                <w:rFonts w:ascii="Malgun Gothic" w:hAnsi="Malgun Gothic" w:eastAsia="맑은 고딕"/>
+                <w:b w:val="0"/>
+                <w:i w:val="0"/>
+                <w:sz w:val="17"/>
+              </w:rPr>
+              <w:t>한국</w:t>
+            </w:r>
+          </w:p>
+        </w:tc>
+        <w:tc>
+          <w:tcPr>
+            <w:tcW w:type="dxa" w:w="1928"/>
+          </w:tcPr>
+          <w:p>
+            <w:pPr>
+              <w:spacing w:after="20" w:line="276" w:lineRule="auto"/>
+            </w:pPr>
+            <w:r/>
+            <w:r>
+              <w:rPr>
+                <w:rFonts w:ascii="Malgun Gothic" w:hAnsi="Malgun Gothic" w:eastAsia="맑은 고딕"/>
+                <w:b w:val="0"/>
+                <w:i w:val="0"/>
+                <w:sz w:val="17"/>
+              </w:rPr>
+              <w:t>과학기술정보통신부</w:t>
+            </w:r>
+          </w:p>
+        </w:tc>
+        <w:tc>
+          <w:tcPr>
+            <w:tcW w:type="dxa" w:w="1928"/>
+          </w:tcPr>
+          <w:p>
+            <w:pPr>
+              <w:spacing w:after="20" w:line="276" w:lineRule="auto"/>
+            </w:pPr>
+            <w:r/>
+            <w:r>
+              <w:rPr>
+                <w:rFonts w:ascii="Malgun Gothic" w:hAnsi="Malgun Gothic" w:eastAsia="맑은 고딕"/>
+                <w:b w:val="0"/>
+                <w:i w:val="0"/>
+                <w:sz w:val="17"/>
+              </w:rPr>
+              <w:t>정</w:t>
+            </w:r>
+          </w:p>
+        </w:tc>
+        <w:tc>
+          <w:tcPr>
+            <w:tcW w:type="dxa" w:w="1928"/>
+          </w:tcPr>
+          <w:p>
+            <w:pPr>
+              <w:spacing w:after="20" w:line="276" w:lineRule="auto"/>
+            </w:pPr>
+            <w:r/>
+            <w:r>
+              <w:rPr>
+                <w:rFonts w:ascii="Malgun Gothic" w:hAnsi="Malgun Gothic" w:eastAsia="맑은 고딕"/>
+                <w:b w:val="0"/>
+                <w:i w:val="0"/>
+                <w:sz w:val="17"/>
+              </w:rPr>
+              <w:t>자율실험실 산·학·연 협의체(2026.8, 80여 기관), 신규 사업 135억 원</w:t>
+            </w:r>
+          </w:p>
+        </w:tc>
+        <w:tc>
+          <w:tcPr>
+            <w:tcW w:type="dxa" w:w="1928"/>
+          </w:tcPr>
+          <w:p>
+            <w:pPr>
+              <w:spacing w:after="20" w:line="276" w:lineRule="auto"/>
+            </w:pPr>
+            <w:r/>
+            <w:r>
+              <w:rPr>
+                <w:rFonts w:ascii="Malgun Gothic" w:hAnsi="Malgun Gothic" w:eastAsia="맑은 고딕"/>
+                <w:b w:val="0"/>
+                <w:i w:val="0"/>
+                <w:sz w:val="17"/>
+              </w:rPr>
+              <w:t>△</w:t>
+            </w:r>
+          </w:p>
+        </w:tc>
+      </w:tr>
+      <w:tr>
+        <w:tc>
+          <w:tcPr>
+            <w:tcW w:type="dxa" w:w="1928"/>
+          </w:tcPr>
+          <w:p>
+            <w:pPr>
+              <w:spacing w:after="20" w:line="276" w:lineRule="auto"/>
+            </w:pPr>
+            <w:r/>
+            <w:r>
+              <w:rPr>
+                <w:rFonts w:ascii="Malgun Gothic" w:hAnsi="Malgun Gothic" w:eastAsia="맑은 고딕"/>
+                <w:b w:val="0"/>
+                <w:i w:val="0"/>
+                <w:sz w:val="17"/>
+              </w:rPr>
+              <w:t>한국</w:t>
+            </w:r>
+          </w:p>
+        </w:tc>
+        <w:tc>
+          <w:tcPr>
+            <w:tcW w:type="dxa" w:w="1928"/>
+          </w:tcPr>
+          <w:p>
+            <w:pPr>
+              <w:spacing w:after="20" w:line="276" w:lineRule="auto"/>
+            </w:pPr>
+            <w:r/>
+            <w:r>
+              <w:rPr>
+                <w:rFonts w:ascii="Malgun Gothic" w:hAnsi="Malgun Gothic" w:eastAsia="맑은 고딕"/>
+                <w:b w:val="0"/>
+                <w:i w:val="0"/>
+                <w:sz w:val="17"/>
+              </w:rPr>
+              <w:t>삼성종합기술원·SK하이닉스 등 수요기업 50개사</w:t>
+            </w:r>
+          </w:p>
+        </w:tc>
+        <w:tc>
+          <w:tcPr>
+            <w:tcW w:type="dxa" w:w="1928"/>
+          </w:tcPr>
+          <w:p>
+            <w:pPr>
+              <w:spacing w:after="20" w:line="276" w:lineRule="auto"/>
+            </w:pPr>
+            <w:r/>
+            <w:r>
+              <w:rPr>
+                <w:rFonts w:ascii="Malgun Gothic" w:hAnsi="Malgun Gothic" w:eastAsia="맑은 고딕"/>
+                <w:b w:val="0"/>
+                <w:i w:val="0"/>
+                <w:sz w:val="17"/>
+              </w:rPr>
+              <w:t>기</w:t>
+            </w:r>
+          </w:p>
+        </w:tc>
+        <w:tc>
+          <w:tcPr>
+            <w:tcW w:type="dxa" w:w="1928"/>
+          </w:tcPr>
+          <w:p>
+            <w:pPr>
+              <w:spacing w:after="20" w:line="276" w:lineRule="auto"/>
+            </w:pPr>
+            <w:r/>
+            <w:r>
+              <w:rPr>
+                <w:rFonts w:ascii="Malgun Gothic" w:hAnsi="Malgun Gothic" w:eastAsia="맑은 고딕"/>
+                <w:b w:val="0"/>
+                <w:i w:val="0"/>
+                <w:sz w:val="17"/>
+              </w:rPr>
+              <w:t>협의체 참여</w:t>
+            </w:r>
+          </w:p>
+        </w:tc>
+        <w:tc>
+          <w:tcPr>
+            <w:tcW w:type="dxa" w:w="1928"/>
+          </w:tcPr>
+          <w:p>
+            <w:pPr>
+              <w:spacing w:after="20" w:line="276" w:lineRule="auto"/>
+            </w:pPr>
+            <w:r/>
+            <w:r>
+              <w:rPr>
+                <w:rFonts w:ascii="Malgun Gothic" w:hAnsi="Malgun Gothic" w:eastAsia="맑은 고딕"/>
+                <w:b w:val="0"/>
+                <w:i w:val="0"/>
+                <w:sz w:val="17"/>
+              </w:rPr>
+              <w:t>△</w:t>
+            </w:r>
+          </w:p>
+        </w:tc>
+      </w:tr>
+      <w:tr>
+        <w:tc>
+          <w:tcPr>
+            <w:tcW w:type="dxa" w:w="1928"/>
+          </w:tcPr>
+          <w:p>
+            <w:pPr>
+              <w:spacing w:after="20" w:line="276" w:lineRule="auto"/>
+            </w:pPr>
+            <w:r/>
+            <w:r>
+              <w:rPr>
+                <w:rFonts w:ascii="Malgun Gothic" w:hAnsi="Malgun Gothic" w:eastAsia="맑은 고딕"/>
+                <w:b w:val="0"/>
+                <w:i w:val="0"/>
+                <w:sz w:val="17"/>
+              </w:rPr>
+              <w:t>한국</w:t>
+            </w:r>
+          </w:p>
+        </w:tc>
+        <w:tc>
+          <w:tcPr>
+            <w:tcW w:type="dxa" w:w="1928"/>
+          </w:tcPr>
+          <w:p>
+            <w:pPr>
+              <w:spacing w:after="20" w:line="276" w:lineRule="auto"/>
+            </w:pPr>
+            <w:r/>
+            <w:r>
+              <w:rPr>
+                <w:rFonts w:ascii="Malgun Gothic" w:hAnsi="Malgun Gothic" w:eastAsia="맑은 고딕"/>
+                <w:b w:val="0"/>
+                <w:i w:val="0"/>
+                <w:sz w:val="17"/>
+              </w:rPr>
+              <w:t>파크시스템스·에이치비솔루션 등 공급기업</w:t>
+            </w:r>
+          </w:p>
+        </w:tc>
+        <w:tc>
+          <w:tcPr>
+            <w:tcW w:type="dxa" w:w="1928"/>
+          </w:tcPr>
+          <w:p>
+            <w:pPr>
+              <w:spacing w:after="20" w:line="276" w:lineRule="auto"/>
+            </w:pPr>
+            <w:r/>
+            <w:r>
+              <w:rPr>
+                <w:rFonts w:ascii="Malgun Gothic" w:hAnsi="Malgun Gothic" w:eastAsia="맑은 고딕"/>
+                <w:b w:val="0"/>
+                <w:i w:val="0"/>
+                <w:sz w:val="17"/>
+              </w:rPr>
+              <w:t>기</w:t>
+            </w:r>
+          </w:p>
+        </w:tc>
+        <w:tc>
+          <w:tcPr>
+            <w:tcW w:type="dxa" w:w="1928"/>
+          </w:tcPr>
+          <w:p>
+            <w:pPr>
+              <w:spacing w:after="20" w:line="276" w:lineRule="auto"/>
+            </w:pPr>
+            <w:r/>
+            <w:r>
+              <w:rPr>
+                <w:rFonts w:ascii="Malgun Gothic" w:hAnsi="Malgun Gothic" w:eastAsia="맑은 고딕"/>
+                <w:b w:val="0"/>
+                <w:i w:val="0"/>
+                <w:sz w:val="17"/>
+              </w:rPr>
+              <w:t>협의체 참여, 장비 공급</w:t>
+            </w:r>
+          </w:p>
+        </w:tc>
+        <w:tc>
+          <w:tcPr>
+            <w:tcW w:type="dxa" w:w="1928"/>
+          </w:tcPr>
+          <w:p>
+            <w:pPr>
+              <w:spacing w:after="20" w:line="276" w:lineRule="auto"/>
+            </w:pPr>
+            <w:r/>
+            <w:r>
+              <w:rPr>
+                <w:rFonts w:ascii="Malgun Gothic" w:hAnsi="Malgun Gothic" w:eastAsia="맑은 고딕"/>
+                <w:b w:val="0"/>
+                <w:i w:val="0"/>
+                <w:sz w:val="17"/>
+              </w:rPr>
+              <w:t>△</w:t>
+            </w:r>
+          </w:p>
+        </w:tc>
+      </w:tr>
+    </w:tbl>
+    <w:p>
+      <w:pPr>
+        <w:spacing w:after="80"/>
+      </w:pPr>
+    </w:p>
+    <w:p>
+      <w:pPr>
+        <w:jc w:val="both"/>
+      </w:pPr>
+      <w:r>
+        <w:rPr>
+          <w:rFonts w:ascii="Malgun Gothic" w:hAnsi="Malgun Gothic" w:eastAsia="맑은 고딕"/>
+          <w:b/>
+          <w:i w:val="0"/>
+          <w:sz w:val="21"/>
+        </w:rPr>
+        <w:t>표에서 읽히는 것.</w:t>
+      </w:r>
+      <w:r>
+        <w:rPr>
+          <w:rFonts w:ascii="Malgun Gothic" w:hAnsi="Malgun Gothic" w:eastAsia="맑은 고딕"/>
+          <w:b w:val="0"/>
+          <w:i w:val="0"/>
+          <w:sz w:val="21"/>
+        </w:rPr>
+        <w:t xml:space="preserve"> ◎(폐루프 실증)는 미국·캐나다·영국·스위스·일본·중국·한국 7개국에 몰려 있고, 중동·동남아·남미·러시아권은 전부 △(인프라·정책·자금) 단계다. 유형별로는 </w:t>
+      </w:r>
+      <w:r>
+        <w:rPr>
+          <w:rFonts w:ascii="Malgun Gothic" w:hAnsi="Malgun Gothic" w:eastAsia="맑은 고딕"/>
+          <w:b/>
+          <w:i w:val="0"/>
+          <w:sz w:val="21"/>
+        </w:rPr>
+        <w:t>미국만 국립연구소·대학·기업 세 축이 모두 ◎를 갖고 있으며</w:t>
+      </w:r>
+      <w:r>
+        <w:rPr>
+          <w:rFonts w:ascii="Malgun Gothic" w:hAnsi="Malgun Gothic" w:eastAsia="맑은 고딕"/>
+          <w:b w:val="0"/>
+          <w:i w:val="0"/>
+          <w:sz w:val="21"/>
+        </w:rPr>
+        <w:t>, 유럽은 국립연구소와 대학, 동아시아는 국립연구소 중심이다. 한국은 KIST가 ◎에 진입했고 나머지는 ○·△에 분포한다.</w:t>
       </w:r>
     </w:p>
     <w:p>

--- a/자율실험실_국제동향_보고서.docx
+++ b/자율실험실_국제동향_보고서.docx
@@ -10878,7 +10878,7 @@
           <w:i w:val="0"/>
           <w:sz w:val="21"/>
         </w:rPr>
-        <w:t>실증 성과.</w:t>
+        <w:t>개념 제시에도 참여하고 있다.</w:t>
       </w:r>
       <w:r>
         <w:rPr>
@@ -10887,7 +10887,25 @@
           <w:i w:val="0"/>
           <w:sz w:val="21"/>
         </w:rPr>
-        <w:t xml:space="preserve"> KIST 계산과학연구센터(한상수 센터장)는 자율화 실험실 운영 2년 만인 2024년 인간 연구자가 약 1만 회 수행해야 할 실험을 200회로 줄였고, 이후 </w:t>
+        <w:t xml:space="preserve"> 본 보고서가 SDL의 다음 단계를 논할 때 인용한 </w:t>
+      </w:r>
+      <w:r>
+        <w:rPr>
+          <w:rFonts w:ascii="Malgun Gothic" w:hAnsi="Malgun Gothic" w:eastAsia="맑은 고딕"/>
+          <w:b w:val="0"/>
+          <w:i/>
+          <w:sz w:val="21"/>
+        </w:rPr>
+        <w:t>Materials Horizons</w:t>
+      </w:r>
+      <w:r>
+        <w:rPr>
+          <w:rFonts w:ascii="Malgun Gothic" w:hAnsi="Malgun Gothic" w:eastAsia="맑은 고딕"/>
+          <w:b w:val="0"/>
+          <w:i w:val="0"/>
+          <w:sz w:val="21"/>
+        </w:rPr>
+        <w:t xml:space="preserve"> 2026년 논문 「Toward self-driving laboratory 2.0」은 </w:t>
       </w:r>
       <w:r>
         <w:rPr>
@@ -10896,7 +10914,7 @@
           <w:i w:val="0"/>
           <w:sz w:val="21"/>
         </w:rPr>
-        <w:t>단 24회의 실험으로 세계 최고 성능의 전기화학 촉매를 개발</w:t>
+        <w:t>전원이 KIST 계산과학연구센터와 고려대 소속 연구진의 저작</w:t>
       </w:r>
       <w:r>
         <w:rPr>
@@ -10905,7 +10923,7 @@
           <w:i w:val="0"/>
           <w:sz w:val="21"/>
         </w:rPr>
-        <w:t xml:space="preserve">했다. 실제 장비 가동 시간은 1주일 미만이었으며 특허출원을 완료하고 논문을 작성 중이다. 표 2의 해외 사례와 비교해도 </w:t>
+        <w:t xml:space="preserve">이다(Lee 외, 2026). 초기 SDL이 좁은 적용 범위·낮은 상호운용성·사람이 만든 휴리스틱 의존에 갇혀 있었다고 진단하고, 유연·확장 가능·협업형 발견 엔진으로서의 SDL 2.0을 제안한 문헌이다. </w:t>
       </w:r>
       <w:r>
         <w:rPr>
@@ -10914,16 +10932,7 @@
           <w:i w:val="0"/>
           <w:sz w:val="21"/>
         </w:rPr>
-        <w:t>실험 횟수 대비 효율 측면에서 최상위권</w:t>
-      </w:r>
-      <w:r>
-        <w:rPr>
-          <w:rFonts w:ascii="Malgun Gothic" w:hAnsi="Malgun Gothic" w:eastAsia="맑은 고딕"/>
-          <w:b w:val="0"/>
-          <w:i w:val="0"/>
-          <w:sz w:val="21"/>
-        </w:rPr>
-        <w:t>에 해당한다.</w:t>
+        <w:t>국내 기관이 사례 추격뿐 아니라 개념 정의 층위에서도 국제 논의에 들어가 있다는 뜻이며, 이는 표 3의 어떤 후발국에서도 확인되지 않는 위치다.</w:t>
       </w:r>
     </w:p>
     <w:p>
@@ -10937,7 +10946,7 @@
           <w:i w:val="0"/>
           <w:sz w:val="21"/>
         </w:rPr>
-        <w:t>정책 기반.</w:t>
+        <w:t>실증 성과 — 1만 회 → 200회 → 24회.</w:t>
       </w:r>
       <w:r>
         <w:rPr>
@@ -10946,7 +10955,61 @@
           <w:i w:val="0"/>
           <w:sz w:val="21"/>
         </w:rPr>
-        <w:t xml:space="preserve"> 2026년 8월 11일 과기정통부가 자율실험실 산·학·연 협의체를 출범시켰다. 파크시스템스·에이치비솔루션 등 공급기업과 삼성종합기술원·SK하이닉스 등 수요기업 50개사, 대학·연구기관 30여 개를 포함해 80여 개 기관이 참여한다. 정부는 기관마다 다른 실험 장비와 데이터 형식을 표준화하고, 자율실험실이 생산한 데이터를 국가 과학 AI의 학습 자산으로 삼겠다는 방향을 밝혔다. 2026년 과기정통부 R&amp;D 예산 8조 1,188억 원 가운데 'AI-네이티브 첨단바이오 자율실험실'이 135억 원 규모의 신규 사업으로 편성됐다.</w:t>
+        <w:t xml:space="preserve"> KIST 계산과학연구센터(한상수 센터장)의 성과는 2년 사이 두 단계로 좁혀졌다. 2024년에는 인간 연구자가 약 1만 회 수행해야 할 실험을 </w:t>
+      </w:r>
+      <w:r>
+        <w:rPr>
+          <w:rFonts w:ascii="Malgun Gothic" w:hAnsi="Malgun Gothic" w:eastAsia="맑은 고딕"/>
+          <w:b/>
+          <w:i w:val="0"/>
+          <w:sz w:val="21"/>
+        </w:rPr>
+        <w:t>200회</w:t>
+      </w:r>
+      <w:r>
+        <w:rPr>
+          <w:rFonts w:ascii="Malgun Gothic" w:hAnsi="Malgun Gothic" w:eastAsia="맑은 고딕"/>
+          <w:b w:val="0"/>
+          <w:i w:val="0"/>
+          <w:sz w:val="21"/>
+        </w:rPr>
+        <w:t xml:space="preserve">로 줄였고, 1년 만에 다시 </w:t>
+      </w:r>
+      <w:r>
+        <w:rPr>
+          <w:rFonts w:ascii="Malgun Gothic" w:hAnsi="Malgun Gothic" w:eastAsia="맑은 고딕"/>
+          <w:b/>
+          <w:i w:val="0"/>
+          <w:sz w:val="21"/>
+        </w:rPr>
+        <w:t>24회의 실험으로 세계 최고 성능의 전기화학 촉매</w:t>
+      </w:r>
+      <w:r>
+        <w:rPr>
+          <w:rFonts w:ascii="Malgun Gothic" w:hAnsi="Malgun Gothic" w:eastAsia="맑은 고딕"/>
+          <w:b w:val="0"/>
+          <w:i w:val="0"/>
+          <w:sz w:val="21"/>
+        </w:rPr>
+        <w:t xml:space="preserve">를 찾아냈다. 실제 장비 가동 시간은 1주일 미만이었고 특허출원을 완료했으며 논문을 작성 중이다. 연구자는 화면에 목표 성능을 입력할 뿐, 소재 합성·분석·재설계는 AI가 주도한다. 같은 센터는 고려대 이관영 교수 연구팀과 로봇팔 기반 나노입자 합성·광학 특성 측정 자동화 장치도 구축했다. 표 2의 해외 사례와 비교해도 </w:t>
+      </w:r>
+      <w:r>
+        <w:rPr>
+          <w:rFonts w:ascii="Malgun Gothic" w:hAnsi="Malgun Gothic" w:eastAsia="맑은 고딕"/>
+          <w:b/>
+          <w:i w:val="0"/>
+          <w:sz w:val="21"/>
+        </w:rPr>
+        <w:t>목표 달성까지의 실험 횟수 기준으로는 최상위권</w:t>
+      </w:r>
+      <w:r>
+        <w:rPr>
+          <w:rFonts w:ascii="Malgun Gothic" w:hAnsi="Malgun Gothic" w:eastAsia="맑은 고딕"/>
+          <w:b w:val="0"/>
+          <w:i w:val="0"/>
+          <w:sz w:val="21"/>
+        </w:rPr>
+        <w:t>이다.</w:t>
       </w:r>
     </w:p>
     <w:p>
@@ -10960,6 +11023,382 @@
           <w:i w:val="0"/>
           <w:sz w:val="21"/>
         </w:rPr>
+        <w:t>정책 기반 — 2026년에 세 층이 한꺼번에 깔렸다.</w:t>
+      </w:r>
+    </w:p>
+    <w:p>
+      <w:pPr>
+        <w:jc w:val="both"/>
+      </w:pPr>
+      <w:r>
+        <w:rPr>
+          <w:rFonts w:ascii="Malgun Gothic" w:hAnsi="Malgun Gothic" w:eastAsia="맑은 고딕"/>
+          <w:b w:val="0"/>
+          <w:i/>
+          <w:sz w:val="21"/>
+        </w:rPr>
+        <w:t>① 국가 전략.</w:t>
+      </w:r>
+      <w:r>
+        <w:rPr>
+          <w:rFonts w:ascii="Malgun Gothic" w:hAnsi="Malgun Gothic" w:eastAsia="맑은 고딕"/>
+          <w:b w:val="0"/>
+          <w:i w:val="0"/>
+          <w:sz w:val="21"/>
+        </w:rPr>
+        <w:t xml:space="preserve"> 2026년 2월 25일 과기정통부가 </w:t>
+      </w:r>
+      <w:r>
+        <w:rPr>
+          <w:rFonts w:ascii="Malgun Gothic" w:hAnsi="Malgun Gothic" w:eastAsia="맑은 고딕"/>
+          <w:b/>
+          <w:i w:val="0"/>
+          <w:sz w:val="21"/>
+        </w:rPr>
+        <w:t>K-문샷 추진전략</w:t>
+      </w:r>
+      <w:r>
+        <w:rPr>
+          <w:rFonts w:ascii="Malgun Gothic" w:hAnsi="Malgun Gothic" w:eastAsia="맑은 고딕"/>
+          <w:b w:val="0"/>
+          <w:i w:val="0"/>
+          <w:sz w:val="21"/>
+        </w:rPr>
+        <w:t xml:space="preserve">을 발표했다. 2030년까지 과학기술×AI 기반 연구생산성을 2배로, 2035년까지 8대 분야 12대 국가 미션을 해결한다는 목표이며, AI 기반 블록버스터 신약 10개 창출 등이 포함된다. 실행 수단으로 </w:t>
+      </w:r>
+      <w:r>
+        <w:rPr>
+          <w:rFonts w:ascii="Malgun Gothic" w:hAnsi="Malgun Gothic" w:eastAsia="맑은 고딕"/>
+          <w:b/>
+          <w:i w:val="0"/>
+          <w:sz w:val="21"/>
+        </w:rPr>
+        <w:t>연구데이터·GPU·AI 모델·자율실험실을 하나로 묶는 '국가과학AI통합플랫폼'</w:t>
+      </w:r>
+      <w:r>
+        <w:rPr>
+          <w:rFonts w:ascii="Malgun Gothic" w:hAnsi="Malgun Gothic" w:eastAsia="맑은 고딕"/>
+          <w:b w:val="0"/>
+          <w:i w:val="0"/>
+          <w:sz w:val="21"/>
+        </w:rPr>
+        <w:t xml:space="preserve"> 구축을 내걸었다. 자율실험실이 개별 사업이 아니라 국가 AI 자원 구성요소로 규정된 것으로, 2.1절에서 본 미국 Genesis Mission의 구조와 같은 방향이다.</w:t>
+      </w:r>
+    </w:p>
+    <w:p>
+      <w:pPr>
+        <w:jc w:val="both"/>
+      </w:pPr>
+      <w:r>
+        <w:rPr>
+          <w:rFonts w:ascii="Malgun Gothic" w:hAnsi="Malgun Gothic" w:eastAsia="맑은 고딕"/>
+          <w:b w:val="0"/>
+          <w:i/>
+          <w:sz w:val="21"/>
+        </w:rPr>
+        <w:t>② 대형 실증 사업.</w:t>
+      </w:r>
+      <w:r>
+        <w:rPr>
+          <w:rFonts w:ascii="Malgun Gothic" w:hAnsi="Malgun Gothic" w:eastAsia="맑은 고딕"/>
+          <w:b w:val="0"/>
+          <w:i w:val="0"/>
+          <w:sz w:val="21"/>
+        </w:rPr>
+        <w:t xml:space="preserve"> </w:t>
+      </w:r>
+      <w:r>
+        <w:rPr>
+          <w:rFonts w:ascii="Malgun Gothic" w:hAnsi="Malgun Gothic" w:eastAsia="맑은 고딕"/>
+          <w:b/>
+          <w:i w:val="0"/>
+          <w:sz w:val="21"/>
+        </w:rPr>
+        <w:t>AI-네이티브 첨단바이오 자율실험실</w:t>
+      </w:r>
+      <w:r>
+        <w:rPr>
+          <w:rFonts w:ascii="Malgun Gothic" w:hAnsi="Malgun Gothic" w:eastAsia="맑은 고딕"/>
+          <w:b w:val="0"/>
+          <w:i w:val="0"/>
+          <w:sz w:val="21"/>
+        </w:rPr>
+        <w:t xml:space="preserve"> 사업이 2026~2028년 </w:t>
+      </w:r>
+      <w:r>
+        <w:rPr>
+          <w:rFonts w:ascii="Malgun Gothic" w:hAnsi="Malgun Gothic" w:eastAsia="맑은 고딕"/>
+          <w:b/>
+          <w:i w:val="0"/>
+          <w:sz w:val="21"/>
+        </w:rPr>
+        <w:t>총 495억 원</w:t>
+      </w:r>
+      <w:r>
+        <w:rPr>
+          <w:rFonts w:ascii="Malgun Gothic" w:hAnsi="Malgun Gothic" w:eastAsia="맑은 고딕"/>
+          <w:b w:val="0"/>
+          <w:i w:val="0"/>
+          <w:sz w:val="21"/>
+        </w:rPr>
+        <w:t xml:space="preserve">(2026년 135억 원) 규모로 착수됐다. 2026년 6월 12일 착수보고회를 열었고, 2028년까지 </w:t>
+      </w:r>
+      <w:r>
+        <w:rPr>
+          <w:rFonts w:ascii="Malgun Gothic" w:hAnsi="Malgun Gothic" w:eastAsia="맑은 고딕"/>
+          <w:b/>
+          <w:i w:val="0"/>
+          <w:sz w:val="21"/>
+        </w:rPr>
+        <w:t>범용 자율실험실 1개와 특화 자율실험실 5개</w:t>
+      </w:r>
+      <w:r>
+        <w:rPr>
+          <w:rFonts w:ascii="Malgun Gothic" w:hAnsi="Malgun Gothic" w:eastAsia="맑은 고딕"/>
+          <w:b w:val="0"/>
+          <w:i w:val="0"/>
+          <w:sz w:val="21"/>
+        </w:rPr>
+        <w:t>를 구축한다. 가설–실험–분석–재가설의 폐루프 AI-네이티브 연구환경을 목표로 하며, K-문샷 신약개발 가속화 미션의 핵심 기반사업으로 자리매김했다.</w:t>
+      </w:r>
+    </w:p>
+    <w:p>
+      <w:pPr>
+        <w:jc w:val="both"/>
+      </w:pPr>
+      <w:r>
+        <w:rPr>
+          <w:rFonts w:ascii="Malgun Gothic" w:hAnsi="Malgun Gothic" w:eastAsia="맑은 고딕"/>
+          <w:b w:val="0"/>
+          <w:i/>
+          <w:sz w:val="21"/>
+        </w:rPr>
+        <w:t>③ 산·학·연 협의체.</w:t>
+      </w:r>
+      <w:r>
+        <w:rPr>
+          <w:rFonts w:ascii="Malgun Gothic" w:hAnsi="Malgun Gothic" w:eastAsia="맑은 고딕"/>
+          <w:b w:val="0"/>
+          <w:i w:val="0"/>
+          <w:sz w:val="21"/>
+        </w:rPr>
+        <w:t xml:space="preserve"> 2026년 8월 11일 서울 엘타워에서 </w:t>
+      </w:r>
+      <w:r>
+        <w:rPr>
+          <w:rFonts w:ascii="Malgun Gothic" w:hAnsi="Malgun Gothic" w:eastAsia="맑은 고딕"/>
+          <w:b/>
+          <w:i w:val="0"/>
+          <w:sz w:val="21"/>
+        </w:rPr>
+        <w:t>자율실험실 산·학·연 협의체</w:t>
+      </w:r>
+      <w:r>
+        <w:rPr>
+          <w:rFonts w:ascii="Malgun Gothic" w:hAnsi="Malgun Gothic" w:eastAsia="맑은 고딕"/>
+          <w:b w:val="0"/>
+          <w:i w:val="0"/>
+          <w:sz w:val="21"/>
+        </w:rPr>
+        <w:t xml:space="preserve">가 출범했다. </w:t>
+      </w:r>
+      <w:r>
+        <w:rPr>
+          <w:rFonts w:ascii="Malgun Gothic" w:hAnsi="Malgun Gothic" w:eastAsia="맑은 고딕"/>
+          <w:b/>
+          <w:i w:val="0"/>
+          <w:sz w:val="21"/>
+        </w:rPr>
+        <w:t>서울대 정유성 교수가 총괄위원장</w:t>
+      </w:r>
+      <w:r>
+        <w:rPr>
+          <w:rFonts w:ascii="Malgun Gothic" w:hAnsi="Malgun Gothic" w:eastAsia="맑은 고딕"/>
+          <w:b w:val="0"/>
+          <w:i w:val="0"/>
+          <w:sz w:val="21"/>
+        </w:rPr>
+        <w:t xml:space="preserve">을 맡고 </w:t>
+      </w:r>
+      <w:r>
+        <w:rPr>
+          <w:rFonts w:ascii="Malgun Gothic" w:hAnsi="Malgun Gothic" w:eastAsia="맑은 고딕"/>
+          <w:b/>
+          <w:i w:val="0"/>
+          <w:sz w:val="21"/>
+        </w:rPr>
+        <w:t>국가과학AI연구센터(NAIS)와 한국기초과학지원연구원이 공동 간사기관</w:t>
+      </w:r>
+      <w:r>
+        <w:rPr>
+          <w:rFonts w:ascii="Malgun Gothic" w:hAnsi="Malgun Gothic" w:eastAsia="맑은 고딕"/>
+          <w:b w:val="0"/>
+          <w:i w:val="0"/>
+          <w:sz w:val="21"/>
+        </w:rPr>
+        <w:t>이다. △기술·플랫폼·표준 △연구·운영 △실증·확산 3개 분과로 구성되며, 실증·확산 분과에는 삼성종합기술원·SK하이닉스·</w:t>
+      </w:r>
+      <w:r>
+        <w:rPr>
+          <w:rFonts w:ascii="Malgun Gothic" w:hAnsi="Malgun Gothic" w:eastAsia="맑은 고딕"/>
+          <w:b/>
+          <w:i w:val="0"/>
+          <w:sz w:val="21"/>
+        </w:rPr>
+        <w:t>LG화학·현대자동차</w:t>
+      </w:r>
+      <w:r>
+        <w:rPr>
+          <w:rFonts w:ascii="Malgun Gothic" w:hAnsi="Malgun Gothic" w:eastAsia="맑은 고딕"/>
+          <w:b w:val="0"/>
+          <w:i w:val="0"/>
+          <w:sz w:val="21"/>
+        </w:rPr>
+        <w:t xml:space="preserve">가 참여한다. 공급기업(파크시스템스·에이치비솔루션 등)과 수요기업 50개사, 대학·연구기관 30여 개를 합쳐 80여 개 기관 규모다. </w:t>
+      </w:r>
+      <w:r>
+        <w:rPr>
+          <w:rFonts w:ascii="Malgun Gothic" w:hAnsi="Malgun Gothic" w:eastAsia="맑은 고딕"/>
+          <w:b/>
+          <w:i w:val="0"/>
+          <w:sz w:val="21"/>
+        </w:rPr>
+        <w:t>기관마다 장비·데이터·운영 표준이 달라 개별 자율실험실이 서로 연계되지 못한다는 문제 인식</w:t>
+      </w:r>
+      <w:r>
+        <w:rPr>
+          <w:rFonts w:ascii="Malgun Gothic" w:hAnsi="Malgun Gothic" w:eastAsia="맑은 고딕"/>
+          <w:b w:val="0"/>
+          <w:i w:val="0"/>
+          <w:sz w:val="21"/>
+        </w:rPr>
+        <w:t>이 출범 배경으로 명시됐다.</w:t>
+      </w:r>
+    </w:p>
+    <w:p>
+      <w:pPr>
+        <w:jc w:val="both"/>
+      </w:pPr>
+      <w:r>
+        <w:rPr>
+          <w:rFonts w:ascii="Malgun Gothic" w:hAnsi="Malgun Gothic" w:eastAsia="맑은 고딕"/>
+          <w:b/>
+          <w:i w:val="0"/>
+          <w:sz w:val="21"/>
+        </w:rPr>
+        <w:t>산업 도입도 시작됐다.</w:t>
+      </w:r>
+      <w:r>
+        <w:rPr>
+          <w:rFonts w:ascii="Malgun Gothic" w:hAnsi="Malgun Gothic" w:eastAsia="맑은 고딕"/>
+          <w:b w:val="0"/>
+          <w:i w:val="0"/>
+          <w:sz w:val="21"/>
+        </w:rPr>
+        <w:t xml:space="preserve"> LG화학은 대전 기술연구원 분석연구소에 </w:t>
+      </w:r>
+      <w:r>
+        <w:rPr>
+          <w:rFonts w:ascii="Malgun Gothic" w:hAnsi="Malgun Gothic" w:eastAsia="맑은 고딕"/>
+          <w:b/>
+          <w:i w:val="0"/>
+          <w:sz w:val="21"/>
+        </w:rPr>
+        <w:t>국내 화학 연구소 최초의 로봇 자동화 실험실</w:t>
+      </w:r>
+      <w:r>
+        <w:rPr>
+          <w:rFonts w:ascii="Malgun Gothic" w:hAnsi="Malgun Gothic" w:eastAsia="맑은 고딕"/>
+          <w:b w:val="0"/>
+          <w:i w:val="0"/>
+          <w:sz w:val="21"/>
+        </w:rPr>
+        <w:t xml:space="preserve">을 구축했고, 전기차 배터리 소재 분석용으로 쓰던 이 설비를 바이오 신약 연구로 확대해 </w:t>
+      </w:r>
+      <w:r>
+        <w:rPr>
+          <w:rFonts w:ascii="Malgun Gothic" w:hAnsi="Malgun Gothic" w:eastAsia="맑은 고딕"/>
+          <w:b/>
+          <w:i w:val="0"/>
+          <w:sz w:val="21"/>
+        </w:rPr>
+        <w:t>업계 최초로 신약 연구에 피지컬 AI를 적용</w:t>
+      </w:r>
+      <w:r>
+        <w:rPr>
+          <w:rFonts w:ascii="Malgun Gothic" w:hAnsi="Malgun Gothic" w:eastAsia="맑은 고딕"/>
+          <w:b w:val="0"/>
+          <w:i w:val="0"/>
+          <w:sz w:val="21"/>
+        </w:rPr>
+        <w:t xml:space="preserve">했다. AI가 실험을 설계하고 정밀 로봇팔이 수행하는 구조이며, </w:t>
+      </w:r>
+      <w:r>
+        <w:rPr>
+          <w:rFonts w:ascii="Malgun Gothic" w:hAnsi="Malgun Gothic" w:eastAsia="맑은 고딕"/>
+          <w:b/>
+          <w:i w:val="0"/>
+          <w:sz w:val="21"/>
+        </w:rPr>
+        <w:t>3년 내 AI와 로봇이 완전히 연동된 자율형 임상시험실을 정식 론칭</w:t>
+      </w:r>
+      <w:r>
+        <w:rPr>
+          <w:rFonts w:ascii="Malgun Gothic" w:hAnsi="Malgun Gothic" w:eastAsia="맑은 고딕"/>
+          <w:b w:val="0"/>
+          <w:i w:val="0"/>
+          <w:sz w:val="21"/>
+        </w:rPr>
+        <w:t xml:space="preserve">한다는 계획을 밝혔다. 자체 AI 신약개발 통합 플랫폼 메디엑스(Mediex)도 가동 중이다. 한국화학연구원 디지털화학연구센터는 C1 화학(메탄·CO₂ 전환)과 AI를 결합한 열화학 촉매소재 개발·데이터 생성 실증을 발표했다. 한국에너지기술연구원은 협동 로봇 2대로 촉매 성능 평가를 무인화해 </w:t>
+      </w:r>
+      <w:r>
+        <w:rPr>
+          <w:rFonts w:ascii="Malgun Gothic" w:hAnsi="Malgun Gothic" w:eastAsia="맑은 고딕"/>
+          <w:b/>
+          <w:i w:val="0"/>
+          <w:sz w:val="21"/>
+        </w:rPr>
+        <w:t>수동 32일 작업을 17시간으로(약 45배) 단축</w:t>
+      </w:r>
+      <w:r>
+        <w:rPr>
+          <w:rFonts w:ascii="Malgun Gothic" w:hAnsi="Malgun Gothic" w:eastAsia="맑은 고딕"/>
+          <w:b w:val="0"/>
+          <w:i w:val="0"/>
+          <w:sz w:val="21"/>
+        </w:rPr>
+        <w:t xml:space="preserve">한 결과를 </w:t>
+      </w:r>
+      <w:r>
+        <w:rPr>
+          <w:rFonts w:ascii="Malgun Gothic" w:hAnsi="Malgun Gothic" w:eastAsia="맑은 고딕"/>
+          <w:b w:val="0"/>
+          <w:i/>
+          <w:sz w:val="21"/>
+        </w:rPr>
+        <w:t>Chemical Science</w:t>
+      </w:r>
+      <w:r>
+        <w:rPr>
+          <w:rFonts w:ascii="Malgun Gothic" w:hAnsi="Malgun Gothic" w:eastAsia="맑은 고딕"/>
+          <w:b w:val="0"/>
+          <w:i w:val="0"/>
+          <w:sz w:val="21"/>
+        </w:rPr>
+        <w:t>에 발표했다(Kang 외, 2026) — 다만 이 플랫폼은 완전 자동화이며 폐루프는 향후 과제로 명시했다.</w:t>
+      </w:r>
+    </w:p>
+    <w:p>
+      <w:pPr>
+        <w:jc w:val="both"/>
+      </w:pPr>
+      <w:r>
+        <w:rPr>
+          <w:rFonts w:ascii="Malgun Gothic" w:hAnsi="Malgun Gothic" w:eastAsia="맑은 고딕"/>
+          <w:b/>
+          <w:i w:val="0"/>
+          <w:sz w:val="21"/>
+        </w:rPr>
         <w:t>판단.</w:t>
       </w:r>
       <w:r>
@@ -10969,7 +11408,7 @@
           <w:i w:val="0"/>
           <w:sz w:val="21"/>
         </w:rPr>
-        <w:t xml:space="preserve"> 국내 상황을 표 3의 세 가지 자금 구조에 대입하면, 현재 궤도는 </w:t>
+        <w:t xml:space="preserve"> 국내 상황을 표 3의 자금 구조에 대입하면, 현재 궤도는 </w:t>
       </w:r>
       <w:r>
         <w:rPr>
@@ -10978,7 +11417,7 @@
           <w:i w:val="0"/>
           <w:sz w:val="21"/>
         </w:rPr>
-        <w:t>컨소시엄 분업형(EU)에 가깝다.</w:t>
+        <w:t>컨소시엄 분업형(EU)에서 출발해 국가 플랫폼형(미국)을 겸하려는 형태</w:t>
       </w:r>
       <w:r>
         <w:rPr>
@@ -10987,7 +11426,25 @@
           <w:i w:val="0"/>
           <w:sz w:val="21"/>
         </w:rPr>
-        <w:t xml:space="preserve"> 협의체 출범과 데이터 표준화 우선 순위가 그 증거다. 이 선택 자체는 타당하나, 세 가지가 함께 가야 작동한다.</w:t>
+        <w:t xml:space="preserve">다. 협의체와 표준화 우선순위는 전자, K-문샷의 국가과학AI통합플랫폼은 후자다. 2026년 한 해에 국가 전략·대형 실증사업·산학연 협의체가 함께 깔린 것은 </w:t>
+      </w:r>
+      <w:r>
+        <w:rPr>
+          <w:rFonts w:ascii="Malgun Gothic" w:hAnsi="Malgun Gothic" w:eastAsia="맑은 고딕"/>
+          <w:b/>
+          <w:i w:val="0"/>
+          <w:sz w:val="21"/>
+        </w:rPr>
+        <w:t>속도 면에서 유리하나, 세 층이 서로 다른 표준으로 굳으면 오히려 통합 비용이 커진다.</w:t>
+      </w:r>
+      <w:r>
+        <w:rPr>
+          <w:rFonts w:ascii="Malgun Gothic" w:hAnsi="Malgun Gothic" w:eastAsia="맑은 고딕"/>
+          <w:b w:val="0"/>
+          <w:i w:val="0"/>
+          <w:sz w:val="21"/>
+        </w:rPr>
+        <w:t xml:space="preserve"> 협의체가 출범 배경으로 든 문제("기관마다 장비·데이터·운영 표준이 달라 연계되지 않는다")가 정확히 그 위험이다. 아래 세 가지가 함께 가야 작동한다.</w:t>
       </w:r>
     </w:p>
     <w:p>
@@ -11077,7 +11534,7 @@
           <w:i w:val="0"/>
           <w:sz w:val="21"/>
         </w:rPr>
-        <w:t xml:space="preserve"> 135억 원 규모 신규 사업이든 80개 기관 협의체든, 최종 제약은 프로그래밍·전기공학·기계공학과 해당 도메인을 함께 다루는 연구자의 수다. 저비용 플랫폼(7.5)은 성과 창출 수단이 아니라 </w:t>
+        <w:t xml:space="preserve"> 495억 원 규모 사업이든 80개 기관 협의체든, 최종 제약은 프로그래밍·전기공학·기계공학과 해당 도메인을 함께 다루는 연구자의 수다. 저비용 플랫폼(7.5)은 성과 창출 수단이 아니라 </w:t>
       </w:r>
       <w:r>
         <w:rPr>
@@ -11118,7 +11575,25 @@
           <w:i w:val="0"/>
           <w:sz w:val="21"/>
         </w:rPr>
-        <w:t xml:space="preserve"> 국내가 강점을 가질 수 있는 지점은 반도체·이차전지 등 이미 산업 데이터와 장비 기반이 두터운 분야다. 표 2에서 확인되듯 폐루프가 잘 작동하는 계의 조건(연속 변수 + 스칼라 성능값 + 짧은 사이클)에 이 분야들이 부합한다. 수요기업 50개사가 협의체에 참여한 구조는 이 방향과 정합적이다. 반대로 국제적으로 사례가 희소한 영역(다단계 유기합성, 소자 수준 통합 평가, 장주기 생물 실험)은 선점 기회이면서 동시에 난이도가 확인된 영역이므로, 진입 시 실패 가능성을 전제한 별도 트랙으로 관리하는 것이 타당하다.</w:t>
+        <w:t xml:space="preserve"> 국내가 강점을 가질 수 있는 지점은 반도체·이차전지 등 이미 산업 데이터와 장비 기반이 두터운 분야다. 표 2에서 확인되듯 폐루프가 잘 작동하는 계의 조건(연속 변수 + 스칼라 성능값 + 짧은 사이클)에 이 분야들이 부합한다. 수요기업 50개사가 협의체에 참여하고 실증·확산 분과에 삼성종합기술원·SK하이닉스·LG화학·현대자동차가 들어간 구조는 이 방향과 정합적이다. 반면 495억 원이 투입되는 첫 대형 실증사업이 </w:t>
+      </w:r>
+      <w:r>
+        <w:rPr>
+          <w:rFonts w:ascii="Malgun Gothic" w:hAnsi="Malgun Gothic" w:eastAsia="맑은 고딕"/>
+          <w:b/>
+          <w:i w:val="0"/>
+          <w:sz w:val="21"/>
+        </w:rPr>
+        <w:t>첨단바이오</w:t>
+      </w:r>
+      <w:r>
+        <w:rPr>
+          <w:rFonts w:ascii="Malgun Gothic" w:hAnsi="Malgun Gothic" w:eastAsia="맑은 고딕"/>
+          <w:b w:val="0"/>
+          <w:i w:val="0"/>
+          <w:sz w:val="21"/>
+        </w:rPr>
+        <w:t>라는 점은 짚어둘 필요가 있다. 표 2에서 생물 분야 폐루프는 RIKEN·Ginkgo·BioMARS 3건뿐이고, 사이클이 길고 측정이 정성적이라 국제적으로도 난이도가 확인된 영역이다. 성과 지표를 물리·화학 분야와 같은 잣대로 관리하면 사업이 부당하게 낮은 평가를 받을 수 있다. 반대로 국제적으로 사례가 희소한 영역(다단계 유기합성, 소자 수준 통합 평가, 장주기 생물 실험)은 선점 기회이면서 동시에 난이도가 확인된 영역이므로, 진입 시 실패 가능성을 전제한 별도 트랙으로 관리하는 것이 타당하다.</w:t>
       </w:r>
     </w:p>
     <w:p>
@@ -16971,7 +17446,7 @@
                 <w:i w:val="0"/>
                 <w:sz w:val="17"/>
               </w:rPr>
-              <w:t>한국과학기술연구원(KIST)</w:t>
+              <w:t>한국과학기술연구원(KIST) 계산과학연구센터</w:t>
             </w:r>
           </w:p>
         </w:tc>
@@ -17011,7 +17486,25 @@
                 <w:i w:val="0"/>
                 <w:sz w:val="17"/>
               </w:rPr>
-              <w:t>자율화 실험실. 24회 실험으로 전기화학 촉매 개발, 특허출원</w:t>
+              <w:t xml:space="preserve">자율화 실험실. 1만 회 상당 실험 → 200회(2024) → </w:t>
+            </w:r>
+            <w:r>
+              <w:rPr>
+                <w:rFonts w:ascii="Malgun Gothic" w:hAnsi="Malgun Gothic" w:eastAsia="맑은 고딕"/>
+                <w:b/>
+                <w:i w:val="0"/>
+                <w:sz w:val="17"/>
+              </w:rPr>
+              <w:t>24회로 세계 최고 성능 전기화학 촉매</w:t>
+            </w:r>
+            <w:r>
+              <w:rPr>
+                <w:rFonts w:ascii="Malgun Gothic" w:hAnsi="Malgun Gothic" w:eastAsia="맑은 고딕"/>
+                <w:b w:val="0"/>
+                <w:i w:val="0"/>
+                <w:sz w:val="17"/>
+              </w:rPr>
+              <w:t>(가동 1주 미만), 특허출원 완료. 고려대와 로봇팔 나노입자 합성·광학 측정 장치 구축</w:t>
             </w:r>
           </w:p>
         </w:tc>
@@ -17073,7 +17566,7 @@
                 <w:i w:val="0"/>
                 <w:sz w:val="17"/>
               </w:rPr>
-              <w:t>KAIST·KRICT·서울대</w:t>
+              <w:t>KIST 계산과학연구센터 + 고려대</w:t>
             </w:r>
           </w:p>
         </w:tc>
@@ -17093,7 +17586,7 @@
                 <w:i w:val="0"/>
                 <w:sz w:val="17"/>
               </w:rPr>
-              <w:t>대·국</w:t>
+              <w:t>국·대</w:t>
             </w:r>
           </w:p>
         </w:tc>
@@ -17109,11 +17602,20 @@
             <w:r>
               <w:rPr>
                 <w:rFonts w:ascii="Malgun Gothic" w:hAnsi="Malgun Gothic" w:eastAsia="맑은 고딕"/>
-                <w:b w:val="0"/>
-                <w:i w:val="0"/>
-                <w:sz w:val="17"/>
-              </w:rPr>
-              <w:t>국내 SDL 현황 국제 리뷰 공저 (Hwang 외, 2026)</w:t>
+                <w:b/>
+                <w:i w:val="0"/>
+                <w:sz w:val="17"/>
+              </w:rPr>
+              <w:t>SDL 2.0 개념 제시</w:t>
+            </w:r>
+            <w:r>
+              <w:rPr>
+                <w:rFonts w:ascii="Malgun Gothic" w:hAnsi="Malgun Gothic" w:eastAsia="맑은 고딕"/>
+                <w:b w:val="0"/>
+                <w:i w:val="0"/>
+                <w:sz w:val="17"/>
+              </w:rPr>
+              <w:t xml:space="preserve"> — 확장성·일반화·상호운용성 관점의 차세대 SDL 프레임워크를 국제 학술지에 발표 (Lee 외, 2026)</w:t>
             </w:r>
           </w:p>
         </w:tc>
@@ -17175,7 +17677,7 @@
                 <w:i w:val="0"/>
                 <w:sz w:val="17"/>
               </w:rPr>
-              <w:t>KRIBB + KAIST</w:t>
+              <w:t>KAIST·KRICT·서울대</w:t>
             </w:r>
           </w:p>
         </w:tc>
@@ -17195,7 +17697,7 @@
                 <w:i w:val="0"/>
                 <w:sz w:val="17"/>
               </w:rPr>
-              <w:t>국·대</w:t>
+              <w:t>대·국</w:t>
             </w:r>
           </w:p>
         </w:tc>
@@ -17215,7 +17717,7 @@
                 <w:i w:val="0"/>
                 <w:sz w:val="17"/>
               </w:rPr>
-              <w:t>K-Biofoundry, 합성생물학 기관 규모 SDL</w:t>
+              <w:t>국내 SDL 현황 국제 리뷰 공저 (Hwang 외, 2026)</w:t>
             </w:r>
           </w:p>
         </w:tc>
@@ -17277,7 +17779,7 @@
                 <w:i w:val="0"/>
                 <w:sz w:val="17"/>
               </w:rPr>
-              <w:t>과학기술정보통신부</w:t>
+              <w:t>KRIBB + KAIST</w:t>
             </w:r>
           </w:p>
         </w:tc>
@@ -17297,7 +17799,7 @@
                 <w:i w:val="0"/>
                 <w:sz w:val="17"/>
               </w:rPr>
-              <w:t>정</w:t>
+              <w:t>국·대</w:t>
             </w:r>
           </w:p>
         </w:tc>
@@ -17317,7 +17819,7 @@
                 <w:i w:val="0"/>
                 <w:sz w:val="17"/>
               </w:rPr>
-              <w:t>자율실험실 산·학·연 협의체(2026.8, 80여 기관), 신규 사업 135억 원</w:t>
+              <w:t>K-Biofoundry, 합성생물학 기관 규모 SDL</w:t>
             </w:r>
           </w:p>
         </w:tc>
@@ -17337,7 +17839,7 @@
                 <w:i w:val="0"/>
                 <w:sz w:val="17"/>
               </w:rPr>
-              <w:t>△</w:t>
+              <w:t>○</w:t>
             </w:r>
           </w:p>
         </w:tc>
@@ -17379,7 +17881,7 @@
                 <w:i w:val="0"/>
                 <w:sz w:val="17"/>
               </w:rPr>
-              <w:t>삼성종합기술원·SK하이닉스 등 수요기업 50개사</w:t>
+              <w:t>한국화학연구원(KRICT) 디지털화학연구센터</w:t>
             </w:r>
           </w:p>
         </w:tc>
@@ -17399,6 +17901,534 @@
                 <w:i w:val="0"/>
                 <w:sz w:val="17"/>
               </w:rPr>
+              <w:t>국</w:t>
+            </w:r>
+          </w:p>
+        </w:tc>
+        <w:tc>
+          <w:tcPr>
+            <w:tcW w:type="dxa" w:w="1928"/>
+          </w:tcPr>
+          <w:p>
+            <w:pPr>
+              <w:spacing w:after="20" w:line="276" w:lineRule="auto"/>
+            </w:pPr>
+            <w:r/>
+            <w:r>
+              <w:rPr>
+                <w:rFonts w:ascii="Malgun Gothic" w:hAnsi="Malgun Gothic" w:eastAsia="맑은 고딕"/>
+                <w:b w:val="0"/>
+                <w:i w:val="0"/>
+                <w:sz w:val="17"/>
+              </w:rPr>
+              <w:t>C1 화학(메탄·CO₂ 전환) + AI 결합, 열화학 촉매소재 개발·데이터 생성 실증</w:t>
+            </w:r>
+          </w:p>
+        </w:tc>
+        <w:tc>
+          <w:tcPr>
+            <w:tcW w:type="dxa" w:w="1928"/>
+          </w:tcPr>
+          <w:p>
+            <w:pPr>
+              <w:spacing w:after="20" w:line="276" w:lineRule="auto"/>
+            </w:pPr>
+            <w:r/>
+            <w:r>
+              <w:rPr>
+                <w:rFonts w:ascii="Malgun Gothic" w:hAnsi="Malgun Gothic" w:eastAsia="맑은 고딕"/>
+                <w:b w:val="0"/>
+                <w:i w:val="0"/>
+                <w:sz w:val="17"/>
+              </w:rPr>
+              <w:t>○</w:t>
+            </w:r>
+          </w:p>
+        </w:tc>
+      </w:tr>
+      <w:tr>
+        <w:tc>
+          <w:tcPr>
+            <w:tcW w:type="dxa" w:w="1928"/>
+          </w:tcPr>
+          <w:p>
+            <w:pPr>
+              <w:spacing w:after="20" w:line="276" w:lineRule="auto"/>
+            </w:pPr>
+            <w:r/>
+            <w:r>
+              <w:rPr>
+                <w:rFonts w:ascii="Malgun Gothic" w:hAnsi="Malgun Gothic" w:eastAsia="맑은 고딕"/>
+                <w:b w:val="0"/>
+                <w:i w:val="0"/>
+                <w:sz w:val="17"/>
+              </w:rPr>
+              <w:t>한국</w:t>
+            </w:r>
+          </w:p>
+        </w:tc>
+        <w:tc>
+          <w:tcPr>
+            <w:tcW w:type="dxa" w:w="1928"/>
+          </w:tcPr>
+          <w:p>
+            <w:pPr>
+              <w:spacing w:after="20" w:line="276" w:lineRule="auto"/>
+            </w:pPr>
+            <w:r/>
+            <w:r>
+              <w:rPr>
+                <w:rFonts w:ascii="Malgun Gothic" w:hAnsi="Malgun Gothic" w:eastAsia="맑은 고딕"/>
+                <w:b w:val="0"/>
+                <w:i w:val="0"/>
+                <w:sz w:val="17"/>
+              </w:rPr>
+              <w:t>한국에너지기술연구원(KIER)</w:t>
+            </w:r>
+          </w:p>
+        </w:tc>
+        <w:tc>
+          <w:tcPr>
+            <w:tcW w:type="dxa" w:w="1928"/>
+          </w:tcPr>
+          <w:p>
+            <w:pPr>
+              <w:spacing w:after="20" w:line="276" w:lineRule="auto"/>
+            </w:pPr>
+            <w:r/>
+            <w:r>
+              <w:rPr>
+                <w:rFonts w:ascii="Malgun Gothic" w:hAnsi="Malgun Gothic" w:eastAsia="맑은 고딕"/>
+                <w:b w:val="0"/>
+                <w:i w:val="0"/>
+                <w:sz w:val="17"/>
+              </w:rPr>
+              <w:t>국</w:t>
+            </w:r>
+          </w:p>
+        </w:tc>
+        <w:tc>
+          <w:tcPr>
+            <w:tcW w:type="dxa" w:w="1928"/>
+          </w:tcPr>
+          <w:p>
+            <w:pPr>
+              <w:spacing w:after="20" w:line="276" w:lineRule="auto"/>
+            </w:pPr>
+            <w:r/>
+            <w:r>
+              <w:rPr>
+                <w:rFonts w:ascii="Malgun Gothic" w:hAnsi="Malgun Gothic" w:eastAsia="맑은 고딕"/>
+                <w:b w:val="0"/>
+                <w:i w:val="0"/>
+                <w:sz w:val="17"/>
+              </w:rPr>
+              <w:t>협동 로봇 2대 기반 촉매 성능 평가 무인화. 수동 32일 → 17시간(약 45배). 폐루프는 향후 과제 (Kang 외, 2026)</w:t>
+            </w:r>
+          </w:p>
+        </w:tc>
+        <w:tc>
+          <w:tcPr>
+            <w:tcW w:type="dxa" w:w="1928"/>
+          </w:tcPr>
+          <w:p>
+            <w:pPr>
+              <w:spacing w:after="20" w:line="276" w:lineRule="auto"/>
+            </w:pPr>
+            <w:r/>
+            <w:r>
+              <w:rPr>
+                <w:rFonts w:ascii="Malgun Gothic" w:hAnsi="Malgun Gothic" w:eastAsia="맑은 고딕"/>
+                <w:b w:val="0"/>
+                <w:i w:val="0"/>
+                <w:sz w:val="17"/>
+              </w:rPr>
+              <w:t>○</w:t>
+            </w:r>
+          </w:p>
+        </w:tc>
+      </w:tr>
+      <w:tr>
+        <w:tc>
+          <w:tcPr>
+            <w:tcW w:type="dxa" w:w="1928"/>
+          </w:tcPr>
+          <w:p>
+            <w:pPr>
+              <w:spacing w:after="20" w:line="276" w:lineRule="auto"/>
+            </w:pPr>
+            <w:r/>
+            <w:r>
+              <w:rPr>
+                <w:rFonts w:ascii="Malgun Gothic" w:hAnsi="Malgun Gothic" w:eastAsia="맑은 고딕"/>
+                <w:b w:val="0"/>
+                <w:i w:val="0"/>
+                <w:sz w:val="17"/>
+              </w:rPr>
+              <w:t>한국</w:t>
+            </w:r>
+          </w:p>
+        </w:tc>
+        <w:tc>
+          <w:tcPr>
+            <w:tcW w:type="dxa" w:w="1928"/>
+          </w:tcPr>
+          <w:p>
+            <w:pPr>
+              <w:spacing w:after="20" w:line="276" w:lineRule="auto"/>
+            </w:pPr>
+            <w:r/>
+            <w:r>
+              <w:rPr>
+                <w:rFonts w:ascii="Malgun Gothic" w:hAnsi="Malgun Gothic" w:eastAsia="맑은 고딕"/>
+                <w:b w:val="0"/>
+                <w:i w:val="0"/>
+                <w:sz w:val="17"/>
+              </w:rPr>
+              <w:t>과학기술정보통신부</w:t>
+            </w:r>
+          </w:p>
+        </w:tc>
+        <w:tc>
+          <w:tcPr>
+            <w:tcW w:type="dxa" w:w="1928"/>
+          </w:tcPr>
+          <w:p>
+            <w:pPr>
+              <w:spacing w:after="20" w:line="276" w:lineRule="auto"/>
+            </w:pPr>
+            <w:r/>
+            <w:r>
+              <w:rPr>
+                <w:rFonts w:ascii="Malgun Gothic" w:hAnsi="Malgun Gothic" w:eastAsia="맑은 고딕"/>
+                <w:b w:val="0"/>
+                <w:i w:val="0"/>
+                <w:sz w:val="17"/>
+              </w:rPr>
+              <w:t>정</w:t>
+            </w:r>
+          </w:p>
+        </w:tc>
+        <w:tc>
+          <w:tcPr>
+            <w:tcW w:type="dxa" w:w="1928"/>
+          </w:tcPr>
+          <w:p>
+            <w:pPr>
+              <w:spacing w:after="20" w:line="276" w:lineRule="auto"/>
+            </w:pPr>
+            <w:r/>
+            <w:r>
+              <w:rPr>
+                <w:rFonts w:ascii="Malgun Gothic" w:hAnsi="Malgun Gothic" w:eastAsia="맑은 고딕"/>
+                <w:b/>
+                <w:i w:val="0"/>
+                <w:sz w:val="17"/>
+              </w:rPr>
+              <w:t>K-문샷 추진전략</w:t>
+            </w:r>
+            <w:r>
+              <w:rPr>
+                <w:rFonts w:ascii="Malgun Gothic" w:hAnsi="Malgun Gothic" w:eastAsia="맑은 고딕"/>
+                <w:b w:val="0"/>
+                <w:i w:val="0"/>
+                <w:sz w:val="17"/>
+              </w:rPr>
+              <w:t>(2026.2) — 국가과학AI통합플랫폼에 자율실험실 편입, 2030년 연구생산성 2배 목표</w:t>
+            </w:r>
+          </w:p>
+        </w:tc>
+        <w:tc>
+          <w:tcPr>
+            <w:tcW w:type="dxa" w:w="1928"/>
+          </w:tcPr>
+          <w:p>
+            <w:pPr>
+              <w:spacing w:after="20" w:line="276" w:lineRule="auto"/>
+            </w:pPr>
+            <w:r/>
+            <w:r>
+              <w:rPr>
+                <w:rFonts w:ascii="Malgun Gothic" w:hAnsi="Malgun Gothic" w:eastAsia="맑은 고딕"/>
+                <w:b w:val="0"/>
+                <w:i w:val="0"/>
+                <w:sz w:val="17"/>
+              </w:rPr>
+              <w:t>△</w:t>
+            </w:r>
+          </w:p>
+        </w:tc>
+      </w:tr>
+      <w:tr>
+        <w:tc>
+          <w:tcPr>
+            <w:tcW w:type="dxa" w:w="1928"/>
+          </w:tcPr>
+          <w:p>
+            <w:pPr>
+              <w:spacing w:after="20" w:line="276" w:lineRule="auto"/>
+            </w:pPr>
+            <w:r/>
+            <w:r>
+              <w:rPr>
+                <w:rFonts w:ascii="Malgun Gothic" w:hAnsi="Malgun Gothic" w:eastAsia="맑은 고딕"/>
+                <w:b w:val="0"/>
+                <w:i w:val="0"/>
+                <w:sz w:val="17"/>
+              </w:rPr>
+              <w:t>한국</w:t>
+            </w:r>
+          </w:p>
+        </w:tc>
+        <w:tc>
+          <w:tcPr>
+            <w:tcW w:type="dxa" w:w="1928"/>
+          </w:tcPr>
+          <w:p>
+            <w:pPr>
+              <w:spacing w:after="20" w:line="276" w:lineRule="auto"/>
+            </w:pPr>
+            <w:r/>
+            <w:r>
+              <w:rPr>
+                <w:rFonts w:ascii="Malgun Gothic" w:hAnsi="Malgun Gothic" w:eastAsia="맑은 고딕"/>
+                <w:b w:val="0"/>
+                <w:i w:val="0"/>
+                <w:sz w:val="17"/>
+              </w:rPr>
+              <w:t>과학기술정보통신부</w:t>
+            </w:r>
+          </w:p>
+        </w:tc>
+        <w:tc>
+          <w:tcPr>
+            <w:tcW w:type="dxa" w:w="1928"/>
+          </w:tcPr>
+          <w:p>
+            <w:pPr>
+              <w:spacing w:after="20" w:line="276" w:lineRule="auto"/>
+            </w:pPr>
+            <w:r/>
+            <w:r>
+              <w:rPr>
+                <w:rFonts w:ascii="Malgun Gothic" w:hAnsi="Malgun Gothic" w:eastAsia="맑은 고딕"/>
+                <w:b w:val="0"/>
+                <w:i w:val="0"/>
+                <w:sz w:val="17"/>
+              </w:rPr>
+              <w:t>정</w:t>
+            </w:r>
+          </w:p>
+        </w:tc>
+        <w:tc>
+          <w:tcPr>
+            <w:tcW w:type="dxa" w:w="1928"/>
+          </w:tcPr>
+          <w:p>
+            <w:pPr>
+              <w:spacing w:after="20" w:line="276" w:lineRule="auto"/>
+            </w:pPr>
+            <w:r/>
+            <w:r>
+              <w:rPr>
+                <w:rFonts w:ascii="Malgun Gothic" w:hAnsi="Malgun Gothic" w:eastAsia="맑은 고딕"/>
+                <w:b/>
+                <w:i w:val="0"/>
+                <w:sz w:val="17"/>
+              </w:rPr>
+              <w:t>AI-네이티브 첨단바이오 자율실험실</w:t>
+            </w:r>
+            <w:r>
+              <w:rPr>
+                <w:rFonts w:ascii="Malgun Gothic" w:hAnsi="Malgun Gothic" w:eastAsia="맑은 고딕"/>
+                <w:b w:val="0"/>
+                <w:i w:val="0"/>
+                <w:sz w:val="17"/>
+              </w:rPr>
+              <w:t xml:space="preserve"> 사업 — 2026~2028년 총 495억 원, 범용 1개 + 특화 5개 구축</w:t>
+            </w:r>
+          </w:p>
+        </w:tc>
+        <w:tc>
+          <w:tcPr>
+            <w:tcW w:type="dxa" w:w="1928"/>
+          </w:tcPr>
+          <w:p>
+            <w:pPr>
+              <w:spacing w:after="20" w:line="276" w:lineRule="auto"/>
+            </w:pPr>
+            <w:r/>
+            <w:r>
+              <w:rPr>
+                <w:rFonts w:ascii="Malgun Gothic" w:hAnsi="Malgun Gothic" w:eastAsia="맑은 고딕"/>
+                <w:b w:val="0"/>
+                <w:i w:val="0"/>
+                <w:sz w:val="17"/>
+              </w:rPr>
+              <w:t>△</w:t>
+            </w:r>
+          </w:p>
+        </w:tc>
+      </w:tr>
+      <w:tr>
+        <w:tc>
+          <w:tcPr>
+            <w:tcW w:type="dxa" w:w="1928"/>
+          </w:tcPr>
+          <w:p>
+            <w:pPr>
+              <w:spacing w:after="20" w:line="276" w:lineRule="auto"/>
+            </w:pPr>
+            <w:r/>
+            <w:r>
+              <w:rPr>
+                <w:rFonts w:ascii="Malgun Gothic" w:hAnsi="Malgun Gothic" w:eastAsia="맑은 고딕"/>
+                <w:b w:val="0"/>
+                <w:i w:val="0"/>
+                <w:sz w:val="17"/>
+              </w:rPr>
+              <w:t>한국</w:t>
+            </w:r>
+          </w:p>
+        </w:tc>
+        <w:tc>
+          <w:tcPr>
+            <w:tcW w:type="dxa" w:w="1928"/>
+          </w:tcPr>
+          <w:p>
+            <w:pPr>
+              <w:spacing w:after="20" w:line="276" w:lineRule="auto"/>
+            </w:pPr>
+            <w:r/>
+            <w:r>
+              <w:rPr>
+                <w:rFonts w:ascii="Malgun Gothic" w:hAnsi="Malgun Gothic" w:eastAsia="맑은 고딕"/>
+                <w:b w:val="0"/>
+                <w:i w:val="0"/>
+                <w:sz w:val="17"/>
+              </w:rPr>
+              <w:t>자율실험실 산·학·연 협의체</w:t>
+            </w:r>
+          </w:p>
+        </w:tc>
+        <w:tc>
+          <w:tcPr>
+            <w:tcW w:type="dxa" w:w="1928"/>
+          </w:tcPr>
+          <w:p>
+            <w:pPr>
+              <w:spacing w:after="20" w:line="276" w:lineRule="auto"/>
+            </w:pPr>
+            <w:r/>
+            <w:r>
+              <w:rPr>
+                <w:rFonts w:ascii="Malgun Gothic" w:hAnsi="Malgun Gothic" w:eastAsia="맑은 고딕"/>
+                <w:b w:val="0"/>
+                <w:i w:val="0"/>
+                <w:sz w:val="17"/>
+              </w:rPr>
+              <w:t>컨</w:t>
+            </w:r>
+          </w:p>
+        </w:tc>
+        <w:tc>
+          <w:tcPr>
+            <w:tcW w:type="dxa" w:w="1928"/>
+          </w:tcPr>
+          <w:p>
+            <w:pPr>
+              <w:spacing w:after="20" w:line="276" w:lineRule="auto"/>
+            </w:pPr>
+            <w:r/>
+            <w:r>
+              <w:rPr>
+                <w:rFonts w:ascii="Malgun Gothic" w:hAnsi="Malgun Gothic" w:eastAsia="맑은 고딕"/>
+                <w:b w:val="0"/>
+                <w:i w:val="0"/>
+                <w:sz w:val="17"/>
+              </w:rPr>
+              <w:t>2026.8 출범, 80여 기관. 총괄위원장 서울대 정유성 교수, 공동 간사 국가과학AI연구센터(NAIS)·한국기초과학지원연구원. 3개 분과(기술·플랫폼·표준 / 연구·운영 / 실증·확산)</w:t>
+            </w:r>
+          </w:p>
+        </w:tc>
+        <w:tc>
+          <w:tcPr>
+            <w:tcW w:type="dxa" w:w="1928"/>
+          </w:tcPr>
+          <w:p>
+            <w:pPr>
+              <w:spacing w:after="20" w:line="276" w:lineRule="auto"/>
+            </w:pPr>
+            <w:r/>
+            <w:r>
+              <w:rPr>
+                <w:rFonts w:ascii="Malgun Gothic" w:hAnsi="Malgun Gothic" w:eastAsia="맑은 고딕"/>
+                <w:b w:val="0"/>
+                <w:i w:val="0"/>
+                <w:sz w:val="17"/>
+              </w:rPr>
+              <w:t>△</w:t>
+            </w:r>
+          </w:p>
+        </w:tc>
+      </w:tr>
+      <w:tr>
+        <w:tc>
+          <w:tcPr>
+            <w:tcW w:type="dxa" w:w="1928"/>
+          </w:tcPr>
+          <w:p>
+            <w:pPr>
+              <w:spacing w:after="20" w:line="276" w:lineRule="auto"/>
+            </w:pPr>
+            <w:r/>
+            <w:r>
+              <w:rPr>
+                <w:rFonts w:ascii="Malgun Gothic" w:hAnsi="Malgun Gothic" w:eastAsia="맑은 고딕"/>
+                <w:b w:val="0"/>
+                <w:i w:val="0"/>
+                <w:sz w:val="17"/>
+              </w:rPr>
+              <w:t>한국</w:t>
+            </w:r>
+          </w:p>
+        </w:tc>
+        <w:tc>
+          <w:tcPr>
+            <w:tcW w:type="dxa" w:w="1928"/>
+          </w:tcPr>
+          <w:p>
+            <w:pPr>
+              <w:spacing w:after="20" w:line="276" w:lineRule="auto"/>
+            </w:pPr>
+            <w:r/>
+            <w:r>
+              <w:rPr>
+                <w:rFonts w:ascii="Malgun Gothic" w:hAnsi="Malgun Gothic" w:eastAsia="맑은 고딕"/>
+                <w:b w:val="0"/>
+                <w:i w:val="0"/>
+                <w:sz w:val="17"/>
+              </w:rPr>
+              <w:t>LG화학</w:t>
+            </w:r>
+          </w:p>
+        </w:tc>
+        <w:tc>
+          <w:tcPr>
+            <w:tcW w:type="dxa" w:w="1928"/>
+          </w:tcPr>
+          <w:p>
+            <w:pPr>
+              <w:spacing w:after="20" w:line="276" w:lineRule="auto"/>
+            </w:pPr>
+            <w:r/>
+            <w:r>
+              <w:rPr>
+                <w:rFonts w:ascii="Malgun Gothic" w:hAnsi="Malgun Gothic" w:eastAsia="맑은 고딕"/>
+                <w:b w:val="0"/>
+                <w:i w:val="0"/>
+                <w:sz w:val="17"/>
+              </w:rPr>
               <w:t>기</w:t>
             </w:r>
           </w:p>
@@ -17419,7 +18449,127 @@
                 <w:i w:val="0"/>
                 <w:sz w:val="17"/>
               </w:rPr>
-              <w:t>협의체 참여</w:t>
+              <w:t xml:space="preserve">대전 기술연구원에 </w:t>
+            </w:r>
+            <w:r>
+              <w:rPr>
+                <w:rFonts w:ascii="Malgun Gothic" w:hAnsi="Malgun Gothic" w:eastAsia="맑은 고딕"/>
+                <w:b/>
+                <w:i w:val="0"/>
+                <w:sz w:val="17"/>
+              </w:rPr>
+              <w:t>국내 화학 연구소 최초 로봇 자동화 실험실</w:t>
+            </w:r>
+            <w:r>
+              <w:rPr>
+                <w:rFonts w:ascii="Malgun Gothic" w:hAnsi="Malgun Gothic" w:eastAsia="맑은 고딕"/>
+                <w:b w:val="0"/>
+                <w:i w:val="0"/>
+                <w:sz w:val="17"/>
+              </w:rPr>
+              <w:t>. 배터리 소재 분석 → 바이오 신약으로 확대, 업계 최초 신약 연구 피지컬 AI 적용. 3년 내 자율형 임상시험실 론칭 계획</w:t>
+            </w:r>
+          </w:p>
+        </w:tc>
+        <w:tc>
+          <w:tcPr>
+            <w:tcW w:type="dxa" w:w="1928"/>
+          </w:tcPr>
+          <w:p>
+            <w:pPr>
+              <w:spacing w:after="20" w:line="276" w:lineRule="auto"/>
+            </w:pPr>
+            <w:r/>
+            <w:r>
+              <w:rPr>
+                <w:rFonts w:ascii="Malgun Gothic" w:hAnsi="Malgun Gothic" w:eastAsia="맑은 고딕"/>
+                <w:b w:val="0"/>
+                <w:i w:val="0"/>
+                <w:sz w:val="17"/>
+              </w:rPr>
+              <w:t>○</w:t>
+            </w:r>
+          </w:p>
+        </w:tc>
+      </w:tr>
+      <w:tr>
+        <w:tc>
+          <w:tcPr>
+            <w:tcW w:type="dxa" w:w="1928"/>
+          </w:tcPr>
+          <w:p>
+            <w:pPr>
+              <w:spacing w:after="20" w:line="276" w:lineRule="auto"/>
+            </w:pPr>
+            <w:r/>
+            <w:r>
+              <w:rPr>
+                <w:rFonts w:ascii="Malgun Gothic" w:hAnsi="Malgun Gothic" w:eastAsia="맑은 고딕"/>
+                <w:b w:val="0"/>
+                <w:i w:val="0"/>
+                <w:sz w:val="17"/>
+              </w:rPr>
+              <w:t>한국</w:t>
+            </w:r>
+          </w:p>
+        </w:tc>
+        <w:tc>
+          <w:tcPr>
+            <w:tcW w:type="dxa" w:w="1928"/>
+          </w:tcPr>
+          <w:p>
+            <w:pPr>
+              <w:spacing w:after="20" w:line="276" w:lineRule="auto"/>
+            </w:pPr>
+            <w:r/>
+            <w:r>
+              <w:rPr>
+                <w:rFonts w:ascii="Malgun Gothic" w:hAnsi="Malgun Gothic" w:eastAsia="맑은 고딕"/>
+                <w:b w:val="0"/>
+                <w:i w:val="0"/>
+                <w:sz w:val="17"/>
+              </w:rPr>
+              <w:t>삼성종합기술원·SK하이닉스·현대자동차 등 수요기업 50개사</w:t>
+            </w:r>
+          </w:p>
+        </w:tc>
+        <w:tc>
+          <w:tcPr>
+            <w:tcW w:type="dxa" w:w="1928"/>
+          </w:tcPr>
+          <w:p>
+            <w:pPr>
+              <w:spacing w:after="20" w:line="276" w:lineRule="auto"/>
+            </w:pPr>
+            <w:r/>
+            <w:r>
+              <w:rPr>
+                <w:rFonts w:ascii="Malgun Gothic" w:hAnsi="Malgun Gothic" w:eastAsia="맑은 고딕"/>
+                <w:b w:val="0"/>
+                <w:i w:val="0"/>
+                <w:sz w:val="17"/>
+              </w:rPr>
+              <w:t>기</w:t>
+            </w:r>
+          </w:p>
+        </w:tc>
+        <w:tc>
+          <w:tcPr>
+            <w:tcW w:type="dxa" w:w="1928"/>
+          </w:tcPr>
+          <w:p>
+            <w:pPr>
+              <w:spacing w:after="20" w:line="276" w:lineRule="auto"/>
+            </w:pPr>
+            <w:r/>
+            <w:r>
+              <w:rPr>
+                <w:rFonts w:ascii="Malgun Gothic" w:hAnsi="Malgun Gothic" w:eastAsia="맑은 고딕"/>
+                <w:b w:val="0"/>
+                <w:i w:val="0"/>
+                <w:sz w:val="17"/>
+              </w:rPr>
+              <w:t>협의체 실증·확산 분과 참여</w:t>
             </w:r>
           </w:p>
         </w:tc>
@@ -18065,7 +19215,7 @@
           <w:i w:val="0"/>
           <w:sz w:val="21"/>
         </w:rPr>
-        <w:t xml:space="preserve">Li, J., Beights, J., Cai, T., Li, Y., Chevalier, O. J. G. L., Xie, Y., Yang, Y., &amp; Mirkin, C. A. (2026). High-entropy 1D halide perovskite piezoelectrics found by megalibrary synthesis and rapid nonlinear optical screening. </w:t>
+        <w:t xml:space="preserve">Lee, H., Yoo, H. J., Jang, H. S., Park, B., Park, Y. J., &amp; Han, S. S. (2026). Toward self-driving laboratory 2.0 for chemistry and materials discovery. </w:t>
       </w:r>
       <w:r>
         <w:rPr>
@@ -18074,7 +19224,7 @@
           <w:i/>
           <w:sz w:val="21"/>
         </w:rPr>
-        <w:t>Science Advances</w:t>
+        <w:t>Materials Horizons</w:t>
       </w:r>
       <w:r>
         <w:rPr>
@@ -18083,7 +19233,7 @@
           <w:i w:val="0"/>
           <w:sz w:val="21"/>
         </w:rPr>
-        <w:t>, 12(21), eaee1359. https://doi.org/10.1126/sciadv.aee1359</w:t>
+        <w:t>, 13(10), 4712–4739. https://doi.org/10.1039/D5MH01984B (KIST 계산과학연구센터·고려대)</w:t>
       </w:r>
     </w:p>
     <w:p>
@@ -18098,7 +19248,7 @@
           <w:i w:val="0"/>
           <w:sz w:val="21"/>
         </w:rPr>
-        <w:t xml:space="preserve">Li, J., Ding, C., Liu, D., Chen, L., &amp; Jiang, J. (2025). Autonomous laboratories in China: an embodied intelligence-driven platform to accelerate chemical discovery. </w:t>
+        <w:t xml:space="preserve">Kang, S. W., Oh, K. H., Yim, K., Jang, S., Lee, J. G., Yang, J.-I., &amp; Park, J. C. (2026). Fully automated and high-fidelity robotic platform enabling accelerated discovery of nanocatalysts. </w:t>
       </w:r>
       <w:r>
         <w:rPr>
@@ -18107,7 +19257,7 @@
           <w:i/>
           <w:sz w:val="21"/>
         </w:rPr>
-        <w:t>Digital Discovery</w:t>
+        <w:t>Chemical Science</w:t>
       </w:r>
       <w:r>
         <w:rPr>
@@ -18116,7 +19266,7 @@
           <w:i w:val="0"/>
           <w:sz w:val="21"/>
         </w:rPr>
-        <w:t>, 4(7), 1672–1684. https://doi.org/10.1039/D5DD00072F</w:t>
+        <w:t>. https://pubs.rsc.org/en/content/articlelanding/2026/sc/d5sc06192j (한국에너지기술연구원)</w:t>
       </w:r>
     </w:p>
     <w:p>
@@ -18131,7 +19281,7 @@
           <w:i w:val="0"/>
           <w:sz w:val="21"/>
         </w:rPr>
-        <w:t xml:space="preserve">Martin, T. B., Sutherland, D. R., McDannald, A., Kusne, A. G., &amp; Beaucage, P. A. (2025). Autonomous small-angle scattering for accelerated soft material formulation optimization. </w:t>
+        <w:t xml:space="preserve">Li, J., Beights, J., Cai, T., Li, Y., Chevalier, O. J. G. L., Xie, Y., Yang, Y., &amp; Mirkin, C. A. (2026). High-entropy 1D halide perovskite piezoelectrics found by megalibrary synthesis and rapid nonlinear optical screening. </w:t>
       </w:r>
       <w:r>
         <w:rPr>
@@ -18140,7 +19290,7 @@
           <w:i/>
           <w:sz w:val="21"/>
         </w:rPr>
-        <w:t>Chemistry of Materials</w:t>
+        <w:t>Science Advances</w:t>
       </w:r>
       <w:r>
         <w:rPr>
@@ -18149,7 +19299,7 @@
           <w:i w:val="0"/>
           <w:sz w:val="21"/>
         </w:rPr>
-        <w:t>, 37(12), 4272–4281. https://doi.org/10.1021/acs.chemmater.5c00860</w:t>
+        <w:t>, 12(21), eaee1359. https://doi.org/10.1126/sciadv.aee1359</w:t>
       </w:r>
     </w:p>
     <w:p>
@@ -18164,7 +19314,7 @@
           <w:i w:val="0"/>
           <w:sz w:val="21"/>
         </w:rPr>
-        <w:t xml:space="preserve">Noack, M. M., Doerk, G. S., Li, R., Fukuto, M., &amp; Yager, K. G. (2020). Advances in Kriging-based autonomous X-ray scattering experiments. </w:t>
+        <w:t xml:space="preserve">Li, J., Ding, C., Liu, D., Chen, L., &amp; Jiang, J. (2025). Autonomous laboratories in China: an embodied intelligence-driven platform to accelerate chemical discovery. </w:t>
       </w:r>
       <w:r>
         <w:rPr>
@@ -18173,7 +19323,7 @@
           <w:i/>
           <w:sz w:val="21"/>
         </w:rPr>
-        <w:t>Scientific Reports</w:t>
+        <w:t>Digital Discovery</w:t>
       </w:r>
       <w:r>
         <w:rPr>
@@ -18182,7 +19332,7 @@
           <w:i w:val="0"/>
           <w:sz w:val="21"/>
         </w:rPr>
-        <w:t>, 10, 1325. https://doi.org/10.1038/s41598-020-57887-x</w:t>
+        <w:t>, 4(7), 1672–1684. https://doi.org/10.1039/D5DD00072F</w:t>
       </w:r>
     </w:p>
     <w:p>
@@ -18197,7 +19347,7 @@
           <w:i w:val="0"/>
           <w:sz w:val="21"/>
         </w:rPr>
-        <w:t xml:space="preserve">Noack, M. M., Zwart, P. H., &amp; Ushizima, D. M. (2021). Gaussian processes for autonomous data acquisition at large-scale synchrotron and neutron facilities. </w:t>
+        <w:t xml:space="preserve">Martin, T. B., Sutherland, D. R., McDannald, A., Kusne, A. G., &amp; Beaucage, P. A. (2025). Autonomous small-angle scattering for accelerated soft material formulation optimization. </w:t>
       </w:r>
       <w:r>
         <w:rPr>
@@ -18206,7 +19356,7 @@
           <w:i/>
           <w:sz w:val="21"/>
         </w:rPr>
-        <w:t>Nature Reviews Physics</w:t>
+        <w:t>Chemistry of Materials</w:t>
       </w:r>
       <w:r>
         <w:rPr>
@@ -18215,7 +19365,7 @@
           <w:i w:val="0"/>
           <w:sz w:val="21"/>
         </w:rPr>
-        <w:t>, 3, 685–697. https://doi.org/10.1038/s42254-021-00345-y</w:t>
+        <w:t>, 37(12), 4272–4281. https://doi.org/10.1021/acs.chemmater.5c00860</w:t>
       </w:r>
     </w:p>
     <w:p>
@@ -18230,7 +19380,7 @@
           <w:i w:val="0"/>
           <w:sz w:val="21"/>
         </w:rPr>
-        <w:t xml:space="preserve">Lo, S. G., Baird, S. G., Schrier, J., Blaiszik, B., Carson, N., Foster, I., Aguilar-Granda, A., Kalinin, S. V., Maruyama, B., Politi, M., Tran, H., Sparks, T. D., &amp; Aspuru-Guzik, A. (2024). Review of low-cost self-driving laboratories in chemistry and materials science: the "frugal twin" concept. </w:t>
+        <w:t xml:space="preserve">Noack, M. M., Doerk, G. S., Li, R., Fukuto, M., &amp; Yager, K. G. (2020). Advances in Kriging-based autonomous X-ray scattering experiments. </w:t>
       </w:r>
       <w:r>
         <w:rPr>
@@ -18239,7 +19389,7 @@
           <w:i/>
           <w:sz w:val="21"/>
         </w:rPr>
-        <w:t>Digital Discovery</w:t>
+        <w:t>Scientific Reports</w:t>
       </w:r>
       <w:r>
         <w:rPr>
@@ -18248,7 +19398,7 @@
           <w:i w:val="0"/>
           <w:sz w:val="21"/>
         </w:rPr>
-        <w:t>, 3(5), 842–868. https://doi.org/10.1039/D3DD00223C</w:t>
+        <w:t>, 10, 1325. https://doi.org/10.1038/s41598-020-57887-x</w:t>
       </w:r>
     </w:p>
     <w:p>
@@ -18263,7 +19413,7 @@
           <w:i w:val="0"/>
           <w:sz w:val="21"/>
         </w:rPr>
-        <w:t xml:space="preserve">Siemenn, A. E., Das, B., Ji, K., Sheng, F., &amp; Buonassisi, T. (2025). A self-supervised robotic system for autonomous contact-based spatial mapping of semiconductor properties. </w:t>
+        <w:t xml:space="preserve">Noack, M. M., Zwart, P. H., &amp; Ushizima, D. M. (2021). Gaussian processes for autonomous data acquisition at large-scale synchrotron and neutron facilities. </w:t>
       </w:r>
       <w:r>
         <w:rPr>
@@ -18272,7 +19422,7 @@
           <w:i/>
           <w:sz w:val="21"/>
         </w:rPr>
-        <w:t>Science Advances</w:t>
+        <w:t>Nature Reviews Physics</w:t>
       </w:r>
       <w:r>
         <w:rPr>
@@ -18281,7 +19431,7 @@
           <w:i w:val="0"/>
           <w:sz w:val="21"/>
         </w:rPr>
-        <w:t>, 11(27), eadw7071. https://doi.org/10.1126/sciadv.adw7071</w:t>
+        <w:t>, 3, 685–697. https://doi.org/10.1038/s42254-021-00345-y</w:t>
       </w:r>
     </w:p>
     <w:p>
@@ -18296,7 +19446,7 @@
           <w:i w:val="0"/>
           <w:sz w:val="21"/>
         </w:rPr>
-        <w:t xml:space="preserve">Song, T., Luo, M., Zhang, X., Chen, L., Huang, Y., Cao, J., Zhu, Q., Liu, D., Zhang, B., Zou, G., Zhang, G., Zhang, F., Shang, W., Fu, Y., Jiang, J., &amp; Luo, Y. (2025). A multiagent-driven robotic AI chemist enabling autonomous chemical research on demand. </w:t>
+        <w:t xml:space="preserve">Lo, S. G., Baird, S. G., Schrier, J., Blaiszik, B., Carson, N., Foster, I., Aguilar-Granda, A., Kalinin, S. V., Maruyama, B., Politi, M., Tran, H., Sparks, T. D., &amp; Aspuru-Guzik, A. (2024). Review of low-cost self-driving laboratories in chemistry and materials science: the "frugal twin" concept. </w:t>
       </w:r>
       <w:r>
         <w:rPr>
@@ -18305,7 +19455,7 @@
           <w:i/>
           <w:sz w:val="21"/>
         </w:rPr>
-        <w:t>JACS</w:t>
+        <w:t>Digital Discovery</w:t>
       </w:r>
       <w:r>
         <w:rPr>
@@ -18314,7 +19464,7 @@
           <w:i w:val="0"/>
           <w:sz w:val="21"/>
         </w:rPr>
-        <w:t>, 147(15), 12534–12545. https://doi.org/10.1021/jacs.4c17738</w:t>
+        <w:t>, 3(5), 842–868. https://doi.org/10.1039/D3DD00223C</w:t>
       </w:r>
     </w:p>
     <w:p>
@@ -18329,7 +19479,7 @@
           <w:i w:val="0"/>
           <w:sz w:val="21"/>
         </w:rPr>
-        <w:t xml:space="preserve">Strieth-Kalthoff, F. 외 (2024). Delocalized, asynchronous, closed-loop discovery of organic laser emitters. </w:t>
+        <w:t xml:space="preserve">Siemenn, A. E., Das, B., Ji, K., Sheng, F., &amp; Buonassisi, T. (2025). A self-supervised robotic system for autonomous contact-based spatial mapping of semiconductor properties. </w:t>
       </w:r>
       <w:r>
         <w:rPr>
@@ -18338,7 +19488,7 @@
           <w:i/>
           <w:sz w:val="21"/>
         </w:rPr>
-        <w:t>Science</w:t>
+        <w:t>Science Advances</w:t>
       </w:r>
       <w:r>
         <w:rPr>
@@ -18347,7 +19497,7 @@
           <w:i w:val="0"/>
           <w:sz w:val="21"/>
         </w:rPr>
-        <w:t>, 384(6697), eadk9227. https://doi.org/10.1126/science.adk9227</w:t>
+        <w:t>, 11(27), eadw7071. https://doi.org/10.1126/sciadv.adw7071</w:t>
       </w:r>
     </w:p>
     <w:p>
@@ -18362,7 +19512,7 @@
           <w:i w:val="0"/>
           <w:sz w:val="21"/>
         </w:rPr>
-        <w:t xml:space="preserve">Svaluto-Ferro, E. 외 (2025). Toward an autonomous robotic battery materials research platform powered by automated workflow and ontologized FAIR data management. </w:t>
+        <w:t xml:space="preserve">Song, T., Luo, M., Zhang, X., Chen, L., Huang, Y., Cao, J., Zhu, Q., Liu, D., Zhang, B., Zou, G., Zhang, G., Zhang, F., Shang, W., Fu, Y., Jiang, J., &amp; Luo, Y. (2025). A multiagent-driven robotic AI chemist enabling autonomous chemical research on demand. </w:t>
       </w:r>
       <w:r>
         <w:rPr>
@@ -18371,7 +19521,7 @@
           <w:i/>
           <w:sz w:val="21"/>
         </w:rPr>
-        <w:t>Batteries &amp; Supercaps</w:t>
+        <w:t>JACS</w:t>
       </w:r>
       <w:r>
         <w:rPr>
@@ -18380,7 +19530,7 @@
           <w:i w:val="0"/>
           <w:sz w:val="21"/>
         </w:rPr>
-        <w:t>. https://doi.org/10.1002/batt.202500155</w:t>
+        <w:t>, 147(15), 12534–12545. https://doi.org/10.1021/jacs.4c17738</w:t>
       </w:r>
     </w:p>
     <w:p>
@@ -18395,7 +19545,7 @@
           <w:i w:val="0"/>
           <w:sz w:val="21"/>
         </w:rPr>
-        <w:t xml:space="preserve">Szymanski, N. J. 외 (2023). An autonomous laboratory for the accelerated synthesis of inorganic materials. </w:t>
+        <w:t xml:space="preserve">Strieth-Kalthoff, F. 외 (2024). Delocalized, asynchronous, closed-loop discovery of organic laser emitters. </w:t>
       </w:r>
       <w:r>
         <w:rPr>
@@ -18404,7 +19554,7 @@
           <w:i/>
           <w:sz w:val="21"/>
         </w:rPr>
-        <w:t>Nature</w:t>
+        <w:t>Science</w:t>
       </w:r>
       <w:r>
         <w:rPr>
@@ -18413,7 +19563,7 @@
           <w:i w:val="0"/>
           <w:sz w:val="21"/>
         </w:rPr>
-        <w:t>, 624, 86–91. https://doi.org/10.1038/s41586-023-06734-w</w:t>
+        <w:t>, 384(6697), eadk9227. https://doi.org/10.1126/science.adk9227</w:t>
       </w:r>
     </w:p>
     <w:p>
@@ -18428,7 +19578,7 @@
           <w:i w:val="0"/>
           <w:sz w:val="21"/>
         </w:rPr>
-        <w:t xml:space="preserve">Szymanski, N. J. 외 (2026). Author Correction: An autonomous laboratory for the accelerated synthesis of inorganic materials. </w:t>
+        <w:t xml:space="preserve">Svaluto-Ferro, E. 외 (2025). Toward an autonomous robotic battery materials research platform powered by automated workflow and ontologized FAIR data management. </w:t>
       </w:r>
       <w:r>
         <w:rPr>
@@ -18437,7 +19587,7 @@
           <w:i/>
           <w:sz w:val="21"/>
         </w:rPr>
-        <w:t>Nature</w:t>
+        <w:t>Batteries &amp; Supercaps</w:t>
       </w:r>
       <w:r>
         <w:rPr>
@@ -18446,7 +19596,7 @@
           <w:i w:val="0"/>
           <w:sz w:val="21"/>
         </w:rPr>
-        <w:t>, 650, E1. (온라인 게재 2026년 1월 19일) https://doi.org/10.1038/s41586-025-09992-y</w:t>
+        <w:t>. https://doi.org/10.1002/batt.202500155</w:t>
       </w:r>
     </w:p>
     <w:p>
@@ -18461,7 +19611,7 @@
           <w:i w:val="0"/>
           <w:sz w:val="21"/>
         </w:rPr>
-        <w:t xml:space="preserve">Tamura, R., Tsuda, K., &amp; Matsuda, S. (2023). NIMS-OS: an automation software to implement a closed loop between artificial intelligence and robotic experiments in materials science. </w:t>
+        <w:t xml:space="preserve">Szymanski, N. J. 외 (2023). An autonomous laboratory for the accelerated synthesis of inorganic materials. </w:t>
       </w:r>
       <w:r>
         <w:rPr>
@@ -18470,7 +19620,7 @@
           <w:i/>
           <w:sz w:val="21"/>
         </w:rPr>
-        <w:t>Science and Technology of Advanced Materials: Methods</w:t>
+        <w:t>Nature</w:t>
       </w:r>
       <w:r>
         <w:rPr>
@@ -18479,7 +19629,7 @@
           <w:i w:val="0"/>
           <w:sz w:val="21"/>
         </w:rPr>
-        <w:t>, 3(1), 2232297. https://doi.org/10.1080/27660400.2023.2232297</w:t>
+        <w:t>, 624, 86–91. https://doi.org/10.1038/s41586-023-06734-w</w:t>
       </w:r>
     </w:p>
     <w:p>
@@ -18494,7 +19644,7 @@
           <w:i w:val="0"/>
           <w:sz w:val="21"/>
         </w:rPr>
-        <w:t xml:space="preserve">Volk, A., Epps, R. W., Yonemoto, D. T., Masters, B. S., Castellano, F. N., Reyes, K. G., &amp; Abolhasani, M. (2023). AlphaFlow: autonomous discovery and optimization of multi-step chemistry using a self-driven fluidic lab guided by reinforcement learning. </w:t>
+        <w:t xml:space="preserve">Szymanski, N. J. 외 (2026). Author Correction: An autonomous laboratory for the accelerated synthesis of inorganic materials. </w:t>
       </w:r>
       <w:r>
         <w:rPr>
@@ -18503,7 +19653,7 @@
           <w:i/>
           <w:sz w:val="21"/>
         </w:rPr>
-        <w:t>Nature Communications</w:t>
+        <w:t>Nature</w:t>
       </w:r>
       <w:r>
         <w:rPr>
@@ -18512,7 +19662,7 @@
           <w:i w:val="0"/>
           <w:sz w:val="21"/>
         </w:rPr>
-        <w:t>, 14, 1403. https://doi.org/10.1038/s41467-023-37139-y</w:t>
+        <w:t>, 650, E1. (온라인 게재 2026년 1월 19일) https://doi.org/10.1038/s41586-025-09992-y</w:t>
       </w:r>
     </w:p>
     <w:p>
@@ -18527,7 +19677,7 @@
           <w:i w:val="0"/>
           <w:sz w:val="21"/>
         </w:rPr>
-        <w:t xml:space="preserve">Wang, X., Kim, H. 외 (2025). Autonomous platform for solution processing of electronic polymers. </w:t>
+        <w:t xml:space="preserve">Tamura, R., Tsuda, K., &amp; Matsuda, S. (2023). NIMS-OS: an automation software to implement a closed loop between artificial intelligence and robotic experiments in materials science. </w:t>
       </w:r>
       <w:r>
         <w:rPr>
@@ -18536,7 +19686,7 @@
           <w:i/>
           <w:sz w:val="21"/>
         </w:rPr>
-        <w:t>Nature Communications</w:t>
+        <w:t>Science and Technology of Advanced Materials: Methods</w:t>
       </w:r>
       <w:r>
         <w:rPr>
@@ -18545,7 +19695,7 @@
           <w:i w:val="0"/>
           <w:sz w:val="21"/>
         </w:rPr>
-        <w:t>, 16. https://doi.org/10.1038/s41467-024-55655-3</w:t>
+        <w:t>, 3(1), 2232297. https://doi.org/10.1080/27660400.2023.2232297</w:t>
       </w:r>
     </w:p>
     <w:p>
@@ -18560,7 +19710,7 @@
           <w:i w:val="0"/>
           <w:sz w:val="21"/>
         </w:rPr>
-        <w:t xml:space="preserve">Yoshikawa, N., Asano, Y., Futaba, D. N., Harada, K., Hitosugi, T., Kanda, G. N., Matsuda, S., Nagata, Y., Nagato, K., Naito, M., Natsume, T., Nishio, K., Ono, K., Ozaki, H., Shin, W., Shiomi, J., Shizume, K., Takahashi, K., Takeda, S., Takeuchi, I., Tamura, R., Tsuda, K., &amp; Ushiku, Y. (2025). Self-driving laboratories in Japan. </w:t>
+        <w:t xml:space="preserve">Volk, A., Epps, R. W., Yonemoto, D. T., Masters, B. S., Castellano, F. N., Reyes, K. G., &amp; Abolhasani, M. (2023). AlphaFlow: autonomous discovery and optimization of multi-step chemistry using a self-driven fluidic lab guided by reinforcement learning. </w:t>
       </w:r>
       <w:r>
         <w:rPr>
@@ -18569,7 +19719,7 @@
           <w:i/>
           <w:sz w:val="21"/>
         </w:rPr>
-        <w:t>Digital Discovery</w:t>
+        <w:t>Nature Communications</w:t>
       </w:r>
       <w:r>
         <w:rPr>
@@ -18578,7 +19728,7 @@
           <w:i w:val="0"/>
           <w:sz w:val="21"/>
         </w:rPr>
-        <w:t>, 4(6), 1384–1403. https://pubs.rsc.org/dd/article/4/6/1384/846229/Self-driving-laboratories-in-Japan</w:t>
+        <w:t>, 14, 1403. https://doi.org/10.1038/s41467-023-37139-y</w:t>
       </w:r>
     </w:p>
     <w:p>
@@ -18593,7 +19743,7 @@
           <w:i w:val="0"/>
           <w:sz w:val="21"/>
         </w:rPr>
-        <w:t xml:space="preserve">Zhang, J., Wu, J., Stroyuk, O., Raievska, O., Lüer, L., Hauch, J., &amp; Brabec, C. (2024). Self-driving AMADAP laboratory: accelerating the discovery and optimization of emerging perovskite photovoltaics. </w:t>
+        <w:t xml:space="preserve">Wang, X., Kim, H. 외 (2025). Autonomous platform for solution processing of electronic polymers. </w:t>
       </w:r>
       <w:r>
         <w:rPr>
@@ -18602,7 +19752,7 @@
           <w:i/>
           <w:sz w:val="21"/>
         </w:rPr>
-        <w:t>MRS Bulletin</w:t>
+        <w:t>Nature Communications</w:t>
       </w:r>
       <w:r>
         <w:rPr>
@@ -18611,7 +19761,7 @@
           <w:i w:val="0"/>
           <w:sz w:val="21"/>
         </w:rPr>
-        <w:t>, 49, 1284–1294. https://doi.org/10.1557/s43577-024-00816-4</w:t>
+        <w:t>, 16. https://doi.org/10.1038/s41467-024-55655-3</w:t>
       </w:r>
     </w:p>
     <w:p>
@@ -18626,7 +19776,7 @@
           <w:i w:val="0"/>
           <w:sz w:val="21"/>
         </w:rPr>
-        <w:t xml:space="preserve">Zhu, Q., Huang, Y., Zhou, D., Zhao, L. 외 (2024). Automated synthesis of oxygen-producing catalysts from Martian meteorites by a robotic AI chemist. </w:t>
+        <w:t xml:space="preserve">Yoshikawa, N., Asano, Y., Futaba, D. N., Harada, K., Hitosugi, T., Kanda, G. N., Matsuda, S., Nagata, Y., Nagato, K., Naito, M., Natsume, T., Nishio, K., Ono, K., Ozaki, H., Shin, W., Shiomi, J., Shizume, K., Takahashi, K., Takeda, S., Takeuchi, I., Tamura, R., Tsuda, K., &amp; Ushiku, Y. (2025). Self-driving laboratories in Japan. </w:t>
       </w:r>
       <w:r>
         <w:rPr>
@@ -18635,7 +19785,7 @@
           <w:i/>
           <w:sz w:val="21"/>
         </w:rPr>
-        <w:t>Nature Synthesis</w:t>
+        <w:t>Digital Discovery</w:t>
       </w:r>
       <w:r>
         <w:rPr>
@@ -18644,7 +19794,7 @@
           <w:i w:val="0"/>
           <w:sz w:val="21"/>
         </w:rPr>
-        <w:t>, 3, 319–328. https://doi.org/10.1038/s44160-023-00424-1</w:t>
+        <w:t>, 4(6), 1384–1403. https://pubs.rsc.org/dd/article/4/6/1384/846229/Self-driving-laboratories-in-Japan</w:t>
       </w:r>
     </w:p>
     <w:p>
@@ -18656,19 +19806,10 @@
         <w:rPr>
           <w:rFonts w:ascii="Malgun Gothic" w:hAnsi="Malgun Gothic" w:eastAsia="맑은 고딕"/>
           <w:b w:val="0"/>
-          <w:i/>
-          <w:sz w:val="21"/>
-        </w:rPr>
-        <w:t>Benchmarking self-driving labs.</w:t>
-      </w:r>
-      <w:r>
-        <w:rPr>
-          <w:rFonts w:ascii="Malgun Gothic" w:hAnsi="Malgun Gothic" w:eastAsia="맑은 고딕"/>
-          <w:b w:val="0"/>
-          <w:i w:val="0"/>
-          <w:sz w:val="21"/>
-        </w:rPr>
-        <w:t xml:space="preserve"> (2026). </w:t>
+          <w:i w:val="0"/>
+          <w:sz w:val="21"/>
+        </w:rPr>
+        <w:t xml:space="preserve">Zhang, J., Wu, J., Stroyuk, O., Raievska, O., Lüer, L., Hauch, J., &amp; Brabec, C. (2024). Self-driving AMADAP laboratory: accelerating the discovery and optimization of emerging perovskite photovoltaics. </w:t>
       </w:r>
       <w:r>
         <w:rPr>
@@ -18677,7 +19818,7 @@
           <w:i/>
           <w:sz w:val="21"/>
         </w:rPr>
-        <w:t>Digital Discovery</w:t>
+        <w:t>MRS Bulletin</w:t>
       </w:r>
       <w:r>
         <w:rPr>
@@ -18686,7 +19827,7 @@
           <w:i w:val="0"/>
           <w:sz w:val="21"/>
         </w:rPr>
-        <w:t>, 5(1), 14. https://doi.org/10.1039/D5DD00337G</w:t>
+        <w:t>, 49, 1284–1294. https://doi.org/10.1557/s43577-024-00816-4</w:t>
       </w:r>
     </w:p>
     <w:p>
@@ -18698,19 +19839,10 @@
         <w:rPr>
           <w:rFonts w:ascii="Malgun Gothic" w:hAnsi="Malgun Gothic" w:eastAsia="맑은 고딕"/>
           <w:b w:val="0"/>
-          <w:i/>
-          <w:sz w:val="21"/>
-        </w:rPr>
-        <w:t>Autonomous 'self-driving' laboratories: a review of technology and policy implications.</w:t>
-      </w:r>
-      <w:r>
-        <w:rPr>
-          <w:rFonts w:ascii="Malgun Gothic" w:hAnsi="Malgun Gothic" w:eastAsia="맑은 고딕"/>
-          <w:b w:val="0"/>
-          <w:i w:val="0"/>
-          <w:sz w:val="21"/>
-        </w:rPr>
-        <w:t xml:space="preserve"> (2025). </w:t>
+          <w:i w:val="0"/>
+          <w:sz w:val="21"/>
+        </w:rPr>
+        <w:t xml:space="preserve">Zhu, Q., Huang, Y., Zhou, D., Zhao, L. 외 (2024). Automated synthesis of oxygen-producing catalysts from Martian meteorites by a robotic AI chemist. </w:t>
       </w:r>
       <w:r>
         <w:rPr>
@@ -18719,7 +19851,7 @@
           <w:i/>
           <w:sz w:val="21"/>
         </w:rPr>
-        <w:t>Royal Society Open Science</w:t>
+        <w:t>Nature Synthesis</w:t>
       </w:r>
       <w:r>
         <w:rPr>
@@ -18728,7 +19860,7 @@
           <w:i w:val="0"/>
           <w:sz w:val="21"/>
         </w:rPr>
-        <w:t>, 12(7), 250646. https://royalsocietypublishing.org/rsos/article/12/7/250646/235354/</w:t>
+        <w:t>, 3, 319–328. https://doi.org/10.1038/s44160-023-00424-1</w:t>
       </w:r>
     </w:p>
     <w:p>
@@ -18743,7 +19875,7 @@
           <w:i/>
           <w:sz w:val="21"/>
         </w:rPr>
-        <w:t>Toward self-driving laboratory 2.0 for chemistry and materials discovery.</w:t>
+        <w:t>Benchmarking self-driving labs.</w:t>
       </w:r>
       <w:r>
         <w:rPr>
@@ -18761,7 +19893,7 @@
           <w:i/>
           <w:sz w:val="21"/>
         </w:rPr>
-        <w:t>Materials Horizons</w:t>
+        <w:t>Digital Discovery</w:t>
       </w:r>
       <w:r>
         <w:rPr>
@@ -18770,21 +19902,7 @@
           <w:i w:val="0"/>
           <w:sz w:val="21"/>
         </w:rPr>
-        <w:t>, 13(10), 4712. https://doi.org/10.1039/D5MH01984B</w:t>
-      </w:r>
-    </w:p>
-    <w:p>
-      <w:pPr>
-        <w:jc w:val="both"/>
-      </w:pPr>
-      <w:r>
-        <w:rPr>
-          <w:rFonts w:ascii="Malgun Gothic" w:hAnsi="Malgun Gothic" w:eastAsia="맑은 고딕"/>
-          <w:b/>
-          <w:i w:val="0"/>
-          <w:sz w:val="21"/>
-        </w:rPr>
-        <w:t>보도·기관 자료</w:t>
+        <w:t>, 5(1), 14. https://doi.org/10.1039/D5DD00337G</w:t>
       </w:r>
     </w:p>
     <w:p>
@@ -18796,10 +19914,19 @@
         <w:rPr>
           <w:rFonts w:ascii="Malgun Gothic" w:hAnsi="Malgun Gothic" w:eastAsia="맑은 고딕"/>
           <w:b w:val="0"/>
-          <w:i w:val="0"/>
-          <w:sz w:val="21"/>
-        </w:rPr>
-        <w:t xml:space="preserve">Brazil, R. (2026). Inside the 'self-driving' lab revolution. </w:t>
+          <w:i/>
+          <w:sz w:val="21"/>
+        </w:rPr>
+        <w:t>Autonomous 'self-driving' laboratories: a review of technology and policy implications.</w:t>
+      </w:r>
+      <w:r>
+        <w:rPr>
+          <w:rFonts w:ascii="Malgun Gothic" w:hAnsi="Malgun Gothic" w:eastAsia="맑은 고딕"/>
+          <w:b w:val="0"/>
+          <w:i w:val="0"/>
+          <w:sz w:val="21"/>
+        </w:rPr>
+        <w:t xml:space="preserve"> (2025). </w:t>
       </w:r>
       <w:r>
         <w:rPr>
@@ -18808,7 +19935,7 @@
           <w:i/>
           <w:sz w:val="21"/>
         </w:rPr>
-        <w:t>Nature</w:t>
+        <w:t>Royal Society Open Science</w:t>
       </w:r>
       <w:r>
         <w:rPr>
@@ -18817,7 +19944,21 @@
           <w:i w:val="0"/>
           <w:sz w:val="21"/>
         </w:rPr>
-        <w:t xml:space="preserve"> (News Feature). https://www.nature.com/articles/d41586-026-00974-2</w:t>
+        <w:t>, 12(7), 250646. https://royalsocietypublishing.org/rsos/article/12/7/250646/235354/</w:t>
+      </w:r>
+    </w:p>
+    <w:p>
+      <w:pPr>
+        <w:jc w:val="both"/>
+      </w:pPr>
+      <w:r>
+        <w:rPr>
+          <w:rFonts w:ascii="Malgun Gothic" w:hAnsi="Malgun Gothic" w:eastAsia="맑은 고딕"/>
+          <w:b/>
+          <w:i w:val="0"/>
+          <w:sz w:val="21"/>
+        </w:rPr>
+        <w:t>보도·기관 자료</w:t>
       </w:r>
     </w:p>
     <w:p>
@@ -18832,7 +19973,25 @@
           <w:i w:val="0"/>
           <w:sz w:val="21"/>
         </w:rPr>
-        <w:t>Chemistry World (2024). New analysis raises doubts over autonomous lab's materials discoveries. https://www.chemistryworld.com/news/new-analysis-raises-doubts-over-autonomous-labs-materials-discoveries/4018791.article</w:t>
+        <w:t xml:space="preserve">Brazil, R. (2026). Inside the 'self-driving' lab revolution. </w:t>
+      </w:r>
+      <w:r>
+        <w:rPr>
+          <w:rFonts w:ascii="Malgun Gothic" w:hAnsi="Malgun Gothic" w:eastAsia="맑은 고딕"/>
+          <w:b w:val="0"/>
+          <w:i/>
+          <w:sz w:val="21"/>
+        </w:rPr>
+        <w:t>Nature</w:t>
+      </w:r>
+      <w:r>
+        <w:rPr>
+          <w:rFonts w:ascii="Malgun Gothic" w:hAnsi="Malgun Gothic" w:eastAsia="맑은 고딕"/>
+          <w:b w:val="0"/>
+          <w:i w:val="0"/>
+          <w:sz w:val="21"/>
+        </w:rPr>
+        <w:t xml:space="preserve"> (News Feature). https://www.nature.com/articles/d41586-026-00974-2</w:t>
       </w:r>
     </w:p>
     <w:p>
@@ -18847,25 +20006,7 @@
           <w:i w:val="0"/>
           <w:sz w:val="21"/>
         </w:rPr>
-        <w:t xml:space="preserve">Ginkgo Bioworks (2026). </w:t>
-      </w:r>
-      <w:r>
-        <w:rPr>
-          <w:rFonts w:ascii="Malgun Gothic" w:hAnsi="Malgun Gothic" w:eastAsia="맑은 고딕"/>
-          <w:b w:val="0"/>
-          <w:i/>
-          <w:sz w:val="21"/>
-        </w:rPr>
-        <w:t>Ginkgo Bioworks' autonomous laboratory driven by OpenAI's GPT-5 achieves 40% improvement over state-of-the-art scientific benchmark</w:t>
-      </w:r>
-      <w:r>
-        <w:rPr>
-          <w:rFonts w:ascii="Malgun Gothic" w:hAnsi="Malgun Gothic" w:eastAsia="맑은 고딕"/>
-          <w:b w:val="0"/>
-          <w:i w:val="0"/>
-          <w:sz w:val="21"/>
-        </w:rPr>
-        <w:t xml:space="preserve"> (보도자료, 2026.02). https://www.prnewswire.com/news-releases/ginkgo-bioworks-autonomous-laboratory-driven-by-openais-gpt-5-achieves-40-improvement-over-state-of-the-art-scientific-benchmark-302680619.html</w:t>
+        <w:t>Chemistry World (2024). New analysis raises doubts over autonomous lab's materials discoveries. https://www.chemistryworld.com/news/new-analysis-raises-doubts-over-autonomous-labs-materials-discoveries/4018791.article</w:t>
       </w:r>
     </w:p>
     <w:p>
@@ -18889,7 +20030,7 @@
           <w:i/>
           <w:sz w:val="21"/>
         </w:rPr>
-        <w:t>Ginkgo Bioworks launches Ginkgo Cloud Lab, powered by autonomous lab infrastructure</w:t>
+        <w:t>Ginkgo Bioworks' autonomous laboratory driven by OpenAI's GPT-5 achieves 40% improvement over state-of-the-art scientific benchmark</w:t>
       </w:r>
       <w:r>
         <w:rPr>
@@ -18898,7 +20039,7 @@
           <w:i w:val="0"/>
           <w:sz w:val="21"/>
         </w:rPr>
-        <w:t xml:space="preserve"> (보도자료, 2026.03). https://www.prnewswire.com/news-releases/ginkgo-bioworks-launches-ginkgo-cloud-lab-powered-by-autonomous-lab-infrastructure-302700458.html</w:t>
+        <w:t xml:space="preserve"> (보도자료, 2026.02). https://www.prnewswire.com/news-releases/ginkgo-bioworks-autonomous-laboratory-driven-by-openais-gpt-5-achieves-40-improvement-over-state-of-the-art-scientific-benchmark-302680619.html</w:t>
       </w:r>
     </w:p>
     <w:p>
@@ -18913,7 +20054,7 @@
           <w:i w:val="0"/>
           <w:sz w:val="21"/>
         </w:rPr>
-        <w:t xml:space="preserve">The White House (2026). </w:t>
+        <w:t xml:space="preserve">Ginkgo Bioworks (2026). </w:t>
       </w:r>
       <w:r>
         <w:rPr>
@@ -18922,7 +20063,7 @@
           <w:i/>
           <w:sz w:val="21"/>
         </w:rPr>
-        <w:t>Trump Administration announces more than $5 billion for the Genesis Mission, a national mission on AI for science</w:t>
+        <w:t>Ginkgo Bioworks launches Ginkgo Cloud Lab, powered by autonomous lab infrastructure</w:t>
       </w:r>
       <w:r>
         <w:rPr>
@@ -18931,7 +20072,7 @@
           <w:i w:val="0"/>
           <w:sz w:val="21"/>
         </w:rPr>
-        <w:t xml:space="preserve"> (2026.07.22). https://www.whitehouse.gov/releases/2026/07/45502/</w:t>
+        <w:t xml:space="preserve"> (보도자료, 2026.03). https://www.prnewswire.com/news-releases/ginkgo-bioworks-launches-ginkgo-cloud-lab-powered-by-autonomous-lab-infrastructure-302700458.html</w:t>
       </w:r>
     </w:p>
     <w:p>
@@ -18946,7 +20087,7 @@
           <w:i w:val="0"/>
           <w:sz w:val="21"/>
         </w:rPr>
-        <w:t xml:space="preserve">Sandia National Laboratories (2025). </w:t>
+        <w:t xml:space="preserve">The White House (2026). </w:t>
       </w:r>
       <w:r>
         <w:rPr>
@@ -18955,7 +20096,7 @@
           <w:i/>
           <w:sz w:val="21"/>
         </w:rPr>
-        <w:t>DOE launches Genesis Mission to transform American science and innovation through AI computing revolution</w:t>
+        <w:t>Trump Administration announces more than $5 billion for the Genesis Mission, a national mission on AI for science</w:t>
       </w:r>
       <w:r>
         <w:rPr>
@@ -18964,7 +20105,7 @@
           <w:i w:val="0"/>
           <w:sz w:val="21"/>
         </w:rPr>
-        <w:t xml:space="preserve"> (2025.12.04). https://www.sandia.gov/labnews/2025/12/04/doe-launches-genesis-mission-to-transform-american-science-and-innovation-through-ai-computing-revolution/</w:t>
+        <w:t xml:space="preserve"> (2026.07.22). https://www.whitehouse.gov/releases/2026/07/45502/</w:t>
       </w:r>
     </w:p>
     <w:p>
@@ -18979,7 +20120,7 @@
           <w:i w:val="0"/>
           <w:sz w:val="21"/>
         </w:rPr>
-        <w:t xml:space="preserve">Oak Ridge National Laboratory (2024). </w:t>
+        <w:t xml:space="preserve">Sandia National Laboratories (2025). </w:t>
       </w:r>
       <w:r>
         <w:rPr>
@@ -18988,7 +20129,7 @@
           <w:i/>
           <w:sz w:val="21"/>
         </w:rPr>
-        <w:t>Shaping the future of self-driving autonomous laboratories workshop</w:t>
+        <w:t>DOE launches Genesis Mission to transform American science and innovation through AI computing revolution</w:t>
       </w:r>
       <w:r>
         <w:rPr>
@@ -18997,7 +20138,7 @@
           <w:i w:val="0"/>
           <w:sz w:val="21"/>
         </w:rPr>
-        <w:t xml:space="preserve"> (ORNL/TM-2024/3714). https://www.osti.gov/biblio/2481197</w:t>
+        <w:t xml:space="preserve"> (2025.12.04). https://www.sandia.gov/labnews/2025/12/04/doe-launches-genesis-mission-to-transform-american-science-and-innovation-through-ai-computing-revolution/</w:t>
       </w:r>
     </w:p>
     <w:p>
@@ -19012,7 +20153,7 @@
           <w:i w:val="0"/>
           <w:sz w:val="21"/>
         </w:rPr>
-        <w:t xml:space="preserve">Oak Ridge National Laboratory. </w:t>
+        <w:t xml:space="preserve">Oak Ridge National Laboratory (2024). </w:t>
       </w:r>
       <w:r>
         <w:rPr>
@@ -19021,7 +20162,7 @@
           <w:i/>
           <w:sz w:val="21"/>
         </w:rPr>
-        <w:t>INTERSECT: Interconnected Science Ecosystem.</w:t>
+        <w:t>Shaping the future of self-driving autonomous laboratories workshop</w:t>
       </w:r>
       <w:r>
         <w:rPr>
@@ -19030,7 +20171,7 @@
           <w:i w:val="0"/>
           <w:sz w:val="21"/>
         </w:rPr>
-        <w:t xml:space="preserve"> https://www.ornl.gov/intersect</w:t>
+        <w:t xml:space="preserve"> (ORNL/TM-2024/3714). https://www.osti.gov/biblio/2481197</w:t>
       </w:r>
     </w:p>
     <w:p>
@@ -19054,7 +20195,7 @@
           <w:i/>
           <w:sz w:val="21"/>
         </w:rPr>
-        <w:t>Creating the lab of the future.</w:t>
+        <w:t>INTERSECT: Interconnected Science Ecosystem.</w:t>
       </w:r>
       <w:r>
         <w:rPr>
@@ -19063,7 +20204,7 @@
           <w:i w:val="0"/>
           <w:sz w:val="21"/>
         </w:rPr>
-        <w:t xml:space="preserve"> https://www.ornl.gov/labsofthefuture</w:t>
+        <w:t xml:space="preserve"> https://www.ornl.gov/intersect</w:t>
       </w:r>
     </w:p>
     <w:p>
@@ -19078,7 +20219,7 @@
           <w:i w:val="0"/>
           <w:sz w:val="21"/>
         </w:rPr>
-        <w:t xml:space="preserve">Oak Ridge National Laboratory (2025). </w:t>
+        <w:t xml:space="preserve">Oak Ridge National Laboratory. </w:t>
       </w:r>
       <w:r>
         <w:rPr>
@@ -19087,7 +20228,7 @@
           <w:i/>
           <w:sz w:val="21"/>
         </w:rPr>
-        <w:t>Scientists lay out vision for AI-based 'labs of the future'.</w:t>
+        <w:t>Creating the lab of the future.</w:t>
       </w:r>
       <w:r>
         <w:rPr>
@@ -19096,7 +20237,7 @@
           <w:i w:val="0"/>
           <w:sz w:val="21"/>
         </w:rPr>
-        <w:t xml:space="preserve"> https://www.ornl.gov/news/scientists-lay-out-vision-ai-based-labs-future</w:t>
+        <w:t xml:space="preserve"> https://www.ornl.gov/labsofthefuture</w:t>
       </w:r>
     </w:p>
     <w:p>
@@ -19111,7 +20252,7 @@
           <w:i w:val="0"/>
           <w:sz w:val="21"/>
         </w:rPr>
-        <w:t xml:space="preserve">Oak Ridge National Laboratory. </w:t>
+        <w:t xml:space="preserve">Oak Ridge National Laboratory (2025). </w:t>
       </w:r>
       <w:r>
         <w:rPr>
@@ -19120,7 +20261,7 @@
           <w:i/>
           <w:sz w:val="21"/>
         </w:rPr>
-        <w:t>ORNL merges AI, automation and leading-edge microscopes.</w:t>
+        <w:t>Scientists lay out vision for AI-based 'labs of the future'.</w:t>
       </w:r>
       <w:r>
         <w:rPr>
@@ -19129,7 +20270,7 @@
           <w:i w:val="0"/>
           <w:sz w:val="21"/>
         </w:rPr>
-        <w:t xml:space="preserve"> https://www.ornl.gov/news/ornl-merges-ai-automation-and-leading-edge-microscopes</w:t>
+        <w:t xml:space="preserve"> https://www.ornl.gov/news/scientists-lay-out-vision-ai-based-labs-future</w:t>
       </w:r>
     </w:p>
     <w:p>
@@ -19144,7 +20285,7 @@
           <w:i w:val="0"/>
           <w:sz w:val="21"/>
         </w:rPr>
-        <w:t xml:space="preserve">NREL (2025). </w:t>
+        <w:t xml:space="preserve">Oak Ridge National Laboratory. </w:t>
       </w:r>
       <w:r>
         <w:rPr>
@@ -19153,7 +20294,7 @@
           <w:i/>
           <w:sz w:val="21"/>
         </w:rPr>
-        <w:t>Autonomous Research for Real-World Science (ARROWS) workshop, May 19–21, 2025.</w:t>
+        <w:t>ORNL merges AI, automation and leading-edge microscopes.</w:t>
       </w:r>
       <w:r>
         <w:rPr>
@@ -19162,7 +20303,7 @@
           <w:i w:val="0"/>
           <w:sz w:val="21"/>
         </w:rPr>
-        <w:t xml:space="preserve"> https://www.nrel.gov/docs/libraries/materials-science-docs/nrel-arrows-agenda.pdf</w:t>
+        <w:t xml:space="preserve"> https://www.ornl.gov/news/ornl-merges-ai-automation-and-leading-edge-microscopes</w:t>
       </w:r>
     </w:p>
     <w:p>
@@ -19177,7 +20318,7 @@
           <w:i w:val="0"/>
           <w:sz w:val="21"/>
         </w:rPr>
-        <w:t xml:space="preserve">NIST. </w:t>
+        <w:t xml:space="preserve">NREL (2025). </w:t>
       </w:r>
       <w:r>
         <w:rPr>
@@ -19186,7 +20327,7 @@
           <w:i/>
           <w:sz w:val="21"/>
         </w:rPr>
-        <w:t>Autonomous systems for materials research and metrology: Accelerating discovery and democratizing science.</w:t>
+        <w:t>Autonomous Research for Real-World Science (ARROWS) workshop, May 19–21, 2025.</w:t>
       </w:r>
       <w:r>
         <w:rPr>
@@ -19195,7 +20336,7 @@
           <w:i w:val="0"/>
           <w:sz w:val="21"/>
         </w:rPr>
-        <w:t xml:space="preserve"> https://www.nist.gov/programs-projects/autonomous-systems-materials-research-and-metrology-accelerating-discovery-and</w:t>
+        <w:t xml:space="preserve"> https://www.nrel.gov/docs/libraries/materials-science-docs/nrel-arrows-agenda.pdf</w:t>
       </w:r>
     </w:p>
     <w:p>
@@ -19219,7 +20360,7 @@
           <w:i/>
           <w:sz w:val="21"/>
         </w:rPr>
-        <w:t>Autonomous Formulation Lab.</w:t>
+        <w:t>Autonomous systems for materials research and metrology: Accelerating discovery and democratizing science.</w:t>
       </w:r>
       <w:r>
         <w:rPr>
@@ -19228,7 +20369,7 @@
           <w:i w:val="0"/>
           <w:sz w:val="21"/>
         </w:rPr>
-        <w:t xml:space="preserve"> https://www.nist.gov/programs-projects/autonomous-formulation-lab</w:t>
+        <w:t xml:space="preserve"> https://www.nist.gov/programs-projects/autonomous-systems-materials-research-and-metrology-accelerating-discovery-and</w:t>
       </w:r>
     </w:p>
     <w:p>
@@ -19252,7 +20393,7 @@
           <w:i/>
           <w:sz w:val="21"/>
         </w:rPr>
-        <w:t>Development of standards to support a modular and autonomous laboratory ecosystem.</w:t>
+        <w:t>Autonomous Formulation Lab.</w:t>
       </w:r>
       <w:r>
         <w:rPr>
@@ -19261,7 +20402,7 @@
           <w:i w:val="0"/>
           <w:sz w:val="21"/>
         </w:rPr>
-        <w:t xml:space="preserve"> https://www.nist.gov/programs-projects/development-standards-support-modular-and-autonomous-laboratory-ecosystem</w:t>
+        <w:t xml:space="preserve"> https://www.nist.gov/programs-projects/autonomous-formulation-lab</w:t>
       </w:r>
     </w:p>
     <w:p>
@@ -19276,7 +20417,7 @@
           <w:i w:val="0"/>
           <w:sz w:val="21"/>
         </w:rPr>
-        <w:t xml:space="preserve">Brookhaven National Laboratory. </w:t>
+        <w:t xml:space="preserve">NIST. </w:t>
       </w:r>
       <w:r>
         <w:rPr>
@@ -19285,7 +20426,7 @@
           <w:i/>
           <w:sz w:val="21"/>
         </w:rPr>
-        <w:t>Automatically steering experiments toward scientific discovery.</w:t>
+        <w:t>Development of standards to support a modular and autonomous laboratory ecosystem.</w:t>
       </w:r>
       <w:r>
         <w:rPr>
@@ -19294,7 +20435,7 @@
           <w:i w:val="0"/>
           <w:sz w:val="21"/>
         </w:rPr>
-        <w:t xml:space="preserve"> https://www.bnl.gov/newsroom/news.php?a=218852</w:t>
+        <w:t xml:space="preserve"> https://www.nist.gov/programs-projects/development-standards-support-modular-and-autonomous-laboratory-ecosystem</w:t>
       </w:r>
     </w:p>
     <w:p>
@@ -19309,7 +20450,7 @@
           <w:i w:val="0"/>
           <w:sz w:val="21"/>
         </w:rPr>
-        <w:t xml:space="preserve">Carnegie Mellon University. </w:t>
+        <w:t xml:space="preserve">Brookhaven National Laboratory. </w:t>
       </w:r>
       <w:r>
         <w:rPr>
@@ -19318,7 +20459,7 @@
           <w:i/>
           <w:sz w:val="21"/>
         </w:rPr>
-        <w:t>CMU Cloud Lab.</w:t>
+        <w:t>Automatically steering experiments toward scientific discovery.</w:t>
       </w:r>
       <w:r>
         <w:rPr>
@@ -19327,7 +20468,7 @@
           <w:i w:val="0"/>
           <w:sz w:val="21"/>
         </w:rPr>
-        <w:t xml:space="preserve"> https://cloudlab.cmu.edu/</w:t>
+        <w:t xml:space="preserve"> https://www.bnl.gov/newsroom/news.php?a=218852</w:t>
       </w:r>
     </w:p>
     <w:p>
@@ -19342,7 +20483,7 @@
           <w:i w:val="0"/>
           <w:sz w:val="21"/>
         </w:rPr>
-        <w:t xml:space="preserve">University of Illinois (2025). </w:t>
+        <w:t xml:space="preserve">Carnegie Mellon University. </w:t>
       </w:r>
       <w:r>
         <w:rPr>
@@ -19351,7 +20492,7 @@
           <w:i/>
           <w:sz w:val="21"/>
         </w:rPr>
-        <w:t>NSF reinvests in Molecule Maker Lab Institute, AI tools to solve chemistry's challenges</w:t>
+        <w:t>CMU Cloud Lab.</w:t>
       </w:r>
       <w:r>
         <w:rPr>
@@ -19360,7 +20501,7 @@
           <w:i w:val="0"/>
           <w:sz w:val="21"/>
         </w:rPr>
-        <w:t xml:space="preserve"> (2025.07.30). https://news.illinois.edu/nsf-reinvests-in-molecule-maker-lab-institute-ai-tools-to-solve-chemistrys-challenges/</w:t>
+        <w:t xml:space="preserve"> https://cloudlab.cmu.edu/</w:t>
       </w:r>
     </w:p>
     <w:p>
@@ -19375,7 +20516,7 @@
           <w:i w:val="0"/>
           <w:sz w:val="21"/>
         </w:rPr>
-        <w:t xml:space="preserve">Northwestern University (2026). </w:t>
+        <w:t xml:space="preserve">University of Illinois (2025). </w:t>
       </w:r>
       <w:r>
         <w:rPr>
@@ -19384,7 +20525,7 @@
           <w:i/>
           <w:sz w:val="21"/>
         </w:rPr>
-        <w:t>Megalibraries in pole position for autonomous discovery over self-driving labs</w:t>
+        <w:t>NSF reinvests in Molecule Maker Lab Institute, AI tools to solve chemistry's challenges</w:t>
       </w:r>
       <w:r>
         <w:rPr>
@@ -19393,7 +20534,7 @@
           <w:i w:val="0"/>
           <w:sz w:val="21"/>
         </w:rPr>
-        <w:t xml:space="preserve"> (2026.05). https://news.northwestern.edu/stories/2026/05/megalibraries-in-pole-position-for-autonomous-discovery-over-self-driving-labs</w:t>
+        <w:t xml:space="preserve"> (2025.07.30). https://news.illinois.edu/nsf-reinvests-in-molecule-maker-lab-institute-ai-tools-to-solve-chemistrys-challenges/</w:t>
       </w:r>
     </w:p>
     <w:p>
@@ -19408,7 +20549,7 @@
           <w:i w:val="0"/>
           <w:sz w:val="21"/>
         </w:rPr>
-        <w:t xml:space="preserve">Radical AI (2025). </w:t>
+        <w:t xml:space="preserve">Northwestern University (2026). </w:t>
       </w:r>
       <w:r>
         <w:rPr>
@@ -19417,7 +20558,7 @@
           <w:i/>
           <w:sz w:val="21"/>
         </w:rPr>
-        <w:t>Radical AI announces $55M in new funding.</w:t>
+        <w:t>Megalibraries in pole position for autonomous discovery over self-driving labs</w:t>
       </w:r>
       <w:r>
         <w:rPr>
@@ -19426,7 +20567,7 @@
           <w:i w:val="0"/>
           <w:sz w:val="21"/>
         </w:rPr>
-        <w:t xml:space="preserve"> https://www.radical-ai.com/news/series-seed</w:t>
+        <w:t xml:space="preserve"> (2026.05). https://news.northwestern.edu/stories/2026/05/megalibraries-in-pole-position-for-autonomous-discovery-over-self-driving-labs</w:t>
       </w:r>
     </w:p>
     <w:p>
@@ -19441,7 +20582,7 @@
           <w:i w:val="0"/>
           <w:sz w:val="21"/>
         </w:rPr>
-        <w:t xml:space="preserve">R&amp;D World. </w:t>
+        <w:t xml:space="preserve">Radical AI (2025). </w:t>
       </w:r>
       <w:r>
         <w:rPr>
@@ -19450,7 +20591,7 @@
           <w:i/>
           <w:sz w:val="21"/>
         </w:rPr>
-        <w:t>How Radical AI is building a self-driving materials lab.</w:t>
+        <w:t>Radical AI announces $55M in new funding.</w:t>
       </w:r>
       <w:r>
         <w:rPr>
@@ -19459,7 +20600,7 @@
           <w:i w:val="0"/>
           <w:sz w:val="21"/>
         </w:rPr>
-        <w:t xml:space="preserve"> https://www.rdworldonline.com/how-radical-ai-is-building-a-self-driving-materials-lab/</w:t>
+        <w:t xml:space="preserve"> https://www.radical-ai.com/news/series-seed</w:t>
       </w:r>
     </w:p>
     <w:p>
@@ -19474,7 +20615,7 @@
           <w:i w:val="0"/>
           <w:sz w:val="21"/>
         </w:rPr>
-        <w:t xml:space="preserve">Atinary (2026). </w:t>
+        <w:t xml:space="preserve">R&amp;D World. </w:t>
       </w:r>
       <w:r>
         <w:rPr>
@@ -19483,7 +20624,7 @@
           <w:i/>
           <w:sz w:val="21"/>
         </w:rPr>
-        <w:t>Atinary opens Self-Driving Labs in Boston</w:t>
+        <w:t>How Radical AI is building a self-driving materials lab.</w:t>
       </w:r>
       <w:r>
         <w:rPr>
@@ -19492,7 +20633,7 @@
           <w:i w:val="0"/>
           <w:sz w:val="21"/>
         </w:rPr>
-        <w:t xml:space="preserve"> (2026.02). https://atinary.com/news/opening-atinary-self-driving-labs-boston/</w:t>
+        <w:t xml:space="preserve"> https://www.rdworldonline.com/how-radical-ai-is-building-a-self-driving-materials-lab/</w:t>
       </w:r>
     </w:p>
     <w:p>
@@ -19507,7 +20648,7 @@
           <w:i w:val="0"/>
           <w:sz w:val="21"/>
         </w:rPr>
-        <w:t xml:space="preserve">Bruker (2026). </w:t>
+        <w:t xml:space="preserve">Atinary (2026). </w:t>
       </w:r>
       <w:r>
         <w:rPr>
@@ -19516,7 +20657,7 @@
           <w:i/>
           <w:sz w:val="21"/>
         </w:rPr>
-        <w:t>Bruker announces strategic collaboration with Atinary Technologies to advance self-driving laboratories</w:t>
+        <w:t>Atinary opens Self-Driving Labs in Boston</w:t>
       </w:r>
       <w:r>
         <w:rPr>
@@ -19525,7 +20666,7 @@
           <w:i w:val="0"/>
           <w:sz w:val="21"/>
         </w:rPr>
-        <w:t xml:space="preserve"> (2026.08). https://www.nasdaq.com/press-release/bruker-announces-strategic-collaboration-atinary-technologies-advance-self-driving</w:t>
+        <w:t xml:space="preserve"> (2026.02). https://atinary.com/news/opening-atinary-self-driving-labs-boston/</w:t>
       </w:r>
     </w:p>
     <w:p>
@@ -19540,7 +20681,7 @@
           <w:i w:val="0"/>
           <w:sz w:val="21"/>
         </w:rPr>
-        <w:t xml:space="preserve">C&amp;EN (2026). </w:t>
+        <w:t xml:space="preserve">Bruker (2026). </w:t>
       </w:r>
       <w:r>
         <w:rPr>
@@ -19549,7 +20690,7 @@
           <w:i/>
           <w:sz w:val="21"/>
         </w:rPr>
-        <w:t>Self-driving labs are changing how chemists work</w:t>
+        <w:t>Bruker announces strategic collaboration with Atinary Technologies to advance self-driving laboratories</w:t>
       </w:r>
       <w:r>
         <w:rPr>
@@ -19558,7 +20699,7 @@
           <w:i w:val="0"/>
           <w:sz w:val="21"/>
         </w:rPr>
-        <w:t xml:space="preserve"> (2026.06). https://cen.acs.org/physical-chemistry/computational-chemistry/Self-driving-labs-changing-chemists/104/web/2026/06</w:t>
+        <w:t xml:space="preserve"> (2026.08). https://www.nasdaq.com/press-release/bruker-announces-strategic-collaboration-atinary-technologies-advance-self-driving</w:t>
       </w:r>
     </w:p>
     <w:p>
@@ -19573,7 +20714,7 @@
           <w:i w:val="0"/>
           <w:sz w:val="21"/>
         </w:rPr>
-        <w:t xml:space="preserve">MIT Technology Review (2025). </w:t>
+        <w:t xml:space="preserve">C&amp;EN (2026). </w:t>
       </w:r>
       <w:r>
         <w:rPr>
@@ -19582,7 +20723,7 @@
           <w:i/>
           <w:sz w:val="21"/>
         </w:rPr>
-        <w:t>AI materials discovery now needs to move into the real world</w:t>
+        <w:t>Self-driving labs are changing how chemists work</w:t>
       </w:r>
       <w:r>
         <w:rPr>
@@ -19591,7 +20732,7 @@
           <w:i w:val="0"/>
           <w:sz w:val="21"/>
         </w:rPr>
-        <w:t xml:space="preserve"> (2025.12.15). https://www.technologyreview.com/2025/12/15/1129210/ai-materials-science-discovery-startups-investment/</w:t>
+        <w:t xml:space="preserve"> (2026.06). https://cen.acs.org/physical-chemistry/computational-chemistry/Self-driving-labs-changing-chemists/104/web/2026/06</w:t>
       </w:r>
     </w:p>
     <w:p>
@@ -19606,7 +20747,7 @@
           <w:i w:val="0"/>
           <w:sz w:val="21"/>
         </w:rPr>
-        <w:t xml:space="preserve">The Boston Globe (2026). </w:t>
+        <w:t xml:space="preserve">MIT Technology Review (2025). </w:t>
       </w:r>
       <w:r>
         <w:rPr>
@@ -19615,7 +20756,7 @@
           <w:i/>
           <w:sz w:val="21"/>
         </w:rPr>
-        <w:t>After losing $6 billion, Ginkgo Bioworks pivots to selling lab robots with AI</w:t>
+        <w:t>AI materials discovery now needs to move into the real world</w:t>
       </w:r>
       <w:r>
         <w:rPr>
@@ -19624,7 +20765,7 @@
           <w:i w:val="0"/>
           <w:sz w:val="21"/>
         </w:rPr>
-        <w:t xml:space="preserve"> (2026.03.03). https://www.bostonglobe.com/2026/03/03/business/ginkgo-bioworks-pivot-ai-robots/</w:t>
+        <w:t xml:space="preserve"> (2025.12.15). https://www.technologyreview.com/2025/12/15/1129210/ai-materials-science-discovery-startups-investment/</w:t>
       </w:r>
     </w:p>
     <w:p>
@@ -19639,7 +20780,7 @@
           <w:i w:val="0"/>
           <w:sz w:val="21"/>
         </w:rPr>
-        <w:t xml:space="preserve">GEN (2022). </w:t>
+        <w:t xml:space="preserve">The Boston Globe (2026). </w:t>
       </w:r>
       <w:r>
         <w:rPr>
@@ -19648,7 +20789,7 @@
           <w:i/>
           <w:sz w:val="21"/>
         </w:rPr>
-        <w:t>Synbio synergy: Ginkgo to acquire troubled Zymergen for $300M.</w:t>
+        <w:t>After losing $6 billion, Ginkgo Bioworks pivots to selling lab robots with AI</w:t>
       </w:r>
       <w:r>
         <w:rPr>
@@ -19657,7 +20798,7 @@
           <w:i w:val="0"/>
           <w:sz w:val="21"/>
         </w:rPr>
-        <w:t xml:space="preserve"> https://www.genengnews.com/news/synbio-synergy-ginkgo-to-acquire-troubled-zymergen-for-300m/</w:t>
+        <w:t xml:space="preserve"> (2026.03.03). https://www.bostonglobe.com/2026/03/03/business/ginkgo-bioworks-pivot-ai-robots/</w:t>
       </w:r>
     </w:p>
     <w:p>
@@ -19672,7 +20813,7 @@
           <w:i w:val="0"/>
           <w:sz w:val="21"/>
         </w:rPr>
-        <w:t xml:space="preserve">Argonne National Laboratory. </w:t>
+        <w:t xml:space="preserve">GEN (2022). </w:t>
       </w:r>
       <w:r>
         <w:rPr>
@@ -19681,7 +20822,7 @@
           <w:i/>
           <w:sz w:val="21"/>
         </w:rPr>
-        <w:t>Self-driving lab transforms materials discovery.</w:t>
+        <w:t>Synbio synergy: Ginkgo to acquire troubled Zymergen for $300M.</w:t>
       </w:r>
       <w:r>
         <w:rPr>
@@ -19690,7 +20831,7 @@
           <w:i w:val="0"/>
           <w:sz w:val="21"/>
         </w:rPr>
-        <w:t xml:space="preserve"> https://www.anl.gov/article/selfdriving-lab-transforms-materials-discovery</w:t>
+        <w:t xml:space="preserve"> https://www.genengnews.com/news/synbio-synergy-ginkgo-to-acquire-troubled-zymergen-for-300m/</w:t>
       </w:r>
     </w:p>
     <w:p>
@@ -19705,7 +20846,7 @@
           <w:i w:val="0"/>
           <w:sz w:val="21"/>
         </w:rPr>
-        <w:t xml:space="preserve">Empa (2025). </w:t>
+        <w:t xml:space="preserve">Argonne National Laboratory. </w:t>
       </w:r>
       <w:r>
         <w:rPr>
@@ -19714,7 +20855,7 @@
           <w:i/>
           <w:sz w:val="21"/>
         </w:rPr>
-        <w:t>Empa robot delivers largest open dataset for battery research.</w:t>
+        <w:t>Self-driving lab transforms materials discovery.</w:t>
       </w:r>
       <w:r>
         <w:rPr>
@@ -19723,7 +20864,7 @@
           <w:i w:val="0"/>
           <w:sz w:val="21"/>
         </w:rPr>
-        <w:t xml:space="preserve"> https://www.news.admin.ch/en/newnsb/nXR9aqrVKWII27UacRywk</w:t>
+        <w:t xml:space="preserve"> https://www.anl.gov/article/selfdriving-lab-transforms-materials-discovery</w:t>
       </w:r>
     </w:p>
     <w:p>
@@ -19738,7 +20879,7 @@
           <w:i w:val="0"/>
           <w:sz w:val="21"/>
         </w:rPr>
-        <w:t xml:space="preserve">KAUST (2025). </w:t>
+        <w:t xml:space="preserve">Empa (2025). </w:t>
       </w:r>
       <w:r>
         <w:rPr>
@@ -19747,7 +20888,7 @@
           <w:i/>
           <w:sz w:val="21"/>
         </w:rPr>
-        <w:t>KAUST's new Robotics Bay advances the Kingdom's robotics and AI capabilities</w:t>
+        <w:t>Empa robot delivers largest open dataset for battery research.</w:t>
       </w:r>
       <w:r>
         <w:rPr>
@@ -19756,7 +20897,7 @@
           <w:i w:val="0"/>
           <w:sz w:val="21"/>
         </w:rPr>
-        <w:t xml:space="preserve"> (2025.10). https://www.kaust.edu.sa/en/news/kausts-new-robotics-bay-advances-the-kingdoms-robotics-and-ai-capabilities</w:t>
+        <w:t xml:space="preserve"> https://www.news.admin.ch/en/newnsb/nXR9aqrVKWII27UacRywk</w:t>
       </w:r>
     </w:p>
     <w:p>
@@ -19771,7 +20912,7 @@
           <w:i w:val="0"/>
           <w:sz w:val="21"/>
         </w:rPr>
-        <w:t xml:space="preserve">MIT 박사학위 논문 (2025). </w:t>
+        <w:t xml:space="preserve">KAUST (2025). </w:t>
       </w:r>
       <w:r>
         <w:rPr>
@@ -19780,7 +20921,7 @@
           <w:i/>
           <w:sz w:val="21"/>
         </w:rPr>
-        <w:t>A self-driving autonomous robotic laboratory for high-throughput semiconductor materials discovery</w:t>
+        <w:t>KAUST's new Robotics Bay advances the Kingdom's robotics and AI capabilities</w:t>
       </w:r>
       <w:r>
         <w:rPr>
@@ -19789,7 +20930,7 @@
           <w:i w:val="0"/>
           <w:sz w:val="21"/>
         </w:rPr>
-        <w:t xml:space="preserve"> (지도교수 T. Buonassisi). https://dspace.mit.edu/entities/publication/c4841a65-e177-4632-a981-33215d94169b</w:t>
+        <w:t xml:space="preserve"> (2025.10). https://www.kaust.edu.sa/en/news/kausts-new-robotics-bay-advances-the-kingdoms-robotics-and-ai-capabilities</w:t>
       </w:r>
     </w:p>
     <w:p>
@@ -19804,7 +20945,7 @@
           <w:i w:val="0"/>
           <w:sz w:val="21"/>
         </w:rPr>
-        <w:t xml:space="preserve">NIMS (2023). </w:t>
+        <w:t xml:space="preserve">MIT 박사학위 논문 (2025). </w:t>
       </w:r>
       <w:r>
         <w:rPr>
@@ -19813,7 +20954,7 @@
           <w:i/>
           <w:sz w:val="21"/>
         </w:rPr>
-        <w:t>Development of NIMS-OS: general-purpose software enabling autonomous, automated experiments</w:t>
+        <w:t>A self-driving autonomous robotic laboratory for high-throughput semiconductor materials discovery</w:t>
       </w:r>
       <w:r>
         <w:rPr>
@@ -19822,7 +20963,7 @@
           <w:i w:val="0"/>
           <w:sz w:val="21"/>
         </w:rPr>
-        <w:t xml:space="preserve"> (보도자료). https://www.nims.go.jp/eng/press/2023/07/202307200.html</w:t>
+        <w:t xml:space="preserve"> (지도교수 T. Buonassisi). https://dspace.mit.edu/entities/publication/c4841a65-e177-4632-a981-33215d94169b</w:t>
       </w:r>
     </w:p>
     <w:p>
@@ -19837,7 +20978,7 @@
           <w:i w:val="0"/>
           <w:sz w:val="21"/>
         </w:rPr>
-        <w:t xml:space="preserve">TII (2025). </w:t>
+        <w:t xml:space="preserve">NIMS (2023). </w:t>
       </w:r>
       <w:r>
         <w:rPr>
@@ -19846,7 +20987,7 @@
           <w:i/>
           <w:sz w:val="21"/>
         </w:rPr>
-        <w:t>Abu Dhabi's TII and NVIDIA launch Middle East's first joint AI &amp; robotics research lab.</w:t>
+        <w:t>Development of NIMS-OS: general-purpose software enabling autonomous, automated experiments</w:t>
       </w:r>
       <w:r>
         <w:rPr>
@@ -19855,7 +20996,7 @@
           <w:i w:val="0"/>
           <w:sz w:val="21"/>
         </w:rPr>
-        <w:t xml:space="preserve"> https://www.tii.ae/news/abu-dhabis-tii-and-nvidia-launch-middle-easts-first-joint-ai-robotics-nvaitc-research-lab</w:t>
+        <w:t xml:space="preserve"> (보도자료). https://www.nims.go.jp/eng/press/2023/07/202307200.html</w:t>
       </w:r>
     </w:p>
     <w:p>
@@ -19870,7 +21011,7 @@
           <w:i w:val="0"/>
           <w:sz w:val="21"/>
         </w:rPr>
-        <w:t xml:space="preserve">University of Liverpool (2024). </w:t>
+        <w:t xml:space="preserve">TII (2025). </w:t>
       </w:r>
       <w:r>
         <w:rPr>
@@ -19879,7 +21020,7 @@
           <w:i/>
           <w:sz w:val="21"/>
         </w:rPr>
-        <w:t>AI-driven mobile robots team up to tackle chemical synthesis.</w:t>
+        <w:t>Abu Dhabi's TII and NVIDIA launch Middle East's first joint AI &amp; robotics research lab.</w:t>
       </w:r>
       <w:r>
         <w:rPr>
@@ -19888,7 +21029,7 @@
           <w:i w:val="0"/>
           <w:sz w:val="21"/>
         </w:rPr>
-        <w:t xml:space="preserve"> https://news.liverpool.ac.uk/2024/11/06/ai-driven-mobile-robots-team-up-to-tackle-chemical-synthesis/</w:t>
+        <w:t xml:space="preserve"> https://www.tii.ae/news/abu-dhabis-tii-and-nvidia-launch-middle-easts-first-joint-ai-robotics-nvaitc-research-lab</w:t>
       </w:r>
     </w:p>
     <w:p>
@@ -19903,7 +21044,7 @@
           <w:i w:val="0"/>
           <w:sz w:val="21"/>
         </w:rPr>
-        <w:t xml:space="preserve">University of Toronto (2023). </w:t>
+        <w:t xml:space="preserve">University of Liverpool (2024). </w:t>
       </w:r>
       <w:r>
         <w:rPr>
@@ -19912,7 +21053,7 @@
           <w:i/>
           <w:sz w:val="21"/>
         </w:rPr>
-        <w:t>U of T receives $200-million grant to support Acceleration Consortium's 'self-driving labs' research.</w:t>
+        <w:t>AI-driven mobile robots team up to tackle chemical synthesis.</w:t>
       </w:r>
       <w:r>
         <w:rPr>
@@ -19921,7 +21062,7 @@
           <w:i w:val="0"/>
           <w:sz w:val="21"/>
         </w:rPr>
-        <w:t xml:space="preserve"> https://www.utoronto.ca/news/u-t-receives-200-million-grant-support-acceleration-consortium-s-self-driving-labs-research</w:t>
+        <w:t xml:space="preserve"> https://news.liverpool.ac.uk/2024/11/06/ai-driven-mobile-robots-team-up-to-tackle-chemical-synthesis/</w:t>
       </w:r>
     </w:p>
     <w:p>
@@ -19936,7 +21077,7 @@
           <w:i w:val="0"/>
           <w:sz w:val="21"/>
         </w:rPr>
-        <w:t xml:space="preserve">JST. </w:t>
+        <w:t xml:space="preserve">University of Toronto (2023). </w:t>
       </w:r>
       <w:r>
         <w:rPr>
@@ -19945,7 +21086,7 @@
           <w:i/>
           <w:sz w:val="21"/>
         </w:rPr>
-        <w:t>Moonshot R&amp;D Goal 3: Coevolution of AI and robots.</w:t>
+        <w:t>U of T receives $200-million grant to support Acceleration Consortium's 'self-driving labs' research.</w:t>
       </w:r>
       <w:r>
         <w:rPr>
@@ -19954,7 +21095,7 @@
           <w:i w:val="0"/>
           <w:sz w:val="21"/>
         </w:rPr>
-        <w:t xml:space="preserve"> https://www.jst.go.jp/moonshot/en/program/goal3/</w:t>
+        <w:t xml:space="preserve"> https://www.utoronto.ca/news/u-t-receives-200-million-grant-support-acceleration-consortium-s-self-driving-labs-research</w:t>
       </w:r>
     </w:p>
     <w:p>
@@ -19969,7 +21110,7 @@
           <w:i w:val="0"/>
           <w:sz w:val="21"/>
         </w:rPr>
-        <w:t xml:space="preserve">世界互联网大会 (2026). </w:t>
+        <w:t xml:space="preserve">JST. </w:t>
       </w:r>
       <w:r>
         <w:rPr>
@@ -19978,7 +21119,7 @@
           <w:i/>
           <w:sz w:val="21"/>
         </w:rPr>
-        <w:t>China's first fully unmanned AI-driven R&amp;D lab opens in Shanghai</w:t>
+        <w:t>Moonshot R&amp;D Goal 3: Coevolution of AI and robots.</w:t>
       </w:r>
       <w:r>
         <w:rPr>
@@ -19987,7 +21128,7 @@
           <w:i w:val="0"/>
           <w:sz w:val="21"/>
         </w:rPr>
-        <w:t xml:space="preserve"> (2026.07). https://www.wicinternet.org/2026-07/14/c_1197144.htm</w:t>
+        <w:t xml:space="preserve"> https://www.jst.go.jp/moonshot/en/program/goal3/</w:t>
       </w:r>
     </w:p>
     <w:p>
@@ -20002,7 +21143,25 @@
           <w:i w:val="0"/>
           <w:sz w:val="21"/>
         </w:rPr>
-        <w:t>헬로디디 (2026). 연구자 떠난 밤, AI·로봇 24번만에 세계 최고 촉매 찾았다 — KIST 무인 실험실. https://www.hellodd.com/news/articleView.html?idxno=110960</w:t>
+        <w:t xml:space="preserve">世界互联网大会 (2026). </w:t>
+      </w:r>
+      <w:r>
+        <w:rPr>
+          <w:rFonts w:ascii="Malgun Gothic" w:hAnsi="Malgun Gothic" w:eastAsia="맑은 고딕"/>
+          <w:b w:val="0"/>
+          <w:i/>
+          <w:sz w:val="21"/>
+        </w:rPr>
+        <w:t>China's first fully unmanned AI-driven R&amp;D lab opens in Shanghai</w:t>
+      </w:r>
+      <w:r>
+        <w:rPr>
+          <w:rFonts w:ascii="Malgun Gothic" w:hAnsi="Malgun Gothic" w:eastAsia="맑은 고딕"/>
+          <w:b w:val="0"/>
+          <w:i w:val="0"/>
+          <w:sz w:val="21"/>
+        </w:rPr>
+        <w:t xml:space="preserve"> (2026.07). https://www.wicinternet.org/2026-07/14/c_1197144.htm</w:t>
       </w:r>
     </w:p>
     <w:p>
@@ -20017,7 +21176,7 @@
           <w:i w:val="0"/>
           <w:sz w:val="21"/>
         </w:rPr>
-        <w:t>서울경제 (2026). 1만 번 실험을 24번으로…'AI 동료 과학자', 연구실 패러다임을 바꾸다. https://www.sedaily.com/NewsView/2H1RKYWYBG</w:t>
+        <w:t>헬로디디 (2026). 연구자 떠난 밤, AI·로봇 24번만에 세계 최고 촉매 찾았다 — KIST 무인 실험실. https://www.hellodd.com/news/articleView.html?idxno=110960</w:t>
       </w:r>
     </w:p>
     <w:p>
@@ -20032,7 +21191,7 @@
           <w:i w:val="0"/>
           <w:sz w:val="21"/>
         </w:rPr>
-        <w:t>이데일리 (2026). 과기정통부, 자율실험실 산·학·연 협의체 출범. https://www.edaily.co.kr/News/Read?newsId=04529686645546336</w:t>
+        <w:t>서울경제 (2026). 1만 번 실험을 24번으로…'AI 동료 과학자', 연구실 패러다임을 바꾸다. https://www.sedaily.com/NewsView/2H1RKYWYBG</w:t>
       </w:r>
     </w:p>
     <w:p>
@@ -20047,7 +21206,100 @@
           <w:i w:val="0"/>
           <w:sz w:val="21"/>
         </w:rPr>
+        <w:t>이데일리 (2026). 과기정통부, 자율실험실 산·학·연 협의체 출범. https://www.edaily.co.kr/News/Read?newsId=04529686645546336</w:t>
+      </w:r>
+    </w:p>
+    <w:p>
+      <w:pPr>
+        <w:pStyle w:val="ListBullet"/>
+        <w:spacing w:after="60" w:line="324" w:lineRule="auto"/>
+      </w:pPr>
+      <w:r>
+        <w:rPr>
+          <w:rFonts w:ascii="Malgun Gothic" w:hAnsi="Malgun Gothic" w:eastAsia="맑은 고딕"/>
+          <w:b w:val="0"/>
+          <w:i w:val="0"/>
+          <w:sz w:val="21"/>
+        </w:rPr>
         <w:t>서울경제 (2026). 정부 '자율실험실 생태계' 시동…삼성·SK 등 80여개 기관 뭉쳤다. https://www.sedaily.com/article/20077980</w:t>
+      </w:r>
+    </w:p>
+    <w:p>
+      <w:pPr>
+        <w:pStyle w:val="ListBullet"/>
+        <w:spacing w:after="60" w:line="324" w:lineRule="auto"/>
+      </w:pPr>
+      <w:r>
+        <w:rPr>
+          <w:rFonts w:ascii="Malgun Gothic" w:hAnsi="Malgun Gothic" w:eastAsia="맑은 고딕"/>
+          <w:b w:val="0"/>
+          <w:i w:val="0"/>
+          <w:sz w:val="21"/>
+        </w:rPr>
+        <w:t xml:space="preserve">과학기술정보통신부 (2026). </w:t>
+      </w:r>
+      <w:r>
+        <w:rPr>
+          <w:rFonts w:ascii="Malgun Gothic" w:hAnsi="Malgun Gothic" w:eastAsia="맑은 고딕"/>
+          <w:b w:val="0"/>
+          <w:i/>
+          <w:sz w:val="21"/>
+        </w:rPr>
+        <w:t>AI시대 과학기술 경쟁력 대도약을 위한 K-문샷 추진전략(안)</w:t>
+      </w:r>
+      <w:r>
+        <w:rPr>
+          <w:rFonts w:ascii="Malgun Gothic" w:hAnsi="Malgun Gothic" w:eastAsia="맑은 고딕"/>
+          <w:b w:val="0"/>
+          <w:i w:val="0"/>
+          <w:sz w:val="21"/>
+        </w:rPr>
+        <w:t xml:space="preserve"> (2026.02.25).</w:t>
+      </w:r>
+    </w:p>
+    <w:p>
+      <w:pPr>
+        <w:pStyle w:val="ListBullet"/>
+        <w:spacing w:after="60" w:line="324" w:lineRule="auto"/>
+      </w:pPr>
+      <w:r>
+        <w:rPr>
+          <w:rFonts w:ascii="Malgun Gothic" w:hAnsi="Malgun Gothic" w:eastAsia="맑은 고딕"/>
+          <w:b w:val="0"/>
+          <w:i w:val="0"/>
+          <w:sz w:val="21"/>
+        </w:rPr>
+        <w:t>헤럴드경제 (2026). "AI가 설계하고 로봇이 실험" 자율실험실 구축…K-문샷 신약개발 속도. https://biz.heraldcorp.com/article/10770134</w:t>
+      </w:r>
+    </w:p>
+    <w:p>
+      <w:pPr>
+        <w:pStyle w:val="ListBullet"/>
+        <w:spacing w:after="60" w:line="324" w:lineRule="auto"/>
+      </w:pPr>
+      <w:r>
+        <w:rPr>
+          <w:rFonts w:ascii="Malgun Gothic" w:hAnsi="Malgun Gothic" w:eastAsia="맑은 고딕"/>
+          <w:b w:val="0"/>
+          <w:i w:val="0"/>
+          <w:sz w:val="21"/>
+        </w:rPr>
+        <w:t>헬로디디 (2026). AI가 가설 세우고 로봇이 24시간 실험 — 韓 첫 '자율실험실' 연합 출범. https://www.hellodd.com/news/articleView.html?idxno=112789</w:t>
+      </w:r>
+    </w:p>
+    <w:p>
+      <w:pPr>
+        <w:pStyle w:val="ListBullet"/>
+        <w:spacing w:after="60" w:line="324" w:lineRule="auto"/>
+      </w:pPr>
+      <w:r>
+        <w:rPr>
+          <w:rFonts w:ascii="Malgun Gothic" w:hAnsi="Malgun Gothic" w:eastAsia="맑은 고딕"/>
+          <w:b w:val="0"/>
+          <w:i w:val="0"/>
+          <w:sz w:val="21"/>
+        </w:rPr>
+        <w:t>이데일리 (2026). LG화학, 업계 최초 신약 연구에 피지컬AI 적용. https://pharm.edaily.co.kr/News/Read?newsId=01148006645447608</w:t>
       </w:r>
     </w:p>
     <w:p>
